--- a/downloads/student/ai-2-week-06.docx
+++ b/downloads/student/ai-2-week-06.docx
@@ -1913,6 +1913,16 @@
     <w:p>
       <w:r>
         <w:t>These three tests check a specified formula and bug; they do not prove correct handling of every type or invalid request.</w:t>
+      </w:r>
+    </w:p>
+    <w:p>
+      <w:r>
+        <w:t>Read the labelled picture: Which test most directly isolates the handling of loose books, and what should it produce?</w:t>
+      </w:r>
+    </w:p>
+    <w:p>
+      <w:r>
+        <w:t>Change one thing: Repair the body to bundle_count*6+loose. Predict the result before checking the explanation. What remains the same?</w:t>
       </w:r>
     </w:p>
     <w:p>
@@ -3947,6 +3957,187 @@
     <w:p>
       <w:r>
         <w:t>Attempt the independent case before hints. Record whether you worked alone, used a hint or followed a model. After feedback, fix the first unsupported step and explain why it changed. A later check uses a changed case, not a copied answer.</w:t>
+      </w:r>
+    </w:p>
+    <w:p>
+      <w:pPr>
+        <w:pStyle w:val="Heading1"/>
+      </w:pPr>
+      <w:r>
+        <w:t>15. Your lesson route</w:t>
+      </w:r>
+    </w:p>
+    <w:p>
+      <w:r>
+        <w:t>Start with this question: A fictional shelf function should count books in complete bundles plus loose books.</w:t>
+      </w:r>
+    </w:p>
+    <w:tbl>
+      <w:tblPr>
+        <w:tblStyle w:val="LightShading-Accent1"/>
+        <w:tblW w:type="auto" w:w="0"/>
+        <w:tblLook w:firstColumn="1" w:firstRow="1" w:lastColumn="0" w:lastRow="0" w:noHBand="0" w:noVBand="1" w:val="04A0"/>
+      </w:tblPr>
+      <w:tblGrid>
+        <w:gridCol w:w="5112"/>
+        <w:gridCol w:w="5112"/>
+      </w:tblGrid>
+      <w:tr>
+        <w:trPr>
+          <w:tblHeader/>
+        </w:trPr>
+        <w:tc>
+          <w:tcPr>
+            <w:tcW w:type="dxa" w:w="5112"/>
+          </w:tcPr>
+          <w:p>
+            <w:r>
+              <w:t>By the end, I can</w:t>
+            </w:r>
+          </w:p>
+        </w:tc>
+        <w:tc>
+          <w:tcPr>
+            <w:tcW w:type="dxa" w:w="5112"/>
+          </w:tcPr>
+          <w:p>
+            <w:r>
+              <w:t>How I will show it</w:t>
+            </w:r>
+          </w:p>
+        </w:tc>
+      </w:tr>
+      <w:tr>
+        <w:tc>
+          <w:tcPr>
+            <w:tcW w:type="dxa" w:w="5112"/>
+          </w:tcPr>
+          <w:p>
+            <w:r>
+              <w:t>Design revealing tests for a function</w:t>
+            </w:r>
+          </w:p>
+        </w:tc>
+        <w:tc>
+          <w:tcPr>
+            <w:tcW w:type="dxa" w:w="5112"/>
+          </w:tcPr>
+          <w:p>
+            <w:r>
+              <w:t>Explain the deciding step, show a trace or test, and state one limit.</w:t>
+            </w:r>
+          </w:p>
+        </w:tc>
+      </w:tr>
+      <w:tr>
+        <w:tc>
+          <w:tcPr>
+            <w:tcW w:type="dxa" w:w="5112"/>
+          </w:tcPr>
+          <w:p>
+            <w:r>
+              <w:t>Compare expected and actual results</w:t>
+            </w:r>
+          </w:p>
+        </w:tc>
+        <w:tc>
+          <w:tcPr>
+            <w:tcW w:type="dxa" w:w="5112"/>
+          </w:tcPr>
+          <w:p>
+            <w:r>
+              <w:t>Explain the deciding step, show a trace or test, and state one limit.</w:t>
+            </w:r>
+          </w:p>
+        </w:tc>
+      </w:tr>
+      <w:tr>
+        <w:tc>
+          <w:tcPr>
+            <w:tcW w:type="dxa" w:w="5112"/>
+          </w:tcPr>
+          <w:p>
+            <w:r>
+              <w:t>Repair a defect and rerun earlier cases</w:t>
+            </w:r>
+          </w:p>
+        </w:tc>
+        <w:tc>
+          <w:tcPr>
+            <w:tcW w:type="dxa" w:w="5112"/>
+          </w:tcPr>
+          <w:p>
+            <w:r>
+              <w:t>Explain the deciding step, show a trace or test, and state one limit.</w:t>
+            </w:r>
+          </w:p>
+        </w:tc>
+      </w:tr>
+    </w:tbl>
+    <w:p>
+      <w:r>
+        <w:t>Remember → watch and explain → try with help → investigate → try independently → keep project evidence. Your teacher may spread this lesson across several classes.</w:t>
+      </w:r>
+    </w:p>
+    <w:p>
+      <w:r>
+        <w:t>Keep your first prediction. Compare it with what the evidence shows and explain any change.</w:t>
+      </w:r>
+    </w:p>
+    <w:p>
+      <w:pPr>
+        <w:pStyle w:val="Heading1"/>
+      </w:pPr>
+      <w:r>
+        <w:t>16. Finish and return</w:t>
+      </w:r>
+    </w:p>
+    <w:p>
+      <w:r>
+        <w:t>Close your notes. Explain this goal in your own words: Design revealing tests for a function</w:t>
+      </w:r>
+    </w:p>
+    <w:p>
+      <w:pPr>
+        <w:pStyle w:val="Heading3"/>
+      </w:pPr>
+      <w:r>
+        <w:t>My deciding step, evidence and one remaining question</w:t>
+      </w:r>
+    </w:p>
+    <w:p>
+      <w:r>
+        <w:t>________________________________________________________________</w:t>
+      </w:r>
+    </w:p>
+    <w:p>
+      <w:r>
+        <w:t>________________________________________________________________</w:t>
+      </w:r>
+    </w:p>
+    <w:p>
+      <w:r>
+        <w:t>________________________________________________________________</w:t>
+      </w:r>
+    </w:p>
+    <w:p>
+      <w:r>
+        <w:t>________________________________________________________________</w:t>
+      </w:r>
+    </w:p>
+    <w:p>
+      <w:r>
+        <w:t>________________________________________________________________</w:t>
+      </w:r>
+    </w:p>
+    <w:p>
+      <w:r>
+        <w:t>If you are unsure, return to the worked picture and explain one arrow. If you are ready, change an input or assumption and justify your prediction.</w:t>
+      </w:r>
+    </w:p>
+    <w:p>
+      <w:r>
+        <w:t>Save your workbook evidence. At the next review, try a different case before opening your old answer.</w:t>
       </w:r>
     </w:p>
     <w:sectPr>

--- a/downloads/student/ai-2-week-06.docx
+++ b/downloads/student/ai-2-week-06.docx
@@ -4138,6 +4138,215 @@
     <w:p>
       <w:r>
         <w:t>Save your workbook evidence. At the next review, try a different case before opening your old answer.</w:t>
+      </w:r>
+    </w:p>
+    <w:p>
+      <w:pPr>
+        <w:pStyle w:val="Heading1"/>
+      </w:pPr>
+      <w:r>
+        <w:t>17. Supported practice, repair and portfolio</w:t>
+      </w:r>
+    </w:p>
+    <w:p>
+      <w:r>
+        <w:t>Use this supported practice once, in the browser or on paper. Keep the reserved independent assessment for a separate first attempt before teacher feedback.</w:t>
+      </w:r>
+    </w:p>
+    <w:p>
+      <w:r>
+        <w:t>A fictional shelf function should count books in complete bundles plus loose books.</w:t>
+      </w:r>
+    </w:p>
+    <w:p>
+      <w:pPr>
+        <w:pStyle w:val="Heading3"/>
+      </w:pPr>
+      <w:r>
+        <w:t>Practice 1: explain the deciding evidence</w:t>
+      </w:r>
+    </w:p>
+    <w:p>
+      <w:r>
+        <w:t>Which labelled step matches this detail? For (2,0), both return 12; a pass does not locate every bug.</w:t>
+      </w:r>
+    </w:p>
+    <w:p>
+      <w:r>
+        <w:t>1. Zero-bundle test</w:t>
+      </w:r>
+    </w:p>
+    <w:p>
+      <w:r>
+        <w:t>2. Expected normal test</w:t>
+      </w:r>
+    </w:p>
+    <w:p>
+      <w:r>
+        <w:t>3. Faulty trace</w:t>
+      </w:r>
+    </w:p>
+    <w:p>
+      <w:r>
+        <w:t>4. Nonrevealing test</w:t>
+      </w:r>
+    </w:p>
+    <w:p>
+      <w:pPr>
+        <w:pStyle w:val="Heading3"/>
+      </w:pPr>
+      <w:r>
+        <w:t>My selected conclusion, deciding fact and explanation</w:t>
+      </w:r>
+    </w:p>
+    <w:p>
+      <w:r>
+        <w:t>________________________________________________________________</w:t>
+      </w:r>
+    </w:p>
+    <w:p>
+      <w:r>
+        <w:t>________________________________________________________________</w:t>
+      </w:r>
+    </w:p>
+    <w:p>
+      <w:r>
+        <w:t>________________________________________________________________</w:t>
+      </w:r>
+    </w:p>
+    <w:p>
+      <w:r>
+        <w:t>________________________________________________________________</w:t>
+      </w:r>
+    </w:p>
+    <w:p>
+      <w:r>
+        <w:t>________________________________________________________________</w:t>
+      </w:r>
+    </w:p>
+    <w:p>
+      <w:r>
+        <w:t>Hint if needed: Read the steps in the pictorial case. Match the supplied detail to the stage that performs or records it.</w:t>
+      </w:r>
+    </w:p>
+    <w:p>
+      <w:r>
+        <w:t>After your attempt, compare with the supported explanation: Nonrevealing test For (2,0), both return 12; a pass does not locate every bug. Test cases need not all expose the same error. Here loose books must be added after multiplying bundles. A zero-loose case cannot distinguish the two formulas because multiplying zero loose books changes nothing. Keep expected and actual columns so an observed output does not quietly become its own expected answer.</w:t>
+      </w:r>
+    </w:p>
+    <w:p>
+      <w:pPr>
+        <w:pStyle w:val="Heading3"/>
+      </w:pPr>
+      <w:r>
+        <w:t>Practice 2: explain the deciding evidence</w:t>
+      </w:r>
+    </w:p>
+    <w:p>
+      <w:r>
+        <w:t>Changed-case practice: Repair the body to bundle_count*6+loose. Which conclusion is supported by the supplied facts?</w:t>
+      </w:r>
+    </w:p>
+    <w:p>
+      <w:r>
+        <w:t>1. We can decide the result without examining the changed input or the procedure.</w:t>
+      </w:r>
+    </w:p>
+    <w:p>
+      <w:r>
+        <w:t>2. Expected results for (2,1),(0,3),(2,0) are 13,3,12.</w:t>
+      </w:r>
+    </w:p>
+    <w:p>
+      <w:r>
+        <w:t>3. This one example guarantees correct results for every future input.</w:t>
+      </w:r>
+    </w:p>
+    <w:p>
+      <w:pPr>
+        <w:pStyle w:val="Heading3"/>
+      </w:pPr>
+      <w:r>
+        <w:t>My selected conclusion, deciding fact and explanation</w:t>
+      </w:r>
+    </w:p>
+    <w:p>
+      <w:r>
+        <w:t>________________________________________________________________</w:t>
+      </w:r>
+    </w:p>
+    <w:p>
+      <w:r>
+        <w:t>________________________________________________________________</w:t>
+      </w:r>
+    </w:p>
+    <w:p>
+      <w:r>
+        <w:t>________________________________________________________________</w:t>
+      </w:r>
+    </w:p>
+    <w:p>
+      <w:r>
+        <w:t>________________________________________________________________</w:t>
+      </w:r>
+    </w:p>
+    <w:p>
+      <w:r>
+        <w:t>________________________________________________________________</w:t>
+      </w:r>
+    </w:p>
+    <w:p>
+      <w:r>
+        <w:t>Hint if needed: Use the changed condition and the deciding step in the pictorial trace. The answer must say what follows from those facts.</w:t>
+      </w:r>
+    </w:p>
+    <w:p>
+      <w:r>
+        <w:t>After your attempt, compare with the supported explanation: Expected results for (2,1),(0,3),(2,0) are 13,3,12. Only bundles are groups of six; loose books are counted individually.</w:t>
+      </w:r>
+    </w:p>
+    <w:p>
+      <w:pPr>
+        <w:pStyle w:val="Heading3"/>
+      </w:pPr>
+      <w:r>
+        <w:t>Repair a missing building block</w:t>
+      </w:r>
+    </w:p>
+    <w:p>
+      <w:r>
+        <w:t>Review Loops and Stopping (ai-2/5). Goal: Trace variable values before and after each loop iteration. Short practice: Why is report 0 correct for the original loop, and why is equality-only stopping risky here?. Return to this week and explain what you changed.</w:t>
+      </w:r>
+    </w:p>
+    <w:p>
+      <w:r>
+        <w:t>Review Branching Logic (ai-2/3). Goal: Trace the selected branch in an if elif else chain. Short practice: Give expected labels for −1,0,10,11 and identify the equality boundary for Short.. Return to this week and explain what you changed.</w:t>
+      </w:r>
+    </w:p>
+    <w:p>
+      <w:pPr>
+        <w:pStyle w:val="Heading3"/>
+      </w:pPr>
+      <w:r>
+        <w:t>Predict, run and debug</w:t>
+      </w:r>
+    </w:p>
+    <w:p>
+      <w:r>
+        <w:t>The browser lab lets you edit the supported Python examples already included in this lesson. Predict first, run, inspect the actual output or error, change one input, then run again. Keep code, predictions, actual results and a reasoned revision together. On paper, label your result as a trace rather than an execution.</w:t>
+      </w:r>
+    </w:p>
+    <w:p>
+      <w:pPr>
+        <w:pStyle w:val="Heading3"/>
+      </w:pPr>
+      <w:r>
+        <w:t>Keep your completed work</w:t>
+      </w:r>
+    </w:p>
+    <w:p>
+      <w:r>
+        <w:t>Use Download completed work in the hosted lesson to export your answers, reflections, practice feedback and code-run evidence. Open the HTML copy to read or print it. Drafts stay in this browser when storage is available; clear drafts on a shared device.</w:t>
       </w:r>
     </w:p>
     <w:sectPr>

--- a/downloads/student/ai-2-week-06.docx
+++ b/downloads/student/ai-2-week-06.docx
@@ -42,6 +42,11 @@
       </w:r>
     </w:p>
     <w:p>
+      <w:r>
+        <w:t>Start with the target: Design revealing tests for a function. Try the recall before opening notes.</w:t>
+      </w:r>
+    </w:p>
+    <w:p>
       <w:pPr>
         <w:pStyle w:val="Heading3"/>
       </w:pPr>
@@ -50,17 +55,35 @@
       </w:r>
     </w:p>
     <w:p>
-      <w:r>
+      <w:pPr>
+        <w:spacing w:line="336" w:lineRule="auto" w:after="180"/>
+      </w:pPr>
+      <w:r>
+        <w:rPr>
+          <w:b w:val="0"/>
+        </w:rPr>
         <w:t>I can design revealing tests for a function.</w:t>
       </w:r>
     </w:p>
     <w:p>
-      <w:r>
+      <w:pPr>
+        <w:spacing w:line="336" w:lineRule="auto" w:after="180"/>
+      </w:pPr>
+      <w:r>
+        <w:rPr>
+          <w:b w:val="0"/>
+        </w:rPr>
         <w:t>I can compare expected and actual results.</w:t>
       </w:r>
     </w:p>
     <w:p>
-      <w:r>
+      <w:pPr>
+        <w:spacing w:line="336" w:lineRule="auto" w:after="180"/>
+      </w:pPr>
+      <w:r>
+        <w:rPr>
+          <w:b w:val="0"/>
+        </w:rPr>
         <w:t>I can repair a defect and rerun earlier cases.</w:t>
       </w:r>
     </w:p>
@@ -73,33 +96,117 @@
       </w:r>
     </w:p>
     <w:p>
-      <w:r>
+      <w:pPr>
+        <w:spacing w:line="336" w:lineRule="auto" w:after="180"/>
+      </w:pPr>
+      <w:r>
+        <w:rPr>
+          <w:b w:val="0"/>
+        </w:rPr>
         <w:t>Close your notes first. A rough first answer helps us choose the right starting point; it is not a score for your ability.</w:t>
       </w:r>
     </w:p>
     <w:p>
-      <w:r>
+      <w:pPr>
+        <w:spacing w:line="336" w:lineRule="auto" w:after="180"/>
+      </w:pPr>
+      <w:r>
+        <w:rPr>
+          <w:b w:val="0"/>
+        </w:rPr>
         <w:t>Without opening the old lesson, explain one key idea from Loops and Stopping. Give an example and a mistake that the idea helps you avoid.</w:t>
       </w:r>
     </w:p>
     <w:p>
-      <w:r>
+      <w:pPr>
+        <w:spacing w:line="336" w:lineRule="auto" w:after="180"/>
+      </w:pPr>
+      <w:r>
+        <w:rPr>
+          <w:b w:val="0"/>
+        </w:rPr>
         <w:t>Without opening the old lesson, explain one key idea from Branching Logic. Give an example and a mistake that the idea helps you avoid.</w:t>
       </w:r>
     </w:p>
     <w:p>
-      <w:r>
-        <w:t>After trying, check the relevant lesson or ask your teacher. Change the part of your explanation that the evidence shows was wrong.</w:t>
-      </w:r>
-    </w:p>
-    <w:p>
-      <w:r>
-        <w:t>Week 6: Debugging Strategies</w:t>
-      </w:r>
-    </w:p>
-    <w:p>
-      <w:r>
-        <w:t>Good debugging isolates a cause with controlled tests.</w:t>
+      <w:pPr>
+        <w:spacing w:line="336" w:lineRule="auto" w:after="180"/>
+      </w:pPr>
+      <w:r>
+        <w:rPr>
+          <w:b w:val="0"/>
+        </w:rPr>
+        <w:t xml:space="preserve">After trying, check the relevant lesson or ask your teacher. Change the part of your explanation that the </w:t>
+      </w:r>
+      <w:r>
+        <w:rPr>
+          <w:b/>
+        </w:rPr>
+        <w:t>evidence</w:t>
+      </w:r>
+      <w:r>
+        <w:rPr>
+          <w:b w:val="0"/>
+        </w:rPr>
+        <w:t xml:space="preserve"> shows was wrong.</w:t>
+      </w:r>
+    </w:p>
+    <w:p>
+      <w:pPr>
+        <w:spacing w:line="336" w:lineRule="auto" w:after="180"/>
+      </w:pPr>
+      <w:r>
+        <w:rPr>
+          <w:b w:val="0"/>
+        </w:rPr>
+        <w:t xml:space="preserve">Week 6: </w:t>
+      </w:r>
+      <w:r>
+        <w:rPr>
+          <w:b/>
+        </w:rPr>
+        <w:t>Debug</w:t>
+      </w:r>
+      <w:r>
+        <w:rPr>
+          <w:b w:val="0"/>
+        </w:rPr>
+        <w:t>ging Strategies</w:t>
+      </w:r>
+    </w:p>
+    <w:p>
+      <w:pPr>
+        <w:spacing w:line="336" w:lineRule="auto" w:after="180"/>
+      </w:pPr>
+      <w:r>
+        <w:rPr>
+          <w:b w:val="0"/>
+        </w:rPr>
+        <w:t xml:space="preserve">Good </w:t>
+      </w:r>
+      <w:r>
+        <w:rPr>
+          <w:b/>
+        </w:rPr>
+        <w:t>debug</w:t>
+      </w:r>
+      <w:r>
+        <w:rPr>
+          <w:b w:val="0"/>
+        </w:rPr>
+        <w:t xml:space="preserve">ging isolates a cause with </w:t>
+      </w:r>
+      <w:r>
+        <w:rPr>
+          <w:b/>
+        </w:rPr>
+        <w:t>controlled test</w:t>
+      </w:r>
+      <w:r>
+        <w:rPr>
+          <w:b w:val="0"/>
+        </w:rPr>
+        <w:t>s.</w:t>
       </w:r>
     </w:p>
     <w:p>
@@ -139,17 +246,35 @@
       </w:r>
     </w:p>
     <w:p>
-      <w:r>
+      <w:pPr>
+        <w:spacing w:line="336" w:lineRule="auto" w:after="180"/>
+      </w:pPr>
+      <w:r>
+        <w:rPr>
+          <w:b/>
+        </w:rPr>
         <w:t>THINKER MISSION</w:t>
       </w:r>
     </w:p>
     <w:p>
-      <w:r>
+      <w:pPr>
+        <w:spacing w:line="336" w:lineRule="auto" w:after="180"/>
+      </w:pPr>
+      <w:r>
+        <w:rPr>
+          <w:b w:val="0"/>
+        </w:rPr>
         <w:t>Use divide-and-check to locate a faulty branch.</w:t>
       </w:r>
     </w:p>
     <w:p>
-      <w:r>
+      <w:pPr>
+        <w:spacing w:line="336" w:lineRule="auto" w:after="180"/>
+      </w:pPr>
+      <w:r>
+        <w:rPr>
+          <w:b w:val="0"/>
+        </w:rPr>
         <w:t>Thinker name and date:</w:t>
       </w:r>
     </w:p>
@@ -195,7 +320,14 @@
       </w:r>
     </w:p>
     <w:p>
-      <w:r>
+      <w:pPr>
+        <w:spacing w:line="336" w:lineRule="auto" w:after="180"/>
+        <w:shd w:fill="F5F1FB"/>
+      </w:pPr>
+      <w:r>
+        <w:rPr>
+          <w:b w:val="0"/>
+        </w:rPr>
         <w:t>For capacity 9 and used 2, what should remaining return?</w:t>
       </w:r>
     </w:p>
@@ -208,7 +340,13 @@
       </w:r>
     </w:p>
     <w:p>
-      <w:r>
+      <w:pPr>
+        <w:spacing w:line="336" w:lineRule="auto" w:after="180"/>
+      </w:pPr>
+      <w:r>
+        <w:rPr>
+          <w:b w:val="0"/>
+        </w:rPr>
         <w:t>By the end, I can test a function with expected values that distinguish a particular bug.</w:t>
       </w:r>
     </w:p>
@@ -222,17 +360,52 @@
     </w:p>
     <w:p>
       <w:r>
+        <w:t>Investigate the supplied Debugging Strategies case. Separate observations, given facts and assumptions before choosing an explanation.</w:t>
+      </w:r>
+    </w:p>
+    <w:p>
+      <w:pPr>
+        <w:spacing w:line="336" w:lineRule="auto" w:after="180"/>
+      </w:pPr>
+      <w:r>
+        <w:rPr>
+          <w:b/>
+        </w:rPr>
         <w:t>PICTURE STORY</w:t>
       </w:r>
     </w:p>
     <w:p>
-      <w:r>
+      <w:pPr>
+        <w:spacing w:line="336" w:lineRule="auto" w:after="180"/>
+      </w:pPr>
+      <w:r>
+        <w:rPr>
+          <w:b w:val="0"/>
+        </w:rPr>
         <w:t>Notice → Predict → Explain</w:t>
       </w:r>
     </w:p>
     <w:p>
-      <w:r>
-        <w:t>Begin with visible evidence. Do not explain more than the picture and information support.</w:t>
+      <w:pPr>
+        <w:spacing w:line="336" w:lineRule="auto" w:after="180"/>
+      </w:pPr>
+      <w:r>
+        <w:rPr>
+          <w:b w:val="0"/>
+        </w:rPr>
+        <w:t xml:space="preserve">Begin with visible </w:t>
+      </w:r>
+      <w:r>
+        <w:rPr>
+          <w:b/>
+        </w:rPr>
+        <w:t>evidence</w:t>
+      </w:r>
+      <w:r>
+        <w:rPr>
+          <w:b w:val="0"/>
+        </w:rPr>
+        <w:t>. Do not explain more than the picture and information support.</w:t>
       </w:r>
     </w:p>
     <w:p>
@@ -272,18 +445,82 @@
       </w:r>
     </w:p>
     <w:p>
-      <w:r>
+      <w:pPr>
+        <w:pStyle w:val="Heading3"/>
+      </w:pPr>
+      <w:r>
+        <w:t>Start with this puzzle</w:t>
+      </w:r>
+    </w:p>
+    <w:p>
+      <w:pPr>
+        <w:spacing w:line="336" w:lineRule="auto" w:after="180"/>
+        <w:shd w:fill="F1F6FC"/>
+      </w:pPr>
+      <w:r>
+        <w:rPr>
+          <w:b w:val="0"/>
+        </w:rPr>
         <w:t>MYSTERY</w:t>
       </w:r>
     </w:p>
     <w:p>
-      <w:r>
-        <w:t>The learners must use debugging strategies to solve a problem. What information do they have? What decision or calculation do they make? What would count as evidence that it worked?</w:t>
-      </w:r>
-    </w:p>
-    <w:p>
-      <w:r>
-        <w:t>Three observations (what you can point to):</w:t>
+      <w:pPr>
+        <w:spacing w:line="336" w:lineRule="auto" w:after="180"/>
+        <w:shd w:fill="F5F1FB"/>
+      </w:pPr>
+      <w:r>
+        <w:rPr>
+          <w:b w:val="0"/>
+        </w:rPr>
+        <w:t xml:space="preserve">The learners must use </w:t>
+      </w:r>
+      <w:r>
+        <w:rPr>
+          <w:b/>
+        </w:rPr>
+        <w:t>debug</w:t>
+      </w:r>
+      <w:r>
+        <w:rPr>
+          <w:b w:val="0"/>
+        </w:rPr>
+        <w:t xml:space="preserve">ging strategies to solve a problem. What information do they have? What decision or calculation do they make? What would count as </w:t>
+      </w:r>
+      <w:r>
+        <w:rPr>
+          <w:b/>
+        </w:rPr>
+        <w:t>evidence</w:t>
+      </w:r>
+      <w:r>
+        <w:rPr>
+          <w:b w:val="0"/>
+        </w:rPr>
+        <w:t xml:space="preserve"> that it worked?</w:t>
+      </w:r>
+    </w:p>
+    <w:p>
+      <w:pPr>
+        <w:spacing w:line="336" w:lineRule="auto" w:after="180"/>
+      </w:pPr>
+      <w:r>
+        <w:rPr>
+          <w:b w:val="0"/>
+        </w:rPr>
+        <w:t xml:space="preserve">Three </w:t>
+      </w:r>
+      <w:r>
+        <w:rPr>
+          <w:b/>
+        </w:rPr>
+        <w:t>observation</w:t>
+      </w:r>
+      <w:r>
+        <w:rPr>
+          <w:b w:val="0"/>
+        </w:rPr>
+        <w:t>s (what you can point to):</w:t>
       </w:r>
     </w:p>
     <w:p>
@@ -320,8 +557,26 @@
       </w:r>
     </w:p>
     <w:p>
-      <w:r>
-        <w:t>My prediction and the clue supporting it:</w:t>
+      <w:pPr>
+        <w:spacing w:line="336" w:lineRule="auto" w:after="180"/>
+      </w:pPr>
+      <w:r>
+        <w:rPr>
+          <w:b w:val="0"/>
+        </w:rPr>
+        <w:t xml:space="preserve">My </w:t>
+      </w:r>
+      <w:r>
+        <w:rPr>
+          <w:b/>
+        </w:rPr>
+        <w:t>prediction</w:t>
+      </w:r>
+      <w:r>
+        <w:rPr>
+          <w:b w:val="0"/>
+        </w:rPr>
+        <w:t xml:space="preserve"> and the clue supporting it:</w:t>
       </w:r>
     </w:p>
     <w:p>
@@ -366,8 +621,49 @@
       </w:r>
     </w:p>
     <w:p>
-      <w:r>
-        <w:t>A function can pass one example by coincidence. Start with a written rule, calculate expected results independently, and include ordinary, zero and boundary cases. We will test a subtraction function under the contract 0 &lt;= used &lt;= capacity.</w:t>
+      <w:pPr>
+        <w:spacing w:line="336" w:lineRule="auto" w:after="180"/>
+      </w:pPr>
+      <w:r>
+        <w:rPr>
+          <w:b w:val="0"/>
+        </w:rPr>
+        <w:t xml:space="preserve">A function can pass one example by coincidence. Start with a </w:t>
+      </w:r>
+      <w:r>
+        <w:rPr>
+          <w:b/>
+        </w:rPr>
+        <w:t>written rule</w:t>
+      </w:r>
+      <w:r>
+        <w:rPr>
+          <w:b w:val="0"/>
+        </w:rPr>
+        <w:t xml:space="preserve">, calculate expected results independently, and include ordinary, zero and </w:t>
+      </w:r>
+      <w:r>
+        <w:rPr>
+          <w:b/>
+        </w:rPr>
+        <w:t>boundary</w:t>
+      </w:r>
+      <w:r>
+        <w:rPr>
+          <w:b w:val="0"/>
+        </w:rPr>
+        <w:t xml:space="preserve"> cases.</w:t>
+      </w:r>
+    </w:p>
+    <w:p>
+      <w:pPr>
+        <w:spacing w:line="336" w:lineRule="auto" w:after="180"/>
+      </w:pPr>
+      <w:r>
+        <w:rPr>
+          <w:b w:val="0"/>
+        </w:rPr>
+        <w:t>We will test a subtraction function under the contract 0 &lt;= used &lt;= capacity.</w:t>
       </w:r>
     </w:p>
     <w:p>
@@ -380,16 +676,69 @@
     </w:p>
     <w:p>
       <w:r>
-        <w:t>VISUAL MECHANISM</w:t>
-      </w:r>
-    </w:p>
-    <w:p>
-      <w:r>
-        <w:t>Input → Process → Output</w:t>
-      </w:r>
-    </w:p>
-    <w:p>
-      <w:r>
+        <w:t>Follow the mechanism for Debugging Strategies. Connect each labelled input, deciding step and result.</w:t>
+      </w:r>
+    </w:p>
+    <w:p>
+      <w:pPr>
+        <w:spacing w:line="336" w:lineRule="auto" w:after="180"/>
+      </w:pPr>
+      <w:r>
+        <w:rPr>
+          <w:b/>
+        </w:rPr>
+        <w:t xml:space="preserve">VISUAL </w:t>
+      </w:r>
+      <w:r>
+        <w:rPr>
+          <w:b/>
+        </w:rPr>
+        <w:t>MECHANISM</w:t>
+      </w:r>
+    </w:p>
+    <w:p>
+      <w:pPr>
+        <w:spacing w:line="336" w:lineRule="auto" w:after="180"/>
+      </w:pPr>
+      <w:r>
+        <w:rPr>
+          <w:b/>
+        </w:rPr>
+        <w:t>Input</w:t>
+      </w:r>
+      <w:r>
+        <w:rPr>
+          <w:b w:val="0"/>
+        </w:rPr>
+        <w:t xml:space="preserve"> → </w:t>
+      </w:r>
+      <w:r>
+        <w:rPr>
+          <w:b/>
+        </w:rPr>
+        <w:t>Process</w:t>
+      </w:r>
+      <w:r>
+        <w:rPr>
+          <w:b w:val="0"/>
+        </w:rPr>
+        <w:t xml:space="preserve"> → </w:t>
+      </w:r>
+      <w:r>
+        <w:rPr>
+          <w:b/>
+        </w:rPr>
+        <w:t>Output</w:t>
+      </w:r>
+    </w:p>
+    <w:p>
+      <w:pPr>
+        <w:spacing w:line="336" w:lineRule="auto" w:after="180"/>
+      </w:pPr>
+      <w:r>
+        <w:rPr>
+          <w:b w:val="0"/>
+        </w:rPr>
         <w:t>Trace the information. At each stage, ask what changed and how you could test it.</w:t>
       </w:r>
     </w:p>
@@ -430,7 +779,13 @@
       </w:r>
     </w:p>
     <w:p>
-      <w:r>
+      <w:pPr>
+        <w:spacing w:line="336" w:lineRule="auto" w:after="180"/>
+      </w:pPr>
+      <w:r>
+        <w:rPr>
+          <w:b w:val="0"/>
+        </w:rPr>
         <w:t>↓</w:t>
       </w:r>
     </w:p>
@@ -471,7 +826,13 @@
       </w:r>
     </w:p>
     <w:p>
-      <w:r>
+      <w:pPr>
+        <w:spacing w:line="336" w:lineRule="auto" w:after="180"/>
+      </w:pPr>
+      <w:r>
+        <w:rPr>
+          <w:b w:val="0"/>
+        </w:rPr>
         <w:t>↓</w:t>
       </w:r>
     </w:p>
@@ -512,7 +873,13 @@
       </w:r>
     </w:p>
     <w:p>
-      <w:r>
+      <w:pPr>
+        <w:spacing w:line="336" w:lineRule="auto" w:after="180"/>
+      </w:pPr>
+      <w:r>
+        <w:rPr>
+          <w:b w:val="0"/>
+        </w:rPr>
         <w:t>Which stage could fail even when the other two are correct? Explain:</w:t>
       </w:r>
     </w:p>
@@ -734,8 +1101,37 @@
       </w:r>
     </w:p>
     <w:p>
-      <w:r>
-        <w:t>Each parenthesized group is a tuple, an ordered group of values. The loop unpacks each group into three names. Equality compares the actual result to the independently calculated expected result. The worked script prints True three times. An assert actual == expected could instead stop at the first mismatch with AssertionError.</w:t>
+      <w:pPr>
+        <w:spacing w:line="336" w:lineRule="auto" w:after="180"/>
+      </w:pPr>
+      <w:r>
+        <w:rPr>
+          <w:b w:val="0"/>
+        </w:rPr>
+        <w:t>Each parenthesized group is a tuple, an ordered group of values. The loop unpacks each group into three names. Equality compares the actual result to the independently calculated expected result.</w:t>
+      </w:r>
+    </w:p>
+    <w:p>
+      <w:pPr>
+        <w:spacing w:line="336" w:lineRule="auto" w:after="180"/>
+      </w:pPr>
+      <w:r>
+        <w:rPr>
+          <w:b w:val="0"/>
+        </w:rPr>
+        <w:t xml:space="preserve">The worked script prints True three times. An assert actual == expected could instead stop at the first mismatch with </w:t>
+      </w:r>
+      <w:r>
+        <w:rPr>
+          <w:b/>
+        </w:rPr>
+        <w:t>Assertion</w:t>
+      </w:r>
+      <w:r>
+        <w:rPr>
+          <w:b w:val="0"/>
+        </w:rPr>
+        <w:t>Error.</w:t>
       </w:r>
     </w:p>
     <w:p>
@@ -747,8 +1143,61 @@
       </w:r>
     </w:p>
     <w:p>
-      <w:r>
-        <w:t>A useful test includes an input and an answer calculated from the written rule before the program runs. For 8 spaces with 3 used, expect 5 left. For 8 used, expect 0. For none used, expect 8. These cases ask different questions. An incorrect addition rule happens to pass the unused case because adding zero and subtracting zero give the same result. That is why one passing example is weak evidence.</w:t>
+      <w:pPr>
+        <w:spacing w:line="336" w:lineRule="auto" w:after="180"/>
+      </w:pPr>
+      <w:r>
+        <w:rPr>
+          <w:b w:val="0"/>
+        </w:rPr>
+        <w:t xml:space="preserve">A useful test includes an </w:t>
+      </w:r>
+      <w:r>
+        <w:rPr>
+          <w:b/>
+        </w:rPr>
+        <w:t>input</w:t>
+      </w:r>
+      <w:r>
+        <w:rPr>
+          <w:b w:val="0"/>
+        </w:rPr>
+        <w:t xml:space="preserve"> and an answer calculated from the </w:t>
+      </w:r>
+      <w:r>
+        <w:rPr>
+          <w:b/>
+        </w:rPr>
+        <w:t>written rule</w:t>
+      </w:r>
+      <w:r>
+        <w:rPr>
+          <w:b w:val="0"/>
+        </w:rPr>
+        <w:t xml:space="preserve"> before the program runs. For 8 spaces with 3 used, expect 5 left. For 8 used, expect 0. For none used, expect 8.</w:t>
+      </w:r>
+    </w:p>
+    <w:p>
+      <w:pPr>
+        <w:spacing w:line="336" w:lineRule="auto" w:after="180"/>
+      </w:pPr>
+      <w:r>
+        <w:rPr>
+          <w:b w:val="0"/>
+        </w:rPr>
+        <w:t xml:space="preserve">These cases ask different questions. An incorrect addition rule happens to pass the unused case because adding zero and subtracting zero give the same result. That is why one passing example is weak </w:t>
+      </w:r>
+      <w:r>
+        <w:rPr>
+          <w:b/>
+        </w:rPr>
+        <w:t>evidence</w:t>
+      </w:r>
+      <w:r>
+        <w:rPr>
+          <w:b w:val="0"/>
+        </w:rPr>
+        <w:t>.</w:t>
       </w:r>
     </w:p>
     <w:p>
@@ -760,8 +1209,26 @@
       </w:r>
     </w:p>
     <w:p>
-      <w:r>
-        <w:t>Point to the input, the deciding step and the result in this week’s visual. Explain the same step in ordinary words. A picture helps when you can say what each part represents.</w:t>
+      <w:pPr>
+        <w:spacing w:line="336" w:lineRule="auto" w:after="180"/>
+      </w:pPr>
+      <w:r>
+        <w:rPr>
+          <w:b w:val="0"/>
+        </w:rPr>
+        <w:t xml:space="preserve">Point to the </w:t>
+      </w:r>
+      <w:r>
+        <w:rPr>
+          <w:b/>
+        </w:rPr>
+        <w:t>input</w:t>
+      </w:r>
+      <w:r>
+        <w:rPr>
+          <w:b w:val="0"/>
+        </w:rPr>
+        <w:t>, the deciding step and the result in this week’s visual. Explain the same step in ordinary words. A picture helps when you can say what each part represents.</w:t>
       </w:r>
     </w:p>
     <w:p>
@@ -774,16 +1241,54 @@
     </w:p>
     <w:p>
       <w:r>
+        <w:t>Compare the supplied cases for Debugging Strategies. Identify the detail that changes the conclusion.</w:t>
+      </w:r>
+    </w:p>
+    <w:p>
+      <w:pPr>
+        <w:pStyle w:val="Heading3"/>
+      </w:pPr>
+      <w:r>
+        <w:t>The case to investigate</w:t>
+      </w:r>
+    </w:p>
+    <w:p>
+      <w:pPr>
+        <w:spacing w:line="336" w:lineRule="auto" w:after="180"/>
+        <w:shd w:fill="F1F6FC"/>
+      </w:pPr>
+      <w:r>
+        <w:rPr>
+          <w:b w:val="0"/>
+        </w:rPr>
         <w:t>CASE GALLERY</w:t>
       </w:r>
     </w:p>
     <w:p>
-      <w:r>
-        <w:t>Four Tests, Four Kinds of Evidence</w:t>
-      </w:r>
-    </w:p>
-    <w:p>
-      <w:r>
+      <w:pPr>
+        <w:spacing w:line="336" w:lineRule="auto" w:after="180"/>
+      </w:pPr>
+      <w:r>
+        <w:rPr>
+          <w:b w:val="0"/>
+        </w:rPr>
+        <w:t xml:space="preserve">Four Tests, Four Kinds of </w:t>
+      </w:r>
+      <w:r>
+        <w:rPr>
+          <w:b/>
+        </w:rPr>
+        <w:t>Evidence</w:t>
+      </w:r>
+    </w:p>
+    <w:p>
+      <w:pPr>
+        <w:spacing w:line="336" w:lineRule="auto" w:after="180"/>
+      </w:pPr>
+      <w:r>
+        <w:rPr>
+          <w:b w:val="0"/>
+        </w:rPr>
         <w:t>A system is not understood until it survives more than one comfortable example.</w:t>
       </w:r>
     </w:p>
@@ -860,8 +1365,59 @@
       </w:r>
     </w:p>
     <w:p>
-      <w:r>
-        <w:t>NORMAL CASE: predict and name evidence.     BOUNDARY CASE: predict and name evidence.</w:t>
+      <w:pPr>
+        <w:pStyle w:val="Heading3"/>
+      </w:pPr>
+      <w:r>
+        <w:t>The normal case</w:t>
+      </w:r>
+    </w:p>
+    <w:p>
+      <w:pPr>
+        <w:spacing w:line="336" w:lineRule="auto" w:after="180"/>
+        <w:shd w:fill="F1F6FC"/>
+      </w:pPr>
+      <w:r>
+        <w:rPr>
+          <w:b w:val="0"/>
+        </w:rPr>
+        <w:t xml:space="preserve">NORMAL CASE: predict and name </w:t>
+      </w:r>
+      <w:r>
+        <w:rPr>
+          <w:b/>
+        </w:rPr>
+        <w:t>evidence</w:t>
+      </w:r>
+      <w:r>
+        <w:rPr>
+          <w:b w:val="0"/>
+        </w:rPr>
+        <w:t xml:space="preserve">.     </w:t>
+      </w:r>
+      <w:r>
+        <w:rPr>
+          <w:b/>
+        </w:rPr>
+        <w:t>BOUNDARY</w:t>
+      </w:r>
+      <w:r>
+        <w:rPr>
+          <w:b w:val="0"/>
+        </w:rPr>
+        <w:t xml:space="preserve"> CASE: predict and name </w:t>
+      </w:r>
+      <w:r>
+        <w:rPr>
+          <w:b/>
+        </w:rPr>
+        <w:t>evidence</w:t>
+      </w:r>
+      <w:r>
+        <w:rPr>
+          <w:b w:val="0"/>
+        </w:rPr>
+        <w:t>.</w:t>
       </w:r>
     </w:p>
     <w:p>
@@ -937,12 +1493,58 @@
       </w:r>
     </w:p>
     <w:p>
-      <w:r>
-        <w:t>MISSING INFORMATION: predict and name evidence.     TRANSFER CASE: predict and name evidence.</w:t>
-      </w:r>
-    </w:p>
-    <w:p>
-      <w:r>
+      <w:pPr>
+        <w:pStyle w:val="Heading3"/>
+      </w:pPr>
+      <w:r>
+        <w:t>Check missing information</w:t>
+      </w:r>
+    </w:p>
+    <w:p>
+      <w:pPr>
+        <w:spacing w:line="336" w:lineRule="auto" w:after="180"/>
+        <w:shd w:fill="FFF5E6"/>
+      </w:pPr>
+      <w:r>
+        <w:rPr>
+          <w:b w:val="0"/>
+        </w:rPr>
+        <w:t xml:space="preserve">MISSING INFORMATION: predict and name </w:t>
+      </w:r>
+      <w:r>
+        <w:rPr>
+          <w:b/>
+        </w:rPr>
+        <w:t>evidence</w:t>
+      </w:r>
+      <w:r>
+        <w:rPr>
+          <w:b w:val="0"/>
+        </w:rPr>
+        <w:t xml:space="preserve">.     TRANSFER CASE: predict and name </w:t>
+      </w:r>
+      <w:r>
+        <w:rPr>
+          <w:b/>
+        </w:rPr>
+        <w:t>evidence</w:t>
+      </w:r>
+      <w:r>
+        <w:rPr>
+          <w:b w:val="0"/>
+        </w:rPr>
+        <w:t>.</w:t>
+      </w:r>
+    </w:p>
+    <w:p>
+      <w:pPr>
+        <w:spacing w:line="336" w:lineRule="auto" w:after="180"/>
+        <w:shd w:fill="F5F1FB"/>
+      </w:pPr>
+      <w:r>
+        <w:rPr>
+          <w:b w:val="0"/>
+        </w:rPr>
         <w:t>Which case is most likely to reveal a hidden assumption? Why?</w:t>
       </w:r>
     </w:p>
@@ -988,17 +1590,68 @@
       </w:r>
     </w:p>
     <w:p>
-      <w:r>
+      <w:pPr>
+        <w:pStyle w:val="Heading3"/>
+      </w:pPr>
+      <w:r>
+        <w:t>Change one thing</w:t>
+      </w:r>
+    </w:p>
+    <w:p>
+      <w:pPr>
+        <w:spacing w:line="336" w:lineRule="auto" w:after="180"/>
+        <w:shd w:fill="F5F1FB"/>
+      </w:pPr>
+      <w:r>
+        <w:rPr>
+          <w:b w:val="0"/>
+        </w:rPr>
         <w:t>Change: Repair the body to bundle_count*6+loose.</w:t>
       </w:r>
     </w:p>
     <w:p>
-      <w:r>
-        <w:t>Prediction: Expected results for (2,1),(0,3),(2,0) are 13,3,12.</w:t>
-      </w:r>
-    </w:p>
-    <w:p>
-      <w:r>
+      <w:pPr>
+        <w:pStyle w:val="Heading3"/>
+      </w:pPr>
+      <w:r>
+        <w:t>Predicted result</w:t>
+      </w:r>
+    </w:p>
+    <w:p>
+      <w:pPr>
+        <w:spacing w:line="336" w:lineRule="auto" w:after="180"/>
+        <w:shd w:fill="F1F6FC"/>
+      </w:pPr>
+      <w:r>
+        <w:rPr>
+          <w:b/>
+        </w:rPr>
+        <w:t>Prediction</w:t>
+      </w:r>
+      <w:r>
+        <w:rPr>
+          <w:b w:val="0"/>
+        </w:rPr>
+        <w:t>: Expected results for (2,1),(0,3),(2,0) are 13,3,12.</w:t>
+      </w:r>
+    </w:p>
+    <w:p>
+      <w:pPr>
+        <w:pStyle w:val="Heading3"/>
+      </w:pPr>
+      <w:r>
+        <w:t>Why the result follows</w:t>
+      </w:r>
+    </w:p>
+    <w:p>
+      <w:pPr>
+        <w:spacing w:line="336" w:lineRule="auto" w:after="180"/>
+        <w:shd w:fill="F1F6FC"/>
+      </w:pPr>
+      <w:r>
+        <w:rPr>
+          <w:b w:val="0"/>
+        </w:rPr>
         <w:t>Reason: Only bundles are groups of six; loose books are counted individually.</w:t>
       </w:r>
     </w:p>
@@ -1012,16 +1665,39 @@
     </w:p>
     <w:p>
       <w:r>
+        <w:t>Use the vocabulary of Debugging Strategies to explain a concrete decision, rather than only memorising definitions.</w:t>
+      </w:r>
+    </w:p>
+    <w:p>
+      <w:pPr>
+        <w:spacing w:line="336" w:lineRule="auto" w:after="180"/>
+      </w:pPr>
+      <w:r>
+        <w:rPr>
+          <w:b/>
+        </w:rPr>
         <w:t>VOCABULARY LAB</w:t>
       </w:r>
     </w:p>
     <w:p>
-      <w:r>
+      <w:pPr>
+        <w:spacing w:line="336" w:lineRule="auto" w:after="180"/>
+      </w:pPr>
+      <w:r>
+        <w:rPr>
+          <w:b w:val="0"/>
+        </w:rPr>
         <w:t>Words You Can Use to Reason</w:t>
       </w:r>
     </w:p>
     <w:p>
-      <w:r>
+      <w:pPr>
+        <w:spacing w:line="336" w:lineRule="auto" w:after="180"/>
+      </w:pPr>
+      <w:r>
+        <w:rPr>
+          <w:b w:val="0"/>
+        </w:rPr>
         <w:t>A definition matters when you can recognize the idea, use it, and contrast it with a near-miss.</w:t>
       </w:r>
     </w:p>
@@ -1478,17 +2154,58 @@
     </w:p>
     <w:p>
       <w:r>
-        <w:t>WORKED EVIDENCE</w:t>
-      </w:r>
-    </w:p>
-    <w:p>
-      <w:r>
+        <w:t>Follow the worked trace for Debugging Strategies, predict a step, then compare with its explanation.</w:t>
+      </w:r>
+    </w:p>
+    <w:p>
+      <w:pPr>
+        <w:spacing w:line="336" w:lineRule="auto" w:after="180"/>
+      </w:pPr>
+      <w:r>
+        <w:rPr>
+          <w:b/>
+        </w:rPr>
+        <w:t xml:space="preserve">WORKED </w:t>
+      </w:r>
+      <w:r>
+        <w:rPr>
+          <w:b/>
+        </w:rPr>
+        <w:t>EVIDENCE</w:t>
+      </w:r>
+    </w:p>
+    <w:p>
+      <w:pPr>
+        <w:spacing w:line="336" w:lineRule="auto" w:after="180"/>
+      </w:pPr>
+      <w:r>
+        <w:rPr>
+          <w:b w:val="0"/>
+        </w:rPr>
         <w:t>Reason Step by Step</w:t>
       </w:r>
     </w:p>
     <w:p>
-      <w:r>
-        <w:t>Predict first. Then check each step. A correct answer without visible reasoning is incomplete evidence.</w:t>
+      <w:pPr>
+        <w:spacing w:line="336" w:lineRule="auto" w:after="180"/>
+      </w:pPr>
+      <w:r>
+        <w:rPr>
+          <w:b w:val="0"/>
+        </w:rPr>
+        <w:t xml:space="preserve">Predict first. Then check each step. A correct answer without visible reasoning is incomplete </w:t>
+      </w:r>
+      <w:r>
+        <w:rPr>
+          <w:b/>
+        </w:rPr>
+        <w:t>evidence</w:t>
+      </w:r>
+      <w:r>
+        <w:rPr>
+          <w:b w:val="0"/>
+        </w:rPr>
+        <w:t>.</w:t>
       </w:r>
     </w:p>
     <w:p>
@@ -1528,27 +2245,73 @@
       </w:r>
     </w:p>
     <w:p>
-      <w:r>
+      <w:pPr>
+        <w:spacing w:line="336" w:lineRule="auto" w:after="180"/>
+        <w:shd w:fill="F4F9FC"/>
+      </w:pPr>
+      <w:r>
+        <w:rPr>
+          <w:b w:val="0"/>
+        </w:rPr>
         <w:t>1. Observed: wet-weather case recommends sandals.</w:t>
       </w:r>
     </w:p>
     <w:p>
-      <w:r>
-        <w:t>2. Divide: input correct? yes. rain branch reached? no.</w:t>
-      </w:r>
-    </w:p>
-    <w:p>
-      <w:r>
+      <w:pPr>
+        <w:spacing w:line="336" w:lineRule="auto" w:after="180"/>
+        <w:shd w:fill="F4F9FC"/>
+      </w:pPr>
+      <w:r>
+        <w:rPr>
+          <w:b w:val="0"/>
+        </w:rPr>
+        <w:t xml:space="preserve">2. Divide: </w:t>
+      </w:r>
+      <w:r>
+        <w:rPr>
+          <w:b/>
+        </w:rPr>
+        <w:t>input</w:t>
+      </w:r>
+      <w:r>
+        <w:rPr>
+          <w:b w:val="0"/>
+        </w:rPr>
+        <w:t xml:space="preserve"> correct? yes. rain branch reached? no.</w:t>
+      </w:r>
+    </w:p>
+    <w:p>
+      <w:pPr>
+        <w:spacing w:line="336" w:lineRule="auto" w:after="180"/>
+        <w:shd w:fill="F4F9FC"/>
+      </w:pPr>
+      <w:r>
+        <w:rPr>
+          <w:b w:val="0"/>
+        </w:rPr>
         <w:t>3. Cause: condition says rain = false instead of true.</w:t>
       </w:r>
     </w:p>
     <w:p>
-      <w:r>
+      <w:pPr>
+        <w:spacing w:line="336" w:lineRule="auto" w:after="180"/>
+        <w:shd w:fill="F4F9FC"/>
+      </w:pPr>
+      <w:r>
+        <w:rPr>
+          <w:b w:val="0"/>
+        </w:rPr>
         <w:t>4. Fix that condition only; rerun the original case and a dry-weather case.</w:t>
       </w:r>
     </w:p>
     <w:p>
-      <w:r>
+      <w:pPr>
+        <w:spacing w:line="336" w:lineRule="auto" w:after="180"/>
+      </w:pPr>
+      <w:r>
+        <w:rPr>
+          <w:b w:val="0"/>
+        </w:rPr>
         <w:t>Recalculate, retrace, or restate the reasoning in your own representation:</w:t>
       </w:r>
     </w:p>
@@ -1586,8 +2349,27 @@
       </w:r>
     </w:p>
     <w:p>
-      <w:r>
-        <w:t>CHECK  Did the evidence answer the exact question? Did the total, path, or source record stay consistent?</w:t>
+      <w:pPr>
+        <w:spacing w:line="336" w:lineRule="auto" w:after="180"/>
+        <w:shd w:fill="F5F1FB"/>
+      </w:pPr>
+      <w:r>
+        <w:rPr>
+          <w:b w:val="0"/>
+        </w:rPr>
+        <w:t xml:space="preserve">CHECK  Did the </w:t>
+      </w:r>
+      <w:r>
+        <w:rPr>
+          <w:b/>
+        </w:rPr>
+        <w:t>evidence</w:t>
+      </w:r>
+      <w:r>
+        <w:rPr>
+          <w:b w:val="0"/>
+        </w:rPr>
+        <w:t xml:space="preserve"> answer the exact question? Did the total, path, or source record stay consistent?</w:t>
       </w:r>
     </w:p>
     <w:p>
@@ -1645,7 +2427,13 @@
       </w:r>
     </w:p>
     <w:p>
-      <w:r>
+      <w:pPr>
+        <w:spacing w:line="336" w:lineRule="auto" w:after="180"/>
+      </w:pPr>
+      <w:r>
+        <w:rPr>
+          <w:b w:val="0"/>
+        </w:rPr>
         <w:t>Cover the result before checking it. Say what is given, choose the procedure, and follow one step at a time. Then uncover the result and explain your first mismatch. Ask why a step is allowed, not only what number it produces.</w:t>
       </w:r>
     </w:p>
@@ -1658,7 +2446,13 @@
       </w:r>
     </w:p>
     <w:p>
-      <w:r>
+      <w:pPr>
+        <w:spacing w:line="336" w:lineRule="auto" w:after="180"/>
+      </w:pPr>
+      <w:r>
+        <w:rPr>
+          <w:b w:val="0"/>
+        </w:rPr>
         <w:t>A fictional shelf function should count books in complete bundles plus loose books.</w:t>
       </w:r>
     </w:p>
@@ -1671,12 +2465,42 @@
       </w:r>
     </w:p>
     <w:p>
-      <w:r>
+      <w:pPr>
+        <w:pStyle w:val="Heading3"/>
+      </w:pPr>
+      <w:r>
+        <w:t>Supplied facts</w:t>
+      </w:r>
+    </w:p>
+    <w:p>
+      <w:pPr>
+        <w:spacing w:line="336" w:lineRule="auto" w:after="180"/>
+        <w:shd w:fill="F1F6FC"/>
+      </w:pPr>
+      <w:r>
+        <w:rPr>
+          <w:b w:val="0"/>
+        </w:rPr>
         <w:t>Correct definition: shelf(bundle_count,loose) returns bundle_count*6+loose.</w:t>
       </w:r>
     </w:p>
     <w:p>
-      <w:r>
+      <w:pPr>
+        <w:pStyle w:val="Heading3"/>
+      </w:pPr>
+      <w:r>
+        <w:t>Supplied facts</w:t>
+      </w:r>
+    </w:p>
+    <w:p>
+      <w:pPr>
+        <w:spacing w:line="336" w:lineRule="auto" w:after="180"/>
+        <w:shd w:fill="F1F6FC"/>
+      </w:pPr>
+      <w:r>
+        <w:rPr>
+          <w:b w:val="0"/>
+        </w:rPr>
         <w:t>Faulty copied body returns (bundle_count+loose)*6. Predict tests before running.</w:t>
       </w:r>
     </w:p>
@@ -1898,30 +2722,120 @@
       </w:r>
     </w:p>
     <w:p>
-      <w:r>
-        <w:t>Test cases need not all expose the same error. Here loose books must be added after multiplying bundles. A zero-loose case cannot distinguish the two formulas because multiplying zero loose books changes nothing. Keep expected and actual columns so an observed output does not quietly become its own expected answer.</w:t>
-      </w:r>
-    </w:p>
-    <w:p>
       <w:pPr>
         <w:pStyle w:val="Heading3"/>
       </w:pPr>
       <w:r>
+        <w:t>Why the result follows</w:t>
+      </w:r>
+    </w:p>
+    <w:p>
+      <w:pPr>
+        <w:spacing w:line="336" w:lineRule="auto" w:after="180"/>
+        <w:shd w:fill="F1F6FC"/>
+      </w:pPr>
+      <w:r>
+        <w:rPr>
+          <w:b/>
+        </w:rPr>
+        <w:t>Test case</w:t>
+      </w:r>
+      <w:r>
+        <w:rPr>
+          <w:b w:val="0"/>
+        </w:rPr>
+        <w:t>s need not all expose the same error. Here loose books must be added after multiplying bundles. A zero-loose case cannot distinguish the two formulas because multiplying zero loose books changes nothing.</w:t>
+      </w:r>
+    </w:p>
+    <w:p>
+      <w:pPr>
+        <w:spacing w:line="336" w:lineRule="auto" w:after="180"/>
+        <w:shd w:fill="F1F6FC"/>
+      </w:pPr>
+      <w:r>
+        <w:rPr>
+          <w:b w:val="0"/>
+        </w:rPr>
+        <w:t xml:space="preserve">Keep expected and actual columns so an observed </w:t>
+      </w:r>
+      <w:r>
+        <w:rPr>
+          <w:b/>
+        </w:rPr>
+        <w:t>output</w:t>
+      </w:r>
+      <w:r>
+        <w:rPr>
+          <w:b w:val="0"/>
+        </w:rPr>
+        <w:t xml:space="preserve"> does not quietly become its own expected answer.</w:t>
+      </w:r>
+    </w:p>
+    <w:p>
+      <w:pPr>
+        <w:pStyle w:val="Heading3"/>
+      </w:pPr>
+      <w:r>
         <w:t>What this example does not establish</w:t>
       </w:r>
     </w:p>
     <w:p>
-      <w:r>
+      <w:pPr>
+        <w:pStyle w:val="Heading3"/>
+      </w:pPr>
+      <w:r>
+        <w:t>Keep the stated limit</w:t>
+      </w:r>
+    </w:p>
+    <w:p>
+      <w:pPr>
+        <w:spacing w:line="336" w:lineRule="auto" w:after="180"/>
+        <w:shd w:fill="FFF5E6"/>
+      </w:pPr>
+      <w:r>
+        <w:rPr>
+          <w:b w:val="0"/>
+        </w:rPr>
         <w:t>These three tests check a specified formula and bug; they do not prove correct handling of every type or invalid request.</w:t>
       </w:r>
     </w:p>
     <w:p>
-      <w:r>
+      <w:pPr>
+        <w:pStyle w:val="Heading3"/>
+      </w:pPr>
+      <w:r>
+        <w:t>Keep the stated limit</w:t>
+      </w:r>
+    </w:p>
+    <w:p>
+      <w:pPr>
+        <w:spacing w:line="336" w:lineRule="auto" w:after="180"/>
+        <w:shd w:fill="FFF5E6"/>
+      </w:pPr>
+      <w:r>
+        <w:rPr>
+          <w:b w:val="0"/>
+        </w:rPr>
         <w:t>Read the labelled picture: Which test most directly isolates the handling of loose books, and what should it produce?</w:t>
       </w:r>
     </w:p>
     <w:p>
-      <w:r>
+      <w:pPr>
+        <w:pStyle w:val="Heading3"/>
+      </w:pPr>
+      <w:r>
+        <w:t>Keep the stated limit</w:t>
+      </w:r>
+    </w:p>
+    <w:p>
+      <w:pPr>
+        <w:spacing w:line="336" w:lineRule="auto" w:after="180"/>
+        <w:shd w:fill="FFF5E6"/>
+      </w:pPr>
+      <w:r>
+        <w:rPr>
+          <w:b w:val="0"/>
+        </w:rPr>
         <w:t>Change one thing: Repair the body to bundle_count*6+loose. Predict the result before checking the explanation. What remains the same?</w:t>
       </w:r>
     </w:p>
@@ -1935,17 +2849,61 @@
     </w:p>
     <w:p>
       <w:r>
+        <w:t>Find the unsupported step in the Debugging Strategies claim and explain a repair using the supplied evidence.</w:t>
+      </w:r>
+    </w:p>
+    <w:p>
+      <w:pPr>
+        <w:pStyle w:val="Heading3"/>
+      </w:pPr>
+      <w:r>
+        <w:t>Find the first error</w:t>
+      </w:r>
+    </w:p>
+    <w:p>
+      <w:pPr>
+        <w:spacing w:line="336" w:lineRule="auto" w:after="180"/>
+        <w:shd w:fill="FFF5E6"/>
+      </w:pPr>
+      <w:r>
+        <w:rPr>
+          <w:b w:val="0"/>
+        </w:rPr>
         <w:t>ERROR DETECTIVE</w:t>
       </w:r>
     </w:p>
     <w:p>
-      <w:r>
+      <w:pPr>
+        <w:spacing w:line="336" w:lineRule="auto" w:after="180"/>
+      </w:pPr>
+      <w:r>
+        <w:rPr>
+          <w:b w:val="0"/>
+        </w:rPr>
         <w:t>Compare → Diagnose → Repair</w:t>
       </w:r>
     </w:p>
     <w:p>
-      <w:r>
-        <w:t>Do not patch the answer. Find the earliest unsupported assumption, wrong step, or weak evidence.</w:t>
+      <w:pPr>
+        <w:spacing w:line="336" w:lineRule="auto" w:after="180"/>
+      </w:pPr>
+      <w:r>
+        <w:rPr>
+          <w:b w:val="0"/>
+        </w:rPr>
+        <w:t xml:space="preserve">Do not patch the answer. Find the earliest unsupported assumption, wrong step, or weak </w:t>
+      </w:r>
+      <w:r>
+        <w:rPr>
+          <w:b/>
+        </w:rPr>
+        <w:t>evidence</w:t>
+      </w:r>
+      <w:r>
+        <w:rPr>
+          <w:b w:val="0"/>
+        </w:rPr>
+        <w:t>.</w:t>
       </w:r>
     </w:p>
     <w:p>
@@ -2195,7 +3153,14 @@
       </w:tr>
     </w:tbl>
     <w:p>
-      <w:r>
+      <w:pPr>
+        <w:spacing w:line="336" w:lineRule="auto" w:after="180"/>
+        <w:shd w:fill="F5F1FB"/>
+      </w:pPr>
+      <w:r>
+        <w:rPr>
+          <w:b w:val="0"/>
+        </w:rPr>
         <w:t>Repair one cause. Why is this repair better than changing several things?</w:t>
       </w:r>
     </w:p>
@@ -2241,8 +3206,38 @@
       </w:r>
     </w:p>
     <w:p>
-      <w:r>
-        <w:t>Passing this small suite supports these particular cases. It neither proves every allowed input correct nor checks invalid input handling. A test outside the contract needs a separately specified expected behavior.</w:t>
+      <w:pPr>
+        <w:spacing w:line="336" w:lineRule="auto" w:after="180"/>
+      </w:pPr>
+      <w:r>
+        <w:rPr>
+          <w:b w:val="0"/>
+        </w:rPr>
+        <w:t xml:space="preserve">Passing this small suite supports these particular cases. It neither proves every allowed </w:t>
+      </w:r>
+      <w:r>
+        <w:rPr>
+          <w:b/>
+        </w:rPr>
+        <w:t>input</w:t>
+      </w:r>
+      <w:r>
+        <w:rPr>
+          <w:b w:val="0"/>
+        </w:rPr>
+        <w:t xml:space="preserve"> correct nor checks invalid </w:t>
+      </w:r>
+      <w:r>
+        <w:rPr>
+          <w:b/>
+        </w:rPr>
+        <w:t>input</w:t>
+      </w:r>
+      <w:r>
+        <w:rPr>
+          <w:b w:val="0"/>
+        </w:rPr>
+        <w:t xml:space="preserve"> handling. A test outside the contract needs a separately specified expected behavior.</w:t>
       </w:r>
     </w:p>
     <w:p>
@@ -2293,16 +3288,39 @@
     </w:p>
     <w:p>
       <w:r>
+        <w:t>Practise Debugging Strategies with support, then explain the deciding step in your own words.</w:t>
+      </w:r>
+    </w:p>
+    <w:p>
+      <w:pPr>
+        <w:spacing w:line="336" w:lineRule="auto" w:after="180"/>
+      </w:pPr>
+      <w:r>
+        <w:rPr>
+          <w:b/>
+        </w:rPr>
         <w:t>LOGIC STUDIO</w:t>
       </w:r>
     </w:p>
     <w:p>
-      <w:r>
+      <w:pPr>
+        <w:spacing w:line="336" w:lineRule="auto" w:after="180"/>
+      </w:pPr>
+      <w:r>
+        <w:rPr>
+          <w:b w:val="0"/>
+        </w:rPr>
         <w:t>Trace Before You Run</w:t>
       </w:r>
     </w:p>
     <w:p>
-      <w:r>
+      <w:pPr>
+        <w:spacing w:line="336" w:lineRule="auto" w:after="180"/>
+      </w:pPr>
+      <w:r>
+        <w:rPr>
+          <w:b w:val="0"/>
+        </w:rPr>
         <w:t>Block code, pseudocode, tables, and diagrams are different ways to expose the same reasoning.</w:t>
       </w:r>
     </w:p>
@@ -2343,23 +3361,83 @@
       </w:r>
     </w:p>
     <w:p>
-      <w:r>
-        <w:t>SET evidence_record</w:t>
+      <w:pPr>
+        <w:spacing w:line="336" w:lineRule="auto" w:after="180"/>
+      </w:pPr>
+      <w:r>
+        <w:rPr>
+          <w:b w:val="0"/>
+        </w:rPr>
+        <w:t xml:space="preserve">SET </w:t>
+      </w:r>
+      <w:r>
+        <w:rPr>
+          <w:b/>
+        </w:rPr>
+        <w:t>evidence</w:t>
+      </w:r>
+      <w:r>
+        <w:rPr>
+          <w:b w:val="0"/>
+        </w:rPr>
+        <w:t>_record</w:t>
         <w:br/>
         <w:t>PREDICT expected_result</w:t>
         <w:br/>
-        <w:t>RUN one normal case and one boundary case</w:t>
+        <w:t xml:space="preserve">RUN one normal case and one </w:t>
+      </w:r>
+      <w:r>
+        <w:rPr>
+          <w:b/>
+        </w:rPr>
+        <w:t>boundary</w:t>
+      </w:r>
+      <w:r>
+        <w:rPr>
+          <w:b w:val="0"/>
+        </w:rPr>
+        <w:t xml:space="preserve"> case</w:t>
         <w:br/>
         <w:t>COMPARE actual_result with expected_result</w:t>
         <w:br/>
-        <w:t>IF different: locate first cause; change one factor; RETEST</w:t>
+        <w:t xml:space="preserve">IF different: locate first cause; change one factor; </w:t>
+      </w:r>
+      <w:r>
+        <w:rPr>
+          <w:b/>
+        </w:rPr>
+        <w:t>RETEST</w:t>
+      </w:r>
+      <w:r>
+        <w:rPr>
+          <w:b w:val="0"/>
+        </w:rPr>
         <w:br/>
         <w:t>EXPLAIN result, limitation, and next safe step</w:t>
       </w:r>
     </w:p>
     <w:p>
-      <w:r>
-        <w:t>Trace one input. Which line changes the state or chooses a path?</w:t>
+      <w:pPr>
+        <w:spacing w:line="336" w:lineRule="auto" w:after="180"/>
+        <w:shd w:fill="F5F1FB"/>
+      </w:pPr>
+      <w:r>
+        <w:rPr>
+          <w:b w:val="0"/>
+        </w:rPr>
+        <w:t xml:space="preserve">Trace one </w:t>
+      </w:r>
+      <w:r>
+        <w:rPr>
+          <w:b/>
+        </w:rPr>
+        <w:t>input</w:t>
+      </w:r>
+      <w:r>
+        <w:rPr>
+          <w:b w:val="0"/>
+        </w:rPr>
+        <w:t>. Which line changes the state or chooses a path?</w:t>
       </w:r>
     </w:p>
     <w:p>
@@ -2404,8 +3482,37 @@
       </w:r>
     </w:p>
     <w:p>
-      <w:r>
-        <w:t>A faulty return capacity + used gives 11, 16 and 8. The unused case passes even though the rule is wrong. Repair the operator to subtraction and rerun all three cases. Never change an expected result merely to match faulty output.</w:t>
+      <w:pPr>
+        <w:spacing w:line="336" w:lineRule="auto" w:after="180"/>
+      </w:pPr>
+      <w:r>
+        <w:rPr>
+          <w:b w:val="0"/>
+        </w:rPr>
+        <w:t>A faulty return capacity + used gives 11, 16 and 8. The unused case passes even though the rule is wrong. Repair the operator to subtraction and rerun all three cases.</w:t>
+      </w:r>
+    </w:p>
+    <w:p>
+      <w:pPr>
+        <w:spacing w:line="336" w:lineRule="auto" w:after="180"/>
+      </w:pPr>
+      <w:r>
+        <w:rPr>
+          <w:b w:val="0"/>
+        </w:rPr>
+        <w:t xml:space="preserve">Never change an expected result merely to match faulty </w:t>
+      </w:r>
+      <w:r>
+        <w:rPr>
+          <w:b/>
+        </w:rPr>
+        <w:t>output</w:t>
+      </w:r>
+      <w:r>
+        <w:rPr>
+          <w:b w:val="0"/>
+        </w:rPr>
+        <w:t>.</w:t>
       </w:r>
     </w:p>
     <w:p>
@@ -2417,8 +3524,38 @@
       </w:r>
     </w:p>
     <w:p>
-      <w:r>
-        <w:t>Use workbook W2 for the connected example “Testing and debugging functions”. First fill the input and rule boxes. Try the middle steps before asking for a hint. After a hint, try the next step yourself.</w:t>
+      <w:pPr>
+        <w:spacing w:line="336" w:lineRule="auto" w:after="180"/>
+      </w:pPr>
+      <w:r>
+        <w:rPr>
+          <w:b w:val="0"/>
+        </w:rPr>
+        <w:t xml:space="preserve">Use workbook W2 for the connected example “Testing and </w:t>
+      </w:r>
+      <w:r>
+        <w:rPr>
+          <w:b/>
+        </w:rPr>
+        <w:t>debug</w:t>
+      </w:r>
+      <w:r>
+        <w:rPr>
+          <w:b w:val="0"/>
+        </w:rPr>
+        <w:t xml:space="preserve">ging functions”. First fill the </w:t>
+      </w:r>
+      <w:r>
+        <w:rPr>
+          <w:b/>
+        </w:rPr>
+        <w:t>input</w:t>
+      </w:r>
+      <w:r>
+        <w:rPr>
+          <w:b w:val="0"/>
+        </w:rPr>
+        <w:t xml:space="preserve"> and rule boxes. Try the middle steps before asking for a hint. After a hint, try the next step yourself.</w:t>
       </w:r>
     </w:p>
     <w:tbl>
@@ -2501,7 +3638,13 @@
       </w:tr>
     </w:tbl>
     <w:p>
-      <w:r>
+      <w:pPr>
+        <w:spacing w:line="336" w:lineRule="auto" w:after="180"/>
+      </w:pPr>
+      <w:r>
+        <w:rPr>
+          <w:b w:val="0"/>
+        </w:rPr>
         <w:t>Explain your trace to a partner. Your partner points to one step to check. Swap roles on the next case. Each person writes their own explanation.</w:t>
       </w:r>
     </w:p>
@@ -2514,12 +3657,47 @@
       </w:r>
     </w:p>
     <w:p>
-      <w:r>
-        <w:t>Use the worked case for Testing and debugging functions. Proposed explanation: “A successful run proves the conclusion”. Decide whether this explanation is supported. Point to the step or supplied fact that decides; explain your repair if needed.</w:t>
-      </w:r>
-    </w:p>
-    <w:p>
-      <w:r>
+      <w:pPr>
+        <w:spacing w:line="336" w:lineRule="auto" w:after="180"/>
+      </w:pPr>
+      <w:r>
+        <w:rPr>
+          <w:b w:val="0"/>
+        </w:rPr>
+        <w:t xml:space="preserve">Use the worked case for Testing and </w:t>
+      </w:r>
+      <w:r>
+        <w:rPr>
+          <w:b/>
+        </w:rPr>
+        <w:t>debug</w:t>
+      </w:r>
+      <w:r>
+        <w:rPr>
+          <w:b w:val="0"/>
+        </w:rPr>
+        <w:t>ging functions. Proposed explanation: “A successful run proves the conclusion”. Decide whether this explanation is supported.</w:t>
+      </w:r>
+    </w:p>
+    <w:p>
+      <w:pPr>
+        <w:spacing w:line="336" w:lineRule="auto" w:after="180"/>
+      </w:pPr>
+      <w:r>
+        <w:rPr>
+          <w:b w:val="0"/>
+        </w:rPr>
+        <w:t>Point to the step or supplied fact that decides; explain your repair if needed.</w:t>
+      </w:r>
+    </w:p>
+    <w:p>
+      <w:pPr>
+        <w:spacing w:line="336" w:lineRule="auto" w:after="180"/>
+      </w:pPr>
+      <w:r>
+        <w:rPr>
+          <w:b w:val="0"/>
+        </w:rPr>
         <w:t>Answer on your own before discussion. If you are unsure, say which step you need help with.</w:t>
       </w:r>
     </w:p>
@@ -2532,7 +3710,14 @@
       </w:r>
     </w:p>
     <w:p>
-      <w:r>
+      <w:pPr>
+        <w:spacing w:line="336" w:lineRule="auto" w:after="180"/>
+        <w:shd w:fill="F5F1FB"/>
+      </w:pPr>
+      <w:r>
+        <w:rPr>
+          <w:b w:val="0"/>
+        </w:rPr>
         <w:t>Which test most directly isolates the handling of loose books, and what should it produce?</w:t>
       </w:r>
     </w:p>
@@ -2565,7 +3750,13 @@
       </w:r>
     </w:p>
     <w:p>
-      <w:r>
+      <w:pPr>
+        <w:spacing w:line="336" w:lineRule="auto" w:after="180"/>
+      </w:pPr>
+      <w:r>
+        <w:rPr>
+          <w:b w:val="0"/>
+        </w:rPr>
         <w:t>This is supported practice. Keep the separately named independent case for an attempt before feedback.</w:t>
       </w:r>
     </w:p>
@@ -2579,16 +3770,45 @@
     </w:p>
     <w:p>
       <w:r>
-        <w:t>EVIDENCE LAB</w:t>
-      </w:r>
-    </w:p>
-    <w:p>
-      <w:r>
+        <w:t>Investigate Debugging Strategies. Record the prediction, actual observation or labelled paper trace, explanation and next test separately.</w:t>
+      </w:r>
+    </w:p>
+    <w:p>
+      <w:pPr>
+        <w:spacing w:line="336" w:lineRule="auto" w:after="180"/>
+      </w:pPr>
+      <w:r>
+        <w:rPr>
+          <w:b/>
+        </w:rPr>
+        <w:t>EVIDENCE</w:t>
+      </w:r>
+      <w:r>
+        <w:rPr>
+          <w:b/>
+        </w:rPr>
+        <w:t xml:space="preserve"> LAB</w:t>
+      </w:r>
+    </w:p>
+    <w:p>
+      <w:pPr>
+        <w:spacing w:line="336" w:lineRule="auto" w:after="180"/>
+      </w:pPr>
+      <w:r>
+        <w:rPr>
+          <w:b w:val="0"/>
+        </w:rPr>
         <w:t>Predict → Test → Record → Explain</w:t>
       </w:r>
     </w:p>
     <w:p>
-      <w:r>
+      <w:pPr>
+        <w:spacing w:line="336" w:lineRule="auto" w:after="180"/>
+      </w:pPr>
+      <w:r>
+        <w:rPr>
+          <w:b w:val="0"/>
+        </w:rPr>
         <w:t>Keep expected and actual results separate. Surprises are useful data when recorded honestly.</w:t>
       </w:r>
     </w:p>
@@ -2629,8 +3849,26 @@
       </w:r>
     </w:p>
     <w:p>
-      <w:r>
-        <w:t>Use normal, boundary, and unexpected test cards. Mark the first step where expected and actual behavior differ; change one cause; rerun all three.</w:t>
+      <w:pPr>
+        <w:spacing w:line="336" w:lineRule="auto" w:after="180"/>
+      </w:pPr>
+      <w:r>
+        <w:rPr>
+          <w:b w:val="0"/>
+        </w:rPr>
+        <w:t xml:space="preserve">Use normal, </w:t>
+      </w:r>
+      <w:r>
+        <w:rPr>
+          <w:b/>
+        </w:rPr>
+        <w:t>boundary</w:t>
+      </w:r>
+      <w:r>
+        <w:rPr>
+          <w:b w:val="0"/>
+        </w:rPr>
+        <w:t>, and unexpected test cards. Mark the first step where expected and actual behavior differ; change one cause; rerun all three.</w:t>
       </w:r>
     </w:p>
     <w:tbl>
@@ -2879,7 +4117,14 @@
       </w:tr>
     </w:tbl>
     <w:p>
-      <w:r>
+      <w:pPr>
+        <w:spacing w:line="336" w:lineRule="auto" w:after="180"/>
+        <w:shd w:fill="F5F1FB"/>
+      </w:pPr>
+      <w:r>
+        <w:rPr>
+          <w:b w:val="0"/>
+        </w:rPr>
         <w:t>What did the hardest test teach you that the normal test did not?</w:t>
       </w:r>
     </w:p>
@@ -2925,7 +4170,13 @@
       </w:r>
     </w:p>
     <w:p>
-      <w:r>
+      <w:pPr>
+        <w:spacing w:line="336" w:lineRule="auto" w:after="180"/>
+      </w:pPr>
+      <w:r>
+        <w:rPr>
+          <w:b w:val="0"/>
+        </w:rPr>
         <w:t>Before trying: what do I expect, and why? While trying: which step could first go wrong? Afterwards: what did I actually observe, and what should change? Keep “not run” if you only traced the procedure.</w:t>
       </w:r>
     </w:p>
@@ -2939,17 +4190,52 @@
     </w:p>
     <w:p>
       <w:r>
+        <w:t>Move from recall to tracing, diagnosis and transfer in Debugging Strategies. Explain why each step is justified.</w:t>
+      </w:r>
+    </w:p>
+    <w:p>
+      <w:pPr>
+        <w:spacing w:line="336" w:lineRule="auto" w:after="180"/>
+      </w:pPr>
+      <w:r>
+        <w:rPr>
+          <w:b/>
+        </w:rPr>
         <w:t>MASTERY</w:t>
       </w:r>
     </w:p>
     <w:p>
-      <w:r>
+      <w:pPr>
+        <w:spacing w:line="336" w:lineRule="auto" w:after="180"/>
+      </w:pPr>
+      <w:r>
+        <w:rPr>
+          <w:b w:val="0"/>
+        </w:rPr>
         <w:t>From Knowing the Word to Owning the Idea</w:t>
       </w:r>
     </w:p>
     <w:p>
-      <w:r>
-        <w:t>Move upward only when you can produce evidence without copying the worked example.</w:t>
+      <w:pPr>
+        <w:spacing w:line="336" w:lineRule="auto" w:after="180"/>
+      </w:pPr>
+      <w:r>
+        <w:rPr>
+          <w:b w:val="0"/>
+        </w:rPr>
+        <w:t xml:space="preserve">Move upward only when you can produce </w:t>
+      </w:r>
+      <w:r>
+        <w:rPr>
+          <w:b/>
+        </w:rPr>
+        <w:t>evidence</w:t>
+      </w:r>
+      <w:r>
+        <w:rPr>
+          <w:b w:val="0"/>
+        </w:rPr>
+        <w:t xml:space="preserve"> without copying the worked example.</w:t>
       </w:r>
     </w:p>
     <w:p>
@@ -2989,33 +4275,105 @@
       </w:r>
     </w:p>
     <w:p>
-      <w:r>
+      <w:pPr>
+        <w:spacing w:line="336" w:lineRule="auto" w:after="180"/>
+      </w:pPr>
+      <w:r>
+        <w:rPr>
+          <w:b w:val="0"/>
+        </w:rPr>
         <w:t>1 • NAME: Define the concept without repeating the textbook.</w:t>
       </w:r>
     </w:p>
     <w:p>
-      <w:r>
-        <w:t>2 • TRACE: Show the information, state, branch, calculation, or evidence path.</w:t>
-      </w:r>
-    </w:p>
-    <w:p>
-      <w:r>
+      <w:pPr>
+        <w:spacing w:line="336" w:lineRule="auto" w:after="180"/>
+      </w:pPr>
+      <w:r>
+        <w:rPr>
+          <w:b w:val="0"/>
+        </w:rPr>
+        <w:t xml:space="preserve">2 • TRACE: Show the information, state, branch, calculation, or </w:t>
+      </w:r>
+      <w:r>
+        <w:rPr>
+          <w:b/>
+        </w:rPr>
+        <w:t>evidence</w:t>
+      </w:r>
+      <w:r>
+        <w:rPr>
+          <w:b w:val="0"/>
+        </w:rPr>
+        <w:t xml:space="preserve"> path.</w:t>
+      </w:r>
+    </w:p>
+    <w:p>
+      <w:pPr>
+        <w:spacing w:line="336" w:lineRule="auto" w:after="180"/>
+      </w:pPr>
+      <w:r>
+        <w:rPr>
+          <w:b w:val="0"/>
+        </w:rPr>
         <w:t>3 • APPLY: Solve a different example independently.</w:t>
       </w:r>
     </w:p>
     <w:p>
-      <w:r>
-        <w:t>4 • CHALLENGE: Find a boundary case, counterexample, or unfair outcome.</w:t>
-      </w:r>
-    </w:p>
-    <w:p>
-      <w:r>
+      <w:pPr>
+        <w:spacing w:line="336" w:lineRule="auto" w:after="180"/>
+      </w:pPr>
+      <w:r>
+        <w:rPr>
+          <w:b w:val="0"/>
+        </w:rPr>
+        <w:t xml:space="preserve">4 • CHALLENGE: Find a </w:t>
+      </w:r>
+      <w:r>
+        <w:rPr>
+          <w:b/>
+        </w:rPr>
+        <w:t>boundary</w:t>
+      </w:r>
+      <w:r>
+        <w:rPr>
+          <w:b w:val="0"/>
+        </w:rPr>
+        <w:t xml:space="preserve"> case, counterexample, or unfair outcome.</w:t>
+      </w:r>
+    </w:p>
+    <w:p>
+      <w:pPr>
+        <w:spacing w:line="336" w:lineRule="auto" w:after="180"/>
+      </w:pPr>
+      <w:r>
+        <w:rPr>
+          <w:b w:val="0"/>
+        </w:rPr>
         <w:t>5 • EXPLAIN LIMITS: Say when the result should not be trusted or used alone.</w:t>
       </w:r>
     </w:p>
     <w:p>
-      <w:r>
-        <w:t>My strongest evidence of independent understanding:</w:t>
+      <w:pPr>
+        <w:spacing w:line="336" w:lineRule="auto" w:after="180"/>
+      </w:pPr>
+      <w:r>
+        <w:rPr>
+          <w:b w:val="0"/>
+        </w:rPr>
+        <w:t xml:space="preserve">My strongest </w:t>
+      </w:r>
+      <w:r>
+        <w:rPr>
+          <w:b/>
+        </w:rPr>
+        <w:t>evidence</w:t>
+      </w:r>
+      <w:r>
+        <w:rPr>
+          <w:b w:val="0"/>
+        </w:rPr>
+        <w:t xml:space="preserve"> of independent understanding:</w:t>
       </w:r>
     </w:p>
     <w:p>
@@ -3061,16 +4419,39 @@
     </w:p>
     <w:p>
       <w:r>
+        <w:t>Apply this week’s idea to Transparent Book Recommender. Keep an annotated decision and the evidence supporting it.</w:t>
+      </w:r>
+    </w:p>
+    <w:p>
+      <w:pPr>
+        <w:spacing w:line="336" w:lineRule="auto" w:after="180"/>
+      </w:pPr>
+      <w:r>
+        <w:rPr>
+          <w:b/>
+        </w:rPr>
         <w:t>CUMULATIVE PROJECT</w:t>
       </w:r>
     </w:p>
     <w:p>
-      <w:r>
+      <w:pPr>
+        <w:spacing w:line="336" w:lineRule="auto" w:after="180"/>
+      </w:pPr>
+      <w:r>
+        <w:rPr>
+          <w:b w:val="0"/>
+        </w:rPr>
         <w:t>Transparent Book Recommender</w:t>
       </w:r>
     </w:p>
     <w:p>
-      <w:r>
+      <w:pPr>
+        <w:spacing w:line="336" w:lineRule="auto" w:after="180"/>
+      </w:pPr>
+      <w:r>
+        <w:rPr>
+          <w:b w:val="0"/>
+        </w:rPr>
         <w:t>Every week adds one inspectable piece. The system must show how it reached a result.</w:t>
       </w:r>
     </w:p>
@@ -3111,17 +4492,63 @@
       </w:r>
     </w:p>
     <w:p>
-      <w:r>
+      <w:pPr>
+        <w:spacing w:line="336" w:lineRule="auto" w:after="180"/>
+      </w:pPr>
+      <w:r>
+        <w:rPr>
+          <w:b w:val="0"/>
+        </w:rPr>
         <w:t>THIS WEEK’S CHECKPOINT  When a ranking surprises you, inspect feature values, weights, arithmetic, and sorting separately.</w:t>
       </w:r>
     </w:p>
     <w:p>
-      <w:r>
-        <w:t>SYSTEM MAP  Reader need → allowed inputs → transparent rule or score → ranked candidates → explanation → test record → human decision</w:t>
-      </w:r>
-    </w:p>
-    <w:p>
-      <w:r>
+      <w:pPr>
+        <w:pStyle w:val="Heading3"/>
+      </w:pPr>
+      <w:r>
+        <w:t>Trace the system</w:t>
+      </w:r>
+    </w:p>
+    <w:p>
+      <w:pPr>
+        <w:spacing w:line="336" w:lineRule="auto" w:after="180"/>
+        <w:shd w:fill="EDF7F3"/>
+      </w:pPr>
+      <w:r>
+        <w:rPr>
+          <w:b w:val="0"/>
+        </w:rPr>
+        <w:t xml:space="preserve">SYSTEM MAP  Reader need → allowed </w:t>
+      </w:r>
+      <w:r>
+        <w:rPr>
+          <w:b/>
+        </w:rPr>
+        <w:t>input</w:t>
+      </w:r>
+      <w:r>
+        <w:rPr>
+          <w:b w:val="0"/>
+        </w:rPr>
+        <w:t xml:space="preserve">s → transparent rule or score → ranked candidates → explanation → test record → </w:t>
+      </w:r>
+      <w:r>
+        <w:rPr>
+          <w:b/>
+        </w:rPr>
+        <w:t>human decision</w:t>
+      </w:r>
+    </w:p>
+    <w:p>
+      <w:pPr>
+        <w:spacing w:line="336" w:lineRule="auto" w:after="180"/>
+        <w:shd w:fill="F5F1FB"/>
+      </w:pPr>
+      <w:r>
+        <w:rPr>
+          <w:b w:val="0"/>
+        </w:rPr>
         <w:t>What will you add, change, or verify in the project this week?</w:t>
       </w:r>
     </w:p>
@@ -3159,8 +4586,27 @@
       </w:r>
     </w:p>
     <w:p>
-      <w:r>
-        <w:t>What should remain under human control?</w:t>
+      <w:pPr>
+        <w:spacing w:line="336" w:lineRule="auto" w:after="180"/>
+        <w:shd w:fill="F5F1FB"/>
+      </w:pPr>
+      <w:r>
+        <w:rPr>
+          <w:b w:val="0"/>
+        </w:rPr>
+        <w:t xml:space="preserve">What should remain under </w:t>
+      </w:r>
+      <w:r>
+        <w:rPr>
+          <w:b/>
+        </w:rPr>
+        <w:t>human control</w:t>
+      </w:r>
+      <w:r>
+        <w:rPr>
+          <w:b w:val="0"/>
+        </w:rPr>
+        <w:t>?</w:t>
       </w:r>
     </w:p>
     <w:p>
@@ -3197,7 +4643,22 @@
       </w:r>
     </w:p>
     <w:p>
-      <w:r>
+      <w:pPr>
+        <w:pStyle w:val="Heading3"/>
+      </w:pPr>
+      <w:r>
+        <w:t>Responsible design</w:t>
+      </w:r>
+    </w:p>
+    <w:p>
+      <w:pPr>
+        <w:spacing w:line="336" w:lineRule="auto" w:after="180"/>
+        <w:shd w:fill="FFF5E6"/>
+      </w:pPr>
+      <w:r>
+        <w:rPr>
+          <w:b w:val="0"/>
+        </w:rPr>
         <w:t>RESPONSIBLE DESIGN  Collect only necessary information. Show uncertainty and limits. Never confuse a ranking with a fact about a person.</w:t>
       </w:r>
     </w:p>
@@ -3210,8 +4671,50 @@
       </w:r>
     </w:p>
     <w:p>
-      <w:r>
-        <w:t>Test the recommender’s helper functions with normal, zero and boundary inputs before debugging the whole application.</w:t>
+      <w:pPr>
+        <w:spacing w:line="336" w:lineRule="auto" w:after="180"/>
+      </w:pPr>
+      <w:r>
+        <w:rPr>
+          <w:b w:val="0"/>
+        </w:rPr>
+        <w:t xml:space="preserve">Test the recommender’s helper functions with normal, zero and </w:t>
+      </w:r>
+      <w:r>
+        <w:rPr>
+          <w:b/>
+        </w:rPr>
+        <w:t>boundary</w:t>
+      </w:r>
+      <w:r>
+        <w:rPr>
+          <w:b w:val="0"/>
+        </w:rPr>
+        <w:t xml:space="preserve"> </w:t>
+      </w:r>
+      <w:r>
+        <w:rPr>
+          <w:b/>
+        </w:rPr>
+        <w:t>input</w:t>
+      </w:r>
+      <w:r>
+        <w:rPr>
+          <w:b w:val="0"/>
+        </w:rPr>
+        <w:t xml:space="preserve">s before </w:t>
+      </w:r>
+      <w:r>
+        <w:rPr>
+          <w:b/>
+        </w:rPr>
+        <w:t>debug</w:t>
+      </w:r>
+      <w:r>
+        <w:rPr>
+          <w:b w:val="0"/>
+        </w:rPr>
+        <w:t>ging the whole application.</w:t>
       </w:r>
     </w:p>
     <w:p>
@@ -3224,16 +4727,48 @@
     </w:p>
     <w:p>
       <w:r>
+        <w:t>Use a genuinely new case for independent evidence. Previously discussed examples remain practice; use the separately named independent case before feedback.</w:t>
+      </w:r>
+    </w:p>
+    <w:p>
+      <w:pPr>
+        <w:pStyle w:val="Heading3"/>
+      </w:pPr>
+      <w:r>
+        <w:t>Independent evidence</w:t>
+      </w:r>
+    </w:p>
+    <w:p>
+      <w:pPr>
+        <w:spacing w:line="336" w:lineRule="auto" w:after="180"/>
+        <w:shd w:fill="FFF5E6"/>
+      </w:pPr>
+      <w:r>
+        <w:rPr>
+          <w:b w:val="0"/>
+        </w:rPr>
         <w:t>INDEPENDENT MASTERY PROOF</w:t>
       </w:r>
     </w:p>
     <w:p>
-      <w:r>
+      <w:pPr>
+        <w:spacing w:line="336" w:lineRule="auto" w:after="180"/>
+      </w:pPr>
+      <w:r>
+        <w:rPr>
+          <w:b w:val="0"/>
+        </w:rPr>
         <w:t>Explain • Transfer • Test • Defend</w:t>
       </w:r>
     </w:p>
     <w:p>
-      <w:r>
+      <w:pPr>
+        <w:spacing w:line="336" w:lineRule="auto" w:after="180"/>
+      </w:pPr>
+      <w:r>
+        <w:rPr>
+          <w:b w:val="0"/>
+        </w:rPr>
         <w:t>Complete this page without copying the worked example. Your reasoning matters more than decoration.</w:t>
       </w:r>
     </w:p>
@@ -3274,12 +4809,34 @@
       </w:r>
     </w:p>
     <w:p>
-      <w:r>
+      <w:pPr>
+        <w:pStyle w:val="Heading3"/>
+      </w:pPr>
+      <w:r>
+        <w:t>Try a more demanding case</w:t>
+      </w:r>
+    </w:p>
+    <w:p>
+      <w:pPr>
+        <w:spacing w:line="336" w:lineRule="auto" w:after="180"/>
+        <w:shd w:fill="F5F1FB"/>
+      </w:pPr>
+      <w:r>
+        <w:rPr>
+          <w:b w:val="0"/>
+        </w:rPr>
         <w:t>CHALLENGE  Use divide-and-check to locate a faulty branch.</w:t>
       </w:r>
     </w:p>
     <w:p>
-      <w:r>
+      <w:pPr>
+        <w:spacing w:line="336" w:lineRule="auto" w:after="180"/>
+        <w:shd w:fill="F4F9FC"/>
+      </w:pPr>
+      <w:r>
+        <w:rPr>
+          <w:b w:val="0"/>
+        </w:rPr>
         <w:t>1. My fresh example, trace, calculation, or design:</w:t>
       </w:r>
     </w:p>
@@ -3317,8 +4874,39 @@
       </w:r>
     </w:p>
     <w:p>
-      <w:r>
-        <w:t>2. My evidence that it works (include a boundary or missing-data case):</w:t>
+      <w:pPr>
+        <w:spacing w:line="336" w:lineRule="auto" w:after="180"/>
+        <w:shd w:fill="F4F9FC"/>
+      </w:pPr>
+      <w:r>
+        <w:rPr>
+          <w:b w:val="0"/>
+        </w:rPr>
+        <w:t xml:space="preserve">2. My </w:t>
+      </w:r>
+      <w:r>
+        <w:rPr>
+          <w:b/>
+        </w:rPr>
+        <w:t>evidence</w:t>
+      </w:r>
+      <w:r>
+        <w:rPr>
+          <w:b w:val="0"/>
+        </w:rPr>
+        <w:t xml:space="preserve"> that it works (include a </w:t>
+      </w:r>
+      <w:r>
+        <w:rPr>
+          <w:b/>
+        </w:rPr>
+        <w:t>boundary</w:t>
+      </w:r>
+      <w:r>
+        <w:rPr>
+          <w:b w:val="0"/>
+        </w:rPr>
+        <w:t xml:space="preserve"> or missing-data case):</w:t>
       </w:r>
     </w:p>
     <w:p>
@@ -3355,7 +4943,14 @@
       </w:r>
     </w:p>
     <w:p>
-      <w:r>
+      <w:pPr>
+        <w:spacing w:line="336" w:lineRule="auto" w:after="180"/>
+        <w:shd w:fill="F4F9FC"/>
+      </w:pPr>
+      <w:r>
+        <w:rPr>
+          <w:b w:val="0"/>
+        </w:rPr>
         <w:t>3. One limitation, fairness concern, or situation needing human review:</w:t>
       </w:r>
     </w:p>
@@ -3393,8 +4988,47 @@
       </w:r>
     </w:p>
     <w:p>
-      <w:r>
-        <w:t>SELF-CHECK  □ I explained the mechanism  □ I used evidence  □ I tested a fresh case  □ I named a limitation  □ I can answer ‘why?’</w:t>
+      <w:pPr>
+        <w:pStyle w:val="Heading3"/>
+      </w:pPr>
+      <w:r>
+        <w:t>Check your explanation</w:t>
+      </w:r>
+    </w:p>
+    <w:p>
+      <w:pPr>
+        <w:spacing w:line="336" w:lineRule="auto" w:after="180"/>
+        <w:shd w:fill="F5F1FB"/>
+      </w:pPr>
+      <w:r>
+        <w:rPr>
+          <w:b w:val="0"/>
+        </w:rPr>
+        <w:t xml:space="preserve">SELF-CHECK  □ I explained the </w:t>
+      </w:r>
+      <w:r>
+        <w:rPr>
+          <w:b/>
+        </w:rPr>
+        <w:t>mechanism</w:t>
+      </w:r>
+      <w:r>
+        <w:rPr>
+          <w:b w:val="0"/>
+        </w:rPr>
+        <w:t xml:space="preserve">  □ I used </w:t>
+      </w:r>
+      <w:r>
+        <w:rPr>
+          <w:b/>
+        </w:rPr>
+        <w:t>evidence</w:t>
+      </w:r>
+      <w:r>
+        <w:rPr>
+          <w:b w:val="0"/>
+        </w:rPr>
+        <w:t xml:space="preserve">  □ I tested a fresh case  □ I named a limitation  □ I can answer ‘why?’</w:t>
       </w:r>
     </w:p>
     <w:p>
@@ -3406,6 +5040,11 @@
       </w:r>
     </w:p>
     <w:p>
+      <w:r>
+        <w:t>Revisit the complete Debugging Strategies case for supported practice. Repeated examples do not become fresh assessments.</w:t>
+      </w:r>
+    </w:p>
+    <w:p>
       <w:pPr>
         <w:pStyle w:val="Heading3"/>
       </w:pPr>
@@ -3414,7 +5053,13 @@
       </w:r>
     </w:p>
     <w:p>
-      <w:r>
+      <w:pPr>
+        <w:spacing w:line="336" w:lineRule="auto" w:after="180"/>
+      </w:pPr>
+      <w:r>
+        <w:rPr>
+          <w:b w:val="0"/>
+        </w:rPr>
         <w:t>Use the supplied details to practise the weekly concept before attempting the independent question. This case extends the illustrated lesson.</w:t>
       </w:r>
     </w:p>
@@ -3427,7 +5072,13 @@
       </w:r>
     </w:p>
     <w:p>
-      <w:r>
+      <w:pPr>
+        <w:spacing w:line="336" w:lineRule="auto" w:after="180"/>
+      </w:pPr>
+      <w:r>
+        <w:rPr>
+          <w:b w:val="0"/>
+        </w:rPr>
         <w:t>Award two points per matching trait. A bug awards two for every trait.</w:t>
       </w:r>
     </w:p>
@@ -3440,7 +5091,13 @@
       </w:r>
     </w:p>
     <w:p>
-      <w:r>
+      <w:pPr>
+        <w:spacing w:line="336" w:lineRule="auto" w:after="180"/>
+      </w:pPr>
+      <w:r>
+        <w:rPr>
+          <w:b w:val="0"/>
+        </w:rPr>
         <w:t>Test one match and one nonmatch.</w:t>
       </w:r>
     </w:p>
@@ -3453,7 +5110,13 @@
       </w:r>
     </w:p>
     <w:p>
-      <w:r>
+      <w:pPr>
+        <w:spacing w:line="336" w:lineRule="auto" w:after="180"/>
+      </w:pPr>
+      <w:r>
+        <w:rPr>
+          <w:b w:val="0"/>
+        </w:rPr>
         <w:t>Expected 2; buggy result 4. Put the addition inside the match condition. Test zero, one and two matches for 0,2,4.</w:t>
       </w:r>
     </w:p>
@@ -3466,7 +5129,14 @@
       </w:r>
     </w:p>
     <w:p>
-      <w:r>
+      <w:pPr>
+        <w:spacing w:line="336" w:lineRule="auto" w:after="180"/>
+        <w:shd w:fill="F5F1FB"/>
+      </w:pPr>
+      <w:r>
+        <w:rPr>
+          <w:b w:val="0"/>
+        </w:rPr>
         <w:t>Which detail supports the answer, and why does it matter?</w:t>
       </w:r>
     </w:p>
@@ -3644,17 +5314,35 @@
       </w:tr>
     </w:tbl>
     <w:p>
-      <w:r>
+      <w:pPr>
+        <w:spacing w:line="336" w:lineRule="auto" w:after="180"/>
+      </w:pPr>
+      <w:r>
+        <w:rPr>
+          <w:b w:val="0"/>
+        </w:rPr>
         <w:t>Award two points per matching trait. A bug awards two for every trait.</w:t>
       </w:r>
     </w:p>
     <w:p>
-      <w:r>
+      <w:pPr>
+        <w:spacing w:line="336" w:lineRule="auto" w:after="180"/>
+      </w:pPr>
+      <w:r>
+        <w:rPr>
+          <w:b w:val="0"/>
+        </w:rPr>
         <w:t>Test one match and one nonmatch.</w:t>
       </w:r>
     </w:p>
     <w:p>
-      <w:r>
+      <w:pPr>
+        <w:spacing w:line="336" w:lineRule="auto" w:after="180"/>
+      </w:pPr>
+      <w:r>
+        <w:rPr>
+          <w:b w:val="0"/>
+        </w:rPr>
         <w:t>Expected 2; buggy result 4. Put the addition inside the match condition. Test zero, one and two matches for 0,2,4.</w:t>
       </w:r>
     </w:p>
@@ -3667,6 +5355,11 @@
       </w:r>
     </w:p>
     <w:p>
+      <w:r>
+        <w:t>Attempt the reserved new case before feedback. Record support; the earlier examples below remain additional practice.</w:t>
+      </w:r>
+    </w:p>
+    <w:p>
       <w:pPr>
         <w:pStyle w:val="Heading3"/>
       </w:pPr>
@@ -3675,7 +5368,13 @@
       </w:r>
     </w:p>
     <w:p>
-      <w:r>
+      <w:pPr>
+        <w:spacing w:line="336" w:lineRule="auto" w:after="180"/>
+      </w:pPr>
+      <w:r>
+        <w:rPr>
+          <w:b w:val="0"/>
+        </w:rPr>
         <w:t>Define stock(packs, loose) to return packs * 4 + loose. Create expected tests for (2, 3), (0, 3), (2, 0), then show which detects a faulty packs + loose body.</w:t>
       </w:r>
     </w:p>
@@ -3723,7 +5422,13 @@
       </w:r>
     </w:p>
     <w:p>
-      <w:r>
+      <w:pPr>
+        <w:spacing w:line="336" w:lineRule="auto" w:after="180"/>
+      </w:pPr>
+      <w:r>
+        <w:rPr>
+          <w:b w:val="0"/>
+        </w:rPr>
         <w:t>Attempt this case before feedback. Record any help. Earlier examples below are further practice; a case already practised with feedback cannot establish fresh transfer.</w:t>
       </w:r>
     </w:p>
@@ -3736,18 +5441,43 @@
       </w:r>
     </w:p>
     <w:p>
-      <w:r>
+      <w:pPr>
+        <w:spacing w:line="336" w:lineRule="auto" w:after="180"/>
+      </w:pPr>
+      <w:r>
+        <w:rPr>
+          <w:b w:val="0"/>
+        </w:rPr>
         <w:t>Close the worked explanation. Apply the idea to this different question without copying.</w:t>
       </w:r>
     </w:p>
     <w:p>
-      <w:r>
+      <w:pPr>
+        <w:spacing w:line="336" w:lineRule="auto" w:after="180"/>
+        <w:shd w:fill="F5F1FB"/>
+      </w:pPr>
+      <w:r>
+        <w:rPr>
+          <w:b w:val="0"/>
+        </w:rPr>
         <w:t>A loop should run four times but runs five. You change its colour and stopping condition at once. Which single change is relevant to test first?</w:t>
       </w:r>
     </w:p>
     <w:p>
-      <w:r>
-        <w:t>My answer, with a trace, calculation or supporting evidence</w:t>
+      <w:pPr>
+        <w:spacing w:line="336" w:lineRule="auto" w:after="180"/>
+      </w:pPr>
+      <w:r>
+        <w:rPr>
+          <w:b w:val="0"/>
+        </w:rPr>
+        <w:t xml:space="preserve">My answer, with a trace, calculation or supporting </w:t>
+      </w:r>
+      <w:r>
+        <w:rPr>
+          <w:b/>
+        </w:rPr>
+        <w:t>evidence</w:t>
       </w:r>
     </w:p>
     <w:p>
@@ -3792,13 +5522,49 @@
       </w:r>
     </w:p>
     <w:p>
-      <w:r>
-        <w:t>Change one relevant detail. Predict the result before testing. Include a boundary or missing-information case when it helps reveal a limit.</w:t>
-      </w:r>
-    </w:p>
-    <w:p>
-      <w:r>
-        <w:t>My changed input and expected result</w:t>
+      <w:pPr>
+        <w:spacing w:line="336" w:lineRule="auto" w:after="180"/>
+      </w:pPr>
+      <w:r>
+        <w:rPr>
+          <w:b w:val="0"/>
+        </w:rPr>
+        <w:t xml:space="preserve">Change one relevant detail. Predict the result before testing. Include a </w:t>
+      </w:r>
+      <w:r>
+        <w:rPr>
+          <w:b/>
+        </w:rPr>
+        <w:t>boundary</w:t>
+      </w:r>
+      <w:r>
+        <w:rPr>
+          <w:b w:val="0"/>
+        </w:rPr>
+        <w:t xml:space="preserve"> or missing-information case when it helps reveal a limit.</w:t>
+      </w:r>
+    </w:p>
+    <w:p>
+      <w:pPr>
+        <w:spacing w:line="336" w:lineRule="auto" w:after="180"/>
+      </w:pPr>
+      <w:r>
+        <w:rPr>
+          <w:b w:val="0"/>
+        </w:rPr>
+        <w:t xml:space="preserve">My changed </w:t>
+      </w:r>
+      <w:r>
+        <w:rPr>
+          <w:b/>
+        </w:rPr>
+        <w:t>input</w:t>
+      </w:r>
+      <w:r>
+        <w:rPr>
+          <w:b w:val="0"/>
+        </w:rPr>
+        <w:t xml:space="preserve"> and expected result</w:t>
       </w:r>
     </w:p>
     <w:p>
@@ -3843,13 +5609,37 @@
       </w:r>
     </w:p>
     <w:p>
-      <w:r>
+      <w:pPr>
+        <w:spacing w:line="336" w:lineRule="auto" w:after="180"/>
+      </w:pPr>
+      <w:r>
+        <w:rPr>
+          <w:b w:val="0"/>
+        </w:rPr>
         <w:t>When a ranking surprises you, inspect feature values, weights, arithmetic, and sorting separately.</w:t>
       </w:r>
     </w:p>
     <w:p>
-      <w:r>
-        <w:t>The evidence I will keep</w:t>
+      <w:pPr>
+        <w:spacing w:line="336" w:lineRule="auto" w:after="180"/>
+      </w:pPr>
+      <w:r>
+        <w:rPr>
+          <w:b w:val="0"/>
+        </w:rPr>
+        <w:t xml:space="preserve">The </w:t>
+      </w:r>
+      <w:r>
+        <w:rPr>
+          <w:b/>
+        </w:rPr>
+        <w:t>evidence</w:t>
+      </w:r>
+      <w:r>
+        <w:rPr>
+          <w:b w:val="0"/>
+        </w:rPr>
+        <w:t xml:space="preserve"> I will keep</w:t>
       </w:r>
     </w:p>
     <w:p>
@@ -3886,8 +5676,26 @@
       </w:r>
     </w:p>
     <w:p>
-      <w:r>
-        <w:t>Your teacher has the independent answer and scoring criteria. Complete the matching workbook week to keep your practice evidence together.</w:t>
+      <w:pPr>
+        <w:spacing w:line="336" w:lineRule="auto" w:after="180"/>
+      </w:pPr>
+      <w:r>
+        <w:rPr>
+          <w:b w:val="0"/>
+        </w:rPr>
+        <w:t xml:space="preserve">Your teacher has the independent answer and scoring criteria. Complete the matching workbook week to keep your practice </w:t>
+      </w:r>
+      <w:r>
+        <w:rPr>
+          <w:b/>
+        </w:rPr>
+        <w:t>evidence</w:t>
+      </w:r>
+      <w:r>
+        <w:rPr>
+          <w:b w:val="0"/>
+        </w:rPr>
+        <w:t xml:space="preserve"> together.</w:t>
       </w:r>
     </w:p>
     <w:p>
@@ -3899,7 +5707,13 @@
       </w:r>
     </w:p>
     <w:p>
-      <w:r>
+      <w:pPr>
+        <w:spacing w:line="336" w:lineRule="auto" w:after="180"/>
+      </w:pPr>
+      <w:r>
+        <w:rPr>
+          <w:b w:val="0"/>
+        </w:rPr>
         <w:t>Intended score is 3 per matching trait. Bug: score starts at 3 and adds 3 for each match. Give expected and actual results for 0,1,2 matches and repair the cause.</w:t>
       </w:r>
     </w:p>
@@ -3955,8 +5769,25 @@
       </w:r>
     </w:p>
     <w:p>
-      <w:r>
-        <w:t>Attempt the independent case before hints. Record whether you worked alone, used a hint or followed a model. After feedback, fix the first unsupported step and explain why it changed. A later check uses a changed case, not a copied answer.</w:t>
+      <w:pPr>
+        <w:spacing w:line="336" w:lineRule="auto" w:after="180"/>
+      </w:pPr>
+      <w:r>
+        <w:rPr>
+          <w:b w:val="0"/>
+        </w:rPr>
+        <w:t>Attempt the independent case before hints. Record whether you worked alone, used a hint or followed a model. After feedback, fix the first unsupported step and explain why it changed.</w:t>
+      </w:r>
+    </w:p>
+    <w:p>
+      <w:pPr>
+        <w:spacing w:line="336" w:lineRule="auto" w:after="180"/>
+      </w:pPr>
+      <w:r>
+        <w:rPr>
+          <w:b w:val="0"/>
+        </w:rPr>
+        <w:t>A later check uses a changed case, not a copied answer.</w:t>
       </w:r>
     </w:p>
     <w:p>
@@ -3969,6 +5800,17 @@
     </w:p>
     <w:p>
       <w:r>
+        <w:t>Use this map to navigate Debugging Strategies, connect the goals to tasks and keep one evidence record for each attempt.</w:t>
+      </w:r>
+    </w:p>
+    <w:p>
+      <w:pPr>
+        <w:spacing w:line="336" w:lineRule="auto" w:after="180"/>
+      </w:pPr>
+      <w:r>
+        <w:rPr>
+          <w:b w:val="0"/>
+        </w:rPr>
         <w:t>Start with this question: A fictional shelf function should count books in complete bundles plus loose books.</w:t>
       </w:r>
     </w:p>
@@ -4075,13 +5917,61 @@
       </w:tr>
     </w:tbl>
     <w:p>
-      <w:r>
-        <w:t>Remember → watch and explain → try with help → investigate → try independently → keep project evidence. Your teacher may spread this lesson across several classes.</w:t>
-      </w:r>
-    </w:p>
-    <w:p>
-      <w:r>
-        <w:t>Keep your first prediction. Compare it with what the evidence shows and explain any change.</w:t>
+      <w:pPr>
+        <w:spacing w:line="336" w:lineRule="auto" w:after="180"/>
+      </w:pPr>
+      <w:r>
+        <w:rPr>
+          <w:b w:val="0"/>
+        </w:rPr>
+        <w:t xml:space="preserve">Remember → watch and explain → try with help → investigate → try independently → keep project </w:t>
+      </w:r>
+      <w:r>
+        <w:rPr>
+          <w:b/>
+        </w:rPr>
+        <w:t>evidence</w:t>
+      </w:r>
+      <w:r>
+        <w:rPr>
+          <w:b w:val="0"/>
+        </w:rPr>
+        <w:t>. Your teacher may spread this lesson across several classes.</w:t>
+      </w:r>
+    </w:p>
+    <w:p>
+      <w:pPr>
+        <w:spacing w:line="336" w:lineRule="auto" w:after="180"/>
+      </w:pPr>
+      <w:r>
+        <w:rPr>
+          <w:b w:val="0"/>
+        </w:rPr>
+        <w:t xml:space="preserve">Keep your first </w:t>
+      </w:r>
+      <w:r>
+        <w:rPr>
+          <w:b/>
+        </w:rPr>
+        <w:t>prediction</w:t>
+      </w:r>
+      <w:r>
+        <w:rPr>
+          <w:b w:val="0"/>
+        </w:rPr>
+        <w:t xml:space="preserve">. Compare it with what the </w:t>
+      </w:r>
+      <w:r>
+        <w:rPr>
+          <w:b/>
+        </w:rPr>
+        <w:t>evidence</w:t>
+      </w:r>
+      <w:r>
+        <w:rPr>
+          <w:b w:val="0"/>
+        </w:rPr>
+        <w:t xml:space="preserve"> shows and explain any change.</w:t>
       </w:r>
     </w:p>
     <w:p>
@@ -4094,6 +5984,17 @@
     </w:p>
     <w:p>
       <w:r>
+        <w:t>Explain Debugging Strategies without notes, identify a remaining question and plan a later check with a changed case.</w:t>
+      </w:r>
+    </w:p>
+    <w:p>
+      <w:pPr>
+        <w:spacing w:line="336" w:lineRule="auto" w:after="180"/>
+      </w:pPr>
+      <w:r>
+        <w:rPr>
+          <w:b w:val="0"/>
+        </w:rPr>
         <w:t>Close your notes. Explain this goal in your own words: Design revealing tests for a function</w:t>
       </w:r>
     </w:p>
@@ -4131,13 +6032,61 @@
       </w:r>
     </w:p>
     <w:p>
-      <w:r>
-        <w:t>If you are unsure, return to the worked picture and explain one arrow. If you are ready, change an input or assumption and justify your prediction.</w:t>
-      </w:r>
-    </w:p>
-    <w:p>
-      <w:r>
-        <w:t>Save your workbook evidence. At the next review, try a different case before opening your old answer.</w:t>
+      <w:pPr>
+        <w:spacing w:line="336" w:lineRule="auto" w:after="180"/>
+      </w:pPr>
+      <w:r>
+        <w:rPr>
+          <w:b w:val="0"/>
+        </w:rPr>
+        <w:t xml:space="preserve">If you are unsure, return to the worked picture and explain one arrow. If you are ready, change an </w:t>
+      </w:r>
+      <w:r>
+        <w:rPr>
+          <w:b/>
+        </w:rPr>
+        <w:t>input</w:t>
+      </w:r>
+      <w:r>
+        <w:rPr>
+          <w:b w:val="0"/>
+        </w:rPr>
+        <w:t xml:space="preserve"> or assumption and justify your </w:t>
+      </w:r>
+      <w:r>
+        <w:rPr>
+          <w:b/>
+        </w:rPr>
+        <w:t>prediction</w:t>
+      </w:r>
+      <w:r>
+        <w:rPr>
+          <w:b w:val="0"/>
+        </w:rPr>
+        <w:t>.</w:t>
+      </w:r>
+    </w:p>
+    <w:p>
+      <w:pPr>
+        <w:spacing w:line="336" w:lineRule="auto" w:after="180"/>
+      </w:pPr>
+      <w:r>
+        <w:rPr>
+          <w:b w:val="0"/>
+        </w:rPr>
+        <w:t xml:space="preserve">Save your workbook </w:t>
+      </w:r>
+      <w:r>
+        <w:rPr>
+          <w:b/>
+        </w:rPr>
+        <w:t>evidence</w:t>
+      </w:r>
+      <w:r>
+        <w:rPr>
+          <w:b w:val="0"/>
+        </w:rPr>
+        <w:t>. At the next review, try a different case before opening your old answer.</w:t>
       </w:r>
     </w:p>
     <w:p>
@@ -4150,11 +6099,28 @@
     </w:p>
     <w:p>
       <w:r>
+        <w:t>Attempt supported questions before using hints or feedback. Review a missing building block, then keep the completed work.</w:t>
+      </w:r>
+    </w:p>
+    <w:p>
+      <w:pPr>
+        <w:spacing w:line="336" w:lineRule="auto" w:after="180"/>
+      </w:pPr>
+      <w:r>
+        <w:rPr>
+          <w:b w:val="0"/>
+        </w:rPr>
         <w:t>Use this supported practice once, in the browser or on paper. Keep the reserved independent assessment for a separate first attempt before teacher feedback.</w:t>
       </w:r>
     </w:p>
     <w:p>
-      <w:r>
+      <w:pPr>
+        <w:spacing w:line="336" w:lineRule="auto" w:after="180"/>
+      </w:pPr>
+      <w:r>
+        <w:rPr>
+          <w:b w:val="0"/>
+        </w:rPr>
         <w:t>A fictional shelf function should count books in complete bundles plus loose books.</w:t>
       </w:r>
     </w:p>
@@ -4167,27 +6133,61 @@
       </w:r>
     </w:p>
     <w:p>
-      <w:r>
+      <w:pPr>
+        <w:spacing w:line="336" w:lineRule="auto" w:after="180"/>
+      </w:pPr>
+      <w:r>
+        <w:rPr>
+          <w:b w:val="0"/>
+        </w:rPr>
         <w:t>Which labelled step matches this detail? For (2,0), both return 12; a pass does not locate every bug.</w:t>
       </w:r>
     </w:p>
     <w:p>
-      <w:r>
+      <w:pPr>
+        <w:spacing w:line="336" w:lineRule="auto" w:after="180"/>
+        <w:shd w:fill="F4F9FC"/>
+      </w:pPr>
+      <w:r>
+        <w:rPr>
+          <w:b w:val="0"/>
+        </w:rPr>
         <w:t>1. Zero-bundle test</w:t>
       </w:r>
     </w:p>
     <w:p>
-      <w:r>
+      <w:pPr>
+        <w:spacing w:line="336" w:lineRule="auto" w:after="180"/>
+        <w:shd w:fill="F4F9FC"/>
+      </w:pPr>
+      <w:r>
+        <w:rPr>
+          <w:b w:val="0"/>
+        </w:rPr>
         <w:t>2. Expected normal test</w:t>
       </w:r>
     </w:p>
     <w:p>
-      <w:r>
+      <w:pPr>
+        <w:spacing w:line="336" w:lineRule="auto" w:after="180"/>
+        <w:shd w:fill="F4F9FC"/>
+      </w:pPr>
+      <w:r>
+        <w:rPr>
+          <w:b w:val="0"/>
+        </w:rPr>
         <w:t>3. Faulty trace</w:t>
       </w:r>
     </w:p>
     <w:p>
-      <w:r>
+      <w:pPr>
+        <w:spacing w:line="336" w:lineRule="auto" w:after="180"/>
+        <w:shd w:fill="F4F9FC"/>
+      </w:pPr>
+      <w:r>
+        <w:rPr>
+          <w:b w:val="0"/>
+        </w:rPr>
         <w:t>4. Nonrevealing test</w:t>
       </w:r>
     </w:p>
@@ -4225,41 +6225,179 @@
       </w:r>
     </w:p>
     <w:p>
-      <w:r>
+      <w:pPr>
+        <w:pStyle w:val="Heading3"/>
+      </w:pPr>
+      <w:r>
+        <w:t>Hint · try first</w:t>
+      </w:r>
+    </w:p>
+    <w:p>
+      <w:pPr>
+        <w:spacing w:line="336" w:lineRule="auto" w:after="180"/>
+        <w:shd w:fill="F1F6F8"/>
+      </w:pPr>
+      <w:r>
+        <w:rPr>
+          <w:b w:val="0"/>
+        </w:rPr>
         <w:t>Hint if needed: Read the steps in the pictorial case. Match the supplied detail to the stage that performs or records it.</w:t>
       </w:r>
     </w:p>
     <w:p>
-      <w:r>
-        <w:t>After your attempt, compare with the supported explanation: Nonrevealing test For (2,0), both return 12; a pass does not locate every bug. Test cases need not all expose the same error. Here loose books must be added after multiplying bundles. A zero-loose case cannot distinguish the two formulas because multiplying zero loose books changes nothing. Keep expected and actual columns so an observed output does not quietly become its own expected answer.</w:t>
-      </w:r>
-    </w:p>
-    <w:p>
       <w:pPr>
         <w:pStyle w:val="Heading3"/>
       </w:pPr>
       <w:r>
+        <w:t>Feedback · compare after trying</w:t>
+      </w:r>
+    </w:p>
+    <w:p>
+      <w:pPr>
+        <w:spacing w:line="336" w:lineRule="auto" w:after="180"/>
+        <w:shd w:fill="F1F6FC"/>
+      </w:pPr>
+      <w:r>
+        <w:rPr>
+          <w:b w:val="0"/>
+        </w:rPr>
+        <w:t xml:space="preserve">After your attempt, compare with the supported explanation: Nonrevealing test For (2,0), both return 12; a pass does not locate every bug. </w:t>
+      </w:r>
+      <w:r>
+        <w:rPr>
+          <w:b/>
+        </w:rPr>
+        <w:t>Test case</w:t>
+      </w:r>
+      <w:r>
+        <w:rPr>
+          <w:b w:val="0"/>
+        </w:rPr>
+        <w:t>s need not all expose the same error.</w:t>
+      </w:r>
+    </w:p>
+    <w:p>
+      <w:pPr>
+        <w:spacing w:line="336" w:lineRule="auto" w:after="180"/>
+        <w:shd w:fill="F1F6FC"/>
+      </w:pPr>
+      <w:r>
+        <w:rPr>
+          <w:b w:val="0"/>
+        </w:rPr>
+        <w:t>Here loose books must be added after multiplying bundles. A zero-loose case cannot distinguish the two formulas because multiplying zero loose books changes nothing.</w:t>
+      </w:r>
+    </w:p>
+    <w:p>
+      <w:pPr>
+        <w:spacing w:line="336" w:lineRule="auto" w:after="180"/>
+        <w:shd w:fill="F1F6FC"/>
+      </w:pPr>
+      <w:r>
+        <w:rPr>
+          <w:b w:val="0"/>
+        </w:rPr>
+        <w:t xml:space="preserve">Keep expected and actual columns so an observed </w:t>
+      </w:r>
+      <w:r>
+        <w:rPr>
+          <w:b/>
+        </w:rPr>
+        <w:t>output</w:t>
+      </w:r>
+      <w:r>
+        <w:rPr>
+          <w:b w:val="0"/>
+        </w:rPr>
+        <w:t xml:space="preserve"> does not quietly become its own expected answer.</w:t>
+      </w:r>
+    </w:p>
+    <w:p>
+      <w:pPr>
+        <w:pStyle w:val="Heading3"/>
+      </w:pPr>
+      <w:r>
         <w:t>Practice 2: explain the deciding evidence</w:t>
       </w:r>
     </w:p>
     <w:p>
-      <w:r>
+      <w:pPr>
+        <w:pStyle w:val="Heading3"/>
+      </w:pPr>
+      <w:r>
+        <w:t>Changed case · predict first</w:t>
+      </w:r>
+    </w:p>
+    <w:p>
+      <w:pPr>
+        <w:spacing w:line="336" w:lineRule="auto" w:after="180"/>
+        <w:shd w:fill="F5F1FB"/>
+      </w:pPr>
+      <w:r>
+        <w:rPr>
+          <w:b w:val="0"/>
+        </w:rPr>
         <w:t>Changed-case practice: Repair the body to bundle_count*6+loose. Which conclusion is supported by the supplied facts?</w:t>
       </w:r>
     </w:p>
     <w:p>
-      <w:r>
-        <w:t>1. We can decide the result without examining the changed input or the procedure.</w:t>
-      </w:r>
-    </w:p>
-    <w:p>
-      <w:r>
+      <w:pPr>
+        <w:spacing w:line="336" w:lineRule="auto" w:after="180"/>
+        <w:shd w:fill="F4F9FC"/>
+      </w:pPr>
+      <w:r>
+        <w:rPr>
+          <w:b w:val="0"/>
+        </w:rPr>
+        <w:t xml:space="preserve">1. We can decide the result without examining the changed </w:t>
+      </w:r>
+      <w:r>
+        <w:rPr>
+          <w:b/>
+        </w:rPr>
+        <w:t>input</w:t>
+      </w:r>
+      <w:r>
+        <w:rPr>
+          <w:b w:val="0"/>
+        </w:rPr>
+        <w:t xml:space="preserve"> or the procedure.</w:t>
+      </w:r>
+    </w:p>
+    <w:p>
+      <w:pPr>
+        <w:spacing w:line="336" w:lineRule="auto" w:after="180"/>
+        <w:shd w:fill="F4F9FC"/>
+      </w:pPr>
+      <w:r>
+        <w:rPr>
+          <w:b w:val="0"/>
+        </w:rPr>
         <w:t>2. Expected results for (2,1),(0,3),(2,0) are 13,3,12.</w:t>
       </w:r>
     </w:p>
     <w:p>
-      <w:r>
-        <w:t>3. This one example guarantees correct results for every future input.</w:t>
+      <w:pPr>
+        <w:spacing w:line="336" w:lineRule="auto" w:after="180"/>
+        <w:shd w:fill="F4F9FC"/>
+      </w:pPr>
+      <w:r>
+        <w:rPr>
+          <w:b w:val="0"/>
+        </w:rPr>
+        <w:t xml:space="preserve">3. This one example guarantees correct results for every future </w:t>
+      </w:r>
+      <w:r>
+        <w:rPr>
+          <w:b/>
+        </w:rPr>
+        <w:t>input</w:t>
+      </w:r>
+      <w:r>
+        <w:rPr>
+          <w:b w:val="0"/>
+        </w:rPr>
+        <w:t>.</w:t>
       </w:r>
     </w:p>
     <w:p>
@@ -4296,12 +6434,42 @@
       </w:r>
     </w:p>
     <w:p>
-      <w:r>
+      <w:pPr>
+        <w:pStyle w:val="Heading3"/>
+      </w:pPr>
+      <w:r>
+        <w:t>Hint · try first</w:t>
+      </w:r>
+    </w:p>
+    <w:p>
+      <w:pPr>
+        <w:spacing w:line="336" w:lineRule="auto" w:after="180"/>
+        <w:shd w:fill="F1F6F8"/>
+      </w:pPr>
+      <w:r>
+        <w:rPr>
+          <w:b w:val="0"/>
+        </w:rPr>
         <w:t>Hint if needed: Use the changed condition and the deciding step in the pictorial trace. The answer must say what follows from those facts.</w:t>
       </w:r>
     </w:p>
     <w:p>
-      <w:r>
+      <w:pPr>
+        <w:pStyle w:val="Heading3"/>
+      </w:pPr>
+      <w:r>
+        <w:t>Feedback · compare after trying</w:t>
+      </w:r>
+    </w:p>
+    <w:p>
+      <w:pPr>
+        <w:spacing w:line="336" w:lineRule="auto" w:after="180"/>
+        <w:shd w:fill="F1F6FC"/>
+      </w:pPr>
+      <w:r>
+        <w:rPr>
+          <w:b w:val="0"/>
+        </w:rPr>
         <w:t>After your attempt, compare with the supported explanation: Expected results for (2,1),(0,3),(2,0) are 13,3,12. Only bundles are groups of six; loose books are counted individually.</w:t>
       </w:r>
     </w:p>
@@ -4314,13 +6482,59 @@
       </w:r>
     </w:p>
     <w:p>
-      <w:r>
-        <w:t>Review Loops and Stopping (ai-2/5). Goal: Trace variable values before and after each loop iteration. Short practice: Why is report 0 correct for the original loop, and why is equality-only stopping risky here?. Return to this week and explain what you changed.</w:t>
-      </w:r>
-    </w:p>
-    <w:p>
-      <w:r>
-        <w:t>Review Branching Logic (ai-2/3). Goal: Trace the selected branch in an if elif else chain. Short practice: Give expected labels for −1,0,10,11 and identify the equality boundary for Short.. Return to this week and explain what you changed.</w:t>
+      <w:pPr>
+        <w:spacing w:line="336" w:lineRule="auto" w:after="180"/>
+      </w:pPr>
+      <w:r>
+        <w:rPr>
+          <w:b w:val="0"/>
+        </w:rPr>
+        <w:t>Review Loops and Stopping (ai-2/5). Goal: Trace variable values before and after each loop iteration. Short practice: Why is report 0 correct for the original loop, and why is equality-only stopping risky here?.</w:t>
+      </w:r>
+    </w:p>
+    <w:p>
+      <w:pPr>
+        <w:spacing w:line="336" w:lineRule="auto" w:after="180"/>
+      </w:pPr>
+      <w:r>
+        <w:rPr>
+          <w:b w:val="0"/>
+        </w:rPr>
+        <w:t>Return to this week and explain what you changed.</w:t>
+      </w:r>
+    </w:p>
+    <w:p>
+      <w:pPr>
+        <w:spacing w:line="336" w:lineRule="auto" w:after="180"/>
+      </w:pPr>
+      <w:r>
+        <w:rPr>
+          <w:b w:val="0"/>
+        </w:rPr>
+        <w:t xml:space="preserve">Review Branching Logic (ai-2/3). Goal: Trace the selected branch in an if elif else chain. Short practice: Give expected labels for −1,0,10,11 and identify the equality </w:t>
+      </w:r>
+      <w:r>
+        <w:rPr>
+          <w:b/>
+        </w:rPr>
+        <w:t>boundary</w:t>
+      </w:r>
+      <w:r>
+        <w:rPr>
+          <w:b w:val="0"/>
+        </w:rPr>
+        <w:t xml:space="preserve"> for Short..</w:t>
+      </w:r>
+    </w:p>
+    <w:p>
+      <w:pPr>
+        <w:spacing w:line="336" w:lineRule="auto" w:after="180"/>
+      </w:pPr>
+      <w:r>
+        <w:rPr>
+          <w:b w:val="0"/>
+        </w:rPr>
+        <w:t>Return to this week and explain what you changed.</w:t>
       </w:r>
     </w:p>
     <w:p>
@@ -4332,8 +6546,61 @@
       </w:r>
     </w:p>
     <w:p>
-      <w:r>
-        <w:t>The browser lab lets you edit the supported Python examples already included in this lesson. Predict first, run, inspect the actual output or error, change one input, then run again. Keep code, predictions, actual results and a reasoned revision together. On paper, label your result as a trace rather than an execution.</w:t>
+      <w:pPr>
+        <w:spacing w:line="336" w:lineRule="auto" w:after="180"/>
+      </w:pPr>
+      <w:r>
+        <w:rPr>
+          <w:b w:val="0"/>
+        </w:rPr>
+        <w:t xml:space="preserve">The browser lab lets you edit the supported Python examples already included in this lesson. Predict first, run, inspect the actual </w:t>
+      </w:r>
+      <w:r>
+        <w:rPr>
+          <w:b/>
+        </w:rPr>
+        <w:t>output</w:t>
+      </w:r>
+      <w:r>
+        <w:rPr>
+          <w:b w:val="0"/>
+        </w:rPr>
+        <w:t xml:space="preserve"> or error, change one </w:t>
+      </w:r>
+      <w:r>
+        <w:rPr>
+          <w:b/>
+        </w:rPr>
+        <w:t>input</w:t>
+      </w:r>
+      <w:r>
+        <w:rPr>
+          <w:b w:val="0"/>
+        </w:rPr>
+        <w:t>, then run again.</w:t>
+      </w:r>
+    </w:p>
+    <w:p>
+      <w:pPr>
+        <w:spacing w:line="336" w:lineRule="auto" w:after="180"/>
+      </w:pPr>
+      <w:r>
+        <w:rPr>
+          <w:b w:val="0"/>
+        </w:rPr>
+        <w:t xml:space="preserve">Keep code, </w:t>
+      </w:r>
+      <w:r>
+        <w:rPr>
+          <w:b/>
+        </w:rPr>
+        <w:t>prediction</w:t>
+      </w:r>
+      <w:r>
+        <w:rPr>
+          <w:b w:val="0"/>
+        </w:rPr>
+        <w:t>s, actual results and a reasoned revision together. On paper, label your result as a trace rather than an execution.</w:t>
       </w:r>
     </w:p>
     <w:p>
@@ -4345,8 +6612,609 @@
       </w:r>
     </w:p>
     <w:p>
-      <w:r>
-        <w:t>Use Download completed work in the hosted lesson to export your answers, reflections, practice feedback and code-run evidence. Open the HTML copy to read or print it. Drafts stay in this browser when storage is available; clear drafts on a shared device.</w:t>
+      <w:pPr>
+        <w:spacing w:line="336" w:lineRule="auto" w:after="180"/>
+      </w:pPr>
+      <w:r>
+        <w:rPr>
+          <w:b w:val="0"/>
+        </w:rPr>
+        <w:t xml:space="preserve">Use Download completed work in the hosted lesson to export your answers, reflections, practice feedback and code-run </w:t>
+      </w:r>
+      <w:r>
+        <w:rPr>
+          <w:b/>
+        </w:rPr>
+        <w:t>evidence</w:t>
+      </w:r>
+      <w:r>
+        <w:rPr>
+          <w:b w:val="0"/>
+        </w:rPr>
+        <w:t>. Open the HTML copy to read or print it.</w:t>
+      </w:r>
+    </w:p>
+    <w:p>
+      <w:pPr>
+        <w:spacing w:line="336" w:lineRule="auto" w:after="180"/>
+      </w:pPr>
+      <w:r>
+        <w:rPr>
+          <w:b w:val="0"/>
+        </w:rPr>
+        <w:t>Drafts stay in this browser when storage is available; clear drafts on a shared device.</w:t>
+      </w:r>
+    </w:p>
+    <w:p>
+      <w:pPr>
+        <w:pStyle w:val="Heading1"/>
+      </w:pPr>
+      <w:r>
+        <w:t>18. Visual concept journey</w:t>
+      </w:r>
+    </w:p>
+    <w:p>
+      <w:r>
+        <w:t>Explain each Debugging Strategies graphic using its labels, deciding evidence and relevant limitation.</w:t>
+      </w:r>
+    </w:p>
+    <w:p>
+      <w:pPr>
+        <w:pStyle w:val="Heading3"/>
+      </w:pPr>
+      <w:r>
+        <w:t>01. Debugging Strategies: the case</w:t>
+      </w:r>
+    </w:p>
+    <w:p>
+      <w:r>
+        <w:drawing>
+          <wp:inline xmlns:a="http://schemas.openxmlformats.org/drawingml/2006/main" xmlns:pic="http://schemas.openxmlformats.org/drawingml/2006/picture">
+            <wp:extent cx="5486400" cy="2840736"/>
+            <wp:docPr id="23" name="Picture 23" descr="A fictional shelf function should count books in complete bundles plus loose books. Supplied facts: Correct definition: shelf(bundle_count,loose) returns bundle_count*6+loose. Faulty copied body returns (bundle_count+loose)*6. Predict tests before running."/>
+            <wp:cNvGraphicFramePr>
+              <a:graphicFrameLocks noChangeAspect="1"/>
+            </wp:cNvGraphicFramePr>
+            <a:graphic>
+              <a:graphicData uri="http://schemas.openxmlformats.org/drawingml/2006/picture">
+                <pic:pic>
+                  <pic:nvPicPr>
+                    <pic:cNvPr id="0" name="academy-story-ai-2-6-01.png"/>
+                    <pic:cNvPicPr/>
+                  </pic:nvPicPr>
+                  <pic:blipFill>
+                    <a:blip r:embed="rId30"/>
+                    <a:stretch>
+                      <a:fillRect/>
+                    </a:stretch>
+                  </pic:blipFill>
+                  <pic:spPr>
+                    <a:xfrm>
+                      <a:off x="0" y="0"/>
+                      <a:ext cx="5486400" cy="2840736"/>
+                    </a:xfrm>
+                    <a:prstGeom prst="rect"/>
+                  </pic:spPr>
+                </pic:pic>
+              </a:graphicData>
+            </a:graphic>
+          </wp:inline>
+        </w:drawing>
+      </w:r>
+    </w:p>
+    <w:p>
+      <w:pPr>
+        <w:spacing w:line="336" w:lineRule="auto" w:after="180"/>
+      </w:pPr>
+      <w:r>
+        <w:rPr>
+          <w:b w:val="0"/>
+        </w:rPr>
+        <w:t>A fictional shelf function should count books in complete bundles plus loose books. Supplied facts: Correct definition: shelf(bundle_count,loose) returns bundle_count*6+loose. Faulty copied body returns (bundle_count+loose)*6.</w:t>
+      </w:r>
+    </w:p>
+    <w:p>
+      <w:pPr>
+        <w:spacing w:line="336" w:lineRule="auto" w:after="180"/>
+      </w:pPr>
+      <w:r>
+        <w:rPr>
+          <w:b w:val="0"/>
+        </w:rPr>
+        <w:t>Predict tests before running.</w:t>
+      </w:r>
+    </w:p>
+    <w:p>
+      <w:pPr>
+        <w:spacing w:line="336" w:lineRule="auto" w:after="180"/>
+        <w:shd w:fill="F5F1FB"/>
+      </w:pPr>
+      <w:r>
+        <w:rPr>
+          <w:b w:val="0"/>
+        </w:rPr>
+        <w:t>Point to the given fact that matters most. Explain why it matters.</w:t>
+      </w:r>
+    </w:p>
+    <w:p>
+      <w:pPr>
+        <w:pStyle w:val="Heading3"/>
+      </w:pPr>
+      <w:r>
+        <w:t>02. Follow the deciding steps</w:t>
+      </w:r>
+    </w:p>
+    <w:p>
+      <w:r>
+        <w:drawing>
+          <wp:inline xmlns:a="http://schemas.openxmlformats.org/drawingml/2006/main" xmlns:pic="http://schemas.openxmlformats.org/drawingml/2006/picture">
+            <wp:extent cx="5486400" cy="4005072"/>
+            <wp:docPr id="24" name="Picture 24" descr="Expected normal test: For (2,1), correct result is 2×6+1=13. → Faulty trace: Copied code gives (2+1)×6=18. → Zero-bundle test: For (0,3), correct 3; copied code 18. → Nonrevealing test: For (2,0), both return 12; a pass does not locate every bug."/>
+            <wp:cNvGraphicFramePr>
+              <a:graphicFrameLocks noChangeAspect="1"/>
+            </wp:cNvGraphicFramePr>
+            <a:graphic>
+              <a:graphicData uri="http://schemas.openxmlformats.org/drawingml/2006/picture">
+                <pic:pic>
+                  <pic:nvPicPr>
+                    <pic:cNvPr id="0" name="academy-story-ai-2-6-02.png"/>
+                    <pic:cNvPicPr/>
+                  </pic:nvPicPr>
+                  <pic:blipFill>
+                    <a:blip r:embed="rId31"/>
+                    <a:stretch>
+                      <a:fillRect/>
+                    </a:stretch>
+                  </pic:blipFill>
+                  <pic:spPr>
+                    <a:xfrm>
+                      <a:off x="0" y="0"/>
+                      <a:ext cx="5486400" cy="4005072"/>
+                    </a:xfrm>
+                    <a:prstGeom prst="rect"/>
+                  </pic:spPr>
+                </pic:pic>
+              </a:graphicData>
+            </a:graphic>
+          </wp:inline>
+        </w:drawing>
+      </w:r>
+    </w:p>
+    <w:p>
+      <w:pPr>
+        <w:spacing w:line="336" w:lineRule="auto" w:after="180"/>
+      </w:pPr>
+      <w:r>
+        <w:rPr>
+          <w:b w:val="0"/>
+        </w:rPr>
+        <w:t>Expected normal test: For (2,1), correct result is 2×6+1=13. → Faulty trace: Copied code gives (2+1)×6=18. → Zero-bundle test: For (0,3), correct 3; copied code 18. → Nonrevealing test: For (2,0), both return 12; a pass does not locate every bug.</w:t>
+      </w:r>
+    </w:p>
+    <w:p>
+      <w:pPr>
+        <w:spacing w:line="336" w:lineRule="auto" w:after="180"/>
+        <w:shd w:fill="F5F1FB"/>
+      </w:pPr>
+      <w:r>
+        <w:rPr>
+          <w:b w:val="0"/>
+        </w:rPr>
+        <w:t xml:space="preserve">Point to each numbered stage and explain which recorded </w:t>
+      </w:r>
+      <w:r>
+        <w:rPr>
+          <w:b/>
+        </w:rPr>
+        <w:t>input</w:t>
+      </w:r>
+      <w:r>
+        <w:rPr>
+          <w:b w:val="0"/>
+        </w:rPr>
+        <w:t xml:space="preserve"> it uses.</w:t>
+      </w:r>
+    </w:p>
+    <w:p>
+      <w:pPr>
+        <w:pStyle w:val="Heading3"/>
+      </w:pPr>
+      <w:r>
+        <w:t>03. Expected outputs versus a specific bug</w:t>
+      </w:r>
+    </w:p>
+    <w:p>
+      <w:r>
+        <w:drawing>
+          <wp:inline xmlns:a="http://schemas.openxmlformats.org/drawingml/2006/main" xmlns:pic="http://schemas.openxmlformats.org/drawingml/2006/picture">
+            <wp:extent cx="5486400" cy="3617976"/>
+            <wp:docPr id="25" name="Picture 25" descr="Expected outputs versus a specific bug. Test 1: Bundles = 2, Loose = 1, Correct = 13, Faulty = 18. Test 2: Bundles = 0, Loose = 3, Correct = 3, Faulty = 18. Test 3: Bundles = 2, Loose = 0, Correct = 12, Faulty = 12."/>
+            <wp:cNvGraphicFramePr>
+              <a:graphicFrameLocks noChangeAspect="1"/>
+            </wp:cNvGraphicFramePr>
+            <a:graphic>
+              <a:graphicData uri="http://schemas.openxmlformats.org/drawingml/2006/picture">
+                <pic:pic>
+                  <pic:nvPicPr>
+                    <pic:cNvPr id="0" name="academy-story-ai-2-6-03.png"/>
+                    <pic:cNvPicPr/>
+                  </pic:nvPicPr>
+                  <pic:blipFill>
+                    <a:blip r:embed="rId32"/>
+                    <a:stretch>
+                      <a:fillRect/>
+                    </a:stretch>
+                  </pic:blipFill>
+                  <pic:spPr>
+                    <a:xfrm>
+                      <a:off x="0" y="0"/>
+                      <a:ext cx="5486400" cy="3617976"/>
+                    </a:xfrm>
+                    <a:prstGeom prst="rect"/>
+                  </pic:spPr>
+                </pic:pic>
+              </a:graphicData>
+            </a:graphic>
+          </wp:inline>
+        </w:drawing>
+      </w:r>
+    </w:p>
+    <w:p>
+      <w:pPr>
+        <w:spacing w:line="336" w:lineRule="auto" w:after="180"/>
+      </w:pPr>
+      <w:r>
+        <w:rPr>
+          <w:b w:val="0"/>
+        </w:rPr>
+        <w:t xml:space="preserve">Expected </w:t>
+      </w:r>
+      <w:r>
+        <w:rPr>
+          <w:b/>
+        </w:rPr>
+        <w:t>output</w:t>
+      </w:r>
+      <w:r>
+        <w:rPr>
+          <w:b w:val="0"/>
+        </w:rPr>
+        <w:t>s versus a specific bug. Test 1: Bundles = 2, Loose = 1, Correct = 13, Faulty = 18. Test 2: Bundles = 0, Loose = 3, Correct = 3, Faulty = 18. Test 3: Bundles = 2, Loose = 0, Correct = 12, Faulty = 12.</w:t>
+      </w:r>
+    </w:p>
+    <w:p>
+      <w:pPr>
+        <w:spacing w:line="336" w:lineRule="auto" w:after="180"/>
+        <w:shd w:fill="F5F1FB"/>
+      </w:pPr>
+      <w:r>
+        <w:rPr>
+          <w:b w:val="0"/>
+        </w:rPr>
+        <w:t>Read the labels and values. Explain the relationship the model shows.</w:t>
+      </w:r>
+    </w:p>
+    <w:p>
+      <w:pPr>
+        <w:pStyle w:val="Heading3"/>
+      </w:pPr>
+      <w:r>
+        <w:t>04. Change one thing. Trace what follows.</w:t>
+      </w:r>
+    </w:p>
+    <w:p>
+      <w:r>
+        <w:drawing>
+          <wp:inline xmlns:a="http://schemas.openxmlformats.org/drawingml/2006/main" xmlns:pic="http://schemas.openxmlformats.org/drawingml/2006/picture">
+            <wp:extent cx="5486400" cy="3026664"/>
+            <wp:docPr id="26" name="Picture 26" descr="Original case: For (2,0), both return 12; a pass does not locate every bug. Changed condition: Repair the body to bundle_count*6+loose. Expected result: Expected results for (2,1),(0,3),(2,0) are 13,3,12. Reason: Only bundles are groups of six; loose books are counted individually."/>
+            <wp:cNvGraphicFramePr>
+              <a:graphicFrameLocks noChangeAspect="1"/>
+            </wp:cNvGraphicFramePr>
+            <a:graphic>
+              <a:graphicData uri="http://schemas.openxmlformats.org/drawingml/2006/picture">
+                <pic:pic>
+                  <pic:nvPicPr>
+                    <pic:cNvPr id="0" name="academy-story-ai-2-6-04.png"/>
+                    <pic:cNvPicPr/>
+                  </pic:nvPicPr>
+                  <pic:blipFill>
+                    <a:blip r:embed="rId33"/>
+                    <a:stretch>
+                      <a:fillRect/>
+                    </a:stretch>
+                  </pic:blipFill>
+                  <pic:spPr>
+                    <a:xfrm>
+                      <a:off x="0" y="0"/>
+                      <a:ext cx="5486400" cy="3026664"/>
+                    </a:xfrm>
+                    <a:prstGeom prst="rect"/>
+                  </pic:spPr>
+                </pic:pic>
+              </a:graphicData>
+            </a:graphic>
+          </wp:inline>
+        </w:drawing>
+      </w:r>
+    </w:p>
+    <w:p>
+      <w:pPr>
+        <w:spacing w:line="336" w:lineRule="auto" w:after="180"/>
+      </w:pPr>
+      <w:r>
+        <w:rPr>
+          <w:b w:val="0"/>
+        </w:rPr>
+        <w:t>Original case: For (2,0), both return 12; a pass does not locate every bug. Changed condition: Repair the body to bundle_count*6+loose. Expected result: Expected results for (2,1),(0,3),(2,0) are 13,3,12.</w:t>
+      </w:r>
+    </w:p>
+    <w:p>
+      <w:pPr>
+        <w:spacing w:line="336" w:lineRule="auto" w:after="180"/>
+      </w:pPr>
+      <w:r>
+        <w:rPr>
+          <w:b w:val="0"/>
+        </w:rPr>
+        <w:t>Reason: Only bundles are groups of six; loose books are counted individually.</w:t>
+      </w:r>
+    </w:p>
+    <w:p>
+      <w:pPr>
+        <w:spacing w:line="336" w:lineRule="auto" w:after="180"/>
+        <w:shd w:fill="F5F1FB"/>
+      </w:pPr>
+      <w:r>
+        <w:rPr>
+          <w:b w:val="0"/>
+        </w:rPr>
+        <w:t>Predict before checking the worked changed-case result. Name what changed and what the supplied facts allow you to conclude.</w:t>
+      </w:r>
+    </w:p>
+    <w:p>
+      <w:pPr>
+        <w:pStyle w:val="Heading3"/>
+      </w:pPr>
+      <w:r>
+        <w:t>05. Connect the explanation to its limit</w:t>
+      </w:r>
+    </w:p>
+    <w:p>
+      <w:r>
+        <w:drawing>
+          <wp:inline xmlns:a="http://schemas.openxmlformats.org/drawingml/2006/main" xmlns:pic="http://schemas.openxmlformats.org/drawingml/2006/picture">
+            <wp:extent cx="5486400" cy="2834640"/>
+            <wp:docPr id="27" name="Picture 27" descr="Test cases need not all expose the same error. Here loose books must be added after multiplying bundles. A zero-loose case cannot distinguish the two formulas because multiplying zero loose books changes nothing. Keep expected and actual columns so an observed output does not quietly become its own expected answer. Limit: These three tests check a specified formula and bug; they do not prove correct handling of every type or invalid request."/>
+            <wp:cNvGraphicFramePr>
+              <a:graphicFrameLocks noChangeAspect="1"/>
+            </wp:cNvGraphicFramePr>
+            <a:graphic>
+              <a:graphicData uri="http://schemas.openxmlformats.org/drawingml/2006/picture">
+                <pic:pic>
+                  <pic:nvPicPr>
+                    <pic:cNvPr id="0" name="academy-story-ai-2-6-05.png"/>
+                    <pic:cNvPicPr/>
+                  </pic:nvPicPr>
+                  <pic:blipFill>
+                    <a:blip r:embed="rId34"/>
+                    <a:stretch>
+                      <a:fillRect/>
+                    </a:stretch>
+                  </pic:blipFill>
+                  <pic:spPr>
+                    <a:xfrm>
+                      <a:off x="0" y="0"/>
+                      <a:ext cx="5486400" cy="2834640"/>
+                    </a:xfrm>
+                    <a:prstGeom prst="rect"/>
+                  </pic:spPr>
+                </pic:pic>
+              </a:graphicData>
+            </a:graphic>
+          </wp:inline>
+        </w:drawing>
+      </w:r>
+    </w:p>
+    <w:p>
+      <w:pPr>
+        <w:spacing w:line="336" w:lineRule="auto" w:after="180"/>
+      </w:pPr>
+      <w:r>
+        <w:rPr>
+          <w:b/>
+        </w:rPr>
+        <w:t>Test case</w:t>
+      </w:r>
+      <w:r>
+        <w:rPr>
+          <w:b w:val="0"/>
+        </w:rPr>
+        <w:t>s need not all expose the same error. Here loose books must be added after multiplying bundles. A zero-loose case cannot distinguish the two formulas because multiplying zero loose books changes nothing.</w:t>
+      </w:r>
+    </w:p>
+    <w:p>
+      <w:pPr>
+        <w:spacing w:line="336" w:lineRule="auto" w:after="180"/>
+      </w:pPr>
+      <w:r>
+        <w:rPr>
+          <w:b w:val="0"/>
+        </w:rPr>
+        <w:t xml:space="preserve">Keep expected and actual columns so an observed </w:t>
+      </w:r>
+      <w:r>
+        <w:rPr>
+          <w:b/>
+        </w:rPr>
+        <w:t>output</w:t>
+      </w:r>
+      <w:r>
+        <w:rPr>
+          <w:b w:val="0"/>
+        </w:rPr>
+        <w:t xml:space="preserve"> does not quietly become its own expected answer.</w:t>
+      </w:r>
+    </w:p>
+    <w:p>
+      <w:pPr>
+        <w:spacing w:line="336" w:lineRule="auto" w:after="180"/>
+      </w:pPr>
+      <w:r>
+        <w:rPr>
+          <w:b w:val="0"/>
+        </w:rPr>
+        <w:t>Limit: These three tests check a specified formula and bug; they do not prove correct handling of every type or invalid request.</w:t>
+      </w:r>
+    </w:p>
+    <w:p>
+      <w:pPr>
+        <w:spacing w:line="336" w:lineRule="auto" w:after="180"/>
+        <w:shd w:fill="F5F1FB"/>
+      </w:pPr>
+      <w:r>
+        <w:rPr>
+          <w:b w:val="0"/>
+        </w:rPr>
+        <w:t>Explain the case, then point to a limit on the claim.</w:t>
+      </w:r>
+    </w:p>
+    <w:p>
+      <w:pPr>
+        <w:pStyle w:val="Heading3"/>
+      </w:pPr>
+      <w:r>
+        <w:t>06. Make the idea visible in your project</w:t>
+      </w:r>
+    </w:p>
+    <w:p>
+      <w:r>
+        <w:drawing>
+          <wp:inline xmlns:a="http://schemas.openxmlformats.org/drawingml/2006/main" xmlns:pic="http://schemas.openxmlformats.org/drawingml/2006/picture">
+            <wp:extent cx="5486400" cy="3380232"/>
+            <wp:docPr id="28" name="Picture 28" descr="Test the recommender’s helper functions with normal, zero and boundary inputs before debugging the whole application. Draw your input, deciding step, result and limit. Supported question: Which test most directly isolates the handling of loose books, and what should it produce?"/>
+            <wp:cNvGraphicFramePr>
+              <a:graphicFrameLocks noChangeAspect="1"/>
+            </wp:cNvGraphicFramePr>
+            <a:graphic>
+              <a:graphicData uri="http://schemas.openxmlformats.org/drawingml/2006/picture">
+                <pic:pic>
+                  <pic:nvPicPr>
+                    <pic:cNvPr id="0" name="academy-story-ai-2-6-06.png"/>
+                    <pic:cNvPicPr/>
+                  </pic:nvPicPr>
+                  <pic:blipFill>
+                    <a:blip r:embed="rId35"/>
+                    <a:stretch>
+                      <a:fillRect/>
+                    </a:stretch>
+                  </pic:blipFill>
+                  <pic:spPr>
+                    <a:xfrm>
+                      <a:off x="0" y="0"/>
+                      <a:ext cx="5486400" cy="3380232"/>
+                    </a:xfrm>
+                    <a:prstGeom prst="rect"/>
+                  </pic:spPr>
+                </pic:pic>
+              </a:graphicData>
+            </a:graphic>
+          </wp:inline>
+        </w:drawing>
+      </w:r>
+    </w:p>
+    <w:p>
+      <w:pPr>
+        <w:spacing w:line="336" w:lineRule="auto" w:after="180"/>
+      </w:pPr>
+      <w:r>
+        <w:rPr>
+          <w:b w:val="0"/>
+        </w:rPr>
+        <w:t xml:space="preserve">Test the recommender’s helper functions with normal, zero and </w:t>
+      </w:r>
+      <w:r>
+        <w:rPr>
+          <w:b/>
+        </w:rPr>
+        <w:t>boundary</w:t>
+      </w:r>
+      <w:r>
+        <w:rPr>
+          <w:b w:val="0"/>
+        </w:rPr>
+        <w:t xml:space="preserve"> </w:t>
+      </w:r>
+      <w:r>
+        <w:rPr>
+          <w:b/>
+        </w:rPr>
+        <w:t>input</w:t>
+      </w:r>
+      <w:r>
+        <w:rPr>
+          <w:b w:val="0"/>
+        </w:rPr>
+        <w:t xml:space="preserve">s before </w:t>
+      </w:r>
+      <w:r>
+        <w:rPr>
+          <w:b/>
+        </w:rPr>
+        <w:t>debug</w:t>
+      </w:r>
+      <w:r>
+        <w:rPr>
+          <w:b w:val="0"/>
+        </w:rPr>
+        <w:t xml:space="preserve">ging the whole application. Draw your </w:t>
+      </w:r>
+      <w:r>
+        <w:rPr>
+          <w:b/>
+        </w:rPr>
+        <w:t>input</w:t>
+      </w:r>
+      <w:r>
+        <w:rPr>
+          <w:b w:val="0"/>
+        </w:rPr>
+        <w:t>, deciding step, result and limit.</w:t>
+      </w:r>
+    </w:p>
+    <w:p>
+      <w:pPr>
+        <w:spacing w:line="336" w:lineRule="auto" w:after="180"/>
+      </w:pPr>
+      <w:r>
+        <w:rPr>
+          <w:b w:val="0"/>
+        </w:rPr>
+        <w:t>Supported question: Which test most directly isolates the handling of loose books, and what should it produce?</w:t>
+      </w:r>
+    </w:p>
+    <w:p>
+      <w:pPr>
+        <w:spacing w:line="336" w:lineRule="auto" w:after="180"/>
+        <w:shd w:fill="F5F1FB"/>
+      </w:pPr>
+      <w:r>
+        <w:rPr>
+          <w:b w:val="0"/>
+        </w:rPr>
+        <w:t xml:space="preserve">Draw your project trace and justify the deciding step using </w:t>
+      </w:r>
+      <w:r>
+        <w:rPr>
+          <w:b/>
+        </w:rPr>
+        <w:t>evidence</w:t>
+      </w:r>
+      <w:r>
+        <w:rPr>
+          <w:b w:val="0"/>
+        </w:rPr>
+        <w:t>.</w:t>
       </w:r>
     </w:p>
     <w:sectPr>

--- a/downloads/student/ai-2-week-06.docx
+++ b/downloads/student/ai-2-week-06.docx
@@ -25,12 +25,17 @@
         <w:pStyle w:val="Heading1"/>
       </w:pPr>
       <w:r>
-        <w:t>Before you start</w:t>
-      </w:r>
-    </w:p>
-    <w:p>
-      <w:r>
-        <w:t>Weeks 3–5: trace branches and loop updates.</w:t>
+        <w:t>Choose a revealing test. Repair one cause. Rerun the suite.</w:t>
+      </w:r>
+    </w:p>
+    <w:p>
+      <w:r>
+        <w:t>Test returned values against independent expectations, expose coincidental passes and preserve failures during controlled repair.</w:t>
+      </w:r>
+    </w:p>
+    <w:p>
+      <w:r>
+        <w:t>Fix the rule and expectations → compare actual values → repair and retest without hiding failures.</w:t>
       </w:r>
     </w:p>
     <w:p>
@@ -38,20 +43,20 @@
         <w:pStyle w:val="Heading1"/>
       </w:pPr>
       <w:r>
-        <w:t>01. Your mission</w:t>
-      </w:r>
-    </w:p>
-    <w:p>
-      <w:r>
-        <w:t>Start with the target: Design revealing tests for a function. Try the recall before opening notes.</w:t>
-      </w:r>
-    </w:p>
-    <w:p>
-      <w:pPr>
-        <w:pStyle w:val="Heading3"/>
-      </w:pPr>
-      <w:r>
-        <w:t>Your learning target</w:t>
+        <w:t>01. Which test would distinguish the suspected bug?</w:t>
+      </w:r>
+    </w:p>
+    <w:p>
+      <w:r>
+        <w:t>Use independent expectations and targeted changes rather than patching the answer.</w:t>
+      </w:r>
+    </w:p>
+    <w:p>
+      <w:pPr>
+        <w:pStyle w:val="Heading2"/>
+      </w:pPr>
+      <w:r>
+        <w:t>Start with a coincidental pass</w:t>
       </w:r>
     </w:p>
     <w:p>
@@ -62,37 +67,15 @@
         <w:rPr>
           <w:b w:val="0"/>
         </w:rPr>
-        <w:t>I can design revealing tests for a function.</w:t>
-      </w:r>
-    </w:p>
-    <w:p>
-      <w:pPr>
-        <w:spacing w:line="336" w:lineRule="auto" w:after="180"/>
-      </w:pPr>
-      <w:r>
-        <w:rPr>
-          <w:b w:val="0"/>
-        </w:rPr>
-        <w:t>I can compare expected and actual results.</w:t>
-      </w:r>
-    </w:p>
-    <w:p>
-      <w:pPr>
-        <w:spacing w:line="336" w:lineRule="auto" w:after="180"/>
-      </w:pPr>
-      <w:r>
-        <w:rPr>
-          <w:b w:val="0"/>
-        </w:rPr>
-        <w:t>I can repair a defect and rerun earlier cases.</w:t>
-      </w:r>
-    </w:p>
-    <w:p>
-      <w:pPr>
-        <w:pStyle w:val="Heading3"/>
-      </w:pPr>
-      <w:r>
-        <w:t>Remember before reading</w:t>
+        <w:t>A wrong function can pass a test by coincidence. Give every test a purpose, calculate expectations from the rule and keep the observed result even when it fails.</w:t>
+      </w:r>
+    </w:p>
+    <w:p>
+      <w:pPr>
+        <w:pStyle w:val="Heading2"/>
+      </w:pPr>
+      <w:r>
+        <w:t>Recall contracts and subtraction</w:t>
       </w:r>
     </w:p>
     <w:p>
@@ -114,6 +97,96 @@
         <w:rPr>
           <w:b w:val="0"/>
         </w:rPr>
+        <w:t xml:space="preserve">After trying, check the relevant lesson or ask your teacher. Change the part of your explanation that the </w:t>
+      </w:r>
+      <w:r>
+        <w:rPr>
+          <w:b/>
+        </w:rPr>
+        <w:t>evidence</w:t>
+      </w:r>
+      <w:r>
+        <w:rPr>
+          <w:b w:val="0"/>
+        </w:rPr>
+        <w:t xml:space="preserve"> shows was wrong.</w:t>
+      </w:r>
+    </w:p>
+    <w:p>
+      <w:pPr>
+        <w:spacing w:line="336" w:lineRule="auto" w:after="180"/>
+      </w:pPr>
+      <w:r>
+        <w:rPr>
+          <w:b w:val="0"/>
+        </w:rPr>
+        <w:t>For capacity 9 and used 2, what should remaining return?</w:t>
+      </w:r>
+    </w:p>
+    <w:p>
+      <w:pPr>
+        <w:pStyle w:val="Heading2"/>
+      </w:pPr>
+      <w:r>
+        <w:t>Your learning goals</w:t>
+      </w:r>
+    </w:p>
+    <w:p>
+      <w:pPr>
+        <w:pStyle w:val="ListBullet"/>
+      </w:pPr>
+      <w:r>
+        <w:t>I can design revealing tests for a function.</w:t>
+      </w:r>
+    </w:p>
+    <w:p>
+      <w:pPr>
+        <w:pStyle w:val="ListBullet"/>
+      </w:pPr>
+      <w:r>
+        <w:t>I can compare expected and actual results.</w:t>
+      </w:r>
+    </w:p>
+    <w:p>
+      <w:pPr>
+        <w:pStyle w:val="ListBullet"/>
+      </w:pPr>
+      <w:r>
+        <w:t>I can repair a defect and rerun earlier cases.</w:t>
+      </w:r>
+    </w:p>
+    <w:p>
+      <w:pPr>
+        <w:pStyle w:val="Heading2"/>
+      </w:pPr>
+      <w:r>
+        <w:t>Earlier wording, alternatives and picture transcripts · reference / check after trying</w:t>
+      </w:r>
+    </w:p>
+    <w:p>
+      <w:pPr>
+        <w:pStyle w:val="Heading3"/>
+      </w:pPr>
+      <w:r>
+        <w:t>Your learning target</w:t>
+      </w:r>
+    </w:p>
+    <w:p>
+      <w:pPr>
+        <w:pStyle w:val="Heading3"/>
+      </w:pPr>
+      <w:r>
+        <w:t>Remember before reading</w:t>
+      </w:r>
+    </w:p>
+    <w:p>
+      <w:pPr>
+        <w:spacing w:line="336" w:lineRule="auto" w:after="180"/>
+      </w:pPr>
+      <w:r>
+        <w:rPr>
+          <w:b w:val="0"/>
+        </w:rPr>
         <w:t>Without opening the old lesson, explain one key idea from Loops and Stopping. Give an example and a mistake that the idea helps you avoid.</w:t>
       </w:r>
     </w:p>
@@ -126,29 +199,6 @@
           <w:b w:val="0"/>
         </w:rPr>
         <w:t>Without opening the old lesson, explain one key idea from Branching Logic. Give an example and a mistake that the idea helps you avoid.</w:t>
-      </w:r>
-    </w:p>
-    <w:p>
-      <w:pPr>
-        <w:spacing w:line="336" w:lineRule="auto" w:after="180"/>
-      </w:pPr>
-      <w:r>
-        <w:rPr>
-          <w:b w:val="0"/>
-        </w:rPr>
-        <w:t xml:space="preserve">After trying, check the relevant lesson or ask your teacher. Change the part of your explanation that the </w:t>
-      </w:r>
-      <w:r>
-        <w:rPr>
-          <w:b/>
-        </w:rPr>
-        <w:t>evidence</w:t>
-      </w:r>
-      <w:r>
-        <w:rPr>
-          <w:b w:val="0"/>
-        </w:rPr>
-        <w:t xml:space="preserve"> shows was wrong.</w:t>
       </w:r>
     </w:p>
     <w:p>
@@ -251,7 +301,7 @@
       </w:pPr>
       <w:r>
         <w:rPr>
-          <w:b/>
+          <w:b w:val="0"/>
         </w:rPr>
         <w:t>THINKER MISSION</w:t>
       </w:r>
@@ -321,18 +371,6 @@
     </w:p>
     <w:p>
       <w:pPr>
-        <w:spacing w:line="336" w:lineRule="auto" w:after="180"/>
-        <w:shd w:fill="F5F1FB"/>
-      </w:pPr>
-      <w:r>
-        <w:rPr>
-          <w:b w:val="0"/>
-        </w:rPr>
-        <w:t>For capacity 9 and used 2, what should remaining return?</w:t>
-      </w:r>
-    </w:p>
-    <w:p>
-      <w:pPr>
         <w:pStyle w:val="Heading3"/>
       </w:pPr>
       <w:r>
@@ -355,21 +393,83 @@
         <w:pStyle w:val="Heading1"/>
       </w:pPr>
       <w:r>
-        <w:t>02. Notice the evidence</w:t>
-      </w:r>
-    </w:p>
-    <w:p>
-      <w:r>
-        <w:t>Investigate the supplied Debugging Strategies case. Separate observations, given facts and assumptions before choosing an explanation.</w:t>
+        <w:t>02. State the remaining-space contract before testing</w:t>
+      </w:r>
+    </w:p>
+    <w:p>
+      <w:r>
+        <w:t>The main function subtracts used spaces from capacity.</w:t>
+      </w:r>
+    </w:p>
+    <w:p>
+      <w:pPr>
+        <w:pStyle w:val="Heading2"/>
+      </w:pPr>
+      <w:r>
+        <w:t>The written rule and allowed relationship</w:t>
       </w:r>
     </w:p>
     <w:p>
       <w:pPr>
         <w:spacing w:line="336" w:lineRule="auto" w:after="180"/>
       </w:pPr>
+      <w:r>
+        <w:rPr>
+          <w:b w:val="0"/>
+        </w:rPr>
+        <w:t xml:space="preserve">A function can pass one example by coincidence. Start with a </w:t>
+      </w:r>
       <w:r>
         <w:rPr>
           <w:b/>
+        </w:rPr>
+        <w:t>written rule</w:t>
+      </w:r>
+      <w:r>
+        <w:rPr>
+          <w:b w:val="0"/>
+        </w:rPr>
+        <w:t xml:space="preserve">, calculate expected results independently, and include ordinary, zero and </w:t>
+      </w:r>
+      <w:r>
+        <w:rPr>
+          <w:b/>
+        </w:rPr>
+        <w:t>boundary</w:t>
+      </w:r>
+      <w:r>
+        <w:rPr>
+          <w:b w:val="0"/>
+        </w:rPr>
+        <w:t xml:space="preserve"> cases.</w:t>
+      </w:r>
+    </w:p>
+    <w:p>
+      <w:pPr>
+        <w:spacing w:line="336" w:lineRule="auto" w:after="180"/>
+      </w:pPr>
+      <w:r>
+        <w:rPr>
+          <w:b w:val="0"/>
+        </w:rPr>
+        <w:t>We will test a subtraction function under the contract 0 &lt;= used &lt;= capacity.</w:t>
+      </w:r>
+    </w:p>
+    <w:p>
+      <w:pPr>
+        <w:pStyle w:val="Heading2"/>
+      </w:pPr>
+      <w:r>
+        <w:t>Earlier wording, alternatives and picture transcripts · reference / check after trying</w:t>
+      </w:r>
+    </w:p>
+    <w:p>
+      <w:pPr>
+        <w:spacing w:line="336" w:lineRule="auto" w:after="180"/>
+      </w:pPr>
+      <w:r>
+        <w:rPr>
+          <w:b w:val="0"/>
         </w:rPr>
         <w:t>PICTURE STORY</w:t>
       </w:r>
@@ -446,16 +546,7 @@
     </w:p>
     <w:p>
       <w:pPr>
-        <w:pStyle w:val="Heading3"/>
-      </w:pPr>
-      <w:r>
-        <w:t>Start with this puzzle</w:t>
-      </w:r>
-    </w:p>
-    <w:p>
-      <w:pPr>
         <w:spacing w:line="336" w:lineRule="auto" w:after="180"/>
-        <w:shd w:fill="F1F6FC"/>
       </w:pPr>
       <w:r>
         <w:rPr>
@@ -467,7 +558,6 @@
     <w:p>
       <w:pPr>
         <w:spacing w:line="336" w:lineRule="auto" w:after="180"/>
-        <w:shd w:fill="F5F1FB"/>
       </w:pPr>
       <w:r>
         <w:rPr>
@@ -622,306 +712,23 @@
     </w:p>
     <w:p>
       <w:pPr>
-        <w:spacing w:line="336" w:lineRule="auto" w:after="180"/>
-      </w:pPr>
-      <w:r>
-        <w:rPr>
-          <w:b w:val="0"/>
-        </w:rPr>
-        <w:t xml:space="preserve">A function can pass one example by coincidence. Start with a </w:t>
-      </w:r>
-      <w:r>
-        <w:rPr>
-          <w:b/>
-        </w:rPr>
-        <w:t>written rule</w:t>
-      </w:r>
-      <w:r>
-        <w:rPr>
-          <w:b w:val="0"/>
-        </w:rPr>
-        <w:t xml:space="preserve">, calculate expected results independently, and include ordinary, zero and </w:t>
-      </w:r>
-      <w:r>
-        <w:rPr>
-          <w:b/>
-        </w:rPr>
-        <w:t>boundary</w:t>
-      </w:r>
-      <w:r>
-        <w:rPr>
-          <w:b w:val="0"/>
-        </w:rPr>
-        <w:t xml:space="preserve"> cases.</w:t>
-      </w:r>
-    </w:p>
-    <w:p>
-      <w:pPr>
-        <w:spacing w:line="336" w:lineRule="auto" w:after="180"/>
-      </w:pPr>
-      <w:r>
-        <w:rPr>
-          <w:b w:val="0"/>
-        </w:rPr>
-        <w:t>We will test a subtraction function under the contract 0 &lt;= used &lt;= capacity.</w:t>
-      </w:r>
-    </w:p>
-    <w:p>
-      <w:pPr>
         <w:pStyle w:val="Heading1"/>
       </w:pPr>
       <w:r>
-        <w:t>03. See how it works</w:t>
-      </w:r>
-    </w:p>
-    <w:p>
-      <w:r>
-        <w:t>Follow the mechanism for Debugging Strategies. Connect each labelled input, deciding step and result.</w:t>
-      </w:r>
-    </w:p>
-    <w:p>
-      <w:pPr>
-        <w:spacing w:line="336" w:lineRule="auto" w:after="180"/>
-      </w:pPr>
-      <w:r>
-        <w:rPr>
-          <w:b/>
-        </w:rPr>
-        <w:t xml:space="preserve">VISUAL </w:t>
-      </w:r>
-      <w:r>
-        <w:rPr>
-          <w:b/>
-        </w:rPr>
-        <w:t>MECHANISM</w:t>
-      </w:r>
-    </w:p>
-    <w:p>
-      <w:pPr>
-        <w:spacing w:line="336" w:lineRule="auto" w:after="180"/>
-      </w:pPr>
-      <w:r>
-        <w:rPr>
-          <w:b/>
-        </w:rPr>
-        <w:t>Input</w:t>
-      </w:r>
-      <w:r>
-        <w:rPr>
-          <w:b w:val="0"/>
-        </w:rPr>
-        <w:t xml:space="preserve"> → </w:t>
-      </w:r>
-      <w:r>
-        <w:rPr>
-          <w:b/>
-        </w:rPr>
-        <w:t>Process</w:t>
-      </w:r>
-      <w:r>
-        <w:rPr>
-          <w:b w:val="0"/>
-        </w:rPr>
-        <w:t xml:space="preserve"> → </w:t>
-      </w:r>
-      <w:r>
-        <w:rPr>
-          <w:b/>
-        </w:rPr>
-        <w:t>Output</w:t>
-      </w:r>
-    </w:p>
-    <w:p>
-      <w:pPr>
-        <w:spacing w:line="336" w:lineRule="auto" w:after="180"/>
-      </w:pPr>
-      <w:r>
-        <w:rPr>
-          <w:b w:val="0"/>
-        </w:rPr>
-        <w:t>Trace the information. At each stage, ask what changed and how you could test it.</w:t>
-      </w:r>
-    </w:p>
-    <w:p>
-      <w:r>
-        <w:drawing>
-          <wp:inline xmlns:a="http://schemas.openxmlformats.org/drawingml/2006/main" xmlns:pic="http://schemas.openxmlformats.org/drawingml/2006/picture">
-            <wp:extent cx="5486400" cy="3145536"/>
-            <wp:docPr id="3" name="Picture 3" descr="INPUT stage for Debugging Strategies"/>
-            <wp:cNvGraphicFramePr>
-              <a:graphicFrameLocks noChangeAspect="1"/>
-            </wp:cNvGraphicFramePr>
-            <a:graphic>
-              <a:graphicData uri="http://schemas.openxmlformats.org/drawingml/2006/picture">
-                <pic:pic>
-                  <pic:nvPicPr>
-                    <pic:cNvPr id="0" name="88ef5f52db4b218990369a2f40247d94b8d25c4a1979be8f46cb82747b0be731.png"/>
-                    <pic:cNvPicPr/>
-                  </pic:nvPicPr>
-                  <pic:blipFill>
-                    <a:blip r:embed="rId10"/>
-                    <a:stretch>
-                      <a:fillRect/>
-                    </a:stretch>
-                  </pic:blipFill>
-                  <pic:spPr>
-                    <a:xfrm>
-                      <a:off x="0" y="0"/>
-                      <a:ext cx="5486400" cy="3145536"/>
-                    </a:xfrm>
-                    <a:prstGeom prst="rect"/>
-                  </pic:spPr>
-                </pic:pic>
-              </a:graphicData>
-            </a:graphic>
-          </wp:inline>
-        </w:drawing>
-      </w:r>
-    </w:p>
-    <w:p>
-      <w:pPr>
-        <w:spacing w:line="336" w:lineRule="auto" w:after="180"/>
-      </w:pPr>
-      <w:r>
-        <w:rPr>
-          <w:b w:val="0"/>
-        </w:rPr>
-        <w:t>↓</w:t>
-      </w:r>
-    </w:p>
-    <w:p>
-      <w:r>
-        <w:drawing>
-          <wp:inline xmlns:a="http://schemas.openxmlformats.org/drawingml/2006/main" xmlns:pic="http://schemas.openxmlformats.org/drawingml/2006/picture">
-            <wp:extent cx="5486400" cy="3145536"/>
-            <wp:docPr id="4" name="Picture 4" descr="PROCESS stage for Debugging Strategies"/>
-            <wp:cNvGraphicFramePr>
-              <a:graphicFrameLocks noChangeAspect="1"/>
-            </wp:cNvGraphicFramePr>
-            <a:graphic>
-              <a:graphicData uri="http://schemas.openxmlformats.org/drawingml/2006/picture">
-                <pic:pic>
-                  <pic:nvPicPr>
-                    <pic:cNvPr id="0" name="b8b162a06c3d986f668b58f8b68f27180ba7501a815e5bd50b882b92dc4b0f81.png"/>
-                    <pic:cNvPicPr/>
-                  </pic:nvPicPr>
-                  <pic:blipFill>
-                    <a:blip r:embed="rId11"/>
-                    <a:stretch>
-                      <a:fillRect/>
-                    </a:stretch>
-                  </pic:blipFill>
-                  <pic:spPr>
-                    <a:xfrm>
-                      <a:off x="0" y="0"/>
-                      <a:ext cx="5486400" cy="3145536"/>
-                    </a:xfrm>
-                    <a:prstGeom prst="rect"/>
-                  </pic:spPr>
-                </pic:pic>
-              </a:graphicData>
-            </a:graphic>
-          </wp:inline>
-        </w:drawing>
-      </w:r>
-    </w:p>
-    <w:p>
-      <w:pPr>
-        <w:spacing w:line="336" w:lineRule="auto" w:after="180"/>
-      </w:pPr>
-      <w:r>
-        <w:rPr>
-          <w:b w:val="0"/>
-        </w:rPr>
-        <w:t>↓</w:t>
-      </w:r>
-    </w:p>
-    <w:p>
-      <w:r>
-        <w:drawing>
-          <wp:inline xmlns:a="http://schemas.openxmlformats.org/drawingml/2006/main" xmlns:pic="http://schemas.openxmlformats.org/drawingml/2006/picture">
-            <wp:extent cx="5486400" cy="3145536"/>
-            <wp:docPr id="5" name="Picture 5" descr="OUTPUT stage for Debugging Strategies"/>
-            <wp:cNvGraphicFramePr>
-              <a:graphicFrameLocks noChangeAspect="1"/>
-            </wp:cNvGraphicFramePr>
-            <a:graphic>
-              <a:graphicData uri="http://schemas.openxmlformats.org/drawingml/2006/picture">
-                <pic:pic>
-                  <pic:nvPicPr>
-                    <pic:cNvPr id="0" name="e12f47e331cc29261352fb3f3eb686c812fadd1e58edd92d6eb013065438ed6c.png"/>
-                    <pic:cNvPicPr/>
-                  </pic:nvPicPr>
-                  <pic:blipFill>
-                    <a:blip r:embed="rId12"/>
-                    <a:stretch>
-                      <a:fillRect/>
-                    </a:stretch>
-                  </pic:blipFill>
-                  <pic:spPr>
-                    <a:xfrm>
-                      <a:off x="0" y="0"/>
-                      <a:ext cx="5486400" cy="3145536"/>
-                    </a:xfrm>
-                    <a:prstGeom prst="rect"/>
-                  </pic:spPr>
-                </pic:pic>
-              </a:graphicData>
-            </a:graphic>
-          </wp:inline>
-        </w:drawing>
-      </w:r>
-    </w:p>
-    <w:p>
-      <w:pPr>
-        <w:spacing w:line="336" w:lineRule="auto" w:after="180"/>
-      </w:pPr>
-      <w:r>
-        <w:rPr>
-          <w:b w:val="0"/>
-        </w:rPr>
-        <w:t>Which stage could fail even when the other two are correct? Explain:</w:t>
-      </w:r>
-    </w:p>
-    <w:p>
-      <w:pPr>
-        <w:pStyle w:val="Heading3"/>
-      </w:pPr>
-      <w:r>
-        <w:t>Write or draw your reasoning and evidence.</w:t>
-      </w:r>
-    </w:p>
-    <w:p>
-      <w:r>
-        <w:t>________________________________________________________________</w:t>
-      </w:r>
-    </w:p>
-    <w:p>
-      <w:r>
-        <w:t>________________________________________________________________</w:t>
-      </w:r>
-    </w:p>
-    <w:p>
-      <w:r>
-        <w:t>________________________________________________________________</w:t>
-      </w:r>
-    </w:p>
-    <w:p>
-      <w:r>
-        <w:t>________________________________________________________________</w:t>
-      </w:r>
-    </w:p>
-    <w:p>
-      <w:r>
-        <w:t>________________________________________________________________</w:t>
-      </w:r>
-    </w:p>
-    <w:p>
-      <w:pPr>
-        <w:pStyle w:val="Heading3"/>
-      </w:pPr>
-      <w:r>
-        <w:t>A closer explanation</w:t>
+        <w:t>03. Run the complete function test harness</w:t>
+      </w:r>
+    </w:p>
+    <w:p>
+      <w:r>
+        <w:t>Read returned values, tuple unpacking and equality checks separately.</w:t>
+      </w:r>
+    </w:p>
+    <w:p>
+      <w:pPr>
+        <w:pStyle w:val="Heading2"/>
+      </w:pPr>
+      <w:r>
+        <w:t>The complete executable function and tests</w:t>
       </w:r>
     </w:p>
     <w:p>
@@ -942,6 +749,14 @@
         <w:t xml:space="preserve">    actual = remaining(capacity, used)</w:t>
         <w:br/>
         <w:t xml:space="preserve">    print(actual == expected)</w:t>
+      </w:r>
+    </w:p>
+    <w:p>
+      <w:pPr>
+        <w:pStyle w:val="Heading2"/>
+      </w:pPr>
+      <w:r>
+        <w:t>Give each input/expected tuple a purpose</w:t>
       </w:r>
     </w:p>
     <w:p>
@@ -1108,48 +923,6 @@
         <w:rPr>
           <w:b w:val="0"/>
         </w:rPr>
-        <w:t>Each parenthesized group is a tuple, an ordered group of values. The loop unpacks each group into three names. Equality compares the actual result to the independently calculated expected result.</w:t>
-      </w:r>
-    </w:p>
-    <w:p>
-      <w:pPr>
-        <w:spacing w:line="336" w:lineRule="auto" w:after="180"/>
-      </w:pPr>
-      <w:r>
-        <w:rPr>
-          <w:b w:val="0"/>
-        </w:rPr>
-        <w:t xml:space="preserve">The worked script prints True three times. An assert actual == expected could instead stop at the first mismatch with </w:t>
-      </w:r>
-      <w:r>
-        <w:rPr>
-          <w:b/>
-        </w:rPr>
-        <w:t>Assertion</w:t>
-      </w:r>
-      <w:r>
-        <w:rPr>
-          <w:b w:val="0"/>
-        </w:rPr>
-        <w:t>Error.</w:t>
-      </w:r>
-    </w:p>
-    <w:p>
-      <w:pPr>
-        <w:pStyle w:val="Heading3"/>
-      </w:pPr>
-      <w:r>
-        <w:t>Give each test a job</w:t>
-      </w:r>
-    </w:p>
-    <w:p>
-      <w:pPr>
-        <w:spacing w:line="336" w:lineRule="auto" w:after="180"/>
-      </w:pPr>
-      <w:r>
-        <w:rPr>
-          <w:b w:val="0"/>
-        </w:rPr>
         <w:t xml:space="preserve">A useful test includes an </w:t>
       </w:r>
       <w:r>
@@ -1202,10 +975,34 @@
     </w:p>
     <w:p>
       <w:pPr>
-        <w:pStyle w:val="Heading3"/>
-      </w:pPr>
-      <w:r>
-        <w:t>Connect the picture and the explanation</w:t>
+        <w:pStyle w:val="Heading2"/>
+      </w:pPr>
+      <w:r>
+        <w:t>Explain True results and first-failure assertions</w:t>
+      </w:r>
+    </w:p>
+    <w:p>
+      <w:pPr>
+        <w:pStyle w:val="ListBullet"/>
+      </w:pPr>
+      <w:r>
+        <w:t>Each parenthesized group is a tuple, an ordered group of values. The loop unpacks each group into three names. Equality compares the actual result to the independently calculated expected result. The worked script prints True three times. An assert actual == expected could instead stop at the first mismatch with AssertionError.</w:t>
+      </w:r>
+    </w:p>
+    <w:p>
+      <w:pPr>
+        <w:pStyle w:val="ListBullet"/>
+      </w:pPr>
+      <w:r>
+        <w:t>Point to the input, the deciding step and the result in this week’s visual. Explain the same step in ordinary words. A picture helps when you can say what each part represents.</w:t>
+      </w:r>
+    </w:p>
+    <w:p>
+      <w:pPr>
+        <w:pStyle w:val="Heading2"/>
+      </w:pPr>
+      <w:r>
+        <w:t>Earlier wording, alternatives and picture transcripts · reference / check after trying</w:t>
       </w:r>
     </w:p>
     <w:p>
@@ -1216,52 +1013,48 @@
         <w:rPr>
           <w:b w:val="0"/>
         </w:rPr>
-        <w:t xml:space="preserve">Point to the </w:t>
+        <w:t xml:space="preserve">VISUAL </w:t>
       </w:r>
       <w:r>
         <w:rPr>
           <w:b/>
         </w:rPr>
-        <w:t>input</w:t>
+        <w:t>MECHANISM</w:t>
+      </w:r>
+    </w:p>
+    <w:p>
+      <w:pPr>
+        <w:spacing w:line="336" w:lineRule="auto" w:after="180"/>
+      </w:pPr>
+      <w:r>
+        <w:rPr>
+          <w:b/>
+        </w:rPr>
+        <w:t>Input</w:t>
       </w:r>
       <w:r>
         <w:rPr>
           <w:b w:val="0"/>
         </w:rPr>
-        <w:t>, the deciding step and the result in this week’s visual. Explain the same step in ordinary words. A picture helps when you can say what each part represents.</w:t>
-      </w:r>
-    </w:p>
-    <w:p>
-      <w:pPr>
-        <w:pStyle w:val="Heading1"/>
-      </w:pPr>
-      <w:r>
-        <w:t>04. Compare the cases</w:t>
-      </w:r>
-    </w:p>
-    <w:p>
-      <w:r>
-        <w:t>Compare the supplied cases for Debugging Strategies. Identify the detail that changes the conclusion.</w:t>
-      </w:r>
-    </w:p>
-    <w:p>
-      <w:pPr>
-        <w:pStyle w:val="Heading3"/>
-      </w:pPr>
-      <w:r>
-        <w:t>The case to investigate</w:t>
-      </w:r>
-    </w:p>
-    <w:p>
-      <w:pPr>
-        <w:spacing w:line="336" w:lineRule="auto" w:after="180"/>
-        <w:shd w:fill="F1F6FC"/>
-      </w:pPr>
+        <w:t xml:space="preserve"> → </w:t>
+      </w:r>
+      <w:r>
+        <w:rPr>
+          <w:b/>
+        </w:rPr>
+        <w:t>Process</w:t>
+      </w:r>
       <w:r>
         <w:rPr>
           <w:b w:val="0"/>
         </w:rPr>
-        <w:t>CASE GALLERY</w:t>
+        <w:t xml:space="preserve"> → </w:t>
+      </w:r>
+      <w:r>
+        <w:rPr>
+          <w:b/>
+        </w:rPr>
+        <w:t>Output</w:t>
       </w:r>
     </w:p>
     <w:p>
@@ -1272,13 +1065,43 @@
         <w:rPr>
           <w:b w:val="0"/>
         </w:rPr>
-        <w:t xml:space="preserve">Four Tests, Four Kinds of </w:t>
-      </w:r>
-      <w:r>
-        <w:rPr>
-          <w:b/>
-        </w:rPr>
-        <w:t>Evidence</w:t>
+        <w:t>Trace the information. At each stage, ask what changed and how you could test it.</w:t>
+      </w:r>
+    </w:p>
+    <w:p>
+      <w:r>
+        <w:drawing>
+          <wp:inline xmlns:a="http://schemas.openxmlformats.org/drawingml/2006/main" xmlns:pic="http://schemas.openxmlformats.org/drawingml/2006/picture">
+            <wp:extent cx="5486400" cy="3145536"/>
+            <wp:docPr id="3" name="Picture 3" descr="INPUT stage for Debugging Strategies"/>
+            <wp:cNvGraphicFramePr>
+              <a:graphicFrameLocks noChangeAspect="1"/>
+            </wp:cNvGraphicFramePr>
+            <a:graphic>
+              <a:graphicData uri="http://schemas.openxmlformats.org/drawingml/2006/picture">
+                <pic:pic>
+                  <pic:nvPicPr>
+                    <pic:cNvPr id="0" name="88ef5f52db4b218990369a2f40247d94b8d25c4a1979be8f46cb82747b0be731.png"/>
+                    <pic:cNvPicPr/>
+                  </pic:nvPicPr>
+                  <pic:blipFill>
+                    <a:blip r:embed="rId10"/>
+                    <a:stretch>
+                      <a:fillRect/>
+                    </a:stretch>
+                  </pic:blipFill>
+                  <pic:spPr>
+                    <a:xfrm>
+                      <a:off x="0" y="0"/>
+                      <a:ext cx="5486400" cy="3145536"/>
+                    </a:xfrm>
+                    <a:prstGeom prst="rect"/>
+                  </pic:spPr>
+                </pic:pic>
+              </a:graphicData>
+            </a:graphic>
+          </wp:inline>
+        </w:drawing>
       </w:r>
     </w:p>
     <w:p>
@@ -1289,7 +1112,179 @@
         <w:rPr>
           <w:b w:val="0"/>
         </w:rPr>
-        <w:t>A system is not understood until it survives more than one comfortable example.</w:t>
+        <w:t>↓</w:t>
+      </w:r>
+    </w:p>
+    <w:p>
+      <w:r>
+        <w:drawing>
+          <wp:inline xmlns:a="http://schemas.openxmlformats.org/drawingml/2006/main" xmlns:pic="http://schemas.openxmlformats.org/drawingml/2006/picture">
+            <wp:extent cx="5486400" cy="3145536"/>
+            <wp:docPr id="4" name="Picture 4" descr="PROCESS stage for Debugging Strategies"/>
+            <wp:cNvGraphicFramePr>
+              <a:graphicFrameLocks noChangeAspect="1"/>
+            </wp:cNvGraphicFramePr>
+            <a:graphic>
+              <a:graphicData uri="http://schemas.openxmlformats.org/drawingml/2006/picture">
+                <pic:pic>
+                  <pic:nvPicPr>
+                    <pic:cNvPr id="0" name="b8b162a06c3d986f668b58f8b68f27180ba7501a815e5bd50b882b92dc4b0f81.png"/>
+                    <pic:cNvPicPr/>
+                  </pic:nvPicPr>
+                  <pic:blipFill>
+                    <a:blip r:embed="rId11"/>
+                    <a:stretch>
+                      <a:fillRect/>
+                    </a:stretch>
+                  </pic:blipFill>
+                  <pic:spPr>
+                    <a:xfrm>
+                      <a:off x="0" y="0"/>
+                      <a:ext cx="5486400" cy="3145536"/>
+                    </a:xfrm>
+                    <a:prstGeom prst="rect"/>
+                  </pic:spPr>
+                </pic:pic>
+              </a:graphicData>
+            </a:graphic>
+          </wp:inline>
+        </w:drawing>
+      </w:r>
+    </w:p>
+    <w:p>
+      <w:pPr>
+        <w:spacing w:line="336" w:lineRule="auto" w:after="180"/>
+      </w:pPr>
+      <w:r>
+        <w:rPr>
+          <w:b w:val="0"/>
+        </w:rPr>
+        <w:t>↓</w:t>
+      </w:r>
+    </w:p>
+    <w:p>
+      <w:r>
+        <w:drawing>
+          <wp:inline xmlns:a="http://schemas.openxmlformats.org/drawingml/2006/main" xmlns:pic="http://schemas.openxmlformats.org/drawingml/2006/picture">
+            <wp:extent cx="5486400" cy="3145536"/>
+            <wp:docPr id="5" name="Picture 5" descr="OUTPUT stage for Debugging Strategies"/>
+            <wp:cNvGraphicFramePr>
+              <a:graphicFrameLocks noChangeAspect="1"/>
+            </wp:cNvGraphicFramePr>
+            <a:graphic>
+              <a:graphicData uri="http://schemas.openxmlformats.org/drawingml/2006/picture">
+                <pic:pic>
+                  <pic:nvPicPr>
+                    <pic:cNvPr id="0" name="e12f47e331cc29261352fb3f3eb686c812fadd1e58edd92d6eb013065438ed6c.png"/>
+                    <pic:cNvPicPr/>
+                  </pic:nvPicPr>
+                  <pic:blipFill>
+                    <a:blip r:embed="rId12"/>
+                    <a:stretch>
+                      <a:fillRect/>
+                    </a:stretch>
+                  </pic:blipFill>
+                  <pic:spPr>
+                    <a:xfrm>
+                      <a:off x="0" y="0"/>
+                      <a:ext cx="5486400" cy="3145536"/>
+                    </a:xfrm>
+                    <a:prstGeom prst="rect"/>
+                  </pic:spPr>
+                </pic:pic>
+              </a:graphicData>
+            </a:graphic>
+          </wp:inline>
+        </w:drawing>
+      </w:r>
+    </w:p>
+    <w:p>
+      <w:pPr>
+        <w:spacing w:line="336" w:lineRule="auto" w:after="180"/>
+      </w:pPr>
+      <w:r>
+        <w:rPr>
+          <w:b w:val="0"/>
+        </w:rPr>
+        <w:t>Which stage could fail even when the other two are correct? Explain:</w:t>
+      </w:r>
+    </w:p>
+    <w:p>
+      <w:pPr>
+        <w:pStyle w:val="Heading3"/>
+      </w:pPr>
+      <w:r>
+        <w:t>Write or draw your reasoning and evidence.</w:t>
+      </w:r>
+    </w:p>
+    <w:p>
+      <w:r>
+        <w:t>________________________________________________________________</w:t>
+      </w:r>
+    </w:p>
+    <w:p>
+      <w:r>
+        <w:t>________________________________________________________________</w:t>
+      </w:r>
+    </w:p>
+    <w:p>
+      <w:r>
+        <w:t>________________________________________________________________</w:t>
+      </w:r>
+    </w:p>
+    <w:p>
+      <w:r>
+        <w:t>________________________________________________________________</w:t>
+      </w:r>
+    </w:p>
+    <w:p>
+      <w:r>
+        <w:t>________________________________________________________________</w:t>
+      </w:r>
+    </w:p>
+    <w:p>
+      <w:pPr>
+        <w:pStyle w:val="Heading3"/>
+      </w:pPr>
+      <w:r>
+        <w:t>A closer explanation</w:t>
+      </w:r>
+    </w:p>
+    <w:p>
+      <w:pPr>
+        <w:pStyle w:val="Heading3"/>
+      </w:pPr>
+      <w:r>
+        <w:t>Give each test a job</w:t>
+      </w:r>
+    </w:p>
+    <w:p>
+      <w:pPr>
+        <w:pStyle w:val="Heading3"/>
+      </w:pPr>
+      <w:r>
+        <w:t>Connect the picture and the explanation</w:t>
+      </w:r>
+    </w:p>
+    <w:p>
+      <w:pPr>
+        <w:pStyle w:val="Heading1"/>
+      </w:pPr>
+      <w:r>
+        <w:t>04. Compare ordinary, boundary, zero and transfer tests</w:t>
+      </w:r>
+    </w:p>
+    <w:p>
+      <w:r>
+        <w:t>A revealing case depends on the specific suspected error.</w:t>
+      </w:r>
+    </w:p>
+    <w:p>
+      <w:pPr>
+        <w:pStyle w:val="Heading2"/>
+      </w:pPr>
+      <w:r>
+        <w:t>Four pictures with a purpose</w:t>
       </w:r>
     </w:p>
     <w:p>
@@ -1330,6 +1325,11 @@
     </w:p>
     <w:p>
       <w:r>
+        <w:t>Normal case: predict the result and deciding evidence.</w:t>
+      </w:r>
+    </w:p>
+    <w:p>
+      <w:r>
         <w:drawing>
           <wp:inline xmlns:a="http://schemas.openxmlformats.org/drawingml/2006/main" xmlns:pic="http://schemas.openxmlformats.org/drawingml/2006/picture">
             <wp:extent cx="5486400" cy="3200400"/>
@@ -1365,59 +1365,8 @@
       </w:r>
     </w:p>
     <w:p>
-      <w:pPr>
-        <w:pStyle w:val="Heading3"/>
-      </w:pPr>
-      <w:r>
-        <w:t>The normal case</w:t>
-      </w:r>
-    </w:p>
-    <w:p>
-      <w:pPr>
-        <w:spacing w:line="336" w:lineRule="auto" w:after="180"/>
-        <w:shd w:fill="F1F6FC"/>
-      </w:pPr>
-      <w:r>
-        <w:rPr>
-          <w:b w:val="0"/>
-        </w:rPr>
-        <w:t xml:space="preserve">NORMAL CASE: predict and name </w:t>
-      </w:r>
-      <w:r>
-        <w:rPr>
-          <w:b/>
-        </w:rPr>
-        <w:t>evidence</w:t>
-      </w:r>
-      <w:r>
-        <w:rPr>
-          <w:b w:val="0"/>
-        </w:rPr>
-        <w:t xml:space="preserve">.     </w:t>
-      </w:r>
-      <w:r>
-        <w:rPr>
-          <w:b/>
-        </w:rPr>
-        <w:t>BOUNDARY</w:t>
-      </w:r>
-      <w:r>
-        <w:rPr>
-          <w:b w:val="0"/>
-        </w:rPr>
-        <w:t xml:space="preserve"> CASE: predict and name </w:t>
-      </w:r>
-      <w:r>
-        <w:rPr>
-          <w:b/>
-        </w:rPr>
-        <w:t>evidence</w:t>
-      </w:r>
-      <w:r>
-        <w:rPr>
-          <w:b w:val="0"/>
-        </w:rPr>
-        <w:t>.</w:t>
+      <w:r>
+        <w:t>Boundary case: identify the exact limit.</w:t>
       </w:r>
     </w:p>
     <w:p>
@@ -1458,6 +1407,11 @@
     </w:p>
     <w:p>
       <w:r>
+        <w:t>Missing information: name what must be clarified.</w:t>
+      </w:r>
+    </w:p>
+    <w:p>
+      <w:r>
         <w:drawing>
           <wp:inline xmlns:a="http://schemas.openxmlformats.org/drawingml/2006/main" xmlns:pic="http://schemas.openxmlformats.org/drawingml/2006/picture">
             <wp:extent cx="5486400" cy="3200400"/>
@@ -1493,134 +1447,86 @@
       </w:r>
     </w:p>
     <w:p>
+      <w:r>
+        <w:t>Transfer case: explain which procedure still applies.</w:t>
+      </w:r>
+    </w:p>
+    <w:p>
+      <w:pPr>
+        <w:pStyle w:val="Heading2"/>
+      </w:pPr>
+      <w:r>
+        <w:t>Choose a revealing case</w:t>
+      </w:r>
+    </w:p>
+    <w:p>
+      <w:pPr>
+        <w:pStyle w:val="ListBullet"/>
+      </w:pPr>
+      <w:r>
+        <w:t>Which case is most likely to reveal a hidden assumption? Why?</w:t>
+      </w:r>
+    </w:p>
+    <w:p>
       <w:pPr>
         <w:pStyle w:val="Heading3"/>
       </w:pPr>
       <w:r>
-        <w:t>Check missing information</w:t>
+        <w:t>Write or draw your reasoning and evidence.</w:t>
+      </w:r>
+    </w:p>
+    <w:p>
+      <w:r>
+        <w:t>________________________________________________________________</w:t>
+      </w:r>
+    </w:p>
+    <w:p>
+      <w:r>
+        <w:t>________________________________________________________________</w:t>
+      </w:r>
+    </w:p>
+    <w:p>
+      <w:r>
+        <w:t>________________________________________________________________</w:t>
+      </w:r>
+    </w:p>
+    <w:p>
+      <w:r>
+        <w:t>________________________________________________________________</w:t>
+      </w:r>
+    </w:p>
+    <w:p>
+      <w:r>
+        <w:t>________________________________________________________________</w:t>
+      </w:r>
+    </w:p>
+    <w:p>
+      <w:pPr>
+        <w:pStyle w:val="Heading2"/>
+      </w:pPr>
+      <w:r>
+        <w:t>Predict the supplied changed case</w:t>
+      </w:r>
+    </w:p>
+    <w:p>
+      <w:pPr>
+        <w:pStyle w:val="ListBullet"/>
+      </w:pPr>
+      <w:r>
+        <w:t>Change: Repair the body to bundle_count*6+loose.</w:t>
+      </w:r>
+    </w:p>
+    <w:p>
+      <w:pPr>
+        <w:pStyle w:val="Heading2"/>
+      </w:pPr>
+      <w:r>
+        <w:t>Check after predicting · reference / check after trying</w:t>
       </w:r>
     </w:p>
     <w:p>
       <w:pPr>
         <w:spacing w:line="336" w:lineRule="auto" w:after="180"/>
-        <w:shd w:fill="FFF5E6"/>
-      </w:pPr>
-      <w:r>
-        <w:rPr>
-          <w:b w:val="0"/>
-        </w:rPr>
-        <w:t xml:space="preserve">MISSING INFORMATION: predict and name </w:t>
-      </w:r>
-      <w:r>
-        <w:rPr>
-          <w:b/>
-        </w:rPr>
-        <w:t>evidence</w:t>
-      </w:r>
-      <w:r>
-        <w:rPr>
-          <w:b w:val="0"/>
-        </w:rPr>
-        <w:t xml:space="preserve">.     TRANSFER CASE: predict and name </w:t>
-      </w:r>
-      <w:r>
-        <w:rPr>
-          <w:b/>
-        </w:rPr>
-        <w:t>evidence</w:t>
-      </w:r>
-      <w:r>
-        <w:rPr>
-          <w:b w:val="0"/>
-        </w:rPr>
-        <w:t>.</w:t>
-      </w:r>
-    </w:p>
-    <w:p>
-      <w:pPr>
-        <w:spacing w:line="336" w:lineRule="auto" w:after="180"/>
-        <w:shd w:fill="F5F1FB"/>
-      </w:pPr>
-      <w:r>
-        <w:rPr>
-          <w:b w:val="0"/>
-        </w:rPr>
-        <w:t>Which case is most likely to reveal a hidden assumption? Why?</w:t>
-      </w:r>
-    </w:p>
-    <w:p>
-      <w:pPr>
-        <w:pStyle w:val="Heading3"/>
-      </w:pPr>
-      <w:r>
-        <w:t>Write or draw your reasoning and evidence.</w:t>
-      </w:r>
-    </w:p>
-    <w:p>
-      <w:r>
-        <w:t>________________________________________________________________</w:t>
-      </w:r>
-    </w:p>
-    <w:p>
-      <w:r>
-        <w:t>________________________________________________________________</w:t>
-      </w:r>
-    </w:p>
-    <w:p>
-      <w:r>
-        <w:t>________________________________________________________________</w:t>
-      </w:r>
-    </w:p>
-    <w:p>
-      <w:r>
-        <w:t>________________________________________________________________</w:t>
-      </w:r>
-    </w:p>
-    <w:p>
-      <w:r>
-        <w:t>________________________________________________________________</w:t>
-      </w:r>
-    </w:p>
-    <w:p>
-      <w:pPr>
-        <w:pStyle w:val="Heading3"/>
-      </w:pPr>
-      <w:r>
-        <w:t>Change one thing in the pictured case</w:t>
-      </w:r>
-    </w:p>
-    <w:p>
-      <w:pPr>
-        <w:pStyle w:val="Heading3"/>
-      </w:pPr>
-      <w:r>
-        <w:t>Change one thing</w:t>
-      </w:r>
-    </w:p>
-    <w:p>
-      <w:pPr>
-        <w:spacing w:line="336" w:lineRule="auto" w:after="180"/>
-        <w:shd w:fill="F5F1FB"/>
-      </w:pPr>
-      <w:r>
-        <w:rPr>
-          <w:b w:val="0"/>
-        </w:rPr>
-        <w:t>Change: Repair the body to bundle_count*6+loose.</w:t>
-      </w:r>
-    </w:p>
-    <w:p>
-      <w:pPr>
-        <w:pStyle w:val="Heading3"/>
-      </w:pPr>
-      <w:r>
-        <w:t>Predicted result</w:t>
-      </w:r>
-    </w:p>
-    <w:p>
-      <w:pPr>
-        <w:spacing w:line="336" w:lineRule="auto" w:after="180"/>
-        <w:shd w:fill="F1F6FC"/>
       </w:pPr>
       <w:r>
         <w:rPr>
@@ -1637,16 +1543,7 @@
     </w:p>
     <w:p>
       <w:pPr>
-        <w:pStyle w:val="Heading3"/>
-      </w:pPr>
-      <w:r>
-        <w:t>Why the result follows</w:t>
-      </w:r>
-    </w:p>
-    <w:p>
-      <w:pPr>
         <w:spacing w:line="336" w:lineRule="auto" w:after="180"/>
-        <w:shd w:fill="F1F6FC"/>
       </w:pPr>
       <w:r>
         <w:rPr>
@@ -1657,26 +1554,38 @@
     </w:p>
     <w:p>
       <w:pPr>
-        <w:pStyle w:val="Heading1"/>
-      </w:pPr>
-      <w:r>
-        <w:t>05. Words that unlock the idea</w:t>
-      </w:r>
-    </w:p>
-    <w:p>
-      <w:r>
-        <w:t>Use the vocabulary of Debugging Strategies to explain a concrete decision, rather than only memorising definitions.</w:t>
+        <w:pStyle w:val="Heading2"/>
+      </w:pPr>
+      <w:r>
+        <w:t>Earlier wording, alternatives and picture transcripts · reference / check after trying</w:t>
       </w:r>
     </w:p>
     <w:p>
       <w:pPr>
         <w:spacing w:line="336" w:lineRule="auto" w:after="180"/>
       </w:pPr>
+      <w:r>
+        <w:rPr>
+          <w:b w:val="0"/>
+        </w:rPr>
+        <w:t>CASE GALLERY</w:t>
+      </w:r>
+    </w:p>
+    <w:p>
+      <w:pPr>
+        <w:spacing w:line="336" w:lineRule="auto" w:after="180"/>
+      </w:pPr>
+      <w:r>
+        <w:rPr>
+          <w:b w:val="0"/>
+        </w:rPr>
+        <w:t xml:space="preserve">Four Tests, Four Kinds of </w:t>
+      </w:r>
       <w:r>
         <w:rPr>
           <w:b/>
         </w:rPr>
-        <w:t>VOCABULARY LAB</w:t>
+        <w:t>Evidence</w:t>
       </w:r>
     </w:p>
     <w:p>
@@ -1687,18 +1596,7 @@
         <w:rPr>
           <w:b w:val="0"/>
         </w:rPr>
-        <w:t>Words You Can Use to Reason</w:t>
-      </w:r>
-    </w:p>
-    <w:p>
-      <w:pPr>
-        <w:spacing w:line="336" w:lineRule="auto" w:after="180"/>
-      </w:pPr>
-      <w:r>
-        <w:rPr>
-          <w:b w:val="0"/>
-        </w:rPr>
-        <w:t>A definition matters when you can recognize the idea, use it, and contrast it with a near-miss.</w:t>
+        <w:t>A system is not understood until it survives more than one comfortable example.</w:t>
       </w:r>
     </w:p>
     <w:p>
@@ -1706,7 +1604,7 @@
         <w:drawing>
           <wp:inline xmlns:a="http://schemas.openxmlformats.org/drawingml/2006/main" xmlns:pic="http://schemas.openxmlformats.org/drawingml/2006/picture">
             <wp:extent cx="5486400" cy="3200400"/>
-            <wp:docPr id="10" name="Picture 10" descr="Vocabulary badge: bug"/>
+            <wp:docPr id="10" name="Picture 10" descr="NORMAL CASE illustration"/>
             <wp:cNvGraphicFramePr>
               <a:graphicFrameLocks noChangeAspect="1"/>
             </wp:cNvGraphicFramePr>
@@ -1714,11 +1612,11 @@
               <a:graphicData uri="http://schemas.openxmlformats.org/drawingml/2006/picture">
                 <pic:pic>
                   <pic:nvPicPr>
-                    <pic:cNvPr id="0" name="f6a9396b885f270c6e04fab914e1efefcc2bb1c05a00b43b9748e83774d072f2.png"/>
+                    <pic:cNvPr id="0" name="1f18213ba3d74c99072fa04ad7520b53eee0b2e9e845b0d8a61ccdda1b41f3f1.png"/>
                     <pic:cNvPicPr/>
                   </pic:nvPicPr>
                   <pic:blipFill>
-                    <a:blip r:embed="rId17"/>
+                    <a:blip r:embed="rId13"/>
                     <a:stretch>
                       <a:fillRect/>
                     </a:stretch>
@@ -1742,7 +1640,7 @@
         <w:drawing>
           <wp:inline xmlns:a="http://schemas.openxmlformats.org/drawingml/2006/main" xmlns:pic="http://schemas.openxmlformats.org/drawingml/2006/picture">
             <wp:extent cx="5486400" cy="3200400"/>
-            <wp:docPr id="11" name="Picture 11" descr="Vocabulary badge: debug"/>
+            <wp:docPr id="11" name="Picture 11" descr="BOUNDARY CASE illustration"/>
             <wp:cNvGraphicFramePr>
               <a:graphicFrameLocks noChangeAspect="1"/>
             </wp:cNvGraphicFramePr>
@@ -1750,11 +1648,11 @@
               <a:graphicData uri="http://schemas.openxmlformats.org/drawingml/2006/picture">
                 <pic:pic>
                   <pic:nvPicPr>
-                    <pic:cNvPr id="0" name="69faf4251da62f8eec8e97127a7b43e804ed7bfbd5cab836efb693c3e72d3ad0.png"/>
+                    <pic:cNvPr id="0" name="fed8318cf337134a2c31a8d2c90831db67a27a43d3c6f85b25079c53ec37ff9a.png"/>
                     <pic:cNvPicPr/>
                   </pic:nvPicPr>
                   <pic:blipFill>
-                    <a:blip r:embed="rId18"/>
+                    <a:blip r:embed="rId14"/>
                     <a:stretch>
                       <a:fillRect/>
                     </a:stretch>
@@ -1774,11 +1672,58 @@
       </w:r>
     </w:p>
     <w:p>
+      <w:pPr>
+        <w:spacing w:line="336" w:lineRule="auto" w:after="180"/>
+      </w:pPr>
+      <w:r>
+        <w:rPr>
+          <w:b w:val="0"/>
+        </w:rPr>
+        <w:t xml:space="preserve">NORMAL CASE: predict and name </w:t>
+      </w:r>
+      <w:r>
+        <w:rPr>
+          <w:b/>
+        </w:rPr>
+        <w:t>evidence</w:t>
+      </w:r>
+      <w:r>
+        <w:rPr>
+          <w:b w:val="0"/>
+        </w:rPr>
+        <w:t xml:space="preserve">.     </w:t>
+      </w:r>
+      <w:r>
+        <w:rPr>
+          <w:b/>
+        </w:rPr>
+        <w:t>BOUNDARY</w:t>
+      </w:r>
+      <w:r>
+        <w:rPr>
+          <w:b w:val="0"/>
+        </w:rPr>
+        <w:t xml:space="preserve"> CASE: predict and name </w:t>
+      </w:r>
+      <w:r>
+        <w:rPr>
+          <w:b/>
+        </w:rPr>
+        <w:t>evidence</w:t>
+      </w:r>
+      <w:r>
+        <w:rPr>
+          <w:b w:val="0"/>
+        </w:rPr>
+        <w:t>.</w:t>
+      </w:r>
+    </w:p>
+    <w:p>
       <w:r>
         <w:drawing>
           <wp:inline xmlns:a="http://schemas.openxmlformats.org/drawingml/2006/main" xmlns:pic="http://schemas.openxmlformats.org/drawingml/2006/picture">
             <wp:extent cx="5486400" cy="3200400"/>
-            <wp:docPr id="12" name="Picture 12" descr="Vocabulary badge: controlled test"/>
+            <wp:docPr id="12" name="Picture 12" descr="MISSING INFORMATION illustration"/>
             <wp:cNvGraphicFramePr>
               <a:graphicFrameLocks noChangeAspect="1"/>
             </wp:cNvGraphicFramePr>
@@ -1786,11 +1731,11 @@
               <a:graphicData uri="http://schemas.openxmlformats.org/drawingml/2006/picture">
                 <pic:pic>
                   <pic:nvPicPr>
-                    <pic:cNvPr id="0" name="15329fdd24b600f7404259aeafda8547222c580cf4ce58979bf7c31446db1711.png"/>
+                    <pic:cNvPr id="0" name="75f964dbe29000347e518a59e2717387d7109bd1f947abdafa07e931a61cf754.png"/>
                     <pic:cNvPicPr/>
                   </pic:nvPicPr>
                   <pic:blipFill>
-                    <a:blip r:embed="rId19"/>
+                    <a:blip r:embed="rId15"/>
                     <a:stretch>
                       <a:fillRect/>
                     </a:stretch>
@@ -1814,7 +1759,7 @@
         <w:drawing>
           <wp:inline xmlns:a="http://schemas.openxmlformats.org/drawingml/2006/main" xmlns:pic="http://schemas.openxmlformats.org/drawingml/2006/picture">
             <wp:extent cx="5486400" cy="3200400"/>
-            <wp:docPr id="13" name="Picture 13" descr="Vocabulary badge: retest"/>
+            <wp:docPr id="13" name="Picture 13" descr="TRANSFER CASE illustration"/>
             <wp:cNvGraphicFramePr>
               <a:graphicFrameLocks noChangeAspect="1"/>
             </wp:cNvGraphicFramePr>
@@ -1822,11 +1767,11 @@
               <a:graphicData uri="http://schemas.openxmlformats.org/drawingml/2006/picture">
                 <pic:pic>
                   <pic:nvPicPr>
-                    <pic:cNvPr id="0" name="074387d67eee0608da3a8ab20e70a688d31100a387b651e952617edf9c7a9835.png"/>
+                    <pic:cNvPr id="0" name="4d936b6648b81ac897fc99370c2788f8e0b135d8fc31cfd77afceee66a92128c.png"/>
                     <pic:cNvPicPr/>
                   </pic:nvPicPr>
                   <pic:blipFill>
-                    <a:blip r:embed="rId20"/>
+                    <a:blip r:embed="rId16"/>
                     <a:stretch>
                       <a:fillRect/>
                     </a:stretch>
@@ -1845,335 +1790,6 @@
         </w:drawing>
       </w:r>
     </w:p>
-    <w:tbl>
-      <w:tblPr>
-        <w:tblStyle w:val="LightShading-Accent1"/>
-        <w:tblW w:type="auto" w:w="0"/>
-        <w:tblLook w:firstColumn="1" w:firstRow="1" w:lastColumn="0" w:lastRow="0" w:noHBand="0" w:noVBand="1" w:val="04A0"/>
-      </w:tblPr>
-      <w:tblGrid>
-        <w:gridCol w:w="3408"/>
-        <w:gridCol w:w="3408"/>
-        <w:gridCol w:w="3408"/>
-      </w:tblGrid>
-      <w:tr>
-        <w:trPr>
-          <w:tblHeader/>
-        </w:trPr>
-        <w:tc>
-          <w:tcPr>
-            <w:tcW w:type="dxa" w:w="3408"/>
-          </w:tcPr>
-          <w:p>
-            <w:r>
-              <w:t>Word</w:t>
-            </w:r>
-          </w:p>
-        </w:tc>
-        <w:tc>
-          <w:tcPr>
-            <w:tcW w:type="dxa" w:w="3408"/>
-          </w:tcPr>
-          <w:p>
-            <w:r>
-              <w:t>My own example</w:t>
-            </w:r>
-          </w:p>
-        </w:tc>
-        <w:tc>
-          <w:tcPr>
-            <w:tcW w:type="dxa" w:w="3408"/>
-          </w:tcPr>
-          <w:p>
-            <w:r>
-              <w:t>Not this / boundary</w:t>
-            </w:r>
-          </w:p>
-        </w:tc>
-      </w:tr>
-      <w:tr>
-        <w:tc>
-          <w:tcPr>
-            <w:tcW w:type="dxa" w:w="3408"/>
-          </w:tcPr>
-          <w:p>
-            <w:r>
-              <w:t>bug</w:t>
-            </w:r>
-          </w:p>
-        </w:tc>
-        <w:tc>
-          <w:tcPr>
-            <w:tcW w:type="dxa" w:w="3408"/>
-          </w:tcPr>
-          <w:p>
-            <w:r>
-              <w:t>A defect that makes a program behave differently from its intended specification.</w:t>
-            </w:r>
-          </w:p>
-        </w:tc>
-        <w:tc>
-          <w:tcPr>
-            <w:tcW w:type="dxa" w:w="3408"/>
-          </w:tcPr>
-          <w:p>
-            <w:r/>
-          </w:p>
-        </w:tc>
-      </w:tr>
-      <w:tr>
-        <w:tc>
-          <w:tcPr>
-            <w:tcW w:type="dxa" w:w="3408"/>
-          </w:tcPr>
-          <w:p>
-            <w:r>
-              <w:t>debug</w:t>
-            </w:r>
-          </w:p>
-        </w:tc>
-        <w:tc>
-          <w:tcPr>
-            <w:tcW w:type="dxa" w:w="3408"/>
-          </w:tcPr>
-          <w:p>
-            <w:r>
-              <w:t>Find and repair the cause of a program's incorrect behaviour.</w:t>
-            </w:r>
-          </w:p>
-        </w:tc>
-        <w:tc>
-          <w:tcPr>
-            <w:tcW w:type="dxa" w:w="3408"/>
-          </w:tcPr>
-          <w:p>
-            <w:r/>
-          </w:p>
-        </w:tc>
-      </w:tr>
-      <w:tr>
-        <w:tc>
-          <w:tcPr>
-            <w:tcW w:type="dxa" w:w="3408"/>
-          </w:tcPr>
-          <w:p>
-            <w:r>
-              <w:t>controlled test</w:t>
-            </w:r>
-          </w:p>
-        </w:tc>
-        <w:tc>
-          <w:tcPr>
-            <w:tcW w:type="dxa" w:w="3408"/>
-          </w:tcPr>
-          <w:p>
-            <w:r>
-              <w:t>A test with specified inputs, conditions and expected measurements.</w:t>
-            </w:r>
-          </w:p>
-        </w:tc>
-        <w:tc>
-          <w:tcPr>
-            <w:tcW w:type="dxa" w:w="3408"/>
-          </w:tcPr>
-          <w:p>
-            <w:r/>
-          </w:p>
-        </w:tc>
-      </w:tr>
-      <w:tr>
-        <w:tc>
-          <w:tcPr>
-            <w:tcW w:type="dxa" w:w="3408"/>
-          </w:tcPr>
-          <w:p>
-            <w:r>
-              <w:t>retest</w:t>
-            </w:r>
-          </w:p>
-        </w:tc>
-        <w:tc>
-          <w:tcPr>
-            <w:tcW w:type="dxa" w:w="3408"/>
-          </w:tcPr>
-          <w:p>
-            <w:r>
-              <w:t>Run a test again after a change or under specified new conditions.</w:t>
-            </w:r>
-          </w:p>
-        </w:tc>
-        <w:tc>
-          <w:tcPr>
-            <w:tcW w:type="dxa" w:w="3408"/>
-          </w:tcPr>
-          <w:p>
-            <w:r/>
-          </w:p>
-        </w:tc>
-      </w:tr>
-    </w:tbl>
-    <w:p>
-      <w:pPr>
-        <w:pStyle w:val="Heading3"/>
-      </w:pPr>
-      <w:r>
-        <w:t>Words used in the closer explanation</w:t>
-      </w:r>
-    </w:p>
-    <w:tbl>
-      <w:tblPr>
-        <w:tblStyle w:val="LightShading-Accent1"/>
-        <w:tblW w:type="auto" w:w="0"/>
-        <w:tblLook w:firstColumn="1" w:firstRow="1" w:lastColumn="0" w:lastRow="0" w:noHBand="0" w:noVBand="1" w:val="04A0"/>
-      </w:tblPr>
-      <w:tblGrid>
-        <w:gridCol w:w="5112"/>
-        <w:gridCol w:w="5112"/>
-      </w:tblGrid>
-      <w:tr>
-        <w:trPr>
-          <w:tblHeader/>
-        </w:trPr>
-        <w:tc>
-          <w:tcPr>
-            <w:tcW w:type="dxa" w:w="5112"/>
-          </w:tcPr>
-          <w:p>
-            <w:r>
-              <w:t>Word</w:t>
-            </w:r>
-          </w:p>
-        </w:tc>
-        <w:tc>
-          <w:tcPr>
-            <w:tcW w:type="dxa" w:w="5112"/>
-          </w:tcPr>
-          <w:p>
-            <w:r>
-              <w:t>Meaning</w:t>
-            </w:r>
-          </w:p>
-        </w:tc>
-      </w:tr>
-      <w:tr>
-        <w:tc>
-          <w:tcPr>
-            <w:tcW w:type="dxa" w:w="5112"/>
-          </w:tcPr>
-          <w:p>
-            <w:r>
-              <w:t>Test case</w:t>
-            </w:r>
-          </w:p>
-        </w:tc>
-        <w:tc>
-          <w:tcPr>
-            <w:tcW w:type="dxa" w:w="5112"/>
-          </w:tcPr>
-          <w:p>
-            <w:r>
-              <w:t>Inputs and an expected result</w:t>
-            </w:r>
-          </w:p>
-        </w:tc>
-      </w:tr>
-      <w:tr>
-        <w:tc>
-          <w:tcPr>
-            <w:tcW w:type="dxa" w:w="5112"/>
-          </w:tcPr>
-          <w:p>
-            <w:r>
-              <w:t>Boundary</w:t>
-            </w:r>
-          </w:p>
-        </w:tc>
-        <w:tc>
-          <w:tcPr>
-            <w:tcW w:type="dxa" w:w="5112"/>
-          </w:tcPr>
-          <w:p>
-            <w:r>
-              <w:t>An edge of a permitted range</w:t>
-            </w:r>
-          </w:p>
-        </w:tc>
-      </w:tr>
-      <w:tr>
-        <w:tc>
-          <w:tcPr>
-            <w:tcW w:type="dxa" w:w="5112"/>
-          </w:tcPr>
-          <w:p>
-            <w:r>
-              <w:t>Regression</w:t>
-            </w:r>
-          </w:p>
-        </w:tc>
-        <w:tc>
-          <w:tcPr>
-            <w:tcW w:type="dxa" w:w="5112"/>
-          </w:tcPr>
-          <w:p>
-            <w:r>
-              <w:t>A previously working case that fails after a change</w:t>
-            </w:r>
-          </w:p>
-        </w:tc>
-      </w:tr>
-      <w:tr>
-        <w:tc>
-          <w:tcPr>
-            <w:tcW w:type="dxa" w:w="5112"/>
-          </w:tcPr>
-          <w:p>
-            <w:r>
-              <w:t>Assertion</w:t>
-            </w:r>
-          </w:p>
-        </w:tc>
-        <w:tc>
-          <w:tcPr>
-            <w:tcW w:type="dxa" w:w="5112"/>
-          </w:tcPr>
-          <w:p>
-            <w:r>
-              <w:t>A check that raises an error when its condition is false</w:t>
-            </w:r>
-          </w:p>
-        </w:tc>
-      </w:tr>
-    </w:tbl>
-    <w:p>
-      <w:pPr>
-        <w:pStyle w:val="Heading1"/>
-      </w:pPr>
-      <w:r>
-        <w:t>06. Follow a worked example</w:t>
-      </w:r>
-    </w:p>
-    <w:p>
-      <w:r>
-        <w:t>Follow the worked trace for Debugging Strategies, predict a step, then compare with its explanation.</w:t>
-      </w:r>
-    </w:p>
-    <w:p>
-      <w:pPr>
-        <w:spacing w:line="336" w:lineRule="auto" w:after="180"/>
-      </w:pPr>
-      <w:r>
-        <w:rPr>
-          <w:b/>
-        </w:rPr>
-        <w:t xml:space="preserve">WORKED </w:t>
-      </w:r>
-      <w:r>
-        <w:rPr>
-          <w:b/>
-        </w:rPr>
-        <w:t>EVIDENCE</w:t>
-      </w:r>
-    </w:p>
     <w:p>
       <w:pPr>
         <w:spacing w:line="336" w:lineRule="auto" w:after="180"/>
@@ -2182,18 +1798,7 @@
         <w:rPr>
           <w:b w:val="0"/>
         </w:rPr>
-        <w:t>Reason Step by Step</w:t>
-      </w:r>
-    </w:p>
-    <w:p>
-      <w:pPr>
-        <w:spacing w:line="336" w:lineRule="auto" w:after="180"/>
-      </w:pPr>
-      <w:r>
-        <w:rPr>
-          <w:b w:val="0"/>
-        </w:rPr>
-        <w:t xml:space="preserve">Predict first. Then check each step. A correct answer without visible reasoning is incomplete </w:t>
+        <w:t xml:space="preserve">MISSING INFORMATION: predict and name </w:t>
       </w:r>
       <w:r>
         <w:rPr>
@@ -2205,15 +1810,102 @@
         <w:rPr>
           <w:b w:val="0"/>
         </w:rPr>
+        <w:t xml:space="preserve">.     TRANSFER CASE: predict and name </w:t>
+      </w:r>
+      <w:r>
+        <w:rPr>
+          <w:b/>
+        </w:rPr>
+        <w:t>evidence</w:t>
+      </w:r>
+      <w:r>
+        <w:rPr>
+          <w:b w:val="0"/>
+        </w:rPr>
         <w:t>.</w:t>
+      </w:r>
+    </w:p>
+    <w:p>
+      <w:pPr>
+        <w:pStyle w:val="Heading3"/>
+      </w:pPr>
+      <w:r>
+        <w:t>Change one thing in the pictured case</w:t>
+      </w:r>
+    </w:p>
+    <w:p>
+      <w:pPr>
+        <w:pStyle w:val="Heading1"/>
+      </w:pPr>
+      <w:r>
+        <w:t>06. Expose constant answers, then the separate shelf formula bug</w:t>
+      </w:r>
+    </w:p>
+    <w:p>
+      <w:r>
+        <w:t>Keep subtraction tests distinct from grouped bundles plus loose books.</w:t>
+      </w:r>
+    </w:p>
+    <w:p>
+      <w:pPr>
+        <w:pStyle w:val="Heading2"/>
+      </w:pPr>
+      <w:r>
+        <w:t>Challenge a constant return value</w:t>
+      </w:r>
+    </w:p>
+    <w:p>
+      <w:pPr>
+        <w:pStyle w:val="Heading3"/>
+      </w:pPr>
+      <w:r>
+        <w:t>Would replacing the body with return 5 pass every worked case? Identify the first revealing test.</w:t>
+      </w:r>
+    </w:p>
+    <w:p>
+      <w:r>
+        <w:t>________________________________________________________________</w:t>
+      </w:r>
+    </w:p>
+    <w:p>
+      <w:r>
+        <w:t>________________________________________________________________</w:t>
+      </w:r>
+    </w:p>
+    <w:p>
+      <w:r>
+        <w:t>________________________________________________________________</w:t>
+      </w:r>
+    </w:p>
+    <w:p>
+      <w:r>
+        <w:t>________________________________________________________________</w:t>
+      </w:r>
+    </w:p>
+    <w:p>
+      <w:r>
+        <w:t>________________________________________________________________</w:t>
+      </w:r>
+    </w:p>
+    <w:p>
+      <w:r>
+        <w:t>________________________________________________________________</w:t>
+      </w:r>
+    </w:p>
+    <w:p>
+      <w:pPr>
+        <w:pStyle w:val="Heading2"/>
+      </w:pPr>
+      <w:r>
+        <w:t>Return to the main subtraction-test diagram</w:t>
       </w:r>
     </w:p>
     <w:p>
       <w:r>
         <w:drawing>
           <wp:inline xmlns:a="http://schemas.openxmlformats.org/drawingml/2006/main" xmlns:pic="http://schemas.openxmlformats.org/drawingml/2006/picture">
-            <wp:extent cx="5486400" cy="2377440"/>
-            <wp:docPr id="14" name="Picture 14" descr="Worked evidence for Debugging Strategies"/>
+            <wp:extent cx="5486400" cy="3617976"/>
+            <wp:docPr id="14" name="Picture 14" descr="Expected outputs versus a specific bug. Test 1: Bundles = 2, Loose = 1, Correct = 13, Faulty = 18. Test 2: Bundles = 0, Loose = 3, Correct = 3, Faulty = 18. Test 3: Bundles = 2, Loose = 0, Correct = 12, Faulty = 12."/>
             <wp:cNvGraphicFramePr>
               <a:graphicFrameLocks noChangeAspect="1"/>
             </wp:cNvGraphicFramePr>
@@ -2221,11 +1913,11 @@
               <a:graphicData uri="http://schemas.openxmlformats.org/drawingml/2006/picture">
                 <pic:pic>
                   <pic:nvPicPr>
-                    <pic:cNvPr id="0" name="a8d0e1011a4ef278034dc80e1338669c24d3d0a1c8caa753da2ca6eaa49c3db8.png"/>
+                    <pic:cNvPr id="0" name="academy-story-ai-2-6-03.png"/>
                     <pic:cNvPicPr/>
                   </pic:nvPicPr>
                   <pic:blipFill>
-                    <a:blip r:embed="rId21"/>
+                    <a:blip r:embed="rId17"/>
                     <a:stretch>
                       <a:fillRect/>
                     </a:stretch>
@@ -2233,7 +1925,7 @@
                   <pic:spPr>
                     <a:xfrm>
                       <a:off x="0" y="0"/>
-                      <a:ext cx="5486400" cy="2377440"/>
+                      <a:ext cx="5486400" cy="3617976"/>
                     </a:xfrm>
                     <a:prstGeom prst="rect"/>
                   </pic:spPr>
@@ -2246,203 +1938,10 @@
     </w:p>
     <w:p>
       <w:pPr>
-        <w:spacing w:line="336" w:lineRule="auto" w:after="180"/>
-        <w:shd w:fill="F4F9FC"/>
-      </w:pPr>
-      <w:r>
-        <w:rPr>
-          <w:b w:val="0"/>
-        </w:rPr>
-        <w:t>1. Observed: wet-weather case recommends sandals.</w:t>
-      </w:r>
-    </w:p>
-    <w:p>
-      <w:pPr>
-        <w:spacing w:line="336" w:lineRule="auto" w:after="180"/>
-        <w:shd w:fill="F4F9FC"/>
-      </w:pPr>
-      <w:r>
-        <w:rPr>
-          <w:b w:val="0"/>
-        </w:rPr>
-        <w:t xml:space="preserve">2. Divide: </w:t>
-      </w:r>
-      <w:r>
-        <w:rPr>
-          <w:b/>
-        </w:rPr>
-        <w:t>input</w:t>
-      </w:r>
-      <w:r>
-        <w:rPr>
-          <w:b w:val="0"/>
-        </w:rPr>
-        <w:t xml:space="preserve"> correct? yes. rain branch reached? no.</w:t>
-      </w:r>
-    </w:p>
-    <w:p>
-      <w:pPr>
-        <w:spacing w:line="336" w:lineRule="auto" w:after="180"/>
-        <w:shd w:fill="F4F9FC"/>
-      </w:pPr>
-      <w:r>
-        <w:rPr>
-          <w:b w:val="0"/>
-        </w:rPr>
-        <w:t>3. Cause: condition says rain = false instead of true.</w:t>
-      </w:r>
-    </w:p>
-    <w:p>
-      <w:pPr>
-        <w:spacing w:line="336" w:lineRule="auto" w:after="180"/>
-        <w:shd w:fill="F4F9FC"/>
-      </w:pPr>
-      <w:r>
-        <w:rPr>
-          <w:b w:val="0"/>
-        </w:rPr>
-        <w:t>4. Fix that condition only; rerun the original case and a dry-weather case.</w:t>
-      </w:r>
-    </w:p>
-    <w:p>
-      <w:pPr>
-        <w:spacing w:line="336" w:lineRule="auto" w:after="180"/>
-      </w:pPr>
-      <w:r>
-        <w:rPr>
-          <w:b w:val="0"/>
-        </w:rPr>
-        <w:t>Recalculate, retrace, or restate the reasoning in your own representation:</w:t>
-      </w:r>
-    </w:p>
-    <w:p>
-      <w:pPr>
-        <w:pStyle w:val="Heading3"/>
-      </w:pPr>
-      <w:r>
-        <w:t>Write or draw your reasoning and evidence.</w:t>
-      </w:r>
-    </w:p>
-    <w:p>
-      <w:r>
-        <w:t>________________________________________________________________</w:t>
-      </w:r>
-    </w:p>
-    <w:p>
-      <w:r>
-        <w:t>________________________________________________________________</w:t>
-      </w:r>
-    </w:p>
-    <w:p>
-      <w:r>
-        <w:t>________________________________________________________________</w:t>
-      </w:r>
-    </w:p>
-    <w:p>
-      <w:r>
-        <w:t>________________________________________________________________</w:t>
-      </w:r>
-    </w:p>
-    <w:p>
-      <w:r>
-        <w:t>________________________________________________________________</w:t>
-      </w:r>
-    </w:p>
-    <w:p>
-      <w:pPr>
-        <w:spacing w:line="336" w:lineRule="auto" w:after="180"/>
-        <w:shd w:fill="F5F1FB"/>
-      </w:pPr>
-      <w:r>
-        <w:rPr>
-          <w:b w:val="0"/>
-        </w:rPr>
-        <w:t xml:space="preserve">CHECK  Did the </w:t>
-      </w:r>
-      <w:r>
-        <w:rPr>
-          <w:b/>
-        </w:rPr>
-        <w:t>evidence</w:t>
-      </w:r>
-      <w:r>
-        <w:rPr>
-          <w:b w:val="0"/>
-        </w:rPr>
-        <w:t xml:space="preserve"> answer the exact question? Did the total, path, or source record stay consistent?</w:t>
-      </w:r>
-    </w:p>
-    <w:p>
-      <w:pPr>
-        <w:pStyle w:val="Heading3"/>
-      </w:pPr>
-      <w:r>
-        <w:t>A closer explanation</w:t>
-      </w:r>
-    </w:p>
-    <w:p>
-      <w:pPr>
-        <w:pStyle w:val="Heading3"/>
-      </w:pPr>
-      <w:r>
-        <w:t>Would replacing the body with return 5 pass every worked case? Identify the first revealing test.</w:t>
-      </w:r>
-    </w:p>
-    <w:p>
-      <w:r>
-        <w:t>________________________________________________________________</w:t>
-      </w:r>
-    </w:p>
-    <w:p>
-      <w:r>
-        <w:t>________________________________________________________________</w:t>
-      </w:r>
-    </w:p>
-    <w:p>
-      <w:r>
-        <w:t>________________________________________________________________</w:t>
-      </w:r>
-    </w:p>
-    <w:p>
-      <w:r>
-        <w:t>________________________________________________________________</w:t>
-      </w:r>
-    </w:p>
-    <w:p>
-      <w:r>
-        <w:t>________________________________________________________________</w:t>
-      </w:r>
-    </w:p>
-    <w:p>
-      <w:r>
-        <w:t>________________________________________________________________</w:t>
-      </w:r>
-    </w:p>
-    <w:p>
-      <w:pPr>
-        <w:pStyle w:val="Heading3"/>
-      </w:pPr>
-      <w:r>
-        <w:t>Learn from the worked case</w:t>
-      </w:r>
-    </w:p>
-    <w:p>
-      <w:pPr>
-        <w:spacing w:line="336" w:lineRule="auto" w:after="180"/>
-      </w:pPr>
-      <w:r>
-        <w:rPr>
-          <w:b w:val="0"/>
-        </w:rPr>
-        <w:t>Cover the result before checking it. Say what is given, choose the procedure, and follow one step at a time. Then uncover the result and explain your first mismatch. Ask why a step is allowed, not only what number it produces.</w:t>
-      </w:r>
-    </w:p>
-    <w:p>
-      <w:pPr>
-        <w:pStyle w:val="Heading3"/>
-      </w:pPr>
-      <w:r>
-        <w:t>A pictorial worked case: Debugging Strategies</w:t>
+        <w:pStyle w:val="Heading2"/>
+      </w:pPr>
+      <w:r>
+        <w:t>Read the separate shelf rule and faulty grouping</w:t>
       </w:r>
     </w:p>
     <w:p>
@@ -2458,24 +1957,7 @@
     </w:p>
     <w:p>
       <w:pPr>
-        <w:pStyle w:val="Heading3"/>
-      </w:pPr>
-      <w:r>
-        <w:t>The facts we will use</w:t>
-      </w:r>
-    </w:p>
-    <w:p>
-      <w:pPr>
-        <w:pStyle w:val="Heading3"/>
-      </w:pPr>
-      <w:r>
-        <w:t>Supplied facts</w:t>
-      </w:r>
-    </w:p>
-    <w:p>
-      <w:pPr>
         <w:spacing w:line="336" w:lineRule="auto" w:after="180"/>
-        <w:shd w:fill="F1F6FC"/>
       </w:pPr>
       <w:r>
         <w:rPr>
@@ -2486,16 +1968,7 @@
     </w:p>
     <w:p>
       <w:pPr>
-        <w:pStyle w:val="Heading3"/>
-      </w:pPr>
-      <w:r>
-        <w:t>Supplied facts</w:t>
-      </w:r>
-    </w:p>
-    <w:p>
-      <w:pPr>
         <w:spacing w:line="336" w:lineRule="auto" w:after="180"/>
-        <w:shd w:fill="F1F6FC"/>
       </w:pPr>
       <w:r>
         <w:rPr>
@@ -2506,10 +1979,34 @@
     </w:p>
     <w:p>
       <w:r>
+        <w:rPr>
+          <w:rFonts w:ascii="Courier New" w:hAnsi="Courier New"/>
+          <w:sz w:val="18"/>
+        </w:rPr>
+        <w:t>def shelf(bundle_count, loose):</w:t>
+        <w:br/>
+        <w:t xml:space="preserve">    return (bundle_count + loose) * 6</w:t>
+        <w:br/>
+        <w:br/>
+        <w:t>for bundles, loose in [(2, 1), (0, 3), (2, 0)]:</w:t>
+        <w:br/>
+        <w:t xml:space="preserve">    print(shelf(bundles, loose))</w:t>
+      </w:r>
+    </w:p>
+    <w:p>
+      <w:pPr>
+        <w:pStyle w:val="Heading2"/>
+      </w:pPr>
+      <w:r>
+        <w:t>Trace revealing and nonrevealing cases</w:t>
+      </w:r>
+    </w:p>
+    <w:p>
+      <w:r>
         <w:drawing>
           <wp:inline xmlns:a="http://schemas.openxmlformats.org/drawingml/2006/main" xmlns:pic="http://schemas.openxmlformats.org/drawingml/2006/picture">
-            <wp:extent cx="5486400" cy="3657600"/>
-            <wp:docPr id="15" name="Picture 15" descr="Expected outputs versus a specific bug"/>
+            <wp:extent cx="5486400" cy="4005072"/>
+            <wp:docPr id="15" name="Picture 15" descr="Expected normal test: For (2,1), correct result is 2×6+1=13. → Faulty trace: Copied code gives (2+1)×6=18. → Zero-bundle test: For (0,3), correct 3; copied code 18. → Nonrevealing test: For (2,0), both return 12; a pass does not locate every bug."/>
             <wp:cNvGraphicFramePr>
               <a:graphicFrameLocks noChangeAspect="1"/>
             </wp:cNvGraphicFramePr>
@@ -2517,11 +2014,11 @@
               <a:graphicData uri="http://schemas.openxmlformats.org/drawingml/2006/picture">
                 <pic:pic>
                   <pic:nvPicPr>
-                    <pic:cNvPr id="0" name="academy-detail-ai-2-6.png"/>
+                    <pic:cNvPr id="0" name="academy-story-ai-2-6-02.png"/>
                     <pic:cNvPicPr/>
                   </pic:nvPicPr>
                   <pic:blipFill>
-                    <a:blip r:embed="rId22"/>
+                    <a:blip r:embed="rId18"/>
                     <a:stretch>
                       <a:fillRect/>
                     </a:stretch>
@@ -2529,43 +2026,7 @@
                   <pic:spPr>
                     <a:xfrm>
                       <a:off x="0" y="0"/>
-                      <a:ext cx="5486400" cy="3657600"/>
-                    </a:xfrm>
-                    <a:prstGeom prst="rect"/>
-                  </pic:spPr>
-                </pic:pic>
-              </a:graphicData>
-            </a:graphic>
-          </wp:inline>
-        </w:drawing>
-      </w:r>
-    </w:p>
-    <w:p>
-      <w:r>
-        <w:drawing>
-          <wp:inline xmlns:a="http://schemas.openxmlformats.org/drawingml/2006/main" xmlns:pic="http://schemas.openxmlformats.org/drawingml/2006/picture">
-            <wp:extent cx="5346057" cy="5943599"/>
-            <wp:docPr id="16" name="Picture 16" descr="Debugging Strategies. Expected normal test: For (2,1), correct result is 2×6+1=13.. Faulty trace: Copied code gives (2+1)×6=18.. Zero-bundle test: For (0,3), correct 3; copied code 18.. Nonrevealing test: For (2,0), both return 12; a pass does not locate every bug."/>
-            <wp:cNvGraphicFramePr>
-              <a:graphicFrameLocks noChangeAspect="1"/>
-            </wp:cNvGraphicFramePr>
-            <a:graphic>
-              <a:graphicData uri="http://schemas.openxmlformats.org/drawingml/2006/picture">
-                <pic:pic>
-                  <pic:nvPicPr>
-                    <pic:cNvPr id="0" name="academy-visual-ai-2-6.png"/>
-                    <pic:cNvPicPr/>
-                  </pic:nvPicPr>
-                  <pic:blipFill>
-                    <a:blip r:embed="rId23"/>
-                    <a:stretch>
-                      <a:fillRect/>
-                    </a:stretch>
-                  </pic:blipFill>
-                  <pic:spPr>
-                    <a:xfrm>
-                      <a:off x="0" y="0"/>
-                      <a:ext cx="5346057" cy="5943599"/>
+                      <a:ext cx="5486400" cy="4005072"/>
                     </a:xfrm>
                     <a:prstGeom prst="rect"/>
                   </pic:spPr>
@@ -2715,24 +2176,7 @@
     </w:p>
     <w:p>
       <w:pPr>
-        <w:pStyle w:val="Heading3"/>
-      </w:pPr>
-      <w:r>
-        <w:t>Why this result follows</w:t>
-      </w:r>
-    </w:p>
-    <w:p>
-      <w:pPr>
-        <w:pStyle w:val="Heading3"/>
-      </w:pPr>
-      <w:r>
-        <w:t>Why the result follows</w:t>
-      </w:r>
-    </w:p>
-    <w:p>
-      <w:pPr>
         <w:spacing w:line="336" w:lineRule="auto" w:after="180"/>
-        <w:shd w:fill="F1F6FC"/>
       </w:pPr>
       <w:r>
         <w:rPr>
@@ -2750,7 +2194,6 @@
     <w:p>
       <w:pPr>
         <w:spacing w:line="336" w:lineRule="auto" w:after="180"/>
-        <w:shd w:fill="F1F6FC"/>
       </w:pPr>
       <w:r>
         <w:rPr>
@@ -2773,50 +2216,248 @@
     </w:p>
     <w:p>
       <w:pPr>
-        <w:pStyle w:val="Heading3"/>
-      </w:pPr>
-      <w:r>
-        <w:t>What this example does not establish</w:t>
-      </w:r>
-    </w:p>
-    <w:p>
-      <w:pPr>
-        <w:pStyle w:val="Heading3"/>
-      </w:pPr>
-      <w:r>
-        <w:t>Keep the stated limit</w:t>
+        <w:pStyle w:val="Heading2"/>
+      </w:pPr>
+      <w:r>
+        <w:t>Predict the targeted expression repair</w:t>
+      </w:r>
+    </w:p>
+    <w:p>
+      <w:pPr>
+        <w:pStyle w:val="ListBullet"/>
+      </w:pPr>
+      <w:r>
+        <w:t>Before opening the repaired-shelf picture, change only the faulty body to bundle_count*6+loose. Predict (2,1),(0,3),(2,0). Which previously passing case must stay correct?</w:t>
+      </w:r>
+    </w:p>
+    <w:p>
+      <w:pPr>
+        <w:pStyle w:val="Heading2"/>
+      </w:pPr>
+      <w:r>
+        <w:t>Check the retained regression case · reference / check after trying</w:t>
+      </w:r>
+    </w:p>
+    <w:p>
+      <w:r>
+        <w:drawing>
+          <wp:inline xmlns:a="http://schemas.openxmlformats.org/drawingml/2006/main" xmlns:pic="http://schemas.openxmlformats.org/drawingml/2006/picture">
+            <wp:extent cx="5486400" cy="3026664"/>
+            <wp:docPr id="16" name="Picture 16" descr="Original case: For (2,0), both return 12; a pass does not locate every bug. Changed condition: Repair the body to bundle_count*6+loose. Expected result: Expected results for (2,1),(0,3),(2,0) are 13,3,12. Reason: Only bundles are groups of six; loose books are counted individually."/>
+            <wp:cNvGraphicFramePr>
+              <a:graphicFrameLocks noChangeAspect="1"/>
+            </wp:cNvGraphicFramePr>
+            <a:graphic>
+              <a:graphicData uri="http://schemas.openxmlformats.org/drawingml/2006/picture">
+                <pic:pic>
+                  <pic:nvPicPr>
+                    <pic:cNvPr id="0" name="academy-story-ai-2-6-04.png"/>
+                    <pic:cNvPicPr/>
+                  </pic:nvPicPr>
+                  <pic:blipFill>
+                    <a:blip r:embed="rId19"/>
+                    <a:stretch>
+                      <a:fillRect/>
+                    </a:stretch>
+                  </pic:blipFill>
+                  <pic:spPr>
+                    <a:xfrm>
+                      <a:off x="0" y="0"/>
+                      <a:ext cx="5486400" cy="3026664"/>
+                    </a:xfrm>
+                    <a:prstGeom prst="rect"/>
+                  </pic:spPr>
+                </pic:pic>
+              </a:graphicData>
+            </a:graphic>
+          </wp:inline>
+        </w:drawing>
+      </w:r>
+    </w:p>
+    <w:p>
+      <w:pPr>
+        <w:pStyle w:val="Heading2"/>
+      </w:pPr>
+      <w:r>
+        <w:t>Explain the loose-book test and input limit</w:t>
+      </w:r>
+    </w:p>
+    <w:p>
+      <w:pPr>
+        <w:pStyle w:val="ListBullet"/>
+      </w:pPr>
+      <w:r>
+        <w:t>Read the labelled picture: Which test most directly isolates the handling of loose books, and what should it produce?</w:t>
+      </w:r>
+    </w:p>
+    <w:p>
+      <w:pPr>
+        <w:pStyle w:val="ListBullet"/>
+      </w:pPr>
+      <w:r>
+        <w:t>These three tests check a specified formula and bug; they do not prove correct handling of every type or invalid request.</w:t>
+      </w:r>
+    </w:p>
+    <w:p>
+      <w:pPr>
+        <w:pStyle w:val="Heading2"/>
+      </w:pPr>
+      <w:r>
+        <w:t>Earlier wording, alternatives and picture transcripts · reference / check after trying</w:t>
       </w:r>
     </w:p>
     <w:p>
       <w:pPr>
         <w:spacing w:line="336" w:lineRule="auto" w:after="180"/>
-        <w:shd w:fill="FFF5E6"/>
       </w:pPr>
       <w:r>
         <w:rPr>
           <w:b w:val="0"/>
         </w:rPr>
-        <w:t>These three tests check a specified formula and bug; they do not prove correct handling of every type or invalid request.</w:t>
-      </w:r>
-    </w:p>
-    <w:p>
-      <w:pPr>
-        <w:pStyle w:val="Heading3"/>
-      </w:pPr>
-      <w:r>
-        <w:t>Keep the stated limit</w:t>
+        <w:t xml:space="preserve">WORKED </w:t>
+      </w:r>
+      <w:r>
+        <w:rPr>
+          <w:b/>
+        </w:rPr>
+        <w:t>EVIDENCE</w:t>
       </w:r>
     </w:p>
     <w:p>
       <w:pPr>
         <w:spacing w:line="336" w:lineRule="auto" w:after="180"/>
-        <w:shd w:fill="FFF5E6"/>
       </w:pPr>
       <w:r>
         <w:rPr>
           <w:b w:val="0"/>
         </w:rPr>
-        <w:t>Read the labelled picture: Which test most directly isolates the handling of loose books, and what should it produce?</w:t>
+        <w:t>Reason Step by Step</w:t>
+      </w:r>
+    </w:p>
+    <w:p>
+      <w:pPr>
+        <w:spacing w:line="336" w:lineRule="auto" w:after="180"/>
+      </w:pPr>
+      <w:r>
+        <w:rPr>
+          <w:b w:val="0"/>
+        </w:rPr>
+        <w:t xml:space="preserve">Predict first. Then check each step. A correct answer without visible reasoning is incomplete </w:t>
+      </w:r>
+      <w:r>
+        <w:rPr>
+          <w:b/>
+        </w:rPr>
+        <w:t>evidence</w:t>
+      </w:r>
+      <w:r>
+        <w:rPr>
+          <w:b w:val="0"/>
+        </w:rPr>
+        <w:t>.</w:t>
+      </w:r>
+    </w:p>
+    <w:p>
+      <w:r>
+        <w:drawing>
+          <wp:inline xmlns:a="http://schemas.openxmlformats.org/drawingml/2006/main" xmlns:pic="http://schemas.openxmlformats.org/drawingml/2006/picture">
+            <wp:extent cx="5486400" cy="2377440"/>
+            <wp:docPr id="17" name="Picture 17" descr="Worked evidence for Debugging Strategies"/>
+            <wp:cNvGraphicFramePr>
+              <a:graphicFrameLocks noChangeAspect="1"/>
+            </wp:cNvGraphicFramePr>
+            <a:graphic>
+              <a:graphicData uri="http://schemas.openxmlformats.org/drawingml/2006/picture">
+                <pic:pic>
+                  <pic:nvPicPr>
+                    <pic:cNvPr id="0" name="a8d0e1011a4ef278034dc80e1338669c24d3d0a1c8caa753da2ca6eaa49c3db8.png"/>
+                    <pic:cNvPicPr/>
+                  </pic:nvPicPr>
+                  <pic:blipFill>
+                    <a:blip r:embed="rId20"/>
+                    <a:stretch>
+                      <a:fillRect/>
+                    </a:stretch>
+                  </pic:blipFill>
+                  <pic:spPr>
+                    <a:xfrm>
+                      <a:off x="0" y="0"/>
+                      <a:ext cx="5486400" cy="2377440"/>
+                    </a:xfrm>
+                    <a:prstGeom prst="rect"/>
+                  </pic:spPr>
+                </pic:pic>
+              </a:graphicData>
+            </a:graphic>
+          </wp:inline>
+        </w:drawing>
+      </w:r>
+    </w:p>
+    <w:p>
+      <w:pPr>
+        <w:spacing w:line="336" w:lineRule="auto" w:after="180"/>
+      </w:pPr>
+      <w:r>
+        <w:rPr>
+          <w:b w:val="0"/>
+        </w:rPr>
+        <w:t>1. Observed: wet-weather case recommends sandals.</w:t>
+      </w:r>
+    </w:p>
+    <w:p>
+      <w:pPr>
+        <w:spacing w:line="336" w:lineRule="auto" w:after="180"/>
+      </w:pPr>
+      <w:r>
+        <w:rPr>
+          <w:b w:val="0"/>
+        </w:rPr>
+        <w:t xml:space="preserve">2. Divide: </w:t>
+      </w:r>
+      <w:r>
+        <w:rPr>
+          <w:b/>
+        </w:rPr>
+        <w:t>input</w:t>
+      </w:r>
+      <w:r>
+        <w:rPr>
+          <w:b w:val="0"/>
+        </w:rPr>
+        <w:t xml:space="preserve"> correct? yes. rain branch reached? no.</w:t>
+      </w:r>
+    </w:p>
+    <w:p>
+      <w:pPr>
+        <w:spacing w:line="336" w:lineRule="auto" w:after="180"/>
+      </w:pPr>
+      <w:r>
+        <w:rPr>
+          <w:b w:val="0"/>
+        </w:rPr>
+        <w:t>3. Cause: condition says rain = false instead of true.</w:t>
+      </w:r>
+    </w:p>
+    <w:p>
+      <w:pPr>
+        <w:spacing w:line="336" w:lineRule="auto" w:after="180"/>
+      </w:pPr>
+      <w:r>
+        <w:rPr>
+          <w:b w:val="0"/>
+        </w:rPr>
+        <w:t>4. Fix that condition only; rerun the original case and a dry-weather case.</w:t>
+      </w:r>
+    </w:p>
+    <w:p>
+      <w:pPr>
+        <w:spacing w:line="336" w:lineRule="auto" w:after="180"/>
+      </w:pPr>
+      <w:r>
+        <w:rPr>
+          <w:b w:val="0"/>
+        </w:rPr>
+        <w:t>Recalculate, retrace, or restate the reasoning in your own representation:</w:t>
       </w:r>
     </w:p>
     <w:p>
@@ -2824,13 +2465,191 @@
         <w:pStyle w:val="Heading3"/>
       </w:pPr>
       <w:r>
-        <w:t>Keep the stated limit</w:t>
+        <w:t>Write or draw your reasoning and evidence.</w:t>
+      </w:r>
+    </w:p>
+    <w:p>
+      <w:r>
+        <w:t>________________________________________________________________</w:t>
+      </w:r>
+    </w:p>
+    <w:p>
+      <w:r>
+        <w:t>________________________________________________________________</w:t>
+      </w:r>
+    </w:p>
+    <w:p>
+      <w:r>
+        <w:t>________________________________________________________________</w:t>
+      </w:r>
+    </w:p>
+    <w:p>
+      <w:r>
+        <w:t>________________________________________________________________</w:t>
+      </w:r>
+    </w:p>
+    <w:p>
+      <w:r>
+        <w:t>________________________________________________________________</w:t>
       </w:r>
     </w:p>
     <w:p>
       <w:pPr>
         <w:spacing w:line="336" w:lineRule="auto" w:after="180"/>
-        <w:shd w:fill="FFF5E6"/>
+      </w:pPr>
+      <w:r>
+        <w:rPr>
+          <w:b w:val="0"/>
+        </w:rPr>
+        <w:t xml:space="preserve">CHECK  Did the </w:t>
+      </w:r>
+      <w:r>
+        <w:rPr>
+          <w:b/>
+        </w:rPr>
+        <w:t>evidence</w:t>
+      </w:r>
+      <w:r>
+        <w:rPr>
+          <w:b w:val="0"/>
+        </w:rPr>
+        <w:t xml:space="preserve"> answer the exact question? Did the total, path, or source record stay consistent?</w:t>
+      </w:r>
+    </w:p>
+    <w:p>
+      <w:pPr>
+        <w:pStyle w:val="Heading3"/>
+      </w:pPr>
+      <w:r>
+        <w:t>A closer explanation</w:t>
+      </w:r>
+    </w:p>
+    <w:p>
+      <w:pPr>
+        <w:pStyle w:val="Heading3"/>
+      </w:pPr>
+      <w:r>
+        <w:t>Learn from the worked case</w:t>
+      </w:r>
+    </w:p>
+    <w:p>
+      <w:pPr>
+        <w:spacing w:line="336" w:lineRule="auto" w:after="180"/>
+      </w:pPr>
+      <w:r>
+        <w:rPr>
+          <w:b w:val="0"/>
+        </w:rPr>
+        <w:t>Cover the result before checking it. Say what is given, choose the procedure, and follow one step at a time. Then uncover the result and explain your first mismatch. Ask why a step is allowed, not only what number it produces.</w:t>
+      </w:r>
+    </w:p>
+    <w:p>
+      <w:pPr>
+        <w:pStyle w:val="Heading3"/>
+      </w:pPr>
+      <w:r>
+        <w:t>A pictorial worked case: Debugging Strategies</w:t>
+      </w:r>
+    </w:p>
+    <w:p>
+      <w:pPr>
+        <w:pStyle w:val="Heading3"/>
+      </w:pPr>
+      <w:r>
+        <w:t>The facts we will use</w:t>
+      </w:r>
+    </w:p>
+    <w:p>
+      <w:r>
+        <w:drawing>
+          <wp:inline xmlns:a="http://schemas.openxmlformats.org/drawingml/2006/main" xmlns:pic="http://schemas.openxmlformats.org/drawingml/2006/picture">
+            <wp:extent cx="5486400" cy="3657600"/>
+            <wp:docPr id="18" name="Picture 18" descr="Expected outputs versus a specific bug"/>
+            <wp:cNvGraphicFramePr>
+              <a:graphicFrameLocks noChangeAspect="1"/>
+            </wp:cNvGraphicFramePr>
+            <a:graphic>
+              <a:graphicData uri="http://schemas.openxmlformats.org/drawingml/2006/picture">
+                <pic:pic>
+                  <pic:nvPicPr>
+                    <pic:cNvPr id="0" name="academy-detail-ai-2-6.png"/>
+                    <pic:cNvPicPr/>
+                  </pic:nvPicPr>
+                  <pic:blipFill>
+                    <a:blip r:embed="rId21"/>
+                    <a:stretch>
+                      <a:fillRect/>
+                    </a:stretch>
+                  </pic:blipFill>
+                  <pic:spPr>
+                    <a:xfrm>
+                      <a:off x="0" y="0"/>
+                      <a:ext cx="5486400" cy="3657600"/>
+                    </a:xfrm>
+                    <a:prstGeom prst="rect"/>
+                  </pic:spPr>
+                </pic:pic>
+              </a:graphicData>
+            </a:graphic>
+          </wp:inline>
+        </w:drawing>
+      </w:r>
+    </w:p>
+    <w:p>
+      <w:r>
+        <w:drawing>
+          <wp:inline xmlns:a="http://schemas.openxmlformats.org/drawingml/2006/main" xmlns:pic="http://schemas.openxmlformats.org/drawingml/2006/picture">
+            <wp:extent cx="5346057" cy="5943599"/>
+            <wp:docPr id="19" name="Picture 19" descr="Debugging Strategies. Expected normal test: For (2,1), correct result is 2×6+1=13.. Faulty trace: Copied code gives (2+1)×6=18.. Zero-bundle test: For (0,3), correct 3; copied code 18.. Nonrevealing test: For (2,0), both return 12; a pass does not locate every bug."/>
+            <wp:cNvGraphicFramePr>
+              <a:graphicFrameLocks noChangeAspect="1"/>
+            </wp:cNvGraphicFramePr>
+            <a:graphic>
+              <a:graphicData uri="http://schemas.openxmlformats.org/drawingml/2006/picture">
+                <pic:pic>
+                  <pic:nvPicPr>
+                    <pic:cNvPr id="0" name="academy-visual-ai-2-6.png"/>
+                    <pic:cNvPicPr/>
+                  </pic:nvPicPr>
+                  <pic:blipFill>
+                    <a:blip r:embed="rId22"/>
+                    <a:stretch>
+                      <a:fillRect/>
+                    </a:stretch>
+                  </pic:blipFill>
+                  <pic:spPr>
+                    <a:xfrm>
+                      <a:off x="0" y="0"/>
+                      <a:ext cx="5346057" cy="5943599"/>
+                    </a:xfrm>
+                    <a:prstGeom prst="rect"/>
+                  </pic:spPr>
+                </pic:pic>
+              </a:graphicData>
+            </a:graphic>
+          </wp:inline>
+        </w:drawing>
+      </w:r>
+    </w:p>
+    <w:p>
+      <w:pPr>
+        <w:pStyle w:val="Heading3"/>
+      </w:pPr>
+      <w:r>
+        <w:t>Why this result follows</w:t>
+      </w:r>
+    </w:p>
+    <w:p>
+      <w:pPr>
+        <w:pStyle w:val="Heading3"/>
+      </w:pPr>
+      <w:r>
+        <w:t>What this example does not establish</w:t>
+      </w:r>
+    </w:p>
+    <w:p>
+      <w:pPr>
+        <w:spacing w:line="336" w:lineRule="auto" w:after="180"/>
       </w:pPr>
       <w:r>
         <w:rPr>
@@ -2844,12 +2663,63 @@
         <w:pStyle w:val="Heading1"/>
       </w:pPr>
       <w:r>
-        <w:t>07. Find and repair a mistake</w:t>
-      </w:r>
-    </w:p>
-    <w:p>
-      <w:r>
-        <w:t>Find the unsupported step in the Debugging Strategies claim and explain a repair using the supplied evidence.</w:t>
+        <w:t>07. Limit the conclusion to what the suite actually checked</w:t>
+      </w:r>
+    </w:p>
+    <w:p>
+      <w:r>
+        <w:t>A few valid-input passes do not establish invalid-input behaviour.</w:t>
+      </w:r>
+    </w:p>
+    <w:p>
+      <w:pPr>
+        <w:pStyle w:val="Heading2"/>
+      </w:pPr>
+      <w:r>
+        <w:t>Read the suite’s evidence limit</w:t>
+      </w:r>
+    </w:p>
+    <w:p>
+      <w:pPr>
+        <w:spacing w:line="336" w:lineRule="auto" w:after="180"/>
+      </w:pPr>
+      <w:r>
+        <w:rPr>
+          <w:b w:val="0"/>
+        </w:rPr>
+        <w:t xml:space="preserve">Passing this small suite supports these particular cases. It neither proves every allowed </w:t>
+      </w:r>
+      <w:r>
+        <w:rPr>
+          <w:b/>
+        </w:rPr>
+        <w:t>input</w:t>
+      </w:r>
+      <w:r>
+        <w:rPr>
+          <w:b w:val="0"/>
+        </w:rPr>
+        <w:t xml:space="preserve"> correct nor checks invalid </w:t>
+      </w:r>
+      <w:r>
+        <w:rPr>
+          <w:b/>
+        </w:rPr>
+        <w:t>input</w:t>
+      </w:r>
+      <w:r>
+        <w:rPr>
+          <w:b w:val="0"/>
+        </w:rPr>
+        <w:t xml:space="preserve"> handling. A test outside the contract needs a separately specified expected behavior.</w:t>
+      </w:r>
+    </w:p>
+    <w:p>
+      <w:pPr>
+        <w:pStyle w:val="Heading2"/>
+      </w:pPr>
+      <w:r>
+        <w:t>Challenge the negative-count claim</w:t>
       </w:r>
     </w:p>
     <w:p>
@@ -2857,13 +2727,50 @@
         <w:pStyle w:val="Heading3"/>
       </w:pPr>
       <w:r>
-        <w:t>Find the first error</w:t>
+        <w:t>All three stock tests pass. Does that prove correct handling of negative counts?</w:t>
+      </w:r>
+    </w:p>
+    <w:p>
+      <w:r>
+        <w:t>________________________________________________________________</w:t>
+      </w:r>
+    </w:p>
+    <w:p>
+      <w:r>
+        <w:t>________________________________________________________________</w:t>
+      </w:r>
+    </w:p>
+    <w:p>
+      <w:r>
+        <w:t>________________________________________________________________</w:t>
+      </w:r>
+    </w:p>
+    <w:p>
+      <w:r>
+        <w:t>________________________________________________________________</w:t>
+      </w:r>
+    </w:p>
+    <w:p>
+      <w:r>
+        <w:t>________________________________________________________________</w:t>
+      </w:r>
+    </w:p>
+    <w:p>
+      <w:r>
+        <w:t>________________________________________________________________</w:t>
+      </w:r>
+    </w:p>
+    <w:p>
+      <w:pPr>
+        <w:pStyle w:val="Heading2"/>
+      </w:pPr>
+      <w:r>
+        <w:t>Earlier wording, alternatives and picture transcripts · reference / check after trying</w:t>
       </w:r>
     </w:p>
     <w:p>
       <w:pPr>
         <w:spacing w:line="336" w:lineRule="auto" w:after="180"/>
-        <w:shd w:fill="FFF5E6"/>
       </w:pPr>
       <w:r>
         <w:rPr>
@@ -2911,7 +2818,7 @@
         <w:drawing>
           <wp:inline xmlns:a="http://schemas.openxmlformats.org/drawingml/2006/main" xmlns:pic="http://schemas.openxmlformats.org/drawingml/2006/picture">
             <wp:extent cx="5486400" cy="1901952"/>
-            <wp:docPr id="17" name="Picture 17" descr="Misconception diagnosis for Debugging Strategies"/>
+            <wp:docPr id="20" name="Picture 20" descr="Misconception diagnosis for Debugging Strategies"/>
             <wp:cNvGraphicFramePr>
               <a:graphicFrameLocks noChangeAspect="1"/>
             </wp:cNvGraphicFramePr>
@@ -2923,7 +2830,7 @@
                     <pic:cNvPicPr/>
                   </pic:nvPicPr>
                   <pic:blipFill>
-                    <a:blip r:embed="rId24"/>
+                    <a:blip r:embed="rId23"/>
                     <a:stretch>
                       <a:fillRect/>
                     </a:stretch>
@@ -3155,7 +3062,6 @@
     <w:p>
       <w:pPr>
         <w:spacing w:line="336" w:lineRule="auto" w:after="180"/>
-        <w:shd w:fill="F5F1FB"/>
       </w:pPr>
       <w:r>
         <w:rPr>
@@ -3207,278 +3113,23 @@
     </w:p>
     <w:p>
       <w:pPr>
-        <w:spacing w:line="336" w:lineRule="auto" w:after="180"/>
-      </w:pPr>
-      <w:r>
-        <w:rPr>
-          <w:b w:val="0"/>
-        </w:rPr>
-        <w:t xml:space="preserve">Passing this small suite supports these particular cases. It neither proves every allowed </w:t>
-      </w:r>
-      <w:r>
-        <w:rPr>
-          <w:b/>
-        </w:rPr>
-        <w:t>input</w:t>
-      </w:r>
-      <w:r>
-        <w:rPr>
-          <w:b w:val="0"/>
-        </w:rPr>
-        <w:t xml:space="preserve"> correct nor checks invalid </w:t>
-      </w:r>
-      <w:r>
-        <w:rPr>
-          <w:b/>
-        </w:rPr>
-        <w:t>input</w:t>
-      </w:r>
-      <w:r>
-        <w:rPr>
-          <w:b w:val="0"/>
-        </w:rPr>
-        <w:t xml:space="preserve"> handling. A test outside the contract needs a separately specified expected behavior.</w:t>
-      </w:r>
-    </w:p>
-    <w:p>
-      <w:pPr>
-        <w:pStyle w:val="Heading3"/>
-      </w:pPr>
-      <w:r>
-        <w:t>All three stock tests pass. Does that prove correct handling of negative counts?</w:t>
-      </w:r>
-    </w:p>
-    <w:p>
-      <w:r>
-        <w:t>________________________________________________________________</w:t>
-      </w:r>
-    </w:p>
-    <w:p>
-      <w:r>
-        <w:t>________________________________________________________________</w:t>
-      </w:r>
-    </w:p>
-    <w:p>
-      <w:r>
-        <w:t>________________________________________________________________</w:t>
-      </w:r>
-    </w:p>
-    <w:p>
-      <w:r>
-        <w:t>________________________________________________________________</w:t>
-      </w:r>
-    </w:p>
-    <w:p>
-      <w:r>
-        <w:t>________________________________________________________________</w:t>
-      </w:r>
-    </w:p>
-    <w:p>
-      <w:r>
-        <w:t>________________________________________________________________</w:t>
-      </w:r>
-    </w:p>
-    <w:p>
-      <w:pPr>
         <w:pStyle w:val="Heading1"/>
       </w:pPr>
       <w:r>
-        <w:t>08. Practise together</w:t>
-      </w:r>
-    </w:p>
-    <w:p>
-      <w:r>
-        <w:t>Practise Debugging Strategies with support, then explain the deciding step in your own words.</w:t>
-      </w:r>
-    </w:p>
-    <w:p>
-      <w:pPr>
-        <w:spacing w:line="336" w:lineRule="auto" w:after="180"/>
-      </w:pPr>
-      <w:r>
-        <w:rPr>
-          <w:b/>
-        </w:rPr>
-        <w:t>LOGIC STUDIO</w:t>
-      </w:r>
-    </w:p>
-    <w:p>
-      <w:pPr>
-        <w:spacing w:line="336" w:lineRule="auto" w:after="180"/>
-      </w:pPr>
-      <w:r>
-        <w:rPr>
-          <w:b w:val="0"/>
-        </w:rPr>
-        <w:t>Trace Before You Run</w:t>
-      </w:r>
-    </w:p>
-    <w:p>
-      <w:pPr>
-        <w:spacing w:line="336" w:lineRule="auto" w:after="180"/>
-      </w:pPr>
-      <w:r>
-        <w:rPr>
-          <w:b w:val="0"/>
-        </w:rPr>
-        <w:t>Block code, pseudocode, tables, and diagrams are different ways to expose the same reasoning.</w:t>
-      </w:r>
-    </w:p>
-    <w:p>
-      <w:r>
-        <w:drawing>
-          <wp:inline xmlns:a="http://schemas.openxmlformats.org/drawingml/2006/main" xmlns:pic="http://schemas.openxmlformats.org/drawingml/2006/picture">
-            <wp:extent cx="5486400" cy="1901952"/>
-            <wp:docPr id="18" name="Picture 18" descr="Logic tracing graphic for Debugging Strategies"/>
-            <wp:cNvGraphicFramePr>
-              <a:graphicFrameLocks noChangeAspect="1"/>
-            </wp:cNvGraphicFramePr>
-            <a:graphic>
-              <a:graphicData uri="http://schemas.openxmlformats.org/drawingml/2006/picture">
-                <pic:pic>
-                  <pic:nvPicPr>
-                    <pic:cNvPr id="0" name="eea505167ffbbb10362ff86f5f17a806cbfff2dadf444f92883587fa6eb375a7.png"/>
-                    <pic:cNvPicPr/>
-                  </pic:nvPicPr>
-                  <pic:blipFill>
-                    <a:blip r:embed="rId25"/>
-                    <a:stretch>
-                      <a:fillRect/>
-                    </a:stretch>
-                  </pic:blipFill>
-                  <pic:spPr>
-                    <a:xfrm>
-                      <a:off x="0" y="0"/>
-                      <a:ext cx="5486400" cy="1901952"/>
-                    </a:xfrm>
-                    <a:prstGeom prst="rect"/>
-                  </pic:spPr>
-                </pic:pic>
-              </a:graphicData>
-            </a:graphic>
-          </wp:inline>
-        </w:drawing>
-      </w:r>
-    </w:p>
-    <w:p>
-      <w:pPr>
-        <w:spacing w:line="336" w:lineRule="auto" w:after="180"/>
-      </w:pPr>
-      <w:r>
-        <w:rPr>
-          <w:b w:val="0"/>
-        </w:rPr>
-        <w:t xml:space="preserve">SET </w:t>
-      </w:r>
-      <w:r>
-        <w:rPr>
-          <w:b/>
-        </w:rPr>
-        <w:t>evidence</w:t>
-      </w:r>
-      <w:r>
-        <w:rPr>
-          <w:b w:val="0"/>
-        </w:rPr>
-        <w:t>_record</w:t>
-        <w:br/>
-        <w:t>PREDICT expected_result</w:t>
-        <w:br/>
-        <w:t xml:space="preserve">RUN one normal case and one </w:t>
-      </w:r>
-      <w:r>
-        <w:rPr>
-          <w:b/>
-        </w:rPr>
-        <w:t>boundary</w:t>
-      </w:r>
-      <w:r>
-        <w:rPr>
-          <w:b w:val="0"/>
-        </w:rPr>
-        <w:t xml:space="preserve"> case</w:t>
-        <w:br/>
-        <w:t>COMPARE actual_result with expected_result</w:t>
-        <w:br/>
-        <w:t xml:space="preserve">IF different: locate first cause; change one factor; </w:t>
-      </w:r>
-      <w:r>
-        <w:rPr>
-          <w:b/>
-        </w:rPr>
-        <w:t>RETEST</w:t>
-      </w:r>
-      <w:r>
-        <w:rPr>
-          <w:b w:val="0"/>
-        </w:rPr>
-        <w:br/>
-        <w:t>EXPLAIN result, limitation, and next safe step</w:t>
-      </w:r>
-    </w:p>
-    <w:p>
-      <w:pPr>
-        <w:spacing w:line="336" w:lineRule="auto" w:after="180"/>
-        <w:shd w:fill="F5F1FB"/>
-      </w:pPr>
-      <w:r>
-        <w:rPr>
-          <w:b w:val="0"/>
-        </w:rPr>
-        <w:t xml:space="preserve">Trace one </w:t>
-      </w:r>
-      <w:r>
-        <w:rPr>
-          <w:b/>
-        </w:rPr>
-        <w:t>input</w:t>
-      </w:r>
-      <w:r>
-        <w:rPr>
-          <w:b w:val="0"/>
-        </w:rPr>
-        <w:t>. Which line changes the state or chooses a path?</w:t>
-      </w:r>
-    </w:p>
-    <w:p>
-      <w:pPr>
-        <w:pStyle w:val="Heading3"/>
-      </w:pPr>
-      <w:r>
-        <w:t>Write or draw your reasoning and evidence.</w:t>
-      </w:r>
-    </w:p>
-    <w:p>
-      <w:r>
-        <w:t>________________________________________________________________</w:t>
-      </w:r>
-    </w:p>
-    <w:p>
-      <w:r>
-        <w:t>________________________________________________________________</w:t>
-      </w:r>
-    </w:p>
-    <w:p>
-      <w:r>
-        <w:t>________________________________________________________________</w:t>
-      </w:r>
-    </w:p>
-    <w:p>
-      <w:r>
-        <w:t>________________________________________________________________</w:t>
-      </w:r>
-    </w:p>
-    <w:p>
-      <w:r>
-        <w:t>________________________________________________________________</w:t>
-      </w:r>
-    </w:p>
-    <w:p>
-      <w:pPr>
-        <w:pStyle w:val="Heading3"/>
-      </w:pPr>
-      <w:r>
-        <w:t>A closer explanation</w:t>
+        <w:t>08. Practise: keep expectations fixed during repair</w:t>
+      </w:r>
+    </w:p>
+    <w:p>
+      <w:r>
+        <w:t>A zero-used test can hide addition where subtraction is required.</w:t>
+      </w:r>
+    </w:p>
+    <w:p>
+      <w:pPr>
+        <w:pStyle w:val="Heading2"/>
+      </w:pPr>
+      <w:r>
+        <w:t>Trace the faulty addition and targeted repair</w:t>
       </w:r>
     </w:p>
     <w:p>
@@ -3517,10 +3168,10 @@
     </w:p>
     <w:p>
       <w:pPr>
-        <w:pStyle w:val="Heading3"/>
-      </w:pPr>
-      <w:r>
-        <w:t>Practise with less help: Find a revealing case</w:t>
+        <w:pStyle w:val="Heading2"/>
+      </w:pPr>
+      <w:r>
+        <w:t>Find a revealing case in W2</w:t>
       </w:r>
     </w:p>
     <w:p>
@@ -3650,69 +3301,39 @@
     </w:p>
     <w:p>
       <w:pPr>
-        <w:pStyle w:val="Heading3"/>
-      </w:pPr>
-      <w:r>
-        <w:t>Check your reasoning</w:t>
+        <w:pStyle w:val="Heading2"/>
+      </w:pPr>
+      <w:r>
+        <w:t>Repair the successful-run guarantee</w:t>
+      </w:r>
+    </w:p>
+    <w:p>
+      <w:pPr>
+        <w:pStyle w:val="ListBullet"/>
+      </w:pPr>
+      <w:r>
+        <w:t>Use the worked case for Testing and debugging functions. Proposed explanation: “A successful run proves the conclusion”. Decide whether this explanation is supported. Point to the step or supplied fact that decides; explain your repair if needed.</w:t>
+      </w:r>
+    </w:p>
+    <w:p>
+      <w:pPr>
+        <w:pStyle w:val="ListBullet"/>
+      </w:pPr>
+      <w:r>
+        <w:t>Answer on your own before discussion. If you are unsure, say which step you need help with.</w:t>
+      </w:r>
+    </w:p>
+    <w:p>
+      <w:pPr>
+        <w:pStyle w:val="Heading2"/>
+      </w:pPr>
+      <w:r>
+        <w:t>Return to the shelf’s loose-book check</w:t>
       </w:r>
     </w:p>
     <w:p>
       <w:pPr>
         <w:spacing w:line="336" w:lineRule="auto" w:after="180"/>
-      </w:pPr>
-      <w:r>
-        <w:rPr>
-          <w:b w:val="0"/>
-        </w:rPr>
-        <w:t xml:space="preserve">Use the worked case for Testing and </w:t>
-      </w:r>
-      <w:r>
-        <w:rPr>
-          <w:b/>
-        </w:rPr>
-        <w:t>debug</w:t>
-      </w:r>
-      <w:r>
-        <w:rPr>
-          <w:b w:val="0"/>
-        </w:rPr>
-        <w:t>ging functions. Proposed explanation: “A successful run proves the conclusion”. Decide whether this explanation is supported.</w:t>
-      </w:r>
-    </w:p>
-    <w:p>
-      <w:pPr>
-        <w:spacing w:line="336" w:lineRule="auto" w:after="180"/>
-      </w:pPr>
-      <w:r>
-        <w:rPr>
-          <w:b w:val="0"/>
-        </w:rPr>
-        <w:t>Point to the step or supplied fact that decides; explain your repair if needed.</w:t>
-      </w:r>
-    </w:p>
-    <w:p>
-      <w:pPr>
-        <w:spacing w:line="336" w:lineRule="auto" w:after="180"/>
-      </w:pPr>
-      <w:r>
-        <w:rPr>
-          <w:b w:val="0"/>
-        </w:rPr>
-        <w:t>Answer on your own before discussion. If you are unsure, say which step you need help with.</w:t>
-      </w:r>
-    </w:p>
-    <w:p>
-      <w:pPr>
-        <w:pStyle w:val="Heading3"/>
-      </w:pPr>
-      <w:r>
-        <w:t>Explain the picture</w:t>
-      </w:r>
-    </w:p>
-    <w:p>
-      <w:pPr>
-        <w:spacing w:line="336" w:lineRule="auto" w:after="180"/>
-        <w:shd w:fill="F5F1FB"/>
       </w:pPr>
       <w:r>
         <w:rPr>
@@ -3723,34 +3344,6 @@
     </w:p>
     <w:p>
       <w:pPr>
-        <w:pStyle w:val="Heading3"/>
-      </w:pPr>
-      <w:r>
-        <w:t>My explanation using a pictured step and the given facts</w:t>
-      </w:r>
-    </w:p>
-    <w:p>
-      <w:r>
-        <w:t>________________________________________________________________</w:t>
-      </w:r>
-    </w:p>
-    <w:p>
-      <w:r>
-        <w:t>________________________________________________________________</w:t>
-      </w:r>
-    </w:p>
-    <w:p>
-      <w:r>
-        <w:t>________________________________________________________________</w:t>
-      </w:r>
-    </w:p>
-    <w:p>
-      <w:r>
-        <w:t>________________________________________________________________</w:t>
-      </w:r>
-    </w:p>
-    <w:p>
-      <w:pPr>
         <w:spacing w:line="336" w:lineRule="auto" w:after="180"/>
       </w:pPr>
       <w:r>
@@ -3762,32 +3355,10 @@
     </w:p>
     <w:p>
       <w:pPr>
-        <w:pStyle w:val="Heading1"/>
-      </w:pPr>
-      <w:r>
-        <w:t>09. Run the investigation</w:t>
-      </w:r>
-    </w:p>
-    <w:p>
-      <w:r>
-        <w:t>Investigate Debugging Strategies. Record the prediction, actual observation or labelled paper trace, explanation and next test separately.</w:t>
-      </w:r>
-    </w:p>
-    <w:p>
-      <w:pPr>
-        <w:spacing w:line="336" w:lineRule="auto" w:after="180"/>
-      </w:pPr>
-      <w:r>
-        <w:rPr>
-          <w:b/>
-        </w:rPr>
-        <w:t>EVIDENCE</w:t>
-      </w:r>
-      <w:r>
-        <w:rPr>
-          <w:b/>
-        </w:rPr>
-        <w:t xml:space="preserve"> LAB</w:t>
+        <w:pStyle w:val="Heading2"/>
+      </w:pPr>
+      <w:r>
+        <w:t>Earlier wording, alternatives and picture transcripts · reference / check after trying</w:t>
       </w:r>
     </w:p>
     <w:p>
@@ -3798,7 +3369,7 @@
         <w:rPr>
           <w:b w:val="0"/>
         </w:rPr>
-        <w:t>Predict → Test → Record → Explain</w:t>
+        <w:t>LOGIC STUDIO</w:t>
       </w:r>
     </w:p>
     <w:p>
@@ -3809,7 +3380,18 @@
         <w:rPr>
           <w:b w:val="0"/>
         </w:rPr>
-        <w:t>Keep expected and actual results separate. Surprises are useful data when recorded honestly.</w:t>
+        <w:t>Trace Before You Run</w:t>
+      </w:r>
+    </w:p>
+    <w:p>
+      <w:pPr>
+        <w:spacing w:line="336" w:lineRule="auto" w:after="180"/>
+      </w:pPr>
+      <w:r>
+        <w:rPr>
+          <w:b w:val="0"/>
+        </w:rPr>
+        <w:t>Block code, pseudocode, tables, and diagrams are different ways to expose the same reasoning.</w:t>
       </w:r>
     </w:p>
     <w:p>
@@ -3817,7 +3399,7 @@
         <w:drawing>
           <wp:inline xmlns:a="http://schemas.openxmlformats.org/drawingml/2006/main" xmlns:pic="http://schemas.openxmlformats.org/drawingml/2006/picture">
             <wp:extent cx="5486400" cy="1901952"/>
-            <wp:docPr id="19" name="Picture 19" descr="Evidence lab graphic for Debugging Strategies"/>
+            <wp:docPr id="21" name="Picture 21" descr="Logic tracing graphic for Debugging Strategies"/>
             <wp:cNvGraphicFramePr>
               <a:graphicFrameLocks noChangeAspect="1"/>
             </wp:cNvGraphicFramePr>
@@ -3825,11 +3407,11 @@
               <a:graphicData uri="http://schemas.openxmlformats.org/drawingml/2006/picture">
                 <pic:pic>
                   <pic:nvPicPr>
-                    <pic:cNvPr id="0" name="e2db0813023a5a937244c6cd5ce5cd8abff9026ed31865c7eba6ba5275e9c445.png"/>
+                    <pic:cNvPr id="0" name="eea505167ffbbb10362ff86f5f17a806cbfff2dadf444f92883587fa6eb375a7.png"/>
                     <pic:cNvPicPr/>
                   </pic:nvPicPr>
                   <pic:blipFill>
-                    <a:blip r:embed="rId26"/>
+                    <a:blip r:embed="rId24"/>
                     <a:stretch>
                       <a:fillRect/>
                     </a:stretch>
@@ -3856,7 +3438,23 @@
         <w:rPr>
           <w:b w:val="0"/>
         </w:rPr>
-        <w:t xml:space="preserve">Use normal, </w:t>
+        <w:t xml:space="preserve">SET </w:t>
+      </w:r>
+      <w:r>
+        <w:rPr>
+          <w:b/>
+        </w:rPr>
+        <w:t>evidence</w:t>
+      </w:r>
+      <w:r>
+        <w:rPr>
+          <w:b w:val="0"/>
+        </w:rPr>
+        <w:t>_record</w:t>
+        <w:br/>
+        <w:t>PREDICT expected_result</w:t>
+        <w:br/>
+        <w:t xml:space="preserve">RUN one normal case and one </w:t>
       </w:r>
       <w:r>
         <w:rPr>
@@ -3868,7 +3466,196 @@
         <w:rPr>
           <w:b w:val="0"/>
         </w:rPr>
-        <w:t>, and unexpected test cards. Mark the first step where expected and actual behavior differ; change one cause; rerun all three.</w:t>
+        <w:t xml:space="preserve"> case</w:t>
+        <w:br/>
+        <w:t>COMPARE actual_result with expected_result</w:t>
+        <w:br/>
+        <w:t xml:space="preserve">IF different: locate first cause; change one factor; </w:t>
+      </w:r>
+      <w:r>
+        <w:rPr>
+          <w:b/>
+        </w:rPr>
+        <w:t>RETEST</w:t>
+      </w:r>
+      <w:r>
+        <w:rPr>
+          <w:b w:val="0"/>
+        </w:rPr>
+        <w:br/>
+        <w:t>EXPLAIN result, limitation, and next safe step</w:t>
+      </w:r>
+    </w:p>
+    <w:p>
+      <w:pPr>
+        <w:spacing w:line="336" w:lineRule="auto" w:after="180"/>
+      </w:pPr>
+      <w:r>
+        <w:rPr>
+          <w:b w:val="0"/>
+        </w:rPr>
+        <w:t xml:space="preserve">Trace one </w:t>
+      </w:r>
+      <w:r>
+        <w:rPr>
+          <w:b/>
+        </w:rPr>
+        <w:t>input</w:t>
+      </w:r>
+      <w:r>
+        <w:rPr>
+          <w:b w:val="0"/>
+        </w:rPr>
+        <w:t>. Which line changes the state or chooses a path?</w:t>
+      </w:r>
+    </w:p>
+    <w:p>
+      <w:pPr>
+        <w:pStyle w:val="Heading3"/>
+      </w:pPr>
+      <w:r>
+        <w:t>Write or draw your reasoning and evidence.</w:t>
+      </w:r>
+    </w:p>
+    <w:p>
+      <w:r>
+        <w:t>________________________________________________________________</w:t>
+      </w:r>
+    </w:p>
+    <w:p>
+      <w:r>
+        <w:t>________________________________________________________________</w:t>
+      </w:r>
+    </w:p>
+    <w:p>
+      <w:r>
+        <w:t>________________________________________________________________</w:t>
+      </w:r>
+    </w:p>
+    <w:p>
+      <w:r>
+        <w:t>________________________________________________________________</w:t>
+      </w:r>
+    </w:p>
+    <w:p>
+      <w:r>
+        <w:t>________________________________________________________________</w:t>
+      </w:r>
+    </w:p>
+    <w:p>
+      <w:pPr>
+        <w:pStyle w:val="Heading3"/>
+      </w:pPr>
+      <w:r>
+        <w:t>A closer explanation</w:t>
+      </w:r>
+    </w:p>
+    <w:p>
+      <w:pPr>
+        <w:pStyle w:val="Heading3"/>
+      </w:pPr>
+      <w:r>
+        <w:t>Practise with less help: Find a revealing case</w:t>
+      </w:r>
+    </w:p>
+    <w:p>
+      <w:pPr>
+        <w:pStyle w:val="Heading3"/>
+      </w:pPr>
+      <w:r>
+        <w:t>Check your reasoning</w:t>
+      </w:r>
+    </w:p>
+    <w:p>
+      <w:pPr>
+        <w:pStyle w:val="Heading3"/>
+      </w:pPr>
+      <w:r>
+        <w:t>Explain the picture</w:t>
+      </w:r>
+    </w:p>
+    <w:p>
+      <w:pPr>
+        <w:pStyle w:val="Heading3"/>
+      </w:pPr>
+      <w:r>
+        <w:t>My explanation using a pictured step and the given facts</w:t>
+      </w:r>
+    </w:p>
+    <w:p>
+      <w:r>
+        <w:t>________________________________________________________________</w:t>
+      </w:r>
+    </w:p>
+    <w:p>
+      <w:r>
+        <w:t>________________________________________________________________</w:t>
+      </w:r>
+    </w:p>
+    <w:p>
+      <w:r>
+        <w:t>________________________________________________________________</w:t>
+      </w:r>
+    </w:p>
+    <w:p>
+      <w:r>
+        <w:t>________________________________________________________________</w:t>
+      </w:r>
+    </w:p>
+    <w:p>
+      <w:pPr>
+        <w:pStyle w:val="Heading1"/>
+      </w:pPr>
+      <w:r>
+        <w:t>09. Investigate three implementations under one fixed suite</w:t>
+      </w:r>
+    </w:p>
+    <w:p>
+      <w:r>
+        <w:t>A controlled comparison changes the implementation, not the rule or expected answers.</w:t>
+      </w:r>
+    </w:p>
+    <w:p>
+      <w:pPr>
+        <w:pStyle w:val="Heading2"/>
+      </w:pPr>
+      <w:r>
+        <w:t>The supplied suite and three candidate bodies</w:t>
+      </w:r>
+    </w:p>
+    <w:p>
+      <w:pPr>
+        <w:spacing w:line="336" w:lineRule="auto" w:after="180"/>
+      </w:pPr>
+      <w:r>
+        <w:rPr>
+          <w:b w:val="0"/>
+        </w:rPr>
+        <w:t>Use the supplied remaining function and its three tests (8,3→5),(8,8→0),(8,0→8). Before running, predict the actual values and Boolean checks for three labelled versions: correct capacity-used; faulty capacity+used; faulty constant 5. Change only the function body, keeping cases and expected values identical. Explain which test distinguishes each fault.</w:t>
+      </w:r>
+    </w:p>
+    <w:p>
+      <w:pPr>
+        <w:pStyle w:val="Heading2"/>
+      </w:pPr>
+      <w:r>
+        <w:t>Predict, execute, repair and retain the full record</w:t>
+      </w:r>
+    </w:p>
+    <w:p>
+      <w:pPr>
+        <w:pStyle w:val="ListNumber"/>
+      </w:pPr>
+      <w:r>
+        <w:t>Run each saved version and record actual values as well as True/False comparisons; preserve errors and all results. Repair only the located expression, then rerun every case. Add the workbook’s six-capacity cases with independent expectations and state what invalid inputs remain unspecified. If using assert, record that execution stops at the first failing assertion instead of treating later tests as passes. Label paper-only work traces and reserve stock(packs,loose) for independent transfer.</w:t>
+      </w:r>
+    </w:p>
+    <w:p>
+      <w:pPr>
+        <w:pStyle w:val="Heading2"/>
+      </w:pPr>
+      <w:r>
+        <w:t>Keep the evidence table</w:t>
       </w:r>
     </w:p>
     <w:tbl>
@@ -4118,55 +3905,84 @@
     </w:tbl>
     <w:p>
       <w:pPr>
+        <w:pStyle w:val="Heading2"/>
+      </w:pPr>
+      <w:r>
+        <w:t>Explain the most useful case</w:t>
+      </w:r>
+    </w:p>
+    <w:p>
+      <w:pPr>
+        <w:pStyle w:val="ListBullet"/>
+      </w:pPr>
+      <w:r>
+        <w:t>What did the hardest test teach you that the normal test did not?</w:t>
+      </w:r>
+    </w:p>
+    <w:p>
+      <w:pPr>
+        <w:pStyle w:val="Heading3"/>
+      </w:pPr>
+      <w:r>
+        <w:t>Write or draw your reasoning and evidence.</w:t>
+      </w:r>
+    </w:p>
+    <w:p>
+      <w:r>
+        <w:t>________________________________________________________________</w:t>
+      </w:r>
+    </w:p>
+    <w:p>
+      <w:r>
+        <w:t>________________________________________________________________</w:t>
+      </w:r>
+    </w:p>
+    <w:p>
+      <w:r>
+        <w:t>________________________________________________________________</w:t>
+      </w:r>
+    </w:p>
+    <w:p>
+      <w:r>
+        <w:t>________________________________________________________________</w:t>
+      </w:r>
+    </w:p>
+    <w:p>
+      <w:r>
+        <w:t>________________________________________________________________</w:t>
+      </w:r>
+    </w:p>
+    <w:p>
+      <w:pPr>
+        <w:pStyle w:val="ListBullet"/>
+      </w:pPr>
+      <w:r>
+        <w:t>Before trying: what do I expect, and why? While trying: which step could first go wrong? Afterwards: what did I actually observe, and what should change? Keep “not run” if you only traced the procedure.</w:t>
+      </w:r>
+    </w:p>
+    <w:p>
+      <w:pPr>
+        <w:pStyle w:val="Heading2"/>
+      </w:pPr>
+      <w:r>
+        <w:t>Earlier wording, alternatives and picture transcripts · reference / check after trying</w:t>
+      </w:r>
+    </w:p>
+    <w:p>
+      <w:pPr>
         <w:spacing w:line="336" w:lineRule="auto" w:after="180"/>
-        <w:shd w:fill="F5F1FB"/>
-      </w:pPr>
+      </w:pPr>
+      <w:r>
+        <w:rPr>
+          <w:b/>
+        </w:rPr>
+        <w:t>EVIDENCE</w:t>
+      </w:r>
       <w:r>
         <w:rPr>
           <w:b w:val="0"/>
         </w:rPr>
-        <w:t>What did the hardest test teach you that the normal test did not?</w:t>
-      </w:r>
-    </w:p>
-    <w:p>
-      <w:pPr>
-        <w:pStyle w:val="Heading3"/>
-      </w:pPr>
-      <w:r>
-        <w:t>Write or draw your reasoning and evidence.</w:t>
-      </w:r>
-    </w:p>
-    <w:p>
-      <w:r>
-        <w:t>________________________________________________________________</w:t>
-      </w:r>
-    </w:p>
-    <w:p>
-      <w:r>
-        <w:t>________________________________________________________________</w:t>
-      </w:r>
-    </w:p>
-    <w:p>
-      <w:r>
-        <w:t>________________________________________________________________</w:t>
-      </w:r>
-    </w:p>
-    <w:p>
-      <w:r>
-        <w:t>________________________________________________________________</w:t>
-      </w:r>
-    </w:p>
-    <w:p>
-      <w:r>
-        <w:t>________________________________________________________________</w:t>
-      </w:r>
-    </w:p>
-    <w:p>
-      <w:pPr>
-        <w:pStyle w:val="Heading3"/>
-      </w:pPr>
-      <w:r>
-        <w:t>Plan → try → check</w:t>
+        <w:t xml:space="preserve"> LAB</w:t>
       </w:r>
     </w:p>
     <w:p>
@@ -4177,29 +3993,1649 @@
         <w:rPr>
           <w:b w:val="0"/>
         </w:rPr>
-        <w:t>Before trying: what do I expect, and why? While trying: which step could first go wrong? Afterwards: what did I actually observe, and what should change? Keep “not run” if you only traced the procedure.</w:t>
-      </w:r>
-    </w:p>
-    <w:p>
-      <w:pPr>
-        <w:pStyle w:val="Heading1"/>
-      </w:pPr>
-      <w:r>
-        <w:t>10. Build your understanding</w:t>
-      </w:r>
-    </w:p>
-    <w:p>
-      <w:r>
-        <w:t>Move from recall to tracing, diagnosis and transfer in Debugging Strategies. Explain why each step is justified.</w:t>
+        <w:t>Predict → Test → Record → Explain</w:t>
       </w:r>
     </w:p>
     <w:p>
       <w:pPr>
         <w:spacing w:line="336" w:lineRule="auto" w:after="180"/>
       </w:pPr>
+      <w:r>
+        <w:rPr>
+          <w:b w:val="0"/>
+        </w:rPr>
+        <w:t>Keep expected and actual results separate. Surprises are useful data when recorded honestly.</w:t>
+      </w:r>
+    </w:p>
+    <w:p>
+      <w:r>
+        <w:drawing>
+          <wp:inline xmlns:a="http://schemas.openxmlformats.org/drawingml/2006/main" xmlns:pic="http://schemas.openxmlformats.org/drawingml/2006/picture">
+            <wp:extent cx="5486400" cy="1901952"/>
+            <wp:docPr id="22" name="Picture 22" descr="Evidence lab graphic for Debugging Strategies"/>
+            <wp:cNvGraphicFramePr>
+              <a:graphicFrameLocks noChangeAspect="1"/>
+            </wp:cNvGraphicFramePr>
+            <a:graphic>
+              <a:graphicData uri="http://schemas.openxmlformats.org/drawingml/2006/picture">
+                <pic:pic>
+                  <pic:nvPicPr>
+                    <pic:cNvPr id="0" name="e2db0813023a5a937244c6cd5ce5cd8abff9026ed31865c7eba6ba5275e9c445.png"/>
+                    <pic:cNvPicPr/>
+                  </pic:nvPicPr>
+                  <pic:blipFill>
+                    <a:blip r:embed="rId25"/>
+                    <a:stretch>
+                      <a:fillRect/>
+                    </a:stretch>
+                  </pic:blipFill>
+                  <pic:spPr>
+                    <a:xfrm>
+                      <a:off x="0" y="0"/>
+                      <a:ext cx="5486400" cy="1901952"/>
+                    </a:xfrm>
+                    <a:prstGeom prst="rect"/>
+                  </pic:spPr>
+                </pic:pic>
+              </a:graphicData>
+            </a:graphic>
+          </wp:inline>
+        </w:drawing>
+      </w:r>
+    </w:p>
+    <w:p>
+      <w:pPr>
+        <w:spacing w:line="336" w:lineRule="auto" w:after="180"/>
+      </w:pPr>
+      <w:r>
+        <w:rPr>
+          <w:b w:val="0"/>
+        </w:rPr>
+        <w:t xml:space="preserve">Use normal, </w:t>
+      </w:r>
       <w:r>
         <w:rPr>
           <w:b/>
+        </w:rPr>
+        <w:t>boundary</w:t>
+      </w:r>
+      <w:r>
+        <w:rPr>
+          <w:b w:val="0"/>
+        </w:rPr>
+        <w:t>, and unexpected test cards. Mark the first step where expected and actual behavior differ; change one cause; rerun all three.</w:t>
+      </w:r>
+    </w:p>
+    <w:p>
+      <w:pPr>
+        <w:pStyle w:val="Heading3"/>
+      </w:pPr>
+      <w:r>
+        <w:t>Plan → try → check</w:t>
+      </w:r>
+    </w:p>
+    <w:p>
+      <w:pPr>
+        <w:pStyle w:val="Heading1"/>
+      </w:pPr>
+      <w:r>
+        <w:t>14. Try alone: test the different stock formula</w:t>
+      </w:r>
+    </w:p>
+    <w:p>
+      <w:r>
+        <w:t>Use four counters per pack and loose counters before feedback.</w:t>
+      </w:r>
+    </w:p>
+    <w:p>
+      <w:pPr>
+        <w:pStyle w:val="Heading2"/>
+      </w:pPr>
+      <w:r>
+        <w:t>The independent function and calls</w:t>
+      </w:r>
+    </w:p>
+    <w:p>
+      <w:pPr>
+        <w:spacing w:line="336" w:lineRule="auto" w:after="180"/>
+      </w:pPr>
+      <w:r>
+        <w:rPr>
+          <w:b w:val="0"/>
+        </w:rPr>
+        <w:t>Define stock(packs, loose) to return packs * 4 + loose. Create expected tests for (2, 3), (0, 3), (2, 0), then show which detects a faulty packs + loose body.</w:t>
+      </w:r>
+    </w:p>
+    <w:p>
+      <w:pPr>
+        <w:pStyle w:val="Heading2"/>
+      </w:pPr>
+      <w:r>
+        <w:t>Keep your first attempt</w:t>
+      </w:r>
+    </w:p>
+    <w:p>
+      <w:pPr>
+        <w:pStyle w:val="Heading3"/>
+      </w:pPr>
+      <w:r>
+        <w:t>My independent explanation, trace and limits</w:t>
+      </w:r>
+    </w:p>
+    <w:p>
+      <w:r>
+        <w:t>________________________________________________________________</w:t>
+      </w:r>
+    </w:p>
+    <w:p>
+      <w:r>
+        <w:t>________________________________________________________________</w:t>
+      </w:r>
+    </w:p>
+    <w:p>
+      <w:r>
+        <w:t>________________________________________________________________</w:t>
+      </w:r>
+    </w:p>
+    <w:p>
+      <w:r>
+        <w:t>________________________________________________________________</w:t>
+      </w:r>
+    </w:p>
+    <w:p>
+      <w:r>
+        <w:t>________________________________________________________________</w:t>
+      </w:r>
+    </w:p>
+    <w:p>
+      <w:r>
+        <w:t>________________________________________________________________</w:t>
+      </w:r>
+    </w:p>
+    <w:p>
+      <w:r>
+        <w:t>________________________________________________________________</w:t>
+      </w:r>
+    </w:p>
+    <w:p>
+      <w:pPr>
+        <w:spacing w:line="336" w:lineRule="auto" w:after="180"/>
+      </w:pPr>
+      <w:r>
+        <w:rPr>
+          <w:b w:val="0"/>
+        </w:rPr>
+        <w:t>Attempt this case before feedback. Record any help. Earlier examples below are further practice; a case already practised with feedback cannot establish fresh transfer.</w:t>
+      </w:r>
+    </w:p>
+    <w:p>
+      <w:pPr>
+        <w:spacing w:line="336" w:lineRule="auto" w:after="180"/>
+      </w:pPr>
+      <w:r>
+        <w:rPr>
+          <w:b w:val="0"/>
+        </w:rPr>
+        <w:t xml:space="preserve">Your teacher has the independent answer and scoring criteria. Complete the matching workbook week to keep your practice </w:t>
+      </w:r>
+      <w:r>
+        <w:rPr>
+          <w:b/>
+        </w:rPr>
+        <w:t>evidence</w:t>
+      </w:r>
+      <w:r>
+        <w:rPr>
+          <w:b w:val="0"/>
+        </w:rPr>
+        <w:t xml:space="preserve"> together.</w:t>
+      </w:r>
+    </w:p>
+    <w:p>
+      <w:pPr>
+        <w:pStyle w:val="Heading2"/>
+      </w:pPr>
+      <w:r>
+        <w:t>Use feedback afterwards</w:t>
+      </w:r>
+    </w:p>
+    <w:p>
+      <w:pPr>
+        <w:spacing w:line="336" w:lineRule="auto" w:after="180"/>
+      </w:pPr>
+      <w:r>
+        <w:rPr>
+          <w:b w:val="0"/>
+        </w:rPr>
+        <w:t>Attempt the independent case before hints. Record whether you worked alone, used a hint or followed a model. After feedback, fix the first unsupported step and explain why it changed.</w:t>
+      </w:r>
+    </w:p>
+    <w:p>
+      <w:pPr>
+        <w:spacing w:line="336" w:lineRule="auto" w:after="180"/>
+      </w:pPr>
+      <w:r>
+        <w:rPr>
+          <w:b w:val="0"/>
+        </w:rPr>
+        <w:t>A later check uses a changed case, not a copied answer.</w:t>
+      </w:r>
+    </w:p>
+    <w:p>
+      <w:pPr>
+        <w:pStyle w:val="Heading2"/>
+      </w:pPr>
+      <w:r>
+        <w:t>Earlier wording, alternatives and picture transcripts · reference / check after trying</w:t>
+      </w:r>
+    </w:p>
+    <w:p>
+      <w:pPr>
+        <w:pStyle w:val="Heading3"/>
+      </w:pPr>
+      <w:r>
+        <w:t>Independent case: Test a new function independently</w:t>
+      </w:r>
+    </w:p>
+    <w:p>
+      <w:pPr>
+        <w:pStyle w:val="Heading3"/>
+      </w:pPr>
+      <w:r>
+        <w:t>Week 6 Independent application</w:t>
+      </w:r>
+    </w:p>
+    <w:p>
+      <w:pPr>
+        <w:spacing w:line="336" w:lineRule="auto" w:after="180"/>
+      </w:pPr>
+      <w:r>
+        <w:rPr>
+          <w:b w:val="0"/>
+        </w:rPr>
+        <w:t>Close the worked explanation. Apply the idea to this different question without copying.</w:t>
+      </w:r>
+    </w:p>
+    <w:p>
+      <w:pPr>
+        <w:spacing w:line="336" w:lineRule="auto" w:after="180"/>
+      </w:pPr>
+      <w:r>
+        <w:rPr>
+          <w:b w:val="0"/>
+        </w:rPr>
+        <w:t>A loop should run four times but runs five. You change its colour and stopping condition at once. Which single change is relevant to test first?</w:t>
+      </w:r>
+    </w:p>
+    <w:p>
+      <w:pPr>
+        <w:spacing w:line="336" w:lineRule="auto" w:after="180"/>
+      </w:pPr>
+      <w:r>
+        <w:rPr>
+          <w:b w:val="0"/>
+        </w:rPr>
+        <w:t xml:space="preserve">My answer, with a trace, calculation or supporting </w:t>
+      </w:r>
+      <w:r>
+        <w:rPr>
+          <w:b/>
+        </w:rPr>
+        <w:t>evidence</w:t>
+      </w:r>
+    </w:p>
+    <w:p>
+      <w:pPr>
+        <w:pStyle w:val="Heading3"/>
+      </w:pPr>
+      <w:r>
+        <w:t>Write or draw your reasoning and evidence.</w:t>
+      </w:r>
+    </w:p>
+    <w:p>
+      <w:r>
+        <w:t>________________________________________________________________</w:t>
+      </w:r>
+    </w:p>
+    <w:p>
+      <w:r>
+        <w:t>________________________________________________________________</w:t>
+      </w:r>
+    </w:p>
+    <w:p>
+      <w:r>
+        <w:t>________________________________________________________________</w:t>
+      </w:r>
+    </w:p>
+    <w:p>
+      <w:r>
+        <w:t>________________________________________________________________</w:t>
+      </w:r>
+    </w:p>
+    <w:p>
+      <w:r>
+        <w:t>________________________________________________________________</w:t>
+      </w:r>
+    </w:p>
+    <w:p>
+      <w:pPr>
+        <w:pStyle w:val="Heading3"/>
+      </w:pPr>
+      <w:r>
+        <w:t>Create and test</w:t>
+      </w:r>
+    </w:p>
+    <w:p>
+      <w:pPr>
+        <w:spacing w:line="336" w:lineRule="auto" w:after="180"/>
+      </w:pPr>
+      <w:r>
+        <w:rPr>
+          <w:b w:val="0"/>
+        </w:rPr>
+        <w:t xml:space="preserve">Change one relevant detail. Predict the result before testing. Include a </w:t>
+      </w:r>
+      <w:r>
+        <w:rPr>
+          <w:b/>
+        </w:rPr>
+        <w:t>boundary</w:t>
+      </w:r>
+      <w:r>
+        <w:rPr>
+          <w:b w:val="0"/>
+        </w:rPr>
+        <w:t xml:space="preserve"> or missing-information case when it helps reveal a limit.</w:t>
+      </w:r>
+    </w:p>
+    <w:p>
+      <w:pPr>
+        <w:spacing w:line="336" w:lineRule="auto" w:after="180"/>
+      </w:pPr>
+      <w:r>
+        <w:rPr>
+          <w:b w:val="0"/>
+        </w:rPr>
+        <w:t xml:space="preserve">My changed </w:t>
+      </w:r>
+      <w:r>
+        <w:rPr>
+          <w:b/>
+        </w:rPr>
+        <w:t>input</w:t>
+      </w:r>
+      <w:r>
+        <w:rPr>
+          <w:b w:val="0"/>
+        </w:rPr>
+        <w:t xml:space="preserve"> and expected result</w:t>
+      </w:r>
+    </w:p>
+    <w:p>
+      <w:pPr>
+        <w:pStyle w:val="Heading3"/>
+      </w:pPr>
+      <w:r>
+        <w:t>Write or draw your reasoning and evidence.</w:t>
+      </w:r>
+    </w:p>
+    <w:p>
+      <w:r>
+        <w:t>________________________________________________________________</w:t>
+      </w:r>
+    </w:p>
+    <w:p>
+      <w:r>
+        <w:t>________________________________________________________________</w:t>
+      </w:r>
+    </w:p>
+    <w:p>
+      <w:r>
+        <w:t>________________________________________________________________</w:t>
+      </w:r>
+    </w:p>
+    <w:p>
+      <w:r>
+        <w:t>________________________________________________________________</w:t>
+      </w:r>
+    </w:p>
+    <w:p>
+      <w:r>
+        <w:t>________________________________________________________________</w:t>
+      </w:r>
+    </w:p>
+    <w:p>
+      <w:pPr>
+        <w:pStyle w:val="Heading3"/>
+      </w:pPr>
+      <w:r>
+        <w:t>Connect to your project</w:t>
+      </w:r>
+    </w:p>
+    <w:p>
+      <w:pPr>
+        <w:spacing w:line="336" w:lineRule="auto" w:after="180"/>
+      </w:pPr>
+      <w:r>
+        <w:rPr>
+          <w:b w:val="0"/>
+        </w:rPr>
+        <w:t>When a ranking surprises you, inspect feature values, weights, arithmetic, and sorting separately.</w:t>
+      </w:r>
+    </w:p>
+    <w:p>
+      <w:pPr>
+        <w:spacing w:line="336" w:lineRule="auto" w:after="180"/>
+      </w:pPr>
+      <w:r>
+        <w:rPr>
+          <w:b w:val="0"/>
+        </w:rPr>
+        <w:t xml:space="preserve">The </w:t>
+      </w:r>
+      <w:r>
+        <w:rPr>
+          <w:b/>
+        </w:rPr>
+        <w:t>evidence</w:t>
+      </w:r>
+      <w:r>
+        <w:rPr>
+          <w:b w:val="0"/>
+        </w:rPr>
+        <w:t xml:space="preserve"> I will keep</w:t>
+      </w:r>
+    </w:p>
+    <w:p>
+      <w:pPr>
+        <w:pStyle w:val="Heading3"/>
+      </w:pPr>
+      <w:r>
+        <w:t>Write or draw your reasoning and evidence.</w:t>
+      </w:r>
+    </w:p>
+    <w:p>
+      <w:r>
+        <w:t>________________________________________________________________</w:t>
+      </w:r>
+    </w:p>
+    <w:p>
+      <w:r>
+        <w:t>________________________________________________________________</w:t>
+      </w:r>
+    </w:p>
+    <w:p>
+      <w:r>
+        <w:t>________________________________________________________________</w:t>
+      </w:r>
+    </w:p>
+    <w:p>
+      <w:r>
+        <w:t>________________________________________________________________</w:t>
+      </w:r>
+    </w:p>
+    <w:p>
+      <w:r>
+        <w:t>________________________________________________________________</w:t>
+      </w:r>
+    </w:p>
+    <w:p>
+      <w:pPr>
+        <w:pStyle w:val="Heading3"/>
+      </w:pPr>
+      <w:r>
+        <w:t>Transfer practice from the original programme</w:t>
+      </w:r>
+    </w:p>
+    <w:p>
+      <w:pPr>
+        <w:spacing w:line="336" w:lineRule="auto" w:after="180"/>
+      </w:pPr>
+      <w:r>
+        <w:rPr>
+          <w:b w:val="0"/>
+        </w:rPr>
+        <w:t>Intended score is 3 per matching trait. Bug: score starts at 3 and adds 3 for each match. Give expected and actual results for 0,1,2 matches and repair the cause.</w:t>
+      </w:r>
+    </w:p>
+    <w:p>
+      <w:pPr>
+        <w:pStyle w:val="Heading3"/>
+      </w:pPr>
+      <w:r>
+        <w:t>Explain the mechanism, evidence and one limit.</w:t>
+      </w:r>
+    </w:p>
+    <w:p>
+      <w:r>
+        <w:t>________________________________________________________________</w:t>
+      </w:r>
+    </w:p>
+    <w:p>
+      <w:r>
+        <w:t>________________________________________________________________</w:t>
+      </w:r>
+    </w:p>
+    <w:p>
+      <w:r>
+        <w:t>________________________________________________________________</w:t>
+      </w:r>
+    </w:p>
+    <w:p>
+      <w:r>
+        <w:t>________________________________________________________________</w:t>
+      </w:r>
+    </w:p>
+    <w:p>
+      <w:r>
+        <w:t>________________________________________________________________</w:t>
+      </w:r>
+    </w:p>
+    <w:p>
+      <w:r>
+        <w:t>________________________________________________________________</w:t>
+      </w:r>
+    </w:p>
+    <w:p>
+      <w:r>
+        <w:t>________________________________________________________________</w:t>
+      </w:r>
+    </w:p>
+    <w:p>
+      <w:pPr>
+        <w:pStyle w:val="Heading3"/>
+      </w:pPr>
+      <w:r>
+        <w:t>Use feedback to improve</w:t>
+      </w:r>
+    </w:p>
+    <w:p>
+      <w:pPr>
+        <w:pStyle w:val="Heading1"/>
+      </w:pPr>
+      <w:r>
+        <w:t>11. Add revealing helper-function tests to the portfolio</w:t>
+      </w:r>
+    </w:p>
+    <w:p>
+      <w:r>
+        <w:t>Make each test target an explicit project rule.</w:t>
+      </w:r>
+    </w:p>
+    <w:p>
+      <w:pPr>
+        <w:pStyle w:val="Heading2"/>
+      </w:pPr>
+      <w:r>
+        <w:t>Scope of this week’s contribution</w:t>
+      </w:r>
+    </w:p>
+    <w:p>
+      <w:pPr>
+        <w:spacing w:line="336" w:lineRule="auto" w:after="180"/>
+      </w:pPr>
+      <w:r>
+        <w:rPr>
+          <w:b w:val="0"/>
+        </w:rPr>
+        <w:t>The Transparent Book Recommender’s stages need separate tests before a complete ranking can be trusted. Use fictional book records, declared scoring and eligibility rules, and expected values calculated independently. Inspect feature inputs, arithmetic and ordering separately; do not invent a score to make an observed ranking look correct.</w:t>
+      </w:r>
+    </w:p>
+    <w:p>
+      <w:pPr>
+        <w:pStyle w:val="Heading2"/>
+      </w:pPr>
+      <w:r>
+        <w:t>The checkpoint and system map</w:t>
+      </w:r>
+    </w:p>
+    <w:p>
+      <w:pPr>
+        <w:spacing w:line="336" w:lineRule="auto" w:after="180"/>
+      </w:pPr>
+      <w:r>
+        <w:rPr>
+          <w:b w:val="0"/>
+        </w:rPr>
+        <w:t>THIS WEEK’S CHECKPOINT  When a ranking surprises you, inspect feature values, weights, arithmetic, and sorting separately.</w:t>
+      </w:r>
+    </w:p>
+    <w:p>
+      <w:pPr>
+        <w:spacing w:line="336" w:lineRule="auto" w:after="180"/>
+      </w:pPr>
+      <w:r>
+        <w:rPr>
+          <w:b w:val="0"/>
+        </w:rPr>
+        <w:t xml:space="preserve">SYSTEM MAP  Reader need → allowed </w:t>
+      </w:r>
+      <w:r>
+        <w:rPr>
+          <w:b/>
+        </w:rPr>
+        <w:t>input</w:t>
+      </w:r>
+      <w:r>
+        <w:rPr>
+          <w:b w:val="0"/>
+        </w:rPr>
+        <w:t xml:space="preserve">s → transparent rule or score → ranked candidates → explanation → test record → </w:t>
+      </w:r>
+      <w:r>
+        <w:rPr>
+          <w:b/>
+        </w:rPr>
+        <w:t>human decision</w:t>
+      </w:r>
+    </w:p>
+    <w:p>
+      <w:pPr>
+        <w:spacing w:line="336" w:lineRule="auto" w:after="180"/>
+      </w:pPr>
+      <w:r>
+        <w:rPr>
+          <w:b w:val="0"/>
+        </w:rPr>
+        <w:t xml:space="preserve">Test the recommender’s helper functions with normal, zero and </w:t>
+      </w:r>
+      <w:r>
+        <w:rPr>
+          <w:b/>
+        </w:rPr>
+        <w:t>boundary</w:t>
+      </w:r>
+      <w:r>
+        <w:rPr>
+          <w:b w:val="0"/>
+        </w:rPr>
+        <w:t xml:space="preserve"> </w:t>
+      </w:r>
+      <w:r>
+        <w:rPr>
+          <w:b/>
+        </w:rPr>
+        <w:t>input</w:t>
+      </w:r>
+      <w:r>
+        <w:rPr>
+          <w:b w:val="0"/>
+        </w:rPr>
+        <w:t xml:space="preserve">s before </w:t>
+      </w:r>
+      <w:r>
+        <w:rPr>
+          <w:b/>
+        </w:rPr>
+        <w:t>debug</w:t>
+      </w:r>
+      <w:r>
+        <w:rPr>
+          <w:b w:val="0"/>
+        </w:rPr>
+        <w:t>ging the whole application.</w:t>
+      </w:r>
+    </w:p>
+    <w:p>
+      <w:pPr>
+        <w:pStyle w:val="Heading2"/>
+      </w:pPr>
+      <w:r>
+        <w:t>Record the cause, repair and human choice</w:t>
+      </w:r>
+    </w:p>
+    <w:p>
+      <w:pPr>
+        <w:pStyle w:val="ListBullet"/>
+      </w:pPr>
+      <w:r>
+        <w:t>What will you add, change, or verify in the project this week?</w:t>
+      </w:r>
+    </w:p>
+    <w:p>
+      <w:pPr>
+        <w:pStyle w:val="Heading3"/>
+      </w:pPr>
+      <w:r>
+        <w:t>Write or draw your reasoning and evidence.</w:t>
+      </w:r>
+    </w:p>
+    <w:p>
+      <w:r>
+        <w:t>________________________________________________________________</w:t>
+      </w:r>
+    </w:p>
+    <w:p>
+      <w:r>
+        <w:t>________________________________________________________________</w:t>
+      </w:r>
+    </w:p>
+    <w:p>
+      <w:r>
+        <w:t>________________________________________________________________</w:t>
+      </w:r>
+    </w:p>
+    <w:p>
+      <w:r>
+        <w:t>________________________________________________________________</w:t>
+      </w:r>
+    </w:p>
+    <w:p>
+      <w:r>
+        <w:t>________________________________________________________________</w:t>
+      </w:r>
+    </w:p>
+    <w:p>
+      <w:pPr>
+        <w:pStyle w:val="ListBullet"/>
+      </w:pPr>
+      <w:r>
+        <w:t>What should remain under human control?</w:t>
+      </w:r>
+    </w:p>
+    <w:p>
+      <w:pPr>
+        <w:pStyle w:val="Heading3"/>
+      </w:pPr>
+      <w:r>
+        <w:t>Write or draw your reasoning and evidence.</w:t>
+      </w:r>
+    </w:p>
+    <w:p>
+      <w:r>
+        <w:t>________________________________________________________________</w:t>
+      </w:r>
+    </w:p>
+    <w:p>
+      <w:r>
+        <w:t>________________________________________________________________</w:t>
+      </w:r>
+    </w:p>
+    <w:p>
+      <w:r>
+        <w:t>________________________________________________________________</w:t>
+      </w:r>
+    </w:p>
+    <w:p>
+      <w:r>
+        <w:t>________________________________________________________________</w:t>
+      </w:r>
+    </w:p>
+    <w:p>
+      <w:r>
+        <w:t>________________________________________________________________</w:t>
+      </w:r>
+    </w:p>
+    <w:p>
+      <w:pPr>
+        <w:pStyle w:val="Heading2"/>
+      </w:pPr>
+      <w:r>
+        <w:t>Retain privacy and ranking limits</w:t>
+      </w:r>
+    </w:p>
+    <w:p>
+      <w:pPr>
+        <w:spacing w:line="336" w:lineRule="auto" w:after="180"/>
+      </w:pPr>
+      <w:r>
+        <w:rPr>
+          <w:b w:val="0"/>
+        </w:rPr>
+        <w:t>RESPONSIBLE DESIGN  Collect only necessary information. Show uncertainty and limits. Never confuse a ranking with a fact about a person.</w:t>
+      </w:r>
+    </w:p>
+    <w:p>
+      <w:pPr>
+        <w:pStyle w:val="Heading2"/>
+      </w:pPr>
+      <w:r>
+        <w:t>Earlier wording, alternatives and picture transcripts · reference / check after trying</w:t>
+      </w:r>
+    </w:p>
+    <w:p>
+      <w:pPr>
+        <w:spacing w:line="336" w:lineRule="auto" w:after="180"/>
+      </w:pPr>
+      <w:r>
+        <w:rPr>
+          <w:b w:val="0"/>
+        </w:rPr>
+        <w:t>CUMULATIVE PROJECT</w:t>
+      </w:r>
+    </w:p>
+    <w:p>
+      <w:pPr>
+        <w:spacing w:line="336" w:lineRule="auto" w:after="180"/>
+      </w:pPr>
+      <w:r>
+        <w:rPr>
+          <w:b w:val="0"/>
+        </w:rPr>
+        <w:t>Transparent Book Recommender</w:t>
+      </w:r>
+    </w:p>
+    <w:p>
+      <w:pPr>
+        <w:spacing w:line="336" w:lineRule="auto" w:after="180"/>
+      </w:pPr>
+      <w:r>
+        <w:rPr>
+          <w:b w:val="0"/>
+        </w:rPr>
+        <w:t>Every week adds one inspectable piece. The system must show how it reached a result.</w:t>
+      </w:r>
+    </w:p>
+    <w:p>
+      <w:r>
+        <w:drawing>
+          <wp:inline xmlns:a="http://schemas.openxmlformats.org/drawingml/2006/main" xmlns:pic="http://schemas.openxmlformats.org/drawingml/2006/picture">
+            <wp:extent cx="5486400" cy="1901952"/>
+            <wp:docPr id="23" name="Picture 23" descr="Book recommender connection for Debugging Strategies"/>
+            <wp:cNvGraphicFramePr>
+              <a:graphicFrameLocks noChangeAspect="1"/>
+            </wp:cNvGraphicFramePr>
+            <a:graphic>
+              <a:graphicData uri="http://schemas.openxmlformats.org/drawingml/2006/picture">
+                <pic:pic>
+                  <pic:nvPicPr>
+                    <pic:cNvPr id="0" name="f80b65759a2377231c5881731e7760bbed59fbbf2d21511b2aa052a1ba6ab9be.png"/>
+                    <pic:cNvPicPr/>
+                  </pic:nvPicPr>
+                  <pic:blipFill>
+                    <a:blip r:embed="rId26"/>
+                    <a:stretch>
+                      <a:fillRect/>
+                    </a:stretch>
+                  </pic:blipFill>
+                  <pic:spPr>
+                    <a:xfrm>
+                      <a:off x="0" y="0"/>
+                      <a:ext cx="5486400" cy="1901952"/>
+                    </a:xfrm>
+                    <a:prstGeom prst="rect"/>
+                  </pic:spPr>
+                </pic:pic>
+              </a:graphicData>
+            </a:graphic>
+          </wp:inline>
+        </w:drawing>
+      </w:r>
+    </w:p>
+    <w:p>
+      <w:pPr>
+        <w:pStyle w:val="Heading3"/>
+      </w:pPr>
+      <w:r>
+        <w:t>Evidence for your project</w:t>
+      </w:r>
+    </w:p>
+    <w:p>
+      <w:pPr>
+        <w:pStyle w:val="Heading1"/>
+      </w:pPr>
+      <w:r>
+        <w:t>16. Finish: explain why the test reveals the defect</w:t>
+      </w:r>
+    </w:p>
+    <w:p>
+      <w:r>
+        <w:t>Close your notes and distinguish execution, correctness and tested scope.</w:t>
+      </w:r>
+    </w:p>
+    <w:p>
+      <w:pPr>
+        <w:pStyle w:val="Heading2"/>
+      </w:pPr>
+      <w:r>
+        <w:t>Your exit explanation</w:t>
+      </w:r>
+    </w:p>
+    <w:p>
+      <w:pPr>
+        <w:pStyle w:val="ListBullet"/>
+      </w:pPr>
+      <w:r>
+        <w:t>Close your notes. Explain this goal in your own words: Design revealing tests for a function</w:t>
+      </w:r>
+    </w:p>
+    <w:p>
+      <w:pPr>
+        <w:pStyle w:val="Heading3"/>
+      </w:pPr>
+      <w:r>
+        <w:t>My deciding step, evidence and one remaining question</w:t>
+      </w:r>
+    </w:p>
+    <w:p>
+      <w:r>
+        <w:t>________________________________________________________________</w:t>
+      </w:r>
+    </w:p>
+    <w:p>
+      <w:r>
+        <w:t>________________________________________________________________</w:t>
+      </w:r>
+    </w:p>
+    <w:p>
+      <w:r>
+        <w:t>________________________________________________________________</w:t>
+      </w:r>
+    </w:p>
+    <w:p>
+      <w:r>
+        <w:t>________________________________________________________________</w:t>
+      </w:r>
+    </w:p>
+    <w:p>
+      <w:r>
+        <w:t>________________________________________________________________</w:t>
+      </w:r>
+    </w:p>
+    <w:p>
+      <w:pPr>
+        <w:pStyle w:val="Heading2"/>
+      </w:pPr>
+      <w:r>
+        <w:t>Choose the next useful regression case</w:t>
+      </w:r>
+    </w:p>
+    <w:p>
+      <w:pPr>
+        <w:spacing w:line="336" w:lineRule="auto" w:after="180"/>
+      </w:pPr>
+      <w:r>
+        <w:rPr>
+          <w:b w:val="0"/>
+        </w:rPr>
+        <w:t xml:space="preserve">If you are unsure, return to the worked picture and explain one arrow. If you are ready, change an </w:t>
+      </w:r>
+      <w:r>
+        <w:rPr>
+          <w:b/>
+        </w:rPr>
+        <w:t>input</w:t>
+      </w:r>
+      <w:r>
+        <w:rPr>
+          <w:b w:val="0"/>
+        </w:rPr>
+        <w:t xml:space="preserve"> or assumption and justify your </w:t>
+      </w:r>
+      <w:r>
+        <w:rPr>
+          <w:b/>
+        </w:rPr>
+        <w:t>prediction</w:t>
+      </w:r>
+      <w:r>
+        <w:rPr>
+          <w:b w:val="0"/>
+        </w:rPr>
+        <w:t>.</w:t>
+      </w:r>
+    </w:p>
+    <w:p>
+      <w:pPr>
+        <w:spacing w:line="336" w:lineRule="auto" w:after="180"/>
+      </w:pPr>
+      <w:r>
+        <w:rPr>
+          <w:b w:val="0"/>
+        </w:rPr>
+        <w:t xml:space="preserve">Save your workbook </w:t>
+      </w:r>
+      <w:r>
+        <w:rPr>
+          <w:b/>
+        </w:rPr>
+        <w:t>evidence</w:t>
+      </w:r>
+      <w:r>
+        <w:rPr>
+          <w:b w:val="0"/>
+        </w:rPr>
+        <w:t>. At the next review, try a different case before opening your old answer.</w:t>
+      </w:r>
+    </w:p>
+    <w:p>
+      <w:pPr>
+        <w:pStyle w:val="Heading1"/>
+      </w:pPr>
+      <w:r>
+        <w:t>Reference bank and extra practice</w:t>
+      </w:r>
+    </w:p>
+    <w:p>
+      <w:pPr>
+        <w:pStyle w:val="Heading1"/>
+      </w:pPr>
+      <w:r>
+        <w:t>05. Your quick word guide</w:t>
+      </w:r>
+    </w:p>
+    <w:p>
+      <w:r>
+        <w:t>Use the words to explain a particular step, record or limit.</w:t>
+      </w:r>
+    </w:p>
+    <w:p>
+      <w:pPr>
+        <w:pStyle w:val="Heading2"/>
+      </w:pPr>
+      <w:r>
+        <w:t>Core vocabulary</w:t>
+      </w:r>
+    </w:p>
+    <w:tbl>
+      <w:tblPr>
+        <w:tblStyle w:val="LightShading-Accent1"/>
+        <w:tblW w:type="auto" w:w="0"/>
+        <w:tblLook w:firstColumn="1" w:firstRow="1" w:lastColumn="0" w:lastRow="0" w:noHBand="0" w:noVBand="1" w:val="04A0"/>
+      </w:tblPr>
+      <w:tblGrid>
+        <w:gridCol w:w="3408"/>
+        <w:gridCol w:w="3408"/>
+        <w:gridCol w:w="3408"/>
+      </w:tblGrid>
+      <w:tr>
+        <w:trPr>
+          <w:tblHeader/>
+        </w:trPr>
+        <w:tc>
+          <w:tcPr>
+            <w:tcW w:type="dxa" w:w="3408"/>
+          </w:tcPr>
+          <w:p>
+            <w:r>
+              <w:t>Word</w:t>
+            </w:r>
+          </w:p>
+        </w:tc>
+        <w:tc>
+          <w:tcPr>
+            <w:tcW w:type="dxa" w:w="3408"/>
+          </w:tcPr>
+          <w:p>
+            <w:r>
+              <w:t>My own example</w:t>
+            </w:r>
+          </w:p>
+        </w:tc>
+        <w:tc>
+          <w:tcPr>
+            <w:tcW w:type="dxa" w:w="3408"/>
+          </w:tcPr>
+          <w:p>
+            <w:r>
+              <w:t>Not this / boundary</w:t>
+            </w:r>
+          </w:p>
+        </w:tc>
+      </w:tr>
+      <w:tr>
+        <w:tc>
+          <w:tcPr>
+            <w:tcW w:type="dxa" w:w="3408"/>
+          </w:tcPr>
+          <w:p>
+            <w:r>
+              <w:t>bug</w:t>
+            </w:r>
+          </w:p>
+        </w:tc>
+        <w:tc>
+          <w:tcPr>
+            <w:tcW w:type="dxa" w:w="3408"/>
+          </w:tcPr>
+          <w:p>
+            <w:r>
+              <w:t>A defect that makes a program behave differently from its intended specification.</w:t>
+            </w:r>
+          </w:p>
+        </w:tc>
+        <w:tc>
+          <w:tcPr>
+            <w:tcW w:type="dxa" w:w="3408"/>
+          </w:tcPr>
+          <w:p>
+            <w:r/>
+          </w:p>
+        </w:tc>
+      </w:tr>
+      <w:tr>
+        <w:tc>
+          <w:tcPr>
+            <w:tcW w:type="dxa" w:w="3408"/>
+          </w:tcPr>
+          <w:p>
+            <w:r>
+              <w:t>debug</w:t>
+            </w:r>
+          </w:p>
+        </w:tc>
+        <w:tc>
+          <w:tcPr>
+            <w:tcW w:type="dxa" w:w="3408"/>
+          </w:tcPr>
+          <w:p>
+            <w:r>
+              <w:t>Find and repair the cause of a program's incorrect behaviour.</w:t>
+            </w:r>
+          </w:p>
+        </w:tc>
+        <w:tc>
+          <w:tcPr>
+            <w:tcW w:type="dxa" w:w="3408"/>
+          </w:tcPr>
+          <w:p>
+            <w:r/>
+          </w:p>
+        </w:tc>
+      </w:tr>
+      <w:tr>
+        <w:tc>
+          <w:tcPr>
+            <w:tcW w:type="dxa" w:w="3408"/>
+          </w:tcPr>
+          <w:p>
+            <w:r>
+              <w:t>controlled test</w:t>
+            </w:r>
+          </w:p>
+        </w:tc>
+        <w:tc>
+          <w:tcPr>
+            <w:tcW w:type="dxa" w:w="3408"/>
+          </w:tcPr>
+          <w:p>
+            <w:r>
+              <w:t>A test with specified inputs, conditions and expected measurements.</w:t>
+            </w:r>
+          </w:p>
+        </w:tc>
+        <w:tc>
+          <w:tcPr>
+            <w:tcW w:type="dxa" w:w="3408"/>
+          </w:tcPr>
+          <w:p>
+            <w:r/>
+          </w:p>
+        </w:tc>
+      </w:tr>
+      <w:tr>
+        <w:tc>
+          <w:tcPr>
+            <w:tcW w:type="dxa" w:w="3408"/>
+          </w:tcPr>
+          <w:p>
+            <w:r>
+              <w:t>retest</w:t>
+            </w:r>
+          </w:p>
+        </w:tc>
+        <w:tc>
+          <w:tcPr>
+            <w:tcW w:type="dxa" w:w="3408"/>
+          </w:tcPr>
+          <w:p>
+            <w:r>
+              <w:t>Run a test again after a change or under specified new conditions.</w:t>
+            </w:r>
+          </w:p>
+        </w:tc>
+        <w:tc>
+          <w:tcPr>
+            <w:tcW w:type="dxa" w:w="3408"/>
+          </w:tcPr>
+          <w:p>
+            <w:r/>
+          </w:p>
+        </w:tc>
+      </w:tr>
+    </w:tbl>
+    <w:p>
+      <w:pPr>
+        <w:pStyle w:val="Heading2"/>
+      </w:pPr>
+      <w:r>
+        <w:t>Terms for the connected explanation</w:t>
+      </w:r>
+    </w:p>
+    <w:tbl>
+      <w:tblPr>
+        <w:tblStyle w:val="LightShading-Accent1"/>
+        <w:tblW w:type="auto" w:w="0"/>
+        <w:tblLook w:firstColumn="1" w:firstRow="1" w:lastColumn="0" w:lastRow="0" w:noHBand="0" w:noVBand="1" w:val="04A0"/>
+      </w:tblPr>
+      <w:tblGrid>
+        <w:gridCol w:w="5112"/>
+        <w:gridCol w:w="5112"/>
+      </w:tblGrid>
+      <w:tr>
+        <w:trPr>
+          <w:tblHeader/>
+        </w:trPr>
+        <w:tc>
+          <w:tcPr>
+            <w:tcW w:type="dxa" w:w="5112"/>
+          </w:tcPr>
+          <w:p>
+            <w:r>
+              <w:t>Word</w:t>
+            </w:r>
+          </w:p>
+        </w:tc>
+        <w:tc>
+          <w:tcPr>
+            <w:tcW w:type="dxa" w:w="5112"/>
+          </w:tcPr>
+          <w:p>
+            <w:r>
+              <w:t>Meaning</w:t>
+            </w:r>
+          </w:p>
+        </w:tc>
+      </w:tr>
+      <w:tr>
+        <w:tc>
+          <w:tcPr>
+            <w:tcW w:type="dxa" w:w="5112"/>
+          </w:tcPr>
+          <w:p>
+            <w:r>
+              <w:t>Test case</w:t>
+            </w:r>
+          </w:p>
+        </w:tc>
+        <w:tc>
+          <w:tcPr>
+            <w:tcW w:type="dxa" w:w="5112"/>
+          </w:tcPr>
+          <w:p>
+            <w:r>
+              <w:t>Inputs and an expected result</w:t>
+            </w:r>
+          </w:p>
+        </w:tc>
+      </w:tr>
+      <w:tr>
+        <w:tc>
+          <w:tcPr>
+            <w:tcW w:type="dxa" w:w="5112"/>
+          </w:tcPr>
+          <w:p>
+            <w:r>
+              <w:t>Boundary</w:t>
+            </w:r>
+          </w:p>
+        </w:tc>
+        <w:tc>
+          <w:tcPr>
+            <w:tcW w:type="dxa" w:w="5112"/>
+          </w:tcPr>
+          <w:p>
+            <w:r>
+              <w:t>An edge of a permitted range</w:t>
+            </w:r>
+          </w:p>
+        </w:tc>
+      </w:tr>
+      <w:tr>
+        <w:tc>
+          <w:tcPr>
+            <w:tcW w:type="dxa" w:w="5112"/>
+          </w:tcPr>
+          <w:p>
+            <w:r>
+              <w:t>Regression</w:t>
+            </w:r>
+          </w:p>
+        </w:tc>
+        <w:tc>
+          <w:tcPr>
+            <w:tcW w:type="dxa" w:w="5112"/>
+          </w:tcPr>
+          <w:p>
+            <w:r>
+              <w:t>A previously working case that fails after a change</w:t>
+            </w:r>
+          </w:p>
+        </w:tc>
+      </w:tr>
+      <w:tr>
+        <w:tc>
+          <w:tcPr>
+            <w:tcW w:type="dxa" w:w="5112"/>
+          </w:tcPr>
+          <w:p>
+            <w:r>
+              <w:t>Assertion</w:t>
+            </w:r>
+          </w:p>
+        </w:tc>
+        <w:tc>
+          <w:tcPr>
+            <w:tcW w:type="dxa" w:w="5112"/>
+          </w:tcPr>
+          <w:p>
+            <w:r>
+              <w:t>A check that raises an error when its condition is false</w:t>
+            </w:r>
+          </w:p>
+        </w:tc>
+      </w:tr>
+    </w:tbl>
+    <w:p>
+      <w:pPr>
+        <w:pStyle w:val="Heading2"/>
+      </w:pPr>
+      <w:r>
+        <w:t>Earlier wording, alternatives and picture transcripts · reference / check after trying</w:t>
+      </w:r>
+    </w:p>
+    <w:p>
+      <w:pPr>
+        <w:spacing w:line="336" w:lineRule="auto" w:after="180"/>
+      </w:pPr>
+      <w:r>
+        <w:rPr>
+          <w:b w:val="0"/>
+        </w:rPr>
+        <w:t>VOCABULARY LAB</w:t>
+      </w:r>
+    </w:p>
+    <w:p>
+      <w:pPr>
+        <w:spacing w:line="336" w:lineRule="auto" w:after="180"/>
+      </w:pPr>
+      <w:r>
+        <w:rPr>
+          <w:b w:val="0"/>
+        </w:rPr>
+        <w:t>Words You Can Use to Reason</w:t>
+      </w:r>
+    </w:p>
+    <w:p>
+      <w:pPr>
+        <w:spacing w:line="336" w:lineRule="auto" w:after="180"/>
+      </w:pPr>
+      <w:r>
+        <w:rPr>
+          <w:b w:val="0"/>
+        </w:rPr>
+        <w:t>A definition matters when you can recognize the idea, use it, and contrast it with a near-miss.</w:t>
+      </w:r>
+    </w:p>
+    <w:p>
+      <w:r>
+        <w:drawing>
+          <wp:inline xmlns:a="http://schemas.openxmlformats.org/drawingml/2006/main" xmlns:pic="http://schemas.openxmlformats.org/drawingml/2006/picture">
+            <wp:extent cx="5486400" cy="3200400"/>
+            <wp:docPr id="24" name="Picture 24" descr="Vocabulary badge: bug"/>
+            <wp:cNvGraphicFramePr>
+              <a:graphicFrameLocks noChangeAspect="1"/>
+            </wp:cNvGraphicFramePr>
+            <a:graphic>
+              <a:graphicData uri="http://schemas.openxmlformats.org/drawingml/2006/picture">
+                <pic:pic>
+                  <pic:nvPicPr>
+                    <pic:cNvPr id="0" name="f6a9396b885f270c6e04fab914e1efefcc2bb1c05a00b43b9748e83774d072f2.png"/>
+                    <pic:cNvPicPr/>
+                  </pic:nvPicPr>
+                  <pic:blipFill>
+                    <a:blip r:embed="rId27"/>
+                    <a:stretch>
+                      <a:fillRect/>
+                    </a:stretch>
+                  </pic:blipFill>
+                  <pic:spPr>
+                    <a:xfrm>
+                      <a:off x="0" y="0"/>
+                      <a:ext cx="5486400" cy="3200400"/>
+                    </a:xfrm>
+                    <a:prstGeom prst="rect"/>
+                  </pic:spPr>
+                </pic:pic>
+              </a:graphicData>
+            </a:graphic>
+          </wp:inline>
+        </w:drawing>
+      </w:r>
+    </w:p>
+    <w:p>
+      <w:r>
+        <w:drawing>
+          <wp:inline xmlns:a="http://schemas.openxmlformats.org/drawingml/2006/main" xmlns:pic="http://schemas.openxmlformats.org/drawingml/2006/picture">
+            <wp:extent cx="5486400" cy="3200400"/>
+            <wp:docPr id="25" name="Picture 25" descr="Vocabulary badge: debug"/>
+            <wp:cNvGraphicFramePr>
+              <a:graphicFrameLocks noChangeAspect="1"/>
+            </wp:cNvGraphicFramePr>
+            <a:graphic>
+              <a:graphicData uri="http://schemas.openxmlformats.org/drawingml/2006/picture">
+                <pic:pic>
+                  <pic:nvPicPr>
+                    <pic:cNvPr id="0" name="69faf4251da62f8eec8e97127a7b43e804ed7bfbd5cab836efb693c3e72d3ad0.png"/>
+                    <pic:cNvPicPr/>
+                  </pic:nvPicPr>
+                  <pic:blipFill>
+                    <a:blip r:embed="rId28"/>
+                    <a:stretch>
+                      <a:fillRect/>
+                    </a:stretch>
+                  </pic:blipFill>
+                  <pic:spPr>
+                    <a:xfrm>
+                      <a:off x="0" y="0"/>
+                      <a:ext cx="5486400" cy="3200400"/>
+                    </a:xfrm>
+                    <a:prstGeom prst="rect"/>
+                  </pic:spPr>
+                </pic:pic>
+              </a:graphicData>
+            </a:graphic>
+          </wp:inline>
+        </w:drawing>
+      </w:r>
+    </w:p>
+    <w:p>
+      <w:r>
+        <w:drawing>
+          <wp:inline xmlns:a="http://schemas.openxmlformats.org/drawingml/2006/main" xmlns:pic="http://schemas.openxmlformats.org/drawingml/2006/picture">
+            <wp:extent cx="5486400" cy="3200400"/>
+            <wp:docPr id="26" name="Picture 26" descr="Vocabulary badge: controlled test"/>
+            <wp:cNvGraphicFramePr>
+              <a:graphicFrameLocks noChangeAspect="1"/>
+            </wp:cNvGraphicFramePr>
+            <a:graphic>
+              <a:graphicData uri="http://schemas.openxmlformats.org/drawingml/2006/picture">
+                <pic:pic>
+                  <pic:nvPicPr>
+                    <pic:cNvPr id="0" name="15329fdd24b600f7404259aeafda8547222c580cf4ce58979bf7c31446db1711.png"/>
+                    <pic:cNvPicPr/>
+                  </pic:nvPicPr>
+                  <pic:blipFill>
+                    <a:blip r:embed="rId29"/>
+                    <a:stretch>
+                      <a:fillRect/>
+                    </a:stretch>
+                  </pic:blipFill>
+                  <pic:spPr>
+                    <a:xfrm>
+                      <a:off x="0" y="0"/>
+                      <a:ext cx="5486400" cy="3200400"/>
+                    </a:xfrm>
+                    <a:prstGeom prst="rect"/>
+                  </pic:spPr>
+                </pic:pic>
+              </a:graphicData>
+            </a:graphic>
+          </wp:inline>
+        </w:drawing>
+      </w:r>
+    </w:p>
+    <w:p>
+      <w:r>
+        <w:drawing>
+          <wp:inline xmlns:a="http://schemas.openxmlformats.org/drawingml/2006/main" xmlns:pic="http://schemas.openxmlformats.org/drawingml/2006/picture">
+            <wp:extent cx="5486400" cy="3200400"/>
+            <wp:docPr id="27" name="Picture 27" descr="Vocabulary badge: retest"/>
+            <wp:cNvGraphicFramePr>
+              <a:graphicFrameLocks noChangeAspect="1"/>
+            </wp:cNvGraphicFramePr>
+            <a:graphic>
+              <a:graphicData uri="http://schemas.openxmlformats.org/drawingml/2006/picture">
+                <pic:pic>
+                  <pic:nvPicPr>
+                    <pic:cNvPr id="0" name="074387d67eee0608da3a8ab20e70a688d31100a387b651e952617edf9c7a9835.png"/>
+                    <pic:cNvPicPr/>
+                  </pic:nvPicPr>
+                  <pic:blipFill>
+                    <a:blip r:embed="rId30"/>
+                    <a:stretch>
+                      <a:fillRect/>
+                    </a:stretch>
+                  </pic:blipFill>
+                  <pic:spPr>
+                    <a:xfrm>
+                      <a:off x="0" y="0"/>
+                      <a:ext cx="5486400" cy="3200400"/>
+                    </a:xfrm>
+                    <a:prstGeom prst="rect"/>
+                  </pic:spPr>
+                </pic:pic>
+              </a:graphicData>
+            </a:graphic>
+          </wp:inline>
+        </w:drawing>
+      </w:r>
+    </w:p>
+    <w:p>
+      <w:pPr>
+        <w:pStyle w:val="Heading3"/>
+      </w:pPr>
+      <w:r>
+        <w:t>Words used in the closer explanation</w:t>
+      </w:r>
+    </w:p>
+    <w:p>
+      <w:pPr>
+        <w:pStyle w:val="Heading1"/>
+      </w:pPr>
+      <w:r>
+        <w:t>10. Choose a stronger thinking challenge</w:t>
+      </w:r>
+    </w:p>
+    <w:p>
+      <w:r>
+        <w:t>Choose the next useful challenge rather than treating the whole ladder as compulsory.</w:t>
+      </w:r>
+    </w:p>
+    <w:p>
+      <w:pPr>
+        <w:pStyle w:val="Heading2"/>
+      </w:pPr>
+      <w:r>
+        <w:t>Pick your next step</w:t>
+      </w:r>
+    </w:p>
+    <w:p>
+      <w:pPr>
+        <w:pStyle w:val="ListBullet"/>
+      </w:pPr>
+      <w:r>
+        <w:t>1 • NAME: Define the concept without repeating the textbook.</w:t>
+      </w:r>
+    </w:p>
+    <w:p>
+      <w:pPr>
+        <w:pStyle w:val="ListBullet"/>
+      </w:pPr>
+      <w:r>
+        <w:t>2 • TRACE: Show the information, state, branch, calculation, or evidence path.</w:t>
+      </w:r>
+    </w:p>
+    <w:p>
+      <w:pPr>
+        <w:pStyle w:val="ListBullet"/>
+      </w:pPr>
+      <w:r>
+        <w:t>3 • APPLY: Solve a different example independently.</w:t>
+      </w:r>
+    </w:p>
+    <w:p>
+      <w:pPr>
+        <w:pStyle w:val="ListBullet"/>
+      </w:pPr>
+      <w:r>
+        <w:t>4 • CHALLENGE: Find a boundary case, counterexample, or unfair outcome.</w:t>
+      </w:r>
+    </w:p>
+    <w:p>
+      <w:pPr>
+        <w:pStyle w:val="ListBullet"/>
+      </w:pPr>
+      <w:r>
+        <w:t>5 • EXPLAIN LIMITS: Say when the result should not be trusted or used alone.</w:t>
+      </w:r>
+    </w:p>
+    <w:p>
+      <w:pPr>
+        <w:pStyle w:val="ListBullet"/>
+      </w:pPr>
+      <w:r>
+        <w:t>My strongest evidence of independent understanding:</w:t>
+      </w:r>
+    </w:p>
+    <w:p>
+      <w:pPr>
+        <w:pStyle w:val="Heading3"/>
+      </w:pPr>
+      <w:r>
+        <w:t>Write or draw your reasoning and evidence.</w:t>
+      </w:r>
+    </w:p>
+    <w:p>
+      <w:r>
+        <w:t>________________________________________________________________</w:t>
+      </w:r>
+    </w:p>
+    <w:p>
+      <w:r>
+        <w:t>________________________________________________________________</w:t>
+      </w:r>
+    </w:p>
+    <w:p>
+      <w:r>
+        <w:t>________________________________________________________________</w:t>
+      </w:r>
+    </w:p>
+    <w:p>
+      <w:r>
+        <w:t>________________________________________________________________</w:t>
+      </w:r>
+    </w:p>
+    <w:p>
+      <w:r>
+        <w:t>________________________________________________________________</w:t>
+      </w:r>
+    </w:p>
+    <w:p>
+      <w:pPr>
+        <w:pStyle w:val="Heading2"/>
+      </w:pPr>
+      <w:r>
+        <w:t>Earlier wording, alternatives and picture transcripts · reference / check after trying</w:t>
+      </w:r>
+    </w:p>
+    <w:p>
+      <w:pPr>
+        <w:spacing w:line="336" w:lineRule="auto" w:after="180"/>
+      </w:pPr>
+      <w:r>
+        <w:rPr>
+          <w:b w:val="0"/>
         </w:rPr>
         <w:t>MASTERY</w:t>
       </w:r>
@@ -4243,7 +5679,7 @@
         <w:drawing>
           <wp:inline xmlns:a="http://schemas.openxmlformats.org/drawingml/2006/main" xmlns:pic="http://schemas.openxmlformats.org/drawingml/2006/picture">
             <wp:extent cx="5486400" cy="1719072"/>
-            <wp:docPr id="20" name="Picture 20" descr="Mastery ladder for Debugging Strategies"/>
+            <wp:docPr id="28" name="Picture 28" descr="Mastery ladder for Debugging Strategies"/>
             <wp:cNvGraphicFramePr>
               <a:graphicFrameLocks noChangeAspect="1"/>
             </wp:cNvGraphicFramePr>
@@ -4255,7 +5691,7 @@
                     <pic:cNvPicPr/>
                   </pic:nvPicPr>
                   <pic:blipFill>
-                    <a:blip r:embed="rId27"/>
+                    <a:blip r:embed="rId31"/>
                     <a:stretch>
                       <a:fillRect/>
                     </a:stretch>
@@ -4276,24 +5712,144 @@
     </w:p>
     <w:p>
       <w:pPr>
+        <w:pStyle w:val="Heading1"/>
+      </w:pPr>
+      <w:r>
+        <w:t>12. Reference: check your explanation</w:t>
+      </w:r>
+    </w:p>
+    <w:p>
+      <w:r>
+        <w:t>Use after practice. Test a new function independently is the selected independent case.</w:t>
+      </w:r>
+    </w:p>
+    <w:p>
+      <w:pPr>
+        <w:pStyle w:val="Heading2"/>
+      </w:pPr>
+      <w:r>
+        <w:t>Check the evidence and its limit</w:t>
+      </w:r>
+    </w:p>
+    <w:p>
+      <w:pPr>
+        <w:pStyle w:val="ListBullet"/>
+      </w:pPr>
+      <w:r>
+        <w:t>1. My fresh example, trace, calculation, or design:</w:t>
+      </w:r>
+    </w:p>
+    <w:p>
+      <w:pPr>
+        <w:pStyle w:val="Heading3"/>
+      </w:pPr>
+      <w:r>
+        <w:t>Write or draw your reasoning and evidence.</w:t>
+      </w:r>
+    </w:p>
+    <w:p>
+      <w:r>
+        <w:t>________________________________________________________________</w:t>
+      </w:r>
+    </w:p>
+    <w:p>
+      <w:r>
+        <w:t>________________________________________________________________</w:t>
+      </w:r>
+    </w:p>
+    <w:p>
+      <w:r>
+        <w:t>________________________________________________________________</w:t>
+      </w:r>
+    </w:p>
+    <w:p>
+      <w:r>
+        <w:t>________________________________________________________________</w:t>
+      </w:r>
+    </w:p>
+    <w:p>
+      <w:r>
+        <w:t>________________________________________________________________</w:t>
+      </w:r>
+    </w:p>
+    <w:p>
+      <w:pPr>
+        <w:pStyle w:val="ListBullet"/>
+      </w:pPr>
+      <w:r>
+        <w:t>2. My evidence that it works (include a boundary or missing-data case):</w:t>
+      </w:r>
+    </w:p>
+    <w:p>
+      <w:pPr>
+        <w:pStyle w:val="Heading3"/>
+      </w:pPr>
+      <w:r>
+        <w:t>Write or draw your reasoning and evidence.</w:t>
+      </w:r>
+    </w:p>
+    <w:p>
+      <w:r>
+        <w:t>________________________________________________________________</w:t>
+      </w:r>
+    </w:p>
+    <w:p>
+      <w:r>
+        <w:t>________________________________________________________________</w:t>
+      </w:r>
+    </w:p>
+    <w:p>
+      <w:r>
+        <w:t>________________________________________________________________</w:t>
+      </w:r>
+    </w:p>
+    <w:p>
+      <w:r>
+        <w:t>________________________________________________________________</w:t>
+      </w:r>
+    </w:p>
+    <w:p>
+      <w:r>
+        <w:t>________________________________________________________________</w:t>
+      </w:r>
+    </w:p>
+    <w:p>
+      <w:pPr>
+        <w:pStyle w:val="ListBullet"/>
+      </w:pPr>
+      <w:r>
+        <w:t>3. One limitation, fairness concern, or situation needing human review:</w:t>
+      </w:r>
+    </w:p>
+    <w:p>
+      <w:pPr>
+        <w:pStyle w:val="Heading2"/>
+      </w:pPr>
+      <w:r>
+        <w:t>Self-check and record</w:t>
+      </w:r>
+    </w:p>
+    <w:p>
+      <w:pPr>
         <w:spacing w:line="336" w:lineRule="auto" w:after="180"/>
       </w:pPr>
       <w:r>
         <w:rPr>
           <w:b w:val="0"/>
         </w:rPr>
-        <w:t>1 • NAME: Define the concept without repeating the textbook.</w:t>
-      </w:r>
-    </w:p>
-    <w:p>
-      <w:pPr>
-        <w:spacing w:line="336" w:lineRule="auto" w:after="180"/>
-      </w:pPr>
+        <w:t xml:space="preserve">SELF-CHECK  □ I explained the </w:t>
+      </w:r>
+      <w:r>
+        <w:rPr>
+          <w:b/>
+        </w:rPr>
+        <w:t>mechanism</w:t>
+      </w:r>
       <w:r>
         <w:rPr>
           <w:b w:val="0"/>
         </w:rPr>
-        <w:t xml:space="preserve">2 • TRACE: Show the information, state, branch, calculation, or </w:t>
+        <w:t xml:space="preserve">  □ I used </w:t>
       </w:r>
       <w:r>
         <w:rPr>
@@ -4305,7 +5861,15 @@
         <w:rPr>
           <w:b w:val="0"/>
         </w:rPr>
-        <w:t xml:space="preserve"> path.</w:t>
+        <w:t xml:space="preserve">  □ I tested a fresh case  □ I named a limitation  □ I can answer ‘why?’</w:t>
+      </w:r>
+    </w:p>
+    <w:p>
+      <w:pPr>
+        <w:pStyle w:val="Heading2"/>
+      </w:pPr>
+      <w:r>
+        <w:t>Earlier wording, alternatives and picture transcripts · reference / check after trying</w:t>
       </w:r>
     </w:p>
     <w:p>
@@ -4316,7 +5880,7 @@
         <w:rPr>
           <w:b w:val="0"/>
         </w:rPr>
-        <w:t>3 • APPLY: Solve a different example independently.</w:t>
+        <w:t>INDEPENDENT MASTERY PROOF</w:t>
       </w:r>
     </w:p>
     <w:p>
@@ -4327,132 +5891,18 @@
         <w:rPr>
           <w:b w:val="0"/>
         </w:rPr>
-        <w:t xml:space="preserve">4 • CHALLENGE: Find a </w:t>
-      </w:r>
-      <w:r>
-        <w:rPr>
-          <w:b/>
-        </w:rPr>
-        <w:t>boundary</w:t>
-      </w:r>
+        <w:t>Checklist for explaining this week’s idea</w:t>
+      </w:r>
+    </w:p>
+    <w:p>
+      <w:pPr>
+        <w:spacing w:line="336" w:lineRule="auto" w:after="180"/>
+      </w:pPr>
       <w:r>
         <w:rPr>
           <w:b w:val="0"/>
         </w:rPr>
-        <w:t xml:space="preserve"> case, counterexample, or unfair outcome.</w:t>
-      </w:r>
-    </w:p>
-    <w:p>
-      <w:pPr>
-        <w:spacing w:line="336" w:lineRule="auto" w:after="180"/>
-      </w:pPr>
-      <w:r>
-        <w:rPr>
-          <w:b w:val="0"/>
-        </w:rPr>
-        <w:t>5 • EXPLAIN LIMITS: Say when the result should not be trusted or used alone.</w:t>
-      </w:r>
-    </w:p>
-    <w:p>
-      <w:pPr>
-        <w:spacing w:line="336" w:lineRule="auto" w:after="180"/>
-      </w:pPr>
-      <w:r>
-        <w:rPr>
-          <w:b w:val="0"/>
-        </w:rPr>
-        <w:t xml:space="preserve">My strongest </w:t>
-      </w:r>
-      <w:r>
-        <w:rPr>
-          <w:b/>
-        </w:rPr>
-        <w:t>evidence</w:t>
-      </w:r>
-      <w:r>
-        <w:rPr>
-          <w:b w:val="0"/>
-        </w:rPr>
-        <w:t xml:space="preserve"> of independent understanding:</w:t>
-      </w:r>
-    </w:p>
-    <w:p>
-      <w:pPr>
-        <w:pStyle w:val="Heading3"/>
-      </w:pPr>
-      <w:r>
-        <w:t>Write or draw your reasoning and evidence.</w:t>
-      </w:r>
-    </w:p>
-    <w:p>
-      <w:r>
-        <w:t>________________________________________________________________</w:t>
-      </w:r>
-    </w:p>
-    <w:p>
-      <w:r>
-        <w:t>________________________________________________________________</w:t>
-      </w:r>
-    </w:p>
-    <w:p>
-      <w:r>
-        <w:t>________________________________________________________________</w:t>
-      </w:r>
-    </w:p>
-    <w:p>
-      <w:r>
-        <w:t>________________________________________________________________</w:t>
-      </w:r>
-    </w:p>
-    <w:p>
-      <w:r>
-        <w:t>________________________________________________________________</w:t>
-      </w:r>
-    </w:p>
-    <w:p>
-      <w:pPr>
-        <w:pStyle w:val="Heading1"/>
-      </w:pPr>
-      <w:r>
-        <w:t>11. Connect your project</w:t>
-      </w:r>
-    </w:p>
-    <w:p>
-      <w:r>
-        <w:t>Apply this week’s idea to Transparent Book Recommender. Keep an annotated decision and the evidence supporting it.</w:t>
-      </w:r>
-    </w:p>
-    <w:p>
-      <w:pPr>
-        <w:spacing w:line="336" w:lineRule="auto" w:after="180"/>
-      </w:pPr>
-      <w:r>
-        <w:rPr>
-          <w:b/>
-        </w:rPr>
-        <w:t>CUMULATIVE PROJECT</w:t>
-      </w:r>
-    </w:p>
-    <w:p>
-      <w:pPr>
-        <w:spacing w:line="336" w:lineRule="auto" w:after="180"/>
-      </w:pPr>
-      <w:r>
-        <w:rPr>
-          <w:b w:val="0"/>
-        </w:rPr>
-        <w:t>Transparent Book Recommender</w:t>
-      </w:r>
-    </w:p>
-    <w:p>
-      <w:pPr>
-        <w:spacing w:line="336" w:lineRule="auto" w:after="180"/>
-      </w:pPr>
-      <w:r>
-        <w:rPr>
-          <w:b w:val="0"/>
-        </w:rPr>
-        <w:t>Every week adds one inspectable piece. The system must show how it reached a result.</w:t>
+        <w:t>Use after practice. Test a new function independently is the selected independent case.</w:t>
       </w:r>
     </w:p>
     <w:p>
@@ -4460,7 +5910,7 @@
         <w:drawing>
           <wp:inline xmlns:a="http://schemas.openxmlformats.org/drawingml/2006/main" xmlns:pic="http://schemas.openxmlformats.org/drawingml/2006/picture">
             <wp:extent cx="5486400" cy="1901952"/>
-            <wp:docPr id="21" name="Picture 21" descr="Book recommender connection for Debugging Strategies"/>
+            <wp:docPr id="29" name="Picture 29" descr="Independent proof graphic for Debugging Strategies"/>
             <wp:cNvGraphicFramePr>
               <a:graphicFrameLocks noChangeAspect="1"/>
             </wp:cNvGraphicFramePr>
@@ -4468,11 +5918,11 @@
               <a:graphicData uri="http://schemas.openxmlformats.org/drawingml/2006/picture">
                 <pic:pic>
                   <pic:nvPicPr>
-                    <pic:cNvPr id="0" name="f80b65759a2377231c5881731e7760bbed59fbbf2d21511b2aa052a1ba6ab9be.png"/>
+                    <pic:cNvPr id="0" name="5e132539761fcd982eed1656796d0dbd43c48bb7021ec8b1bd37eb03e72746bd.png"/>
                     <pic:cNvPicPr/>
                   </pic:nvPicPr>
                   <pic:blipFill>
-                    <a:blip r:embed="rId28"/>
+                    <a:blip r:embed="rId32"/>
                     <a:stretch>
                       <a:fillRect/>
                     </a:stretch>
@@ -4499,7 +5949,7 @@
         <w:rPr>
           <w:b w:val="0"/>
         </w:rPr>
-        <w:t>THIS WEEK’S CHECKPOINT  When a ranking surprises you, inspect feature values, weights, arithmetic, and sorting separately.</w:t>
+        <w:t>EXPLANATION CHECK  Keep the rule and expected values fixed, choose calls that distinguish a defect, and rerun earlier cases after a targeted repair.</w:t>
       </w:r>
     </w:p>
     <w:p>
@@ -4507,56 +5957,6 @@
         <w:pStyle w:val="Heading3"/>
       </w:pPr>
       <w:r>
-        <w:t>Trace the system</w:t>
-      </w:r>
-    </w:p>
-    <w:p>
-      <w:pPr>
-        <w:spacing w:line="336" w:lineRule="auto" w:after="180"/>
-        <w:shd w:fill="EDF7F3"/>
-      </w:pPr>
-      <w:r>
-        <w:rPr>
-          <w:b w:val="0"/>
-        </w:rPr>
-        <w:t xml:space="preserve">SYSTEM MAP  Reader need → allowed </w:t>
-      </w:r>
-      <w:r>
-        <w:rPr>
-          <w:b/>
-        </w:rPr>
-        <w:t>input</w:t>
-      </w:r>
-      <w:r>
-        <w:rPr>
-          <w:b w:val="0"/>
-        </w:rPr>
-        <w:t xml:space="preserve">s → transparent rule or score → ranked candidates → explanation → test record → </w:t>
-      </w:r>
-      <w:r>
-        <w:rPr>
-          <w:b/>
-        </w:rPr>
-        <w:t>human decision</w:t>
-      </w:r>
-    </w:p>
-    <w:p>
-      <w:pPr>
-        <w:spacing w:line="336" w:lineRule="auto" w:after="180"/>
-        <w:shd w:fill="F5F1FB"/>
-      </w:pPr>
-      <w:r>
-        <w:rPr>
-          <w:b w:val="0"/>
-        </w:rPr>
-        <w:t>What will you add, change, or verify in the project this week?</w:t>
-      </w:r>
-    </w:p>
-    <w:p>
-      <w:pPr>
-        <w:pStyle w:val="Heading3"/>
-      </w:pPr>
-      <w:r>
         <w:t>Write or draw your reasoning and evidence.</w:t>
       </w:r>
     </w:p>
@@ -4587,488 +5987,23 @@
     </w:p>
     <w:p>
       <w:pPr>
-        <w:spacing w:line="336" w:lineRule="auto" w:after="180"/>
-        <w:shd w:fill="F5F1FB"/>
-      </w:pPr>
-      <w:r>
-        <w:rPr>
-          <w:b w:val="0"/>
-        </w:rPr>
-        <w:t xml:space="preserve">What should remain under </w:t>
-      </w:r>
-      <w:r>
-        <w:rPr>
-          <w:b/>
-        </w:rPr>
-        <w:t>human control</w:t>
-      </w:r>
-      <w:r>
-        <w:rPr>
-          <w:b w:val="0"/>
-        </w:rPr>
-        <w:t>?</w:t>
-      </w:r>
-    </w:p>
-    <w:p>
-      <w:pPr>
-        <w:pStyle w:val="Heading3"/>
-      </w:pPr>
-      <w:r>
-        <w:t>Write or draw your reasoning and evidence.</w:t>
-      </w:r>
-    </w:p>
-    <w:p>
-      <w:r>
-        <w:t>________________________________________________________________</w:t>
-      </w:r>
-    </w:p>
-    <w:p>
-      <w:r>
-        <w:t>________________________________________________________________</w:t>
-      </w:r>
-    </w:p>
-    <w:p>
-      <w:r>
-        <w:t>________________________________________________________________</w:t>
-      </w:r>
-    </w:p>
-    <w:p>
-      <w:r>
-        <w:t>________________________________________________________________</w:t>
-      </w:r>
-    </w:p>
-    <w:p>
-      <w:r>
-        <w:t>________________________________________________________________</w:t>
-      </w:r>
-    </w:p>
-    <w:p>
-      <w:pPr>
-        <w:pStyle w:val="Heading3"/>
-      </w:pPr>
-      <w:r>
-        <w:t>Responsible design</w:t>
-      </w:r>
-    </w:p>
-    <w:p>
-      <w:pPr>
-        <w:spacing w:line="336" w:lineRule="auto" w:after="180"/>
-        <w:shd w:fill="FFF5E6"/>
-      </w:pPr>
-      <w:r>
-        <w:rPr>
-          <w:b w:val="0"/>
-        </w:rPr>
-        <w:t>RESPONSIBLE DESIGN  Collect only necessary information. Show uncertainty and limits. Never confuse a ranking with a fact about a person.</w:t>
-      </w:r>
-    </w:p>
-    <w:p>
-      <w:pPr>
-        <w:pStyle w:val="Heading3"/>
-      </w:pPr>
-      <w:r>
-        <w:t>Evidence for your project</w:t>
-      </w:r>
-    </w:p>
-    <w:p>
-      <w:pPr>
-        <w:spacing w:line="336" w:lineRule="auto" w:after="180"/>
-      </w:pPr>
-      <w:r>
-        <w:rPr>
-          <w:b w:val="0"/>
-        </w:rPr>
-        <w:t xml:space="preserve">Test the recommender’s helper functions with normal, zero and </w:t>
-      </w:r>
-      <w:r>
-        <w:rPr>
-          <w:b/>
-        </w:rPr>
-        <w:t>boundary</w:t>
-      </w:r>
-      <w:r>
-        <w:rPr>
-          <w:b w:val="0"/>
-        </w:rPr>
-        <w:t xml:space="preserve"> </w:t>
-      </w:r>
-      <w:r>
-        <w:rPr>
-          <w:b/>
-        </w:rPr>
-        <w:t>input</w:t>
-      </w:r>
-      <w:r>
-        <w:rPr>
-          <w:b w:val="0"/>
-        </w:rPr>
-        <w:t xml:space="preserve">s before </w:t>
-      </w:r>
-      <w:r>
-        <w:rPr>
-          <w:b/>
-        </w:rPr>
-        <w:t>debug</w:t>
-      </w:r>
-      <w:r>
-        <w:rPr>
-          <w:b w:val="0"/>
-        </w:rPr>
-        <w:t>ging the whole application.</w:t>
-      </w:r>
-    </w:p>
-    <w:p>
-      <w:pPr>
         <w:pStyle w:val="Heading1"/>
       </w:pPr>
       <w:r>
-        <w:t>12. Show what you know</w:t>
-      </w:r>
-    </w:p>
-    <w:p>
-      <w:r>
-        <w:t>Use a genuinely new case for independent evidence. Previously discussed examples remain practice; use the separately named independent case before feedback.</w:t>
-      </w:r>
-    </w:p>
-    <w:p>
-      <w:pPr>
-        <w:pStyle w:val="Heading3"/>
-      </w:pPr>
-      <w:r>
-        <w:t>Independent evidence</w:t>
-      </w:r>
-    </w:p>
-    <w:p>
-      <w:pPr>
-        <w:spacing w:line="336" w:lineRule="auto" w:after="180"/>
-        <w:shd w:fill="FFF5E6"/>
-      </w:pPr>
-      <w:r>
-        <w:rPr>
-          <w:b w:val="0"/>
-        </w:rPr>
-        <w:t>INDEPENDENT MASTERY PROOF</w:t>
-      </w:r>
-    </w:p>
-    <w:p>
-      <w:pPr>
-        <w:spacing w:line="336" w:lineRule="auto" w:after="180"/>
-      </w:pPr>
-      <w:r>
-        <w:rPr>
-          <w:b w:val="0"/>
-        </w:rPr>
-        <w:t>Explain • Transfer • Test • Defend</w:t>
-      </w:r>
-    </w:p>
-    <w:p>
-      <w:pPr>
-        <w:spacing w:line="336" w:lineRule="auto" w:after="180"/>
-      </w:pPr>
-      <w:r>
-        <w:rPr>
-          <w:b w:val="0"/>
-        </w:rPr>
-        <w:t>Complete this page without copying the worked example. Your reasoning matters more than decoration.</w:t>
-      </w:r>
-    </w:p>
-    <w:p>
-      <w:r>
-        <w:drawing>
-          <wp:inline xmlns:a="http://schemas.openxmlformats.org/drawingml/2006/main" xmlns:pic="http://schemas.openxmlformats.org/drawingml/2006/picture">
-            <wp:extent cx="5486400" cy="1901952"/>
-            <wp:docPr id="22" name="Picture 22" descr="Independent proof graphic for Debugging Strategies"/>
-            <wp:cNvGraphicFramePr>
-              <a:graphicFrameLocks noChangeAspect="1"/>
-            </wp:cNvGraphicFramePr>
-            <a:graphic>
-              <a:graphicData uri="http://schemas.openxmlformats.org/drawingml/2006/picture">
-                <pic:pic>
-                  <pic:nvPicPr>
-                    <pic:cNvPr id="0" name="5e132539761fcd982eed1656796d0dbd43c48bb7021ec8b1bd37eb03e72746bd.png"/>
-                    <pic:cNvPicPr/>
-                  </pic:nvPicPr>
-                  <pic:blipFill>
-                    <a:blip r:embed="rId29"/>
-                    <a:stretch>
-                      <a:fillRect/>
-                    </a:stretch>
-                  </pic:blipFill>
-                  <pic:spPr>
-                    <a:xfrm>
-                      <a:off x="0" y="0"/>
-                      <a:ext cx="5486400" cy="1901952"/>
-                    </a:xfrm>
-                    <a:prstGeom prst="rect"/>
-                  </pic:spPr>
-                </pic:pic>
-              </a:graphicData>
-            </a:graphic>
-          </wp:inline>
-        </w:drawing>
-      </w:r>
-    </w:p>
-    <w:p>
-      <w:pPr>
-        <w:pStyle w:val="Heading3"/>
-      </w:pPr>
-      <w:r>
-        <w:t>Try a more demanding case</w:t>
-      </w:r>
-    </w:p>
-    <w:p>
-      <w:pPr>
-        <w:spacing w:line="336" w:lineRule="auto" w:after="180"/>
-        <w:shd w:fill="F5F1FB"/>
-      </w:pPr>
-      <w:r>
-        <w:rPr>
-          <w:b w:val="0"/>
-        </w:rPr>
-        <w:t>CHALLENGE  Use divide-and-check to locate a faulty branch.</w:t>
-      </w:r>
-    </w:p>
-    <w:p>
-      <w:pPr>
-        <w:spacing w:line="336" w:lineRule="auto" w:after="180"/>
-        <w:shd w:fill="F4F9FC"/>
-      </w:pPr>
-      <w:r>
-        <w:rPr>
-          <w:b w:val="0"/>
-        </w:rPr>
-        <w:t>1. My fresh example, trace, calculation, or design:</w:t>
-      </w:r>
-    </w:p>
-    <w:p>
-      <w:pPr>
-        <w:pStyle w:val="Heading3"/>
-      </w:pPr>
-      <w:r>
-        <w:t>Write or draw your reasoning and evidence.</w:t>
-      </w:r>
-    </w:p>
-    <w:p>
-      <w:r>
-        <w:t>________________________________________________________________</w:t>
-      </w:r>
-    </w:p>
-    <w:p>
-      <w:r>
-        <w:t>________________________________________________________________</w:t>
-      </w:r>
-    </w:p>
-    <w:p>
-      <w:r>
-        <w:t>________________________________________________________________</w:t>
-      </w:r>
-    </w:p>
-    <w:p>
-      <w:r>
-        <w:t>________________________________________________________________</w:t>
-      </w:r>
-    </w:p>
-    <w:p>
-      <w:r>
-        <w:t>________________________________________________________________</w:t>
-      </w:r>
-    </w:p>
-    <w:p>
-      <w:pPr>
-        <w:spacing w:line="336" w:lineRule="auto" w:after="180"/>
-        <w:shd w:fill="F4F9FC"/>
-      </w:pPr>
-      <w:r>
-        <w:rPr>
-          <w:b w:val="0"/>
-        </w:rPr>
-        <w:t xml:space="preserve">2. My </w:t>
-      </w:r>
-      <w:r>
-        <w:rPr>
-          <w:b/>
-        </w:rPr>
-        <w:t>evidence</w:t>
-      </w:r>
-      <w:r>
-        <w:rPr>
-          <w:b w:val="0"/>
-        </w:rPr>
-        <w:t xml:space="preserve"> that it works (include a </w:t>
-      </w:r>
-      <w:r>
-        <w:rPr>
-          <w:b/>
-        </w:rPr>
-        <w:t>boundary</w:t>
-      </w:r>
-      <w:r>
-        <w:rPr>
-          <w:b w:val="0"/>
-        </w:rPr>
-        <w:t xml:space="preserve"> or missing-data case):</w:t>
-      </w:r>
-    </w:p>
-    <w:p>
-      <w:pPr>
-        <w:pStyle w:val="Heading3"/>
-      </w:pPr>
-      <w:r>
-        <w:t>Write or draw your reasoning and evidence.</w:t>
-      </w:r>
-    </w:p>
-    <w:p>
-      <w:r>
-        <w:t>________________________________________________________________</w:t>
-      </w:r>
-    </w:p>
-    <w:p>
-      <w:r>
-        <w:t>________________________________________________________________</w:t>
-      </w:r>
-    </w:p>
-    <w:p>
-      <w:r>
-        <w:t>________________________________________________________________</w:t>
-      </w:r>
-    </w:p>
-    <w:p>
-      <w:r>
-        <w:t>________________________________________________________________</w:t>
-      </w:r>
-    </w:p>
-    <w:p>
-      <w:r>
-        <w:t>________________________________________________________________</w:t>
-      </w:r>
-    </w:p>
-    <w:p>
-      <w:pPr>
-        <w:spacing w:line="336" w:lineRule="auto" w:after="180"/>
-        <w:shd w:fill="F4F9FC"/>
-      </w:pPr>
-      <w:r>
-        <w:rPr>
-          <w:b w:val="0"/>
-        </w:rPr>
-        <w:t>3. One limitation, fairness concern, or situation needing human review:</w:t>
-      </w:r>
-    </w:p>
-    <w:p>
-      <w:pPr>
-        <w:pStyle w:val="Heading3"/>
-      </w:pPr>
-      <w:r>
-        <w:t>Write or draw your reasoning and evidence.</w:t>
-      </w:r>
-    </w:p>
-    <w:p>
-      <w:r>
-        <w:t>________________________________________________________________</w:t>
-      </w:r>
-    </w:p>
-    <w:p>
-      <w:r>
-        <w:t>________________________________________________________________</w:t>
-      </w:r>
-    </w:p>
-    <w:p>
-      <w:r>
-        <w:t>________________________________________________________________</w:t>
-      </w:r>
-    </w:p>
-    <w:p>
-      <w:r>
-        <w:t>________________________________________________________________</w:t>
-      </w:r>
-    </w:p>
-    <w:p>
-      <w:r>
-        <w:t>________________________________________________________________</w:t>
-      </w:r>
-    </w:p>
-    <w:p>
-      <w:pPr>
-        <w:pStyle w:val="Heading3"/>
-      </w:pPr>
-      <w:r>
-        <w:t>Check your explanation</w:t>
-      </w:r>
-    </w:p>
-    <w:p>
-      <w:pPr>
-        <w:spacing w:line="336" w:lineRule="auto" w:after="180"/>
-        <w:shd w:fill="F5F1FB"/>
-      </w:pPr>
-      <w:r>
-        <w:rPr>
-          <w:b w:val="0"/>
-        </w:rPr>
-        <w:t xml:space="preserve">SELF-CHECK  □ I explained the </w:t>
-      </w:r>
-      <w:r>
-        <w:rPr>
-          <w:b/>
-        </w:rPr>
-        <w:t>mechanism</w:t>
-      </w:r>
-      <w:r>
-        <w:rPr>
-          <w:b w:val="0"/>
-        </w:rPr>
-        <w:t xml:space="preserve">  □ I used </w:t>
-      </w:r>
-      <w:r>
-        <w:rPr>
-          <w:b/>
-        </w:rPr>
-        <w:t>evidence</w:t>
-      </w:r>
-      <w:r>
-        <w:rPr>
-          <w:b w:val="0"/>
-        </w:rPr>
-        <w:t xml:space="preserve">  □ I tested a fresh case  □ I named a limitation  □ I can answer ‘why?’</w:t>
-      </w:r>
-    </w:p>
-    <w:p>
-      <w:pPr>
-        <w:pStyle w:val="Heading1"/>
-      </w:pPr>
-      <w:r>
-        <w:t>13. Study a complete case</w:t>
-      </w:r>
-    </w:p>
-    <w:p>
-      <w:r>
-        <w:t>Revisit the complete Debugging Strategies case for supported practice. Repeated examples do not become fresh assessments.</w:t>
-      </w:r>
-    </w:p>
-    <w:p>
-      <w:pPr>
-        <w:pStyle w:val="Heading3"/>
-      </w:pPr>
-      <w:r>
-        <w:t>Week 6 Worked case</w:t>
-      </w:r>
-    </w:p>
-    <w:p>
-      <w:pPr>
-        <w:spacing w:line="336" w:lineRule="auto" w:after="180"/>
-      </w:pPr>
-      <w:r>
-        <w:rPr>
-          <w:b w:val="0"/>
-        </w:rPr>
-        <w:t>Use the supplied details to practise the weekly concept before attempting the independent question. This case extends the illustrated lesson.</w:t>
-      </w:r>
-    </w:p>
-    <w:p>
-      <w:pPr>
-        <w:pStyle w:val="Heading3"/>
-      </w:pPr>
-      <w:r>
-        <w:t>The situation</w:t>
+        <w:t>13. Extra practice: Put the addition inside the condition</w:t>
+      </w:r>
+    </w:p>
+    <w:p>
+      <w:r>
+        <w:t>Try the question before opening its worked explanation.</w:t>
+      </w:r>
+    </w:p>
+    <w:p>
+      <w:pPr>
+        <w:pStyle w:val="Heading2"/>
+      </w:pPr>
+      <w:r>
+        <w:t>Read the supplied case and question</w:t>
       </w:r>
     </w:p>
     <w:p>
@@ -5084,14 +6019,6 @@
     </w:p>
     <w:p>
       <w:pPr>
-        <w:pStyle w:val="Heading3"/>
-      </w:pPr>
-      <w:r>
-        <w:t>The question</w:t>
-      </w:r>
-    </w:p>
-    <w:p>
-      <w:pPr>
         <w:spacing w:line="336" w:lineRule="auto" w:after="180"/>
       </w:pPr>
       <w:r>
@@ -5103,10 +6030,59 @@
     </w:p>
     <w:p>
       <w:pPr>
+        <w:pStyle w:val="Heading2"/>
+      </w:pPr>
+      <w:r>
+        <w:t>Your explanation</w:t>
+      </w:r>
+    </w:p>
+    <w:p>
+      <w:pPr>
+        <w:pStyle w:val="ListBullet"/>
+      </w:pPr>
+      <w:r>
+        <w:t>Which detail supports the answer, and why does it matter?</w:t>
+      </w:r>
+    </w:p>
+    <w:p>
+      <w:pPr>
         <w:pStyle w:val="Heading3"/>
       </w:pPr>
       <w:r>
-        <w:t>Worked explanation</w:t>
+        <w:t>Write or draw your reasoning and evidence.</w:t>
+      </w:r>
+    </w:p>
+    <w:p>
+      <w:r>
+        <w:t>________________________________________________________________</w:t>
+      </w:r>
+    </w:p>
+    <w:p>
+      <w:r>
+        <w:t>________________________________________________________________</w:t>
+      </w:r>
+    </w:p>
+    <w:p>
+      <w:r>
+        <w:t>________________________________________________________________</w:t>
+      </w:r>
+    </w:p>
+    <w:p>
+      <w:r>
+        <w:t>________________________________________________________________</w:t>
+      </w:r>
+    </w:p>
+    <w:p>
+      <w:r>
+        <w:t>________________________________________________________________</w:t>
+      </w:r>
+    </w:p>
+    <w:p>
+      <w:pPr>
+        <w:pStyle w:val="Heading2"/>
+      </w:pPr>
+      <w:r>
+        <w:t>Check after trying · reference / check after trying</w:t>
       </w:r>
     </w:p>
     <w:p>
@@ -5118,75 +6094,6 @@
           <w:b w:val="0"/>
         </w:rPr>
         <w:t>Expected 2; buggy result 4. Put the addition inside the match condition. Test zero, one and two matches for 0,2,4.</w:t>
-      </w:r>
-    </w:p>
-    <w:p>
-      <w:pPr>
-        <w:pStyle w:val="Heading3"/>
-      </w:pPr>
-      <w:r>
-        <w:t>Explain it in your own words</w:t>
-      </w:r>
-    </w:p>
-    <w:p>
-      <w:pPr>
-        <w:spacing w:line="336" w:lineRule="auto" w:after="180"/>
-        <w:shd w:fill="F5F1FB"/>
-      </w:pPr>
-      <w:r>
-        <w:rPr>
-          <w:b w:val="0"/>
-        </w:rPr>
-        <w:t>Which detail supports the answer, and why does it matter?</w:t>
-      </w:r>
-    </w:p>
-    <w:p>
-      <w:pPr>
-        <w:pStyle w:val="Heading3"/>
-      </w:pPr>
-      <w:r>
-        <w:t>Write or draw your reasoning and evidence.</w:t>
-      </w:r>
-    </w:p>
-    <w:p>
-      <w:r>
-        <w:t>________________________________________________________________</w:t>
-      </w:r>
-    </w:p>
-    <w:p>
-      <w:r>
-        <w:t>________________________________________________________________</w:t>
-      </w:r>
-    </w:p>
-    <w:p>
-      <w:r>
-        <w:t>________________________________________________________________</w:t>
-      </w:r>
-    </w:p>
-    <w:p>
-      <w:r>
-        <w:t>________________________________________________________________</w:t>
-      </w:r>
-    </w:p>
-    <w:p>
-      <w:r>
-        <w:t>________________________________________________________________</w:t>
-      </w:r>
-    </w:p>
-    <w:p>
-      <w:pPr>
-        <w:pStyle w:val="Heading3"/>
-      </w:pPr>
-      <w:r>
-        <w:t>Trace the supplied case visually</w:t>
-      </w:r>
-    </w:p>
-    <w:p>
-      <w:pPr>
-        <w:pStyle w:val="Heading3"/>
-      </w:pPr>
-      <w:r>
-        <w:t>Put the addition inside the condition</w:t>
       </w:r>
     </w:p>
     <w:tbl>
@@ -5315,6 +6222,81 @@
     </w:tbl>
     <w:p>
       <w:pPr>
+        <w:pStyle w:val="Heading2"/>
+      </w:pPr>
+      <w:r>
+        <w:t>Earlier wording, alternatives and picture transcripts · reference / check after trying</w:t>
+      </w:r>
+    </w:p>
+    <w:p>
+      <w:pPr>
+        <w:pStyle w:val="Heading3"/>
+      </w:pPr>
+      <w:r>
+        <w:t>Week 6 Worked case</w:t>
+      </w:r>
+    </w:p>
+    <w:p>
+      <w:pPr>
+        <w:spacing w:line="336" w:lineRule="auto" w:after="180"/>
+      </w:pPr>
+      <w:r>
+        <w:rPr>
+          <w:b w:val="0"/>
+        </w:rPr>
+        <w:t>Use the supplied details to practise the weekly concept before attempting the independent question. This case extends the illustrated lesson.</w:t>
+      </w:r>
+    </w:p>
+    <w:p>
+      <w:pPr>
+        <w:pStyle w:val="Heading3"/>
+      </w:pPr>
+      <w:r>
+        <w:t>The situation</w:t>
+      </w:r>
+    </w:p>
+    <w:p>
+      <w:pPr>
+        <w:pStyle w:val="Heading3"/>
+      </w:pPr>
+      <w:r>
+        <w:t>The question</w:t>
+      </w:r>
+    </w:p>
+    <w:p>
+      <w:pPr>
+        <w:pStyle w:val="Heading3"/>
+      </w:pPr>
+      <w:r>
+        <w:t>Worked explanation</w:t>
+      </w:r>
+    </w:p>
+    <w:p>
+      <w:pPr>
+        <w:pStyle w:val="Heading3"/>
+      </w:pPr>
+      <w:r>
+        <w:t>Explain it in your own words</w:t>
+      </w:r>
+    </w:p>
+    <w:p>
+      <w:pPr>
+        <w:pStyle w:val="Heading3"/>
+      </w:pPr>
+      <w:r>
+        <w:t>Trace the supplied case visually</w:t>
+      </w:r>
+    </w:p>
+    <w:p>
+      <w:pPr>
+        <w:pStyle w:val="Heading3"/>
+      </w:pPr>
+      <w:r>
+        <w:t>Put the addition inside the condition</w:t>
+      </w:r>
+    </w:p>
+    <w:p>
+      <w:pPr>
         <w:spacing w:line="336" w:lineRule="auto" w:after="180"/>
       </w:pPr>
       <w:r>
@@ -5351,467 +6333,20 @@
         <w:pStyle w:val="Heading1"/>
       </w:pPr>
       <w:r>
-        <w:t>14. Try a new case independently</w:t>
-      </w:r>
-    </w:p>
-    <w:p>
-      <w:r>
-        <w:t>Attempt the reserved new case before feedback. Record support; the earlier examples below remain additional practice.</w:t>
-      </w:r>
-    </w:p>
-    <w:p>
-      <w:pPr>
-        <w:pStyle w:val="Heading3"/>
-      </w:pPr>
-      <w:r>
-        <w:t>Independent case: Test a new function independently</w:t>
-      </w:r>
-    </w:p>
-    <w:p>
-      <w:pPr>
-        <w:spacing w:line="336" w:lineRule="auto" w:after="180"/>
-      </w:pPr>
-      <w:r>
-        <w:rPr>
-          <w:b w:val="0"/>
-        </w:rPr>
-        <w:t>Define stock(packs, loose) to return packs * 4 + loose. Create expected tests for (2, 3), (0, 3), (2, 0), then show which detects a faulty packs + loose body.</w:t>
-      </w:r>
-    </w:p>
-    <w:p>
-      <w:pPr>
-        <w:pStyle w:val="Heading3"/>
-      </w:pPr>
-      <w:r>
-        <w:t>My independent explanation, trace and limits</w:t>
-      </w:r>
-    </w:p>
-    <w:p>
-      <w:r>
-        <w:t>________________________________________________________________</w:t>
-      </w:r>
-    </w:p>
-    <w:p>
-      <w:r>
-        <w:t>________________________________________________________________</w:t>
-      </w:r>
-    </w:p>
-    <w:p>
-      <w:r>
-        <w:t>________________________________________________________________</w:t>
-      </w:r>
-    </w:p>
-    <w:p>
-      <w:r>
-        <w:t>________________________________________________________________</w:t>
-      </w:r>
-    </w:p>
-    <w:p>
-      <w:r>
-        <w:t>________________________________________________________________</w:t>
-      </w:r>
-    </w:p>
-    <w:p>
-      <w:r>
-        <w:t>________________________________________________________________</w:t>
-      </w:r>
-    </w:p>
-    <w:p>
-      <w:r>
-        <w:t>________________________________________________________________</w:t>
-      </w:r>
-    </w:p>
-    <w:p>
-      <w:pPr>
-        <w:spacing w:line="336" w:lineRule="auto" w:after="180"/>
-      </w:pPr>
-      <w:r>
-        <w:rPr>
-          <w:b w:val="0"/>
-        </w:rPr>
-        <w:t>Attempt this case before feedback. Record any help. Earlier examples below are further practice; a case already practised with feedback cannot establish fresh transfer.</w:t>
-      </w:r>
-    </w:p>
-    <w:p>
-      <w:pPr>
-        <w:pStyle w:val="Heading3"/>
-      </w:pPr>
-      <w:r>
-        <w:t>Week 6 Independent application</w:t>
-      </w:r>
-    </w:p>
-    <w:p>
-      <w:pPr>
-        <w:spacing w:line="336" w:lineRule="auto" w:after="180"/>
-      </w:pPr>
-      <w:r>
-        <w:rPr>
-          <w:b w:val="0"/>
-        </w:rPr>
-        <w:t>Close the worked explanation. Apply the idea to this different question without copying.</w:t>
-      </w:r>
-    </w:p>
-    <w:p>
-      <w:pPr>
-        <w:spacing w:line="336" w:lineRule="auto" w:after="180"/>
-        <w:shd w:fill="F5F1FB"/>
-      </w:pPr>
-      <w:r>
-        <w:rPr>
-          <w:b w:val="0"/>
-        </w:rPr>
-        <w:t>A loop should run four times but runs five. You change its colour and stopping condition at once. Which single change is relevant to test first?</w:t>
-      </w:r>
-    </w:p>
-    <w:p>
-      <w:pPr>
-        <w:spacing w:line="336" w:lineRule="auto" w:after="180"/>
-      </w:pPr>
-      <w:r>
-        <w:rPr>
-          <w:b w:val="0"/>
-        </w:rPr>
-        <w:t xml:space="preserve">My answer, with a trace, calculation or supporting </w:t>
-      </w:r>
-      <w:r>
-        <w:rPr>
-          <w:b/>
-        </w:rPr>
-        <w:t>evidence</w:t>
-      </w:r>
-    </w:p>
-    <w:p>
-      <w:pPr>
-        <w:pStyle w:val="Heading3"/>
-      </w:pPr>
-      <w:r>
-        <w:t>Write or draw your reasoning and evidence.</w:t>
-      </w:r>
-    </w:p>
-    <w:p>
-      <w:r>
-        <w:t>________________________________________________________________</w:t>
-      </w:r>
-    </w:p>
-    <w:p>
-      <w:r>
-        <w:t>________________________________________________________________</w:t>
-      </w:r>
-    </w:p>
-    <w:p>
-      <w:r>
-        <w:t>________________________________________________________________</w:t>
-      </w:r>
-    </w:p>
-    <w:p>
-      <w:r>
-        <w:t>________________________________________________________________</w:t>
-      </w:r>
-    </w:p>
-    <w:p>
-      <w:r>
-        <w:t>________________________________________________________________</w:t>
-      </w:r>
-    </w:p>
-    <w:p>
-      <w:pPr>
-        <w:pStyle w:val="Heading3"/>
-      </w:pPr>
-      <w:r>
-        <w:t>Create and test</w:t>
-      </w:r>
-    </w:p>
-    <w:p>
-      <w:pPr>
-        <w:spacing w:line="336" w:lineRule="auto" w:after="180"/>
-      </w:pPr>
-      <w:r>
-        <w:rPr>
-          <w:b w:val="0"/>
-        </w:rPr>
-        <w:t xml:space="preserve">Change one relevant detail. Predict the result before testing. Include a </w:t>
-      </w:r>
-      <w:r>
-        <w:rPr>
-          <w:b/>
-        </w:rPr>
-        <w:t>boundary</w:t>
-      </w:r>
-      <w:r>
-        <w:rPr>
-          <w:b w:val="0"/>
-        </w:rPr>
-        <w:t xml:space="preserve"> or missing-information case when it helps reveal a limit.</w:t>
-      </w:r>
-    </w:p>
-    <w:p>
-      <w:pPr>
-        <w:spacing w:line="336" w:lineRule="auto" w:after="180"/>
-      </w:pPr>
-      <w:r>
-        <w:rPr>
-          <w:b w:val="0"/>
-        </w:rPr>
-        <w:t xml:space="preserve">My changed </w:t>
-      </w:r>
-      <w:r>
-        <w:rPr>
-          <w:b/>
-        </w:rPr>
-        <w:t>input</w:t>
-      </w:r>
-      <w:r>
-        <w:rPr>
-          <w:b w:val="0"/>
-        </w:rPr>
-        <w:t xml:space="preserve"> and expected result</w:t>
-      </w:r>
-    </w:p>
-    <w:p>
-      <w:pPr>
-        <w:pStyle w:val="Heading3"/>
-      </w:pPr>
-      <w:r>
-        <w:t>Write or draw your reasoning and evidence.</w:t>
-      </w:r>
-    </w:p>
-    <w:p>
-      <w:r>
-        <w:t>________________________________________________________________</w:t>
-      </w:r>
-    </w:p>
-    <w:p>
-      <w:r>
-        <w:t>________________________________________________________________</w:t>
-      </w:r>
-    </w:p>
-    <w:p>
-      <w:r>
-        <w:t>________________________________________________________________</w:t>
-      </w:r>
-    </w:p>
-    <w:p>
-      <w:r>
-        <w:t>________________________________________________________________</w:t>
-      </w:r>
-    </w:p>
-    <w:p>
-      <w:r>
-        <w:t>________________________________________________________________</w:t>
-      </w:r>
-    </w:p>
-    <w:p>
-      <w:pPr>
-        <w:pStyle w:val="Heading3"/>
-      </w:pPr>
-      <w:r>
-        <w:t>Connect to your project</w:t>
-      </w:r>
-    </w:p>
-    <w:p>
-      <w:pPr>
-        <w:spacing w:line="336" w:lineRule="auto" w:after="180"/>
-      </w:pPr>
-      <w:r>
-        <w:rPr>
-          <w:b w:val="0"/>
-        </w:rPr>
-        <w:t>When a ranking surprises you, inspect feature values, weights, arithmetic, and sorting separately.</w:t>
-      </w:r>
-    </w:p>
-    <w:p>
-      <w:pPr>
-        <w:spacing w:line="336" w:lineRule="auto" w:after="180"/>
-      </w:pPr>
-      <w:r>
-        <w:rPr>
-          <w:b w:val="0"/>
-        </w:rPr>
-        <w:t xml:space="preserve">The </w:t>
-      </w:r>
-      <w:r>
-        <w:rPr>
-          <w:b/>
-        </w:rPr>
-        <w:t>evidence</w:t>
-      </w:r>
-      <w:r>
-        <w:rPr>
-          <w:b w:val="0"/>
-        </w:rPr>
-        <w:t xml:space="preserve"> I will keep</w:t>
-      </w:r>
-    </w:p>
-    <w:p>
-      <w:pPr>
-        <w:pStyle w:val="Heading3"/>
-      </w:pPr>
-      <w:r>
-        <w:t>Write or draw your reasoning and evidence.</w:t>
-      </w:r>
-    </w:p>
-    <w:p>
-      <w:r>
-        <w:t>________________________________________________________________</w:t>
-      </w:r>
-    </w:p>
-    <w:p>
-      <w:r>
-        <w:t>________________________________________________________________</w:t>
-      </w:r>
-    </w:p>
-    <w:p>
-      <w:r>
-        <w:t>________________________________________________________________</w:t>
-      </w:r>
-    </w:p>
-    <w:p>
-      <w:r>
-        <w:t>________________________________________________________________</w:t>
-      </w:r>
-    </w:p>
-    <w:p>
-      <w:r>
-        <w:t>________________________________________________________________</w:t>
-      </w:r>
-    </w:p>
-    <w:p>
-      <w:pPr>
-        <w:spacing w:line="336" w:lineRule="auto" w:after="180"/>
-      </w:pPr>
-      <w:r>
-        <w:rPr>
-          <w:b w:val="0"/>
-        </w:rPr>
-        <w:t xml:space="preserve">Your teacher has the independent answer and scoring criteria. Complete the matching workbook week to keep your practice </w:t>
-      </w:r>
-      <w:r>
-        <w:rPr>
-          <w:b/>
-        </w:rPr>
-        <w:t>evidence</w:t>
-      </w:r>
-      <w:r>
-        <w:rPr>
-          <w:b w:val="0"/>
-        </w:rPr>
-        <w:t xml:space="preserve"> together.</w:t>
-      </w:r>
-    </w:p>
-    <w:p>
-      <w:pPr>
-        <w:pStyle w:val="Heading3"/>
-      </w:pPr>
-      <w:r>
-        <w:t>Transfer practice from the original programme</w:t>
-      </w:r>
-    </w:p>
-    <w:p>
-      <w:pPr>
-        <w:spacing w:line="336" w:lineRule="auto" w:after="180"/>
-      </w:pPr>
-      <w:r>
-        <w:rPr>
-          <w:b w:val="0"/>
-        </w:rPr>
-        <w:t>Intended score is 3 per matching trait. Bug: score starts at 3 and adds 3 for each match. Give expected and actual results for 0,1,2 matches and repair the cause.</w:t>
-      </w:r>
-    </w:p>
-    <w:p>
-      <w:pPr>
-        <w:pStyle w:val="Heading3"/>
-      </w:pPr>
-      <w:r>
-        <w:t>Explain the mechanism, evidence and one limit.</w:t>
-      </w:r>
-    </w:p>
-    <w:p>
-      <w:r>
-        <w:t>________________________________________________________________</w:t>
-      </w:r>
-    </w:p>
-    <w:p>
-      <w:r>
-        <w:t>________________________________________________________________</w:t>
-      </w:r>
-    </w:p>
-    <w:p>
-      <w:r>
-        <w:t>________________________________________________________________</w:t>
-      </w:r>
-    </w:p>
-    <w:p>
-      <w:r>
-        <w:t>________________________________________________________________</w:t>
-      </w:r>
-    </w:p>
-    <w:p>
-      <w:r>
-        <w:t>________________________________________________________________</w:t>
-      </w:r>
-    </w:p>
-    <w:p>
-      <w:r>
-        <w:t>________________________________________________________________</w:t>
-      </w:r>
-    </w:p>
-    <w:p>
-      <w:r>
-        <w:t>________________________________________________________________</w:t>
-      </w:r>
-    </w:p>
-    <w:p>
-      <w:pPr>
-        <w:pStyle w:val="Heading3"/>
-      </w:pPr>
-      <w:r>
-        <w:t>Use feedback to improve</w:t>
-      </w:r>
-    </w:p>
-    <w:p>
-      <w:pPr>
-        <w:spacing w:line="336" w:lineRule="auto" w:after="180"/>
-      </w:pPr>
-      <w:r>
-        <w:rPr>
-          <w:b w:val="0"/>
-        </w:rPr>
-        <w:t>Attempt the independent case before hints. Record whether you worked alone, used a hint or followed a model. After feedback, fix the first unsupported step and explain why it changed.</w:t>
-      </w:r>
-    </w:p>
-    <w:p>
-      <w:pPr>
-        <w:spacing w:line="336" w:lineRule="auto" w:after="180"/>
-      </w:pPr>
-      <w:r>
-        <w:rPr>
-          <w:b w:val="0"/>
-        </w:rPr>
-        <w:t>A later check uses a changed case, not a copied answer.</w:t>
-      </w:r>
-    </w:p>
-    <w:p>
-      <w:pPr>
-        <w:pStyle w:val="Heading1"/>
-      </w:pPr>
-      <w:r>
-        <w:t>15. Your lesson route</w:t>
-      </w:r>
-    </w:p>
-    <w:p>
-      <w:r>
-        <w:t>Use this map to navigate Debugging Strategies, connect the goals to tasks and keep one evidence record for each attempt.</w:t>
-      </w:r>
-    </w:p>
-    <w:p>
-      <w:pPr>
-        <w:spacing w:line="336" w:lineRule="auto" w:after="180"/>
-      </w:pPr>
-      <w:r>
-        <w:rPr>
-          <w:b w:val="0"/>
-        </w:rPr>
-        <w:t>Start with this question: A fictional shelf function should count books in complete bundles plus loose books.</w:t>
+        <w:t>15. Reference: original lesson checklist</w:t>
+      </w:r>
+    </w:p>
+    <w:p>
+      <w:r>
+        <w:t>Use an additional checklist when it helps inspect your explanation.</w:t>
+      </w:r>
+    </w:p>
+    <w:p>
+      <w:pPr>
+        <w:pStyle w:val="Heading2"/>
+      </w:pPr>
+      <w:r>
+        <w:t>Targets and evidence</w:t>
       </w:r>
     </w:p>
     <w:tbl>
@@ -5918,6 +6453,14 @@
     </w:tbl>
     <w:p>
       <w:pPr>
+        <w:pStyle w:val="Heading2"/>
+      </w:pPr>
+      <w:r>
+        <w:t>Keep your route and first prediction</w:t>
+      </w:r>
+    </w:p>
+    <w:p>
+      <w:pPr>
         <w:spacing w:line="336" w:lineRule="auto" w:after="180"/>
       </w:pPr>
       <w:r>
@@ -5976,15 +6519,10 @@
     </w:p>
     <w:p>
       <w:pPr>
-        <w:pStyle w:val="Heading1"/>
-      </w:pPr>
-      <w:r>
-        <w:t>16. Finish and return</w:t>
-      </w:r>
-    </w:p>
-    <w:p>
-      <w:r>
-        <w:t>Explain Debugging Strategies without notes, identify a remaining question and plan a later check with a changed case.</w:t>
+        <w:pStyle w:val="Heading2"/>
+      </w:pPr>
+      <w:r>
+        <w:t>Earlier wording, alternatives and picture transcripts · reference / check after trying</w:t>
       </w:r>
     </w:p>
     <w:p>
@@ -5995,7 +6533,36 @@
         <w:rPr>
           <w:b w:val="0"/>
         </w:rPr>
-        <w:t>Close your notes. Explain this goal in your own words: Design revealing tests for a function</w:t>
+        <w:t>Start with this question: A fictional shelf function should count books in complete bundles plus loose books.</w:t>
+      </w:r>
+    </w:p>
+    <w:p>
+      <w:pPr>
+        <w:pStyle w:val="Heading1"/>
+      </w:pPr>
+      <w:r>
+        <w:t>17. Extra practice: pictures, repair and feedback</w:t>
+      </w:r>
+    </w:p>
+    <w:p>
+      <w:r>
+        <w:t>Attempt each question before opening its explanation. Use one browser or paper copy.</w:t>
+      </w:r>
+    </w:p>
+    <w:p>
+      <w:pPr>
+        <w:pStyle w:val="Heading2"/>
+      </w:pPr>
+      <w:r>
+        <w:t>First supported question</w:t>
+      </w:r>
+    </w:p>
+    <w:p>
+      <w:pPr>
+        <w:pStyle w:val="ListBullet"/>
+      </w:pPr>
+      <w:r>
+        <w:t>A fictional shelf function should count books in complete bundles plus loose books.</w:t>
       </w:r>
     </w:p>
     <w:p>
@@ -6003,7 +6570,55 @@
         <w:pStyle w:val="Heading3"/>
       </w:pPr>
       <w:r>
-        <w:t>My deciding step, evidence and one remaining question</w:t>
+        <w:t>Practice 1: explain the deciding evidence</w:t>
+      </w:r>
+    </w:p>
+    <w:p>
+      <w:pPr>
+        <w:pStyle w:val="ListBullet"/>
+      </w:pPr>
+      <w:r>
+        <w:t>Which labelled step matches this detail? For (2,0), both return 12; a pass does not locate every bug.</w:t>
+      </w:r>
+    </w:p>
+    <w:p>
+      <w:pPr>
+        <w:pStyle w:val="ListBullet"/>
+      </w:pPr>
+      <w:r>
+        <w:t>1. Zero-bundle test</w:t>
+      </w:r>
+    </w:p>
+    <w:p>
+      <w:pPr>
+        <w:pStyle w:val="ListBullet"/>
+      </w:pPr>
+      <w:r>
+        <w:t>2. Expected normal test</w:t>
+      </w:r>
+    </w:p>
+    <w:p>
+      <w:pPr>
+        <w:pStyle w:val="ListBullet"/>
+      </w:pPr>
+      <w:r>
+        <w:t>3. Faulty trace</w:t>
+      </w:r>
+    </w:p>
+    <w:p>
+      <w:pPr>
+        <w:pStyle w:val="ListBullet"/>
+      </w:pPr>
+      <w:r>
+        <w:t>4. Nonrevealing test</w:t>
+      </w:r>
+    </w:p>
+    <w:p>
+      <w:pPr>
+        <w:pStyle w:val="Heading3"/>
+      </w:pPr>
+      <w:r>
+        <w:t>My selected conclusion, deciding fact and explanation</w:t>
       </w:r>
     </w:p>
     <w:p>
@@ -6029,6 +6644,22 @@
     <w:p>
       <w:r>
         <w:t>________________________________________________________________</w:t>
+      </w:r>
+    </w:p>
+    <w:p>
+      <w:pPr>
+        <w:pStyle w:val="ListBullet"/>
+      </w:pPr>
+      <w:r>
+        <w:t>Hint if needed: Read the steps in the pictorial case. Match the supplied detail to the stage that performs or records it.</w:t>
+      </w:r>
+    </w:p>
+    <w:p>
+      <w:pPr>
+        <w:pStyle w:val="Heading2"/>
+      </w:pPr>
+      <w:r>
+        <w:t>Check the first explanation · reference / check after trying</w:t>
       </w:r>
     </w:p>
     <w:p>
@@ -6039,7 +6670,248 @@
         <w:rPr>
           <w:b w:val="0"/>
         </w:rPr>
-        <w:t xml:space="preserve">If you are unsure, return to the worked picture and explain one arrow. If you are ready, change an </w:t>
+        <w:t xml:space="preserve">After your attempt, compare with the supported explanation: Nonrevealing test For (2,0), both return 12; a pass does not locate every bug. </w:t>
+      </w:r>
+      <w:r>
+        <w:rPr>
+          <w:b/>
+        </w:rPr>
+        <w:t>Test case</w:t>
+      </w:r>
+      <w:r>
+        <w:rPr>
+          <w:b w:val="0"/>
+        </w:rPr>
+        <w:t>s need not all expose the same error.</w:t>
+      </w:r>
+    </w:p>
+    <w:p>
+      <w:pPr>
+        <w:spacing w:line="336" w:lineRule="auto" w:after="180"/>
+      </w:pPr>
+      <w:r>
+        <w:rPr>
+          <w:b w:val="0"/>
+        </w:rPr>
+        <w:t>Here loose books must be added after multiplying bundles. A zero-loose case cannot distinguish the two formulas because multiplying zero loose books changes nothing.</w:t>
+      </w:r>
+    </w:p>
+    <w:p>
+      <w:pPr>
+        <w:spacing w:line="336" w:lineRule="auto" w:after="180"/>
+      </w:pPr>
+      <w:r>
+        <w:rPr>
+          <w:b w:val="0"/>
+        </w:rPr>
+        <w:t xml:space="preserve">Keep expected and actual columns so an observed </w:t>
+      </w:r>
+      <w:r>
+        <w:rPr>
+          <w:b/>
+        </w:rPr>
+        <w:t>output</w:t>
+      </w:r>
+      <w:r>
+        <w:rPr>
+          <w:b w:val="0"/>
+        </w:rPr>
+        <w:t xml:space="preserve"> does not quietly become its own expected answer.</w:t>
+      </w:r>
+    </w:p>
+    <w:p>
+      <w:pPr>
+        <w:pStyle w:val="Heading2"/>
+      </w:pPr>
+      <w:r>
+        <w:t>Changed-case question</w:t>
+      </w:r>
+    </w:p>
+    <w:p>
+      <w:pPr>
+        <w:pStyle w:val="Heading3"/>
+      </w:pPr>
+      <w:r>
+        <w:t>Practice 2: explain the deciding evidence</w:t>
+      </w:r>
+    </w:p>
+    <w:p>
+      <w:pPr>
+        <w:pStyle w:val="ListBullet"/>
+      </w:pPr>
+      <w:r>
+        <w:t>Changed-case practice: Repair the body to bundle_count*6+loose. Which conclusion is supported by the supplied facts?</w:t>
+      </w:r>
+    </w:p>
+    <w:p>
+      <w:pPr>
+        <w:pStyle w:val="ListBullet"/>
+      </w:pPr>
+      <w:r>
+        <w:t>1. We can decide the result without examining the changed input or the procedure.</w:t>
+      </w:r>
+    </w:p>
+    <w:p>
+      <w:pPr>
+        <w:pStyle w:val="ListBullet"/>
+      </w:pPr>
+      <w:r>
+        <w:t>2. Expected results for (2,1),(0,3),(2,0) are 13,3,12.</w:t>
+      </w:r>
+    </w:p>
+    <w:p>
+      <w:pPr>
+        <w:pStyle w:val="ListBullet"/>
+      </w:pPr>
+      <w:r>
+        <w:t>3. This one example guarantees correct results for every future input.</w:t>
+      </w:r>
+    </w:p>
+    <w:p>
+      <w:pPr>
+        <w:pStyle w:val="Heading3"/>
+      </w:pPr>
+      <w:r>
+        <w:t>My selected conclusion, deciding fact and explanation</w:t>
+      </w:r>
+    </w:p>
+    <w:p>
+      <w:r>
+        <w:t>________________________________________________________________</w:t>
+      </w:r>
+    </w:p>
+    <w:p>
+      <w:r>
+        <w:t>________________________________________________________________</w:t>
+      </w:r>
+    </w:p>
+    <w:p>
+      <w:r>
+        <w:t>________________________________________________________________</w:t>
+      </w:r>
+    </w:p>
+    <w:p>
+      <w:r>
+        <w:t>________________________________________________________________</w:t>
+      </w:r>
+    </w:p>
+    <w:p>
+      <w:r>
+        <w:t>________________________________________________________________</w:t>
+      </w:r>
+    </w:p>
+    <w:p>
+      <w:pPr>
+        <w:pStyle w:val="ListBullet"/>
+      </w:pPr>
+      <w:r>
+        <w:t>Hint if needed: Use the changed condition and the deciding step in the pictorial trace. The answer must say what follows from those facts.</w:t>
+      </w:r>
+    </w:p>
+    <w:p>
+      <w:pPr>
+        <w:pStyle w:val="Heading2"/>
+      </w:pPr>
+      <w:r>
+        <w:t>Check the changed case · reference / check after trying</w:t>
+      </w:r>
+    </w:p>
+    <w:p>
+      <w:pPr>
+        <w:spacing w:line="336" w:lineRule="auto" w:after="180"/>
+      </w:pPr>
+      <w:r>
+        <w:rPr>
+          <w:b w:val="0"/>
+        </w:rPr>
+        <w:t>After your attempt, compare with the supported explanation: Expected results for (2,1),(0,3),(2,0) are 13,3,12. Only bundles are groups of six; loose books are counted individually.</w:t>
+      </w:r>
+    </w:p>
+    <w:p>
+      <w:pPr>
+        <w:pStyle w:val="Heading2"/>
+      </w:pPr>
+      <w:r>
+        <w:t>Repair and save your work</w:t>
+      </w:r>
+    </w:p>
+    <w:p>
+      <w:pPr>
+        <w:spacing w:line="336" w:lineRule="auto" w:after="180"/>
+      </w:pPr>
+      <w:r>
+        <w:rPr>
+          <w:b w:val="0"/>
+        </w:rPr>
+        <w:t>Review Loops and Stopping (ai-2/5). Goal: Trace variable values before and after each loop iteration. Short practice: Why is report 0 correct for the original loop, and why is equality-only stopping risky here?.</w:t>
+      </w:r>
+    </w:p>
+    <w:p>
+      <w:pPr>
+        <w:spacing w:line="336" w:lineRule="auto" w:after="180"/>
+      </w:pPr>
+      <w:r>
+        <w:rPr>
+          <w:b w:val="0"/>
+        </w:rPr>
+        <w:t>Return to this week and explain what you changed.</w:t>
+      </w:r>
+    </w:p>
+    <w:p>
+      <w:pPr>
+        <w:spacing w:line="336" w:lineRule="auto" w:after="180"/>
+      </w:pPr>
+      <w:r>
+        <w:rPr>
+          <w:b w:val="0"/>
+        </w:rPr>
+        <w:t xml:space="preserve">Review Branching Logic (ai-2/3). Goal: Trace the selected branch in an if elif else chain. Short practice: Give expected labels for −1,0,10,11 and identify the equality </w:t>
+      </w:r>
+      <w:r>
+        <w:rPr>
+          <w:b/>
+        </w:rPr>
+        <w:t>boundary</w:t>
+      </w:r>
+      <w:r>
+        <w:rPr>
+          <w:b w:val="0"/>
+        </w:rPr>
+        <w:t xml:space="preserve"> for Short..</w:t>
+      </w:r>
+    </w:p>
+    <w:p>
+      <w:pPr>
+        <w:spacing w:line="336" w:lineRule="auto" w:after="180"/>
+      </w:pPr>
+      <w:r>
+        <w:rPr>
+          <w:b w:val="0"/>
+        </w:rPr>
+        <w:t>Return to this week and explain what you changed.</w:t>
+      </w:r>
+    </w:p>
+    <w:p>
+      <w:pPr>
+        <w:spacing w:line="336" w:lineRule="auto" w:after="180"/>
+      </w:pPr>
+      <w:r>
+        <w:rPr>
+          <w:b w:val="0"/>
+        </w:rPr>
+        <w:t xml:space="preserve">The browser lab lets you edit the supported Python examples already included in this lesson. Predict first, run, inspect the actual </w:t>
+      </w:r>
+      <w:r>
+        <w:rPr>
+          <w:b/>
+        </w:rPr>
+        <w:t>output</w:t>
+      </w:r>
+      <w:r>
+        <w:rPr>
+          <w:b w:val="0"/>
+        </w:rPr>
+        <w:t xml:space="preserve"> or error, change one </w:t>
       </w:r>
       <w:r>
         <w:rPr>
@@ -6051,7 +6923,18 @@
         <w:rPr>
           <w:b w:val="0"/>
         </w:rPr>
-        <w:t xml:space="preserve"> or assumption and justify your </w:t>
+        <w:t>, then run again.</w:t>
+      </w:r>
+    </w:p>
+    <w:p>
+      <w:pPr>
+        <w:spacing w:line="336" w:lineRule="auto" w:after="180"/>
+      </w:pPr>
+      <w:r>
+        <w:rPr>
+          <w:b w:val="0"/>
+        </w:rPr>
+        <w:t xml:space="preserve">Keep code, </w:t>
       </w:r>
       <w:r>
         <w:rPr>
@@ -6063,7 +6946,7 @@
         <w:rPr>
           <w:b w:val="0"/>
         </w:rPr>
-        <w:t>.</w:t>
+        <w:t>s, actual results and a reasoned revision together. On paper, label your result as a trace rather than an execution.</w:t>
       </w:r>
     </w:p>
     <w:p>
@@ -6074,7 +6957,7 @@
         <w:rPr>
           <w:b w:val="0"/>
         </w:rPr>
-        <w:t xml:space="preserve">Save your workbook </w:t>
+        <w:t xml:space="preserve">Use Download completed work in the hosted lesson to export your answers, reflections, practice feedback and code-run </w:t>
       </w:r>
       <w:r>
         <w:rPr>
@@ -6086,20 +6969,26 @@
         <w:rPr>
           <w:b w:val="0"/>
         </w:rPr>
-        <w:t>. At the next review, try a different case before opening your old answer.</w:t>
-      </w:r>
-    </w:p>
-    <w:p>
-      <w:pPr>
-        <w:pStyle w:val="Heading1"/>
-      </w:pPr>
-      <w:r>
-        <w:t>17. Supported practice, repair and portfolio</w:t>
-      </w:r>
-    </w:p>
-    <w:p>
-      <w:r>
-        <w:t>Attempt supported questions before using hints or feedback. Review a missing building block, then keep the completed work.</w:t>
+        <w:t>. Open the HTML copy to read or print it.</w:t>
+      </w:r>
+    </w:p>
+    <w:p>
+      <w:pPr>
+        <w:spacing w:line="336" w:lineRule="auto" w:after="180"/>
+      </w:pPr>
+      <w:r>
+        <w:rPr>
+          <w:b w:val="0"/>
+        </w:rPr>
+        <w:t>Drafts stay in this browser when storage is available; clear drafts on a shared device.</w:t>
+      </w:r>
+    </w:p>
+    <w:p>
+      <w:pPr>
+        <w:pStyle w:val="Heading2"/>
+      </w:pPr>
+      <w:r>
+        <w:t>Earlier wording, alternatives and picture transcripts · reference / check after trying</w:t>
       </w:r>
     </w:p>
     <w:p>
@@ -6115,80 +7004,10 @@
     </w:p>
     <w:p>
       <w:pPr>
-        <w:spacing w:line="336" w:lineRule="auto" w:after="180"/>
-      </w:pPr>
-      <w:r>
-        <w:rPr>
-          <w:b w:val="0"/>
-        </w:rPr>
-        <w:t>A fictional shelf function should count books in complete bundles plus loose books.</w:t>
-      </w:r>
-    </w:p>
-    <w:p>
-      <w:pPr>
         <w:pStyle w:val="Heading3"/>
       </w:pPr>
       <w:r>
-        <w:t>Practice 1: explain the deciding evidence</w:t>
-      </w:r>
-    </w:p>
-    <w:p>
-      <w:pPr>
-        <w:spacing w:line="336" w:lineRule="auto" w:after="180"/>
-      </w:pPr>
-      <w:r>
-        <w:rPr>
-          <w:b w:val="0"/>
-        </w:rPr>
-        <w:t>Which labelled step matches this detail? For (2,0), both return 12; a pass does not locate every bug.</w:t>
-      </w:r>
-    </w:p>
-    <w:p>
-      <w:pPr>
-        <w:spacing w:line="336" w:lineRule="auto" w:after="180"/>
-        <w:shd w:fill="F4F9FC"/>
-      </w:pPr>
-      <w:r>
-        <w:rPr>
-          <w:b w:val="0"/>
-        </w:rPr>
-        <w:t>1. Zero-bundle test</w:t>
-      </w:r>
-    </w:p>
-    <w:p>
-      <w:pPr>
-        <w:spacing w:line="336" w:lineRule="auto" w:after="180"/>
-        <w:shd w:fill="F4F9FC"/>
-      </w:pPr>
-      <w:r>
-        <w:rPr>
-          <w:b w:val="0"/>
-        </w:rPr>
-        <w:t>2. Expected normal test</w:t>
-      </w:r>
-    </w:p>
-    <w:p>
-      <w:pPr>
-        <w:spacing w:line="336" w:lineRule="auto" w:after="180"/>
-        <w:shd w:fill="F4F9FC"/>
-      </w:pPr>
-      <w:r>
-        <w:rPr>
-          <w:b w:val="0"/>
-        </w:rPr>
-        <w:t>3. Faulty trace</w:t>
-      </w:r>
-    </w:p>
-    <w:p>
-      <w:pPr>
-        <w:spacing w:line="336" w:lineRule="auto" w:after="180"/>
-        <w:shd w:fill="F4F9FC"/>
-      </w:pPr>
-      <w:r>
-        <w:rPr>
-          <w:b w:val="0"/>
-        </w:rPr>
-        <w:t>4. Nonrevealing test</w:t>
+        <w:t>Repair a missing building block</w:t>
       </w:r>
     </w:p>
     <w:p>
@@ -6196,32 +7015,7 @@
         <w:pStyle w:val="Heading3"/>
       </w:pPr>
       <w:r>
-        <w:t>My selected conclusion, deciding fact and explanation</w:t>
-      </w:r>
-    </w:p>
-    <w:p>
-      <w:r>
-        <w:t>________________________________________________________________</w:t>
-      </w:r>
-    </w:p>
-    <w:p>
-      <w:r>
-        <w:t>________________________________________________________________</w:t>
-      </w:r>
-    </w:p>
-    <w:p>
-      <w:r>
-        <w:t>________________________________________________________________</w:t>
-      </w:r>
-    </w:p>
-    <w:p>
-      <w:r>
-        <w:t>________________________________________________________________</w:t>
-      </w:r>
-    </w:p>
-    <w:p>
-      <w:r>
-        <w:t>________________________________________________________________</w:t>
+        <w:t>Predict, run and debug</w:t>
       </w:r>
     </w:p>
     <w:p>
@@ -6229,438 +7023,25 @@
         <w:pStyle w:val="Heading3"/>
       </w:pPr>
       <w:r>
-        <w:t>Hint · try first</w:t>
-      </w:r>
-    </w:p>
-    <w:p>
-      <w:pPr>
-        <w:spacing w:line="336" w:lineRule="auto" w:after="180"/>
-        <w:shd w:fill="F1F6F8"/>
-      </w:pPr>
-      <w:r>
-        <w:rPr>
-          <w:b w:val="0"/>
-        </w:rPr>
-        <w:t>Hint if needed: Read the steps in the pictorial case. Match the supplied detail to the stage that performs or records it.</w:t>
-      </w:r>
-    </w:p>
-    <w:p>
-      <w:pPr>
-        <w:pStyle w:val="Heading3"/>
-      </w:pPr>
-      <w:r>
-        <w:t>Feedback · compare after trying</w:t>
-      </w:r>
-    </w:p>
-    <w:p>
-      <w:pPr>
-        <w:spacing w:line="336" w:lineRule="auto" w:after="180"/>
-        <w:shd w:fill="F1F6FC"/>
-      </w:pPr>
-      <w:r>
-        <w:rPr>
-          <w:b w:val="0"/>
-        </w:rPr>
-        <w:t xml:space="preserve">After your attempt, compare with the supported explanation: Nonrevealing test For (2,0), both return 12; a pass does not locate every bug. </w:t>
-      </w:r>
-      <w:r>
-        <w:rPr>
-          <w:b/>
-        </w:rPr>
-        <w:t>Test case</w:t>
-      </w:r>
-      <w:r>
-        <w:rPr>
-          <w:b w:val="0"/>
-        </w:rPr>
-        <w:t>s need not all expose the same error.</w:t>
-      </w:r>
-    </w:p>
-    <w:p>
-      <w:pPr>
-        <w:spacing w:line="336" w:lineRule="auto" w:after="180"/>
-        <w:shd w:fill="F1F6FC"/>
-      </w:pPr>
-      <w:r>
-        <w:rPr>
-          <w:b w:val="0"/>
-        </w:rPr>
-        <w:t>Here loose books must be added after multiplying bundles. A zero-loose case cannot distinguish the two formulas because multiplying zero loose books changes nothing.</w:t>
-      </w:r>
-    </w:p>
-    <w:p>
-      <w:pPr>
-        <w:spacing w:line="336" w:lineRule="auto" w:after="180"/>
-        <w:shd w:fill="F1F6FC"/>
-      </w:pPr>
-      <w:r>
-        <w:rPr>
-          <w:b w:val="0"/>
-        </w:rPr>
-        <w:t xml:space="preserve">Keep expected and actual columns so an observed </w:t>
-      </w:r>
-      <w:r>
-        <w:rPr>
-          <w:b/>
-        </w:rPr>
-        <w:t>output</w:t>
-      </w:r>
-      <w:r>
-        <w:rPr>
-          <w:b w:val="0"/>
-        </w:rPr>
-        <w:t xml:space="preserve"> does not quietly become its own expected answer.</w:t>
-      </w:r>
-    </w:p>
-    <w:p>
-      <w:pPr>
-        <w:pStyle w:val="Heading3"/>
-      </w:pPr>
-      <w:r>
-        <w:t>Practice 2: explain the deciding evidence</w:t>
-      </w:r>
-    </w:p>
-    <w:p>
-      <w:pPr>
-        <w:pStyle w:val="Heading3"/>
-      </w:pPr>
-      <w:r>
-        <w:t>Changed case · predict first</w:t>
-      </w:r>
-    </w:p>
-    <w:p>
-      <w:pPr>
-        <w:spacing w:line="336" w:lineRule="auto" w:after="180"/>
-        <w:shd w:fill="F5F1FB"/>
-      </w:pPr>
-      <w:r>
-        <w:rPr>
-          <w:b w:val="0"/>
-        </w:rPr>
-        <w:t>Changed-case practice: Repair the body to bundle_count*6+loose. Which conclusion is supported by the supplied facts?</w:t>
-      </w:r>
-    </w:p>
-    <w:p>
-      <w:pPr>
-        <w:spacing w:line="336" w:lineRule="auto" w:after="180"/>
-        <w:shd w:fill="F4F9FC"/>
-      </w:pPr>
-      <w:r>
-        <w:rPr>
-          <w:b w:val="0"/>
-        </w:rPr>
-        <w:t xml:space="preserve">1. We can decide the result without examining the changed </w:t>
-      </w:r>
-      <w:r>
-        <w:rPr>
-          <w:b/>
-        </w:rPr>
-        <w:t>input</w:t>
-      </w:r>
-      <w:r>
-        <w:rPr>
-          <w:b w:val="0"/>
-        </w:rPr>
-        <w:t xml:space="preserve"> or the procedure.</w:t>
-      </w:r>
-    </w:p>
-    <w:p>
-      <w:pPr>
-        <w:spacing w:line="336" w:lineRule="auto" w:after="180"/>
-        <w:shd w:fill="F4F9FC"/>
-      </w:pPr>
-      <w:r>
-        <w:rPr>
-          <w:b w:val="0"/>
-        </w:rPr>
-        <w:t>2. Expected results for (2,1),(0,3),(2,0) are 13,3,12.</w:t>
-      </w:r>
-    </w:p>
-    <w:p>
-      <w:pPr>
-        <w:spacing w:line="336" w:lineRule="auto" w:after="180"/>
-        <w:shd w:fill="F4F9FC"/>
-      </w:pPr>
-      <w:r>
-        <w:rPr>
-          <w:b w:val="0"/>
-        </w:rPr>
-        <w:t xml:space="preserve">3. This one example guarantees correct results for every future </w:t>
-      </w:r>
-      <w:r>
-        <w:rPr>
-          <w:b/>
-        </w:rPr>
-        <w:t>input</w:t>
-      </w:r>
-      <w:r>
-        <w:rPr>
-          <w:b w:val="0"/>
-        </w:rPr>
-        <w:t>.</w:t>
-      </w:r>
-    </w:p>
-    <w:p>
-      <w:pPr>
-        <w:pStyle w:val="Heading3"/>
-      </w:pPr>
-      <w:r>
-        <w:t>My selected conclusion, deciding fact and explanation</w:t>
-      </w:r>
-    </w:p>
-    <w:p>
-      <w:r>
-        <w:t>________________________________________________________________</w:t>
-      </w:r>
-    </w:p>
-    <w:p>
-      <w:r>
-        <w:t>________________________________________________________________</w:t>
-      </w:r>
-    </w:p>
-    <w:p>
-      <w:r>
-        <w:t>________________________________________________________________</w:t>
-      </w:r>
-    </w:p>
-    <w:p>
-      <w:r>
-        <w:t>________________________________________________________________</w:t>
-      </w:r>
-    </w:p>
-    <w:p>
-      <w:r>
-        <w:t>________________________________________________________________</w:t>
-      </w:r>
-    </w:p>
-    <w:p>
-      <w:pPr>
-        <w:pStyle w:val="Heading3"/>
-      </w:pPr>
-      <w:r>
-        <w:t>Hint · try first</w:t>
-      </w:r>
-    </w:p>
-    <w:p>
-      <w:pPr>
-        <w:spacing w:line="336" w:lineRule="auto" w:after="180"/>
-        <w:shd w:fill="F1F6F8"/>
-      </w:pPr>
-      <w:r>
-        <w:rPr>
-          <w:b w:val="0"/>
-        </w:rPr>
-        <w:t>Hint if needed: Use the changed condition and the deciding step in the pictorial trace. The answer must say what follows from those facts.</w:t>
-      </w:r>
-    </w:p>
-    <w:p>
-      <w:pPr>
-        <w:pStyle w:val="Heading3"/>
-      </w:pPr>
-      <w:r>
-        <w:t>Feedback · compare after trying</w:t>
-      </w:r>
-    </w:p>
-    <w:p>
-      <w:pPr>
-        <w:spacing w:line="336" w:lineRule="auto" w:after="180"/>
-        <w:shd w:fill="F1F6FC"/>
-      </w:pPr>
-      <w:r>
-        <w:rPr>
-          <w:b w:val="0"/>
-        </w:rPr>
-        <w:t>After your attempt, compare with the supported explanation: Expected results for (2,1),(0,3),(2,0) are 13,3,12. Only bundles are groups of six; loose books are counted individually.</w:t>
-      </w:r>
-    </w:p>
-    <w:p>
-      <w:pPr>
-        <w:pStyle w:val="Heading3"/>
-      </w:pPr>
-      <w:r>
-        <w:t>Repair a missing building block</w:t>
-      </w:r>
-    </w:p>
-    <w:p>
-      <w:pPr>
-        <w:spacing w:line="336" w:lineRule="auto" w:after="180"/>
-      </w:pPr>
-      <w:r>
-        <w:rPr>
-          <w:b w:val="0"/>
-        </w:rPr>
-        <w:t>Review Loops and Stopping (ai-2/5). Goal: Trace variable values before and after each loop iteration. Short practice: Why is report 0 correct for the original loop, and why is equality-only stopping risky here?.</w:t>
-      </w:r>
-    </w:p>
-    <w:p>
-      <w:pPr>
-        <w:spacing w:line="336" w:lineRule="auto" w:after="180"/>
-      </w:pPr>
-      <w:r>
-        <w:rPr>
-          <w:b w:val="0"/>
-        </w:rPr>
-        <w:t>Return to this week and explain what you changed.</w:t>
-      </w:r>
-    </w:p>
-    <w:p>
-      <w:pPr>
-        <w:spacing w:line="336" w:lineRule="auto" w:after="180"/>
-      </w:pPr>
-      <w:r>
-        <w:rPr>
-          <w:b w:val="0"/>
-        </w:rPr>
-        <w:t xml:space="preserve">Review Branching Logic (ai-2/3). Goal: Trace the selected branch in an if elif else chain. Short practice: Give expected labels for −1,0,10,11 and identify the equality </w:t>
-      </w:r>
-      <w:r>
-        <w:rPr>
-          <w:b/>
-        </w:rPr>
-        <w:t>boundary</w:t>
-      </w:r>
-      <w:r>
-        <w:rPr>
-          <w:b w:val="0"/>
-        </w:rPr>
-        <w:t xml:space="preserve"> for Short..</w:t>
-      </w:r>
-    </w:p>
-    <w:p>
-      <w:pPr>
-        <w:spacing w:line="336" w:lineRule="auto" w:after="180"/>
-      </w:pPr>
-      <w:r>
-        <w:rPr>
-          <w:b w:val="0"/>
-        </w:rPr>
-        <w:t>Return to this week and explain what you changed.</w:t>
-      </w:r>
-    </w:p>
-    <w:p>
-      <w:pPr>
-        <w:pStyle w:val="Heading3"/>
-      </w:pPr>
-      <w:r>
-        <w:t>Predict, run and debug</w:t>
-      </w:r>
-    </w:p>
-    <w:p>
-      <w:pPr>
-        <w:spacing w:line="336" w:lineRule="auto" w:after="180"/>
-      </w:pPr>
-      <w:r>
-        <w:rPr>
-          <w:b w:val="0"/>
-        </w:rPr>
-        <w:t xml:space="preserve">The browser lab lets you edit the supported Python examples already included in this lesson. Predict first, run, inspect the actual </w:t>
-      </w:r>
-      <w:r>
-        <w:rPr>
-          <w:b/>
-        </w:rPr>
-        <w:t>output</w:t>
-      </w:r>
-      <w:r>
-        <w:rPr>
-          <w:b w:val="0"/>
-        </w:rPr>
-        <w:t xml:space="preserve"> or error, change one </w:t>
-      </w:r>
-      <w:r>
-        <w:rPr>
-          <w:b/>
-        </w:rPr>
-        <w:t>input</w:t>
-      </w:r>
-      <w:r>
-        <w:rPr>
-          <w:b w:val="0"/>
-        </w:rPr>
-        <w:t>, then run again.</w:t>
-      </w:r>
-    </w:p>
-    <w:p>
-      <w:pPr>
-        <w:spacing w:line="336" w:lineRule="auto" w:after="180"/>
-      </w:pPr>
-      <w:r>
-        <w:rPr>
-          <w:b w:val="0"/>
-        </w:rPr>
-        <w:t xml:space="preserve">Keep code, </w:t>
-      </w:r>
-      <w:r>
-        <w:rPr>
-          <w:b/>
-        </w:rPr>
-        <w:t>prediction</w:t>
-      </w:r>
-      <w:r>
-        <w:rPr>
-          <w:b w:val="0"/>
-        </w:rPr>
-        <w:t>s, actual results and a reasoned revision together. On paper, label your result as a trace rather than an execution.</w:t>
-      </w:r>
-    </w:p>
-    <w:p>
-      <w:pPr>
-        <w:pStyle w:val="Heading3"/>
-      </w:pPr>
-      <w:r>
         <w:t>Keep your completed work</w:t>
       </w:r>
     </w:p>
     <w:p>
       <w:pPr>
-        <w:spacing w:line="336" w:lineRule="auto" w:after="180"/>
-      </w:pPr>
-      <w:r>
-        <w:rPr>
-          <w:b w:val="0"/>
-        </w:rPr>
-        <w:t xml:space="preserve">Use Download completed work in the hosted lesson to export your answers, reflections, practice feedback and code-run </w:t>
-      </w:r>
-      <w:r>
-        <w:rPr>
-          <w:b/>
-        </w:rPr>
-        <w:t>evidence</w:t>
-      </w:r>
-      <w:r>
-        <w:rPr>
-          <w:b w:val="0"/>
-        </w:rPr>
-        <w:t>. Open the HTML copy to read or print it.</w:t>
-      </w:r>
-    </w:p>
-    <w:p>
-      <w:pPr>
-        <w:spacing w:line="336" w:lineRule="auto" w:after="180"/>
-      </w:pPr>
-      <w:r>
-        <w:rPr>
-          <w:b w:val="0"/>
-        </w:rPr>
-        <w:t>Drafts stay in this browser when storage is available; clear drafts on a shared device.</w:t>
-      </w:r>
-    </w:p>
-    <w:p>
-      <w:pPr>
         <w:pStyle w:val="Heading1"/>
       </w:pPr>
       <w:r>
-        <w:t>18. Visual concept journey</w:t>
-      </w:r>
-    </w:p>
-    <w:p>
-      <w:r>
-        <w:t>Explain each Debugging Strategies graphic using its labels, deciding evidence and relevant limitation.</w:t>
-      </w:r>
-    </w:p>
-    <w:p>
-      <w:pPr>
-        <w:pStyle w:val="Heading3"/>
+        <w:t>18. Reference: the six-picture journey</w:t>
+      </w:r>
+    </w:p>
+    <w:p>
+      <w:r>
+        <w:t>Revisit the picture that serves the current question; key diagrams already sit beside the main explanation.</w:t>
+      </w:r>
+    </w:p>
+    <w:p>
+      <w:pPr>
+        <w:pStyle w:val="Heading2"/>
       </w:pPr>
       <w:r>
         <w:t>01. Debugging Strategies: the case</w:t>
@@ -6671,7 +7052,7 @@
         <w:drawing>
           <wp:inline xmlns:a="http://schemas.openxmlformats.org/drawingml/2006/main" xmlns:pic="http://schemas.openxmlformats.org/drawingml/2006/picture">
             <wp:extent cx="5486400" cy="2840736"/>
-            <wp:docPr id="23" name="Picture 23" descr="A fictional shelf function should count books in complete bundles plus loose books. Supplied facts: Correct definition: shelf(bundle_count,loose) returns bundle_count*6+loose. Faulty copied body returns (bundle_count+loose)*6. Predict tests before running."/>
+            <wp:docPr id="30" name="Picture 30" descr="A fictional shelf function should count books in complete bundles plus loose books. Supplied facts: Correct definition: shelf(bundle_count,loose) returns bundle_count*6+loose. Faulty copied body returns (bundle_count+loose)*6. Predict tests before running."/>
             <wp:cNvGraphicFramePr>
               <a:graphicFrameLocks noChangeAspect="1"/>
             </wp:cNvGraphicFramePr>
@@ -6683,7 +7064,7 @@
                     <pic:cNvPicPr/>
                   </pic:nvPicPr>
                   <pic:blipFill>
-                    <a:blip r:embed="rId30"/>
+                    <a:blip r:embed="rId33"/>
                     <a:stretch>
                       <a:fillRect/>
                     </a:stretch>
@@ -6727,7 +7108,6 @@
     <w:p>
       <w:pPr>
         <w:spacing w:line="336" w:lineRule="auto" w:after="180"/>
-        <w:shd w:fill="F5F1FB"/>
       </w:pPr>
       <w:r>
         <w:rPr>
@@ -6738,7 +7118,7 @@
     </w:p>
     <w:p>
       <w:pPr>
-        <w:pStyle w:val="Heading3"/>
+        <w:pStyle w:val="Heading2"/>
       </w:pPr>
       <w:r>
         <w:t>02. Follow the deciding steps</w:t>
@@ -6749,7 +7129,7 @@
         <w:drawing>
           <wp:inline xmlns:a="http://schemas.openxmlformats.org/drawingml/2006/main" xmlns:pic="http://schemas.openxmlformats.org/drawingml/2006/picture">
             <wp:extent cx="5486400" cy="4005072"/>
-            <wp:docPr id="24" name="Picture 24" descr="Expected normal test: For (2,1), correct result is 2×6+1=13. → Faulty trace: Copied code gives (2+1)×6=18. → Zero-bundle test: For (0,3), correct 3; copied code 18. → Nonrevealing test: For (2,0), both return 12; a pass does not locate every bug."/>
+            <wp:docPr id="31" name="Picture 31" descr="Expected normal test: For (2,1), correct result is 2×6+1=13. → Faulty trace: Copied code gives (2+1)×6=18. → Zero-bundle test: For (0,3), correct 3; copied code 18. → Nonrevealing test: For (2,0), both return 12; a pass does not locate every bug."/>
             <wp:cNvGraphicFramePr>
               <a:graphicFrameLocks noChangeAspect="1"/>
             </wp:cNvGraphicFramePr>
@@ -6761,7 +7141,7 @@
                     <pic:cNvPicPr/>
                   </pic:nvPicPr>
                   <pic:blipFill>
-                    <a:blip r:embed="rId31"/>
+                    <a:blip r:embed="rId18"/>
                     <a:stretch>
                       <a:fillRect/>
                     </a:stretch>
@@ -6794,7 +7174,6 @@
     <w:p>
       <w:pPr>
         <w:spacing w:line="336" w:lineRule="auto" w:after="180"/>
-        <w:shd w:fill="F5F1FB"/>
       </w:pPr>
       <w:r>
         <w:rPr>
@@ -6817,7 +7196,7 @@
     </w:p>
     <w:p>
       <w:pPr>
-        <w:pStyle w:val="Heading3"/>
+        <w:pStyle w:val="Heading2"/>
       </w:pPr>
       <w:r>
         <w:t>03. Expected outputs versus a specific bug</w:t>
@@ -6828,7 +7207,7 @@
         <w:drawing>
           <wp:inline xmlns:a="http://schemas.openxmlformats.org/drawingml/2006/main" xmlns:pic="http://schemas.openxmlformats.org/drawingml/2006/picture">
             <wp:extent cx="5486400" cy="3617976"/>
-            <wp:docPr id="25" name="Picture 25" descr="Expected outputs versus a specific bug. Test 1: Bundles = 2, Loose = 1, Correct = 13, Faulty = 18. Test 2: Bundles = 0, Loose = 3, Correct = 3, Faulty = 18. Test 3: Bundles = 2, Loose = 0, Correct = 12, Faulty = 12."/>
+            <wp:docPr id="32" name="Picture 32" descr="Expected outputs versus a specific bug. Test 1: Bundles = 2, Loose = 1, Correct = 13, Faulty = 18. Test 2: Bundles = 0, Loose = 3, Correct = 3, Faulty = 18. Test 3: Bundles = 2, Loose = 0, Correct = 12, Faulty = 12."/>
             <wp:cNvGraphicFramePr>
               <a:graphicFrameLocks noChangeAspect="1"/>
             </wp:cNvGraphicFramePr>
@@ -6840,7 +7219,7 @@
                     <pic:cNvPicPr/>
                   </pic:nvPicPr>
                   <pic:blipFill>
-                    <a:blip r:embed="rId32"/>
+                    <a:blip r:embed="rId17"/>
                     <a:stretch>
                       <a:fillRect/>
                     </a:stretch>
@@ -6885,7 +7264,6 @@
     <w:p>
       <w:pPr>
         <w:spacing w:line="336" w:lineRule="auto" w:after="180"/>
-        <w:shd w:fill="F5F1FB"/>
       </w:pPr>
       <w:r>
         <w:rPr>
@@ -6896,7 +7274,7 @@
     </w:p>
     <w:p>
       <w:pPr>
-        <w:pStyle w:val="Heading3"/>
+        <w:pStyle w:val="Heading2"/>
       </w:pPr>
       <w:r>
         <w:t>04. Change one thing. Trace what follows.</w:t>
@@ -6907,7 +7285,7 @@
         <w:drawing>
           <wp:inline xmlns:a="http://schemas.openxmlformats.org/drawingml/2006/main" xmlns:pic="http://schemas.openxmlformats.org/drawingml/2006/picture">
             <wp:extent cx="5486400" cy="3026664"/>
-            <wp:docPr id="26" name="Picture 26" descr="Original case: For (2,0), both return 12; a pass does not locate every bug. Changed condition: Repair the body to bundle_count*6+loose. Expected result: Expected results for (2,1),(0,3),(2,0) are 13,3,12. Reason: Only bundles are groups of six; loose books are counted individually."/>
+            <wp:docPr id="33" name="Picture 33" descr="Original case: For (2,0), both return 12; a pass does not locate every bug. Changed condition: Repair the body to bundle_count*6+loose. Expected result: Expected results for (2,1),(0,3),(2,0) are 13,3,12. Reason: Only bundles are groups of six; loose books are counted individually."/>
             <wp:cNvGraphicFramePr>
               <a:graphicFrameLocks noChangeAspect="1"/>
             </wp:cNvGraphicFramePr>
@@ -6919,7 +7297,7 @@
                     <pic:cNvPicPr/>
                   </pic:nvPicPr>
                   <pic:blipFill>
-                    <a:blip r:embed="rId33"/>
+                    <a:blip r:embed="rId19"/>
                     <a:stretch>
                       <a:fillRect/>
                     </a:stretch>
@@ -6963,7 +7341,6 @@
     <w:p>
       <w:pPr>
         <w:spacing w:line="336" w:lineRule="auto" w:after="180"/>
-        <w:shd w:fill="F5F1FB"/>
       </w:pPr>
       <w:r>
         <w:rPr>
@@ -6974,7 +7351,7 @@
     </w:p>
     <w:p>
       <w:pPr>
-        <w:pStyle w:val="Heading3"/>
+        <w:pStyle w:val="Heading2"/>
       </w:pPr>
       <w:r>
         <w:t>05. Connect the explanation to its limit</w:t>
@@ -6985,7 +7362,7 @@
         <w:drawing>
           <wp:inline xmlns:a="http://schemas.openxmlformats.org/drawingml/2006/main" xmlns:pic="http://schemas.openxmlformats.org/drawingml/2006/picture">
             <wp:extent cx="5486400" cy="2834640"/>
-            <wp:docPr id="27" name="Picture 27" descr="Test cases need not all expose the same error. Here loose books must be added after multiplying bundles. A zero-loose case cannot distinguish the two formulas because multiplying zero loose books changes nothing. Keep expected and actual columns so an observed output does not quietly become its own expected answer. Limit: These three tests check a specified formula and bug; they do not prove correct handling of every type or invalid request."/>
+            <wp:docPr id="34" name="Picture 34" descr="Test cases need not all expose the same error. Here loose books must be added after multiplying bundles. A zero-loose case cannot distinguish the two formulas because multiplying zero loose books changes nothing. Keep expected and actual columns so an observed output does not quietly become its own expected answer. Limit: These three tests check a specified formula and bug; they do not prove correct handling of every type or invalid request."/>
             <wp:cNvGraphicFramePr>
               <a:graphicFrameLocks noChangeAspect="1"/>
             </wp:cNvGraphicFramePr>
@@ -7070,7 +7447,6 @@
     <w:p>
       <w:pPr>
         <w:spacing w:line="336" w:lineRule="auto" w:after="180"/>
-        <w:shd w:fill="F5F1FB"/>
       </w:pPr>
       <w:r>
         <w:rPr>
@@ -7081,7 +7457,7 @@
     </w:p>
     <w:p>
       <w:pPr>
-        <w:pStyle w:val="Heading3"/>
+        <w:pStyle w:val="Heading2"/>
       </w:pPr>
       <w:r>
         <w:t>06. Make the idea visible in your project</w:t>
@@ -7092,7 +7468,7 @@
         <w:drawing>
           <wp:inline xmlns:a="http://schemas.openxmlformats.org/drawingml/2006/main" xmlns:pic="http://schemas.openxmlformats.org/drawingml/2006/picture">
             <wp:extent cx="5486400" cy="3380232"/>
-            <wp:docPr id="28" name="Picture 28" descr="Test the recommender’s helper functions with normal, zero and boundary inputs before debugging the whole application. Draw your input, deciding step, result and limit. Supported question: Which test most directly isolates the handling of loose books, and what should it produce?"/>
+            <wp:docPr id="35" name="Picture 35" descr="Test the recommender’s helper functions with normal, zero and boundary inputs before debugging the whole application. Draw your input, deciding step, result and limit. Supported question: Which test most directly isolates the handling of loose books, and what should it produce?"/>
             <wp:cNvGraphicFramePr>
               <a:graphicFrameLocks noChangeAspect="1"/>
             </wp:cNvGraphicFramePr>
@@ -7196,7 +7572,6 @@
     <w:p>
       <w:pPr>
         <w:spacing w:line="336" w:lineRule="auto" w:after="180"/>
-        <w:shd w:fill="F5F1FB"/>
       </w:pPr>
       <w:r>
         <w:rPr>
@@ -7215,6 +7590,62 @@
           <w:b w:val="0"/>
         </w:rPr>
         <w:t>.</w:t>
+      </w:r>
+    </w:p>
+    <w:p>
+      <w:pPr>
+        <w:pStyle w:val="Heading2"/>
+      </w:pPr>
+      <w:r>
+        <w:t>Earlier wording, alternatives and picture transcripts · reference / check after trying</w:t>
+      </w:r>
+    </w:p>
+    <w:p>
+      <w:pPr>
+        <w:pStyle w:val="Heading3"/>
+      </w:pPr>
+      <w:r>
+        <w:t>01. Debugging Strategies: the case</w:t>
+      </w:r>
+    </w:p>
+    <w:p>
+      <w:pPr>
+        <w:pStyle w:val="Heading3"/>
+      </w:pPr>
+      <w:r>
+        <w:t>02. Follow the deciding steps</w:t>
+      </w:r>
+    </w:p>
+    <w:p>
+      <w:pPr>
+        <w:pStyle w:val="Heading3"/>
+      </w:pPr>
+      <w:r>
+        <w:t>03. Expected outputs versus a specific bug</w:t>
+      </w:r>
+    </w:p>
+    <w:p>
+      <w:pPr>
+        <w:pStyle w:val="Heading3"/>
+      </w:pPr>
+      <w:r>
+        <w:t>04. Change one thing. Trace what follows.</w:t>
+      </w:r>
+    </w:p>
+    <w:p>
+      <w:pPr>
+        <w:pStyle w:val="Heading3"/>
+      </w:pPr>
+      <w:r>
+        <w:t>05. Connect the explanation to its limit</w:t>
+      </w:r>
+    </w:p>
+    <w:p>
+      <w:pPr>
+        <w:pStyle w:val="Heading3"/>
+      </w:pPr>
+      <w:r>
+        <w:t>06. Make the idea visible in your project</w:t>
       </w:r>
     </w:p>
     <w:sectPr>
